--- a/docs/关于子宫复旧治疗项目质疑的回复函.docx
+++ b/docs/关于子宫复旧治疗项目质疑的回复函.docx
@@ -10,7 +10,7 @@
         <w:rPr>
           <w:color w:val="1A477A"/>
         </w:rPr>
-        <w:t>关于子宫复旧居家康复治疗项目相关质疑的回复函</w:t>
+        <w:t>关于子宫复旧居家康复治疗项目质疑的正式回复函</w:t>
       </w:r>
     </w:p>
     <w:p>
@@ -54,13 +54,252 @@
       </w:r>
     </w:p>
     <w:p>
+      <w:pPr>
+        <w:spacing w:before="120"/>
+      </w:pPr>
+    </w:p>
+    <w:p>
+      <w:pPr>
+        <w:spacing w:after="120"/>
+      </w:pPr>
+    </w:p>
+    <w:p>
+      <w:pPr>
+        <w:pStyle w:val="Heading2"/>
+      </w:pPr>
+      <w:r>
+        <w:rPr>
+          <w:color w:val="1A477A"/>
+        </w:rPr>
+        <w:t>一、事件基本情况</w:t>
+      </w:r>
+    </w:p>
+    <w:p>
       <w:r>
         <w:rPr>
           <w:rFonts w:ascii="SimSun" w:hAnsi="SimSun" w:eastAsia="SimSun"/>
           <w:b w:val="0"/>
           <w:sz w:val="22"/>
         </w:rPr>
-        <w:t>事由： 关于子宫复旧居家康复治疗项目合法性及收费合理性的说明与回复</w:t>
+        <w:t>[患者姓名]于[日期]在[医院名称]就诊，于人工流产术后，由主治医生根据临床诊疗规范推荐了子宫复旧居家康复治疗项目。该项目由患者家属（患者配偶）通过医院指定线上渠道完成购买。</w:t>
+      </w:r>
+    </w:p>
+    <w:p>
+      <w:r>
+        <w:rPr>
+          <w:rFonts w:ascii="SimSun" w:hAnsi="SimSun" w:eastAsia="SimSun"/>
+          <w:b w:val="0"/>
+          <w:sz w:val="22"/>
+        </w:rPr>
+        <w:t>购买后，患者方面提出以下三项质疑：</w:t>
+      </w:r>
+    </w:p>
+    <w:tbl>
+      <w:tblPr>
+        <w:tblStyle w:val="TableGrid"/>
+        <w:tblW w:type="auto" w:w="0"/>
+        <w:tblLook w:firstColumn="1" w:firstRow="1" w:lastColumn="0" w:lastRow="0" w:noHBand="0" w:noVBand="1" w:val="04A0"/>
+      </w:tblPr>
+      <w:tblGrid>
+        <w:gridCol w:w="2882"/>
+        <w:gridCol w:w="2882"/>
+        <w:gridCol w:w="2882"/>
+      </w:tblGrid>
+      <w:tr>
+        <w:tc>
+          <w:tcPr>
+            <w:tcW w:type="dxa" w:w="2882"/>
+            <w:shd w:fill="2B579A"/>
+          </w:tcPr>
+          <w:p>
+            <w:r>
+              <w:rPr>
+                <w:rFonts w:ascii="SimSun" w:hAnsi="SimSun" w:eastAsia="SimSun"/>
+                <w:b/>
+                <w:color w:val="FFFFFF"/>
+                <w:sz w:val="19"/>
+              </w:rPr>
+              <w:t>序号</w:t>
+            </w:r>
+          </w:p>
+        </w:tc>
+        <w:tc>
+          <w:tcPr>
+            <w:tcW w:type="dxa" w:w="2882"/>
+            <w:shd w:fill="2B579A"/>
+          </w:tcPr>
+          <w:p>
+            <w:r>
+              <w:rPr>
+                <w:rFonts w:ascii="SimSun" w:hAnsi="SimSun" w:eastAsia="SimSun"/>
+                <w:b/>
+                <w:color w:val="FFFFFF"/>
+                <w:sz w:val="19"/>
+              </w:rPr>
+              <w:t>质疑事项</w:t>
+            </w:r>
+          </w:p>
+        </w:tc>
+        <w:tc>
+          <w:tcPr>
+            <w:tcW w:type="dxa" w:w="2882"/>
+            <w:shd w:fill="2B579A"/>
+          </w:tcPr>
+          <w:p>
+            <w:r>
+              <w:rPr>
+                <w:rFonts w:ascii="SimSun" w:hAnsi="SimSun" w:eastAsia="SimSun"/>
+                <w:b/>
+                <w:color w:val="FFFFFF"/>
+                <w:sz w:val="19"/>
+              </w:rPr>
+              <w:t>核心诉求</w:t>
+            </w:r>
+          </w:p>
+        </w:tc>
+      </w:tr>
+      <w:tr>
+        <w:tc>
+          <w:tcPr>
+            <w:tcW w:type="dxa" w:w="2882"/>
+          </w:tcPr>
+          <w:p>
+            <w:r>
+              <w:rPr>
+                <w:rFonts w:ascii="SimSun" w:hAnsi="SimSun" w:eastAsia="SimSun"/>
+                <w:sz w:val="19"/>
+              </w:rPr>
+              <w:t>1</w:t>
+            </w:r>
+          </w:p>
+        </w:tc>
+        <w:tc>
+          <w:tcPr>
+            <w:tcW w:type="dxa" w:w="2882"/>
+          </w:tcPr>
+          <w:p>
+            <w:r>
+              <w:rPr>
+                <w:rFonts w:ascii="SimSun" w:hAnsi="SimSun" w:eastAsia="SimSun"/>
+                <w:sz w:val="19"/>
+              </w:rPr>
+              <w:t>**欺诈**</w:t>
+            </w:r>
+          </w:p>
+        </w:tc>
+        <w:tc>
+          <w:tcPr>
+            <w:tcW w:type="dxa" w:w="2882"/>
+          </w:tcPr>
+          <w:p>
+            <w:r>
+              <w:rPr>
+                <w:rFonts w:ascii="SimSun" w:hAnsi="SimSun" w:eastAsia="SimSun"/>
+                <w:sz w:val="19"/>
+              </w:rPr>
+              <w:t>认为医院/圆爱康虚假宣传，欺诈消费者</w:t>
+            </w:r>
+          </w:p>
+        </w:tc>
+      </w:tr>
+      <w:tr>
+        <w:tc>
+          <w:tcPr>
+            <w:tcW w:type="dxa" w:w="2882"/>
+          </w:tcPr>
+          <w:p>
+            <w:r>
+              <w:rPr>
+                <w:rFonts w:ascii="SimSun" w:hAnsi="SimSun" w:eastAsia="SimSun"/>
+                <w:sz w:val="19"/>
+              </w:rPr>
+              <w:t>2</w:t>
+            </w:r>
+          </w:p>
+        </w:tc>
+        <w:tc>
+          <w:tcPr>
+            <w:tcW w:type="dxa" w:w="2882"/>
+          </w:tcPr>
+          <w:p>
+            <w:r>
+              <w:rPr>
+                <w:rFonts w:ascii="SimSun" w:hAnsi="SimSun" w:eastAsia="SimSun"/>
+                <w:sz w:val="19"/>
+              </w:rPr>
+              <w:t>**产品超范围**</w:t>
+            </w:r>
+          </w:p>
+        </w:tc>
+        <w:tc>
+          <w:tcPr>
+            <w:tcW w:type="dxa" w:w="2882"/>
+          </w:tcPr>
+          <w:p>
+            <w:r>
+              <w:rPr>
+                <w:rFonts w:ascii="SimSun" w:hAnsi="SimSun" w:eastAsia="SimSun"/>
+                <w:sz w:val="19"/>
+              </w:rPr>
+              <w:t>认为居家康复产品不具备子宫复旧治疗能力</w:t>
+            </w:r>
+          </w:p>
+        </w:tc>
+      </w:tr>
+      <w:tr>
+        <w:tc>
+          <w:tcPr>
+            <w:tcW w:type="dxa" w:w="2882"/>
+          </w:tcPr>
+          <w:p>
+            <w:r>
+              <w:rPr>
+                <w:rFonts w:ascii="SimSun" w:hAnsi="SimSun" w:eastAsia="SimSun"/>
+                <w:sz w:val="19"/>
+              </w:rPr>
+              <w:t>3</w:t>
+            </w:r>
+          </w:p>
+        </w:tc>
+        <w:tc>
+          <w:tcPr>
+            <w:tcW w:type="dxa" w:w="2882"/>
+          </w:tcPr>
+          <w:p>
+            <w:r>
+              <w:rPr>
+                <w:rFonts w:ascii="SimSun" w:hAnsi="SimSun" w:eastAsia="SimSun"/>
+                <w:sz w:val="19"/>
+              </w:rPr>
+              <w:t>**第三方收款违规**</w:t>
+            </w:r>
+          </w:p>
+        </w:tc>
+        <w:tc>
+          <w:tcPr>
+            <w:tcW w:type="dxa" w:w="2882"/>
+          </w:tcPr>
+          <w:p>
+            <w:r>
+              <w:rPr>
+                <w:rFonts w:ascii="SimSun" w:hAnsi="SimSun" w:eastAsia="SimSun"/>
+                <w:sz w:val="19"/>
+              </w:rPr>
+              <w:t>认为钱交给第三方（圆爱康）而非医院，质疑合规性</w:t>
+            </w:r>
+          </w:p>
+        </w:tc>
+      </w:tr>
+    </w:tbl>
+    <w:p/>
+    <w:p>
+      <w:r>
+        <w:rPr>
+          <w:rFonts w:ascii="SimSun" w:hAnsi="SimSun" w:eastAsia="SimSun"/>
+          <w:b w:val="0"/>
+          <w:sz w:val="22"/>
+        </w:rPr>
+        <w:t>本院及广州圆爱康生物科技有限公司就以上三项质疑，逐条作出正式回复如下。</w:t>
       </w:r>
     </w:p>
     <w:p>
@@ -81,7 +320,18 @@
         <w:rPr>
           <w:color w:val="1A477A"/>
         </w:rPr>
-        <w:t>一、事件基本情况说明</w:t>
+        <w:t>二、关于"欺诈"问题</w:t>
+      </w:r>
+    </w:p>
+    <w:p>
+      <w:pPr>
+        <w:pStyle w:val="Heading3"/>
+      </w:pPr>
+      <w:r>
+        <w:rPr>
+          <w:color w:val="1A477A"/>
+        </w:rPr>
+        <w:t>2.1 欺诈的法律定义</w:t>
       </w:r>
     </w:p>
     <w:p>
@@ -91,46 +341,7 @@
           <w:b w:val="0"/>
           <w:sz w:val="22"/>
         </w:rPr>
-        <w:t>[患者姓名]于2026年7月前后在[医院名称]就诊，于人工流产术后，由主治医生根据临床诊疗规范推荐了子宫复旧居家康复治疗项目。该项目由[患者姓名]的家属通过医院指定渠道完成线上支付购买。项目包含：</w:t>
-      </w:r>
-    </w:p>
-    <w:p>
-      <w:pPr>
-        <w:pStyle w:val="ListBullet"/>
-        <w:ind w:left="850"/>
-      </w:pPr>
-      <w:r>
-        <w:rPr>
-          <w:rFonts w:ascii="SimSun" w:hAnsi="SimSun" w:eastAsia="SimSun"/>
-          <w:sz w:val="21"/>
-        </w:rPr>
-        <w:t>生物反馈电刺激治疗仪居家使用</w:t>
-      </w:r>
-    </w:p>
-    <w:p>
-      <w:pPr>
-        <w:pStyle w:val="ListBullet"/>
-        <w:ind w:left="850"/>
-      </w:pPr>
-      <w:r>
-        <w:rPr>
-          <w:rFonts w:ascii="SimSun" w:hAnsi="SimSun" w:eastAsia="SimSun"/>
-          <w:sz w:val="21"/>
-        </w:rPr>
-        <w:t>远程六师共管康复指导服务</w:t>
-      </w:r>
-    </w:p>
-    <w:p>
-      <w:pPr>
-        <w:pStyle w:val="ListBullet"/>
-        <w:ind w:left="850"/>
-      </w:pPr>
-      <w:r>
-        <w:rPr>
-          <w:rFonts w:ascii="SimSun" w:hAnsi="SimSun" w:eastAsia="SimSun"/>
-          <w:sz w:val="21"/>
-        </w:rPr>
-        <w:t>康复数据跟踪与管理</w:t>
+        <w:t>根据《中华人民共和国消费者权益保护法》第五十五条及《中华人民共和国民法典》第一百四十八条，"欺诈"的构成要件包括：</w:t>
       </w:r>
     </w:p>
     <w:p>
@@ -140,7 +351,7 @@
           <w:b w:val="0"/>
           <w:sz w:val="22"/>
         </w:rPr>
-        <w:t>购买后，[患者姓名]方面以以下理由提出质疑，并要求"假一赔三"：</w:t>
+        <w:t>1. 行为人主观上有欺诈故意</w:t>
       </w:r>
     </w:p>
     <w:p>
@@ -150,7 +361,7 @@
           <w:b w:val="0"/>
           <w:sz w:val="22"/>
         </w:rPr>
-        <w:t>1. 认为自己在不清醒状态下购买了该项目</w:t>
+        <w:t>2. 行为人客观上实施了虚假陈述或隐瞒真相的行为</w:t>
       </w:r>
     </w:p>
     <w:p>
@@ -160,7 +371,7 @@
           <w:b w:val="0"/>
           <w:sz w:val="22"/>
         </w:rPr>
-        <w:t>2. 认为产品注册证上未列明"子宫复旧"，属于超范围治疗/虚假宣传</w:t>
+        <w:t>3. 相对方因该行为陷入错误认识并作出不真实的意思表示</w:t>
       </w:r>
     </w:p>
     <w:p>
@@ -170,7 +381,18 @@
           <w:b w:val="0"/>
           <w:sz w:val="22"/>
         </w:rPr>
-        <w:t>3. 认为该项目效果存疑</w:t>
+        <w:t>三个要件缺一不可。</w:t>
+      </w:r>
+    </w:p>
+    <w:p>
+      <w:pPr>
+        <w:pStyle w:val="Heading3"/>
+      </w:pPr>
+      <w:r>
+        <w:rPr>
+          <w:color w:val="1A477A"/>
+        </w:rPr>
+        <w:t>2.2 本案不存在欺诈</w:t>
       </w:r>
     </w:p>
     <w:p>
@@ -180,7 +402,267 @@
           <w:b w:val="0"/>
           <w:sz w:val="22"/>
         </w:rPr>
-        <w:t>本院及广州圆爱康生物科技有限公司就以上三点质疑，特作出如下正式回复。</w:t>
+        <w:t>逐一分析本案事实：</w:t>
+      </w:r>
+    </w:p>
+    <w:tbl>
+      <w:tblPr>
+        <w:tblStyle w:val="TableGrid"/>
+        <w:tblW w:type="auto" w:w="0"/>
+        <w:tblLook w:firstColumn="1" w:firstRow="1" w:lastColumn="0" w:lastRow="0" w:noHBand="0" w:noVBand="1" w:val="04A0"/>
+      </w:tblPr>
+      <w:tblGrid>
+        <w:gridCol w:w="2882"/>
+        <w:gridCol w:w="2882"/>
+        <w:gridCol w:w="2882"/>
+      </w:tblGrid>
+      <w:tr>
+        <w:tc>
+          <w:tcPr>
+            <w:tcW w:type="dxa" w:w="2882"/>
+            <w:shd w:fill="2B579A"/>
+          </w:tcPr>
+          <w:p>
+            <w:r>
+              <w:rPr>
+                <w:rFonts w:ascii="SimSun" w:hAnsi="SimSun" w:eastAsia="SimSun"/>
+                <w:b/>
+                <w:color w:val="FFFFFF"/>
+                <w:sz w:val="19"/>
+              </w:rPr>
+              <w:t>要件</w:t>
+            </w:r>
+          </w:p>
+        </w:tc>
+        <w:tc>
+          <w:tcPr>
+            <w:tcW w:type="dxa" w:w="2882"/>
+            <w:shd w:fill="2B579A"/>
+          </w:tcPr>
+          <w:p>
+            <w:r>
+              <w:rPr>
+                <w:rFonts w:ascii="SimSun" w:hAnsi="SimSun" w:eastAsia="SimSun"/>
+                <w:b/>
+                <w:color w:val="FFFFFF"/>
+                <w:sz w:val="19"/>
+              </w:rPr>
+              <w:t>事实</w:t>
+            </w:r>
+          </w:p>
+        </w:tc>
+        <w:tc>
+          <w:tcPr>
+            <w:tcW w:type="dxa" w:w="2882"/>
+            <w:shd w:fill="2B579A"/>
+          </w:tcPr>
+          <w:p>
+            <w:r>
+              <w:rPr>
+                <w:rFonts w:ascii="SimSun" w:hAnsi="SimSun" w:eastAsia="SimSun"/>
+                <w:b/>
+                <w:color w:val="FFFFFF"/>
+                <w:sz w:val="19"/>
+              </w:rPr>
+              <w:t>认定</w:t>
+            </w:r>
+          </w:p>
+        </w:tc>
+      </w:tr>
+      <w:tr>
+        <w:tc>
+          <w:tcPr>
+            <w:tcW w:type="dxa" w:w="2882"/>
+          </w:tcPr>
+          <w:p>
+            <w:r>
+              <w:rPr>
+                <w:rFonts w:ascii="SimSun" w:hAnsi="SimSun" w:eastAsia="SimSun"/>
+                <w:sz w:val="19"/>
+              </w:rPr>
+              <w:t>主观故意</w:t>
+            </w:r>
+          </w:p>
+        </w:tc>
+        <w:tc>
+          <w:tcPr>
+            <w:tcW w:type="dxa" w:w="2882"/>
+          </w:tcPr>
+          <w:p>
+            <w:r>
+              <w:rPr>
+                <w:rFonts w:ascii="SimSun" w:hAnsi="SimSun" w:eastAsia="SimSun"/>
+                <w:sz w:val="19"/>
+              </w:rPr>
+              <w:t>产品是合法二类医疗器械，治疗基于临床诊疗规范，医院/圆爱康无任何欺骗意图</w:t>
+            </w:r>
+          </w:p>
+        </w:tc>
+        <w:tc>
+          <w:tcPr>
+            <w:tcW w:type="dxa" w:w="2882"/>
+          </w:tcPr>
+          <w:p>
+            <w:r>
+              <w:rPr>
+                <w:rFonts w:ascii="SimSun" w:hAnsi="SimSun" w:eastAsia="SimSun"/>
+                <w:sz w:val="19"/>
+              </w:rPr>
+              <w:t>❌ 不存在</w:t>
+            </w:r>
+          </w:p>
+        </w:tc>
+      </w:tr>
+      <w:tr>
+        <w:tc>
+          <w:tcPr>
+            <w:tcW w:type="dxa" w:w="2882"/>
+          </w:tcPr>
+          <w:p>
+            <w:r>
+              <w:rPr>
+                <w:rFonts w:ascii="SimSun" w:hAnsi="SimSun" w:eastAsia="SimSun"/>
+                <w:sz w:val="19"/>
+              </w:rPr>
+              <w:t>客观虚假</w:t>
+            </w:r>
+          </w:p>
+        </w:tc>
+        <w:tc>
+          <w:tcPr>
+            <w:tcW w:type="dxa" w:w="2882"/>
+          </w:tcPr>
+          <w:p>
+            <w:r>
+              <w:rPr>
+                <w:rFonts w:ascii="SimSun" w:hAnsi="SimSun" w:eastAsia="SimSun"/>
+                <w:sz w:val="19"/>
+              </w:rPr>
+              <w:t>① 产品合法注册（粤械注准20222090876）② 子宫复旧在适用范围内（见附件说明函）③ 服务真实存在（设备已交付、服务已就绪）</w:t>
+            </w:r>
+          </w:p>
+        </w:tc>
+        <w:tc>
+          <w:tcPr>
+            <w:tcW w:type="dxa" w:w="2882"/>
+          </w:tcPr>
+          <w:p>
+            <w:r>
+              <w:rPr>
+                <w:rFonts w:ascii="SimSun" w:hAnsi="SimSun" w:eastAsia="SimSun"/>
+                <w:sz w:val="19"/>
+              </w:rPr>
+              <w:t>❌ 不存在</w:t>
+            </w:r>
+          </w:p>
+        </w:tc>
+      </w:tr>
+      <w:tr>
+        <w:tc>
+          <w:tcPr>
+            <w:tcW w:type="dxa" w:w="2882"/>
+          </w:tcPr>
+          <w:p>
+            <w:r>
+              <w:rPr>
+                <w:rFonts w:ascii="SimSun" w:hAnsi="SimSun" w:eastAsia="SimSun"/>
+                <w:sz w:val="19"/>
+              </w:rPr>
+              <w:t>对方错误认识</w:t>
+            </w:r>
+          </w:p>
+        </w:tc>
+        <w:tc>
+          <w:tcPr>
+            <w:tcW w:type="dxa" w:w="2882"/>
+          </w:tcPr>
+          <w:p>
+            <w:r>
+              <w:rPr>
+                <w:rFonts w:ascii="SimSun" w:hAnsi="SimSun" w:eastAsia="SimSun"/>
+                <w:sz w:val="19"/>
+              </w:rPr>
+              <w:t>患者家属在充分了解项目内容后自愿完成支付，不存在被欺骗导致误解的情形</w:t>
+            </w:r>
+          </w:p>
+        </w:tc>
+        <w:tc>
+          <w:tcPr>
+            <w:tcW w:type="dxa" w:w="2882"/>
+          </w:tcPr>
+          <w:p>
+            <w:r>
+              <w:rPr>
+                <w:rFonts w:ascii="SimSun" w:hAnsi="SimSun" w:eastAsia="SimSun"/>
+                <w:sz w:val="19"/>
+              </w:rPr>
+              <w:t>❌ 不存在</w:t>
+            </w:r>
+          </w:p>
+        </w:tc>
+      </w:tr>
+    </w:tbl>
+    <w:p/>
+    <w:p>
+      <w:r>
+        <w:rPr>
+          <w:rFonts w:ascii="SimSun" w:hAnsi="SimSun" w:eastAsia="SimSun"/>
+          <w:b w:val="0"/>
+          <w:sz w:val="22"/>
+        </w:rPr>
+        <w:t>结论：欺诈不成立。</w:t>
+      </w:r>
+    </w:p>
+    <w:p>
+      <w:pPr>
+        <w:pStyle w:val="Heading3"/>
+      </w:pPr>
+      <w:r>
+        <w:rPr>
+          <w:color w:val="1A477A"/>
+        </w:rPr>
+        <w:t>2.3 关于"假一赔三"诉求</w:t>
+      </w:r>
+    </w:p>
+    <w:p>
+      <w:r>
+        <w:rPr>
+          <w:rFonts w:ascii="SimSun" w:hAnsi="SimSun" w:eastAsia="SimSun"/>
+          <w:b w:val="0"/>
+          <w:sz w:val="22"/>
+        </w:rPr>
+        <w:t>《消费者权益保护法》第五十五条规定的"退一赔三"，适用前提是经营者存在欺诈行为。本案中产品合法、治疗合规、服务真实，不存在任何欺诈情节，该诉求没有法律依据。</w:t>
+      </w:r>
+    </w:p>
+    <w:p>
+      <w:pPr>
+        <w:pStyle w:val="Heading3"/>
+      </w:pPr>
+      <w:r>
+        <w:rPr>
+          <w:color w:val="1A477A"/>
+        </w:rPr>
+        <w:t>2.4 关于退款的处理</w:t>
+      </w:r>
+    </w:p>
+    <w:p>
+      <w:r>
+        <w:rPr>
+          <w:rFonts w:ascii="SimSun" w:hAnsi="SimSun" w:eastAsia="SimSun"/>
+          <w:b w:val="0"/>
+          <w:sz w:val="22"/>
+        </w:rPr>
+        <w:t>本院已于2026年7月10日前完成全额退款。</w:t>
+      </w:r>
+    </w:p>
+    <w:p>
+      <w:r>
+        <w:rPr>
+          <w:rFonts w:ascii="SimSun" w:hAnsi="SimSun" w:eastAsia="SimSun"/>
+          <w:b w:val="0"/>
+          <w:sz w:val="22"/>
+        </w:rPr>
+        <w:t>退款≠承认欺诈。 退款是基于对患者的人文关怀和息诉止争的良好意愿，不代表认可"欺诈"的指控。在法律上，当事人在无义务情况下主动退款，不构成对过错的自认。</w:t>
       </w:r>
     </w:p>
     <w:p>
@@ -201,7 +683,7 @@
         <w:rPr>
           <w:color w:val="1A477A"/>
         </w:rPr>
-        <w:t>二、关于"不清醒状态下购买"的问题</w:t>
+        <w:t>三、关于"产品超范围治疗"问题</w:t>
       </w:r>
     </w:p>
     <w:p>
@@ -212,223 +694,7 @@
         <w:rPr>
           <w:color w:val="1A477A"/>
         </w:rPr>
-        <w:t>2.1 购买流程的客观事实</w:t>
-      </w:r>
-    </w:p>
-    <w:p>
-      <w:r>
-        <w:rPr>
-          <w:rFonts w:ascii="SimSun" w:hAnsi="SimSun" w:eastAsia="SimSun"/>
-          <w:b w:val="0"/>
-          <w:sz w:val="22"/>
-        </w:rPr>
-        <w:t>经核查，该项目购买的完整流程如下：</w:t>
-      </w:r>
-    </w:p>
-    <w:p>
-      <w:pPr>
-        <w:pStyle w:val="ListBullet"/>
-        <w:ind w:left="850"/>
-      </w:pPr>
-      <w:r>
-        <w:rPr>
-          <w:rFonts w:ascii="SimSun" w:hAnsi="SimSun" w:eastAsia="SimSun"/>
-          <w:sz w:val="21"/>
-        </w:rPr>
-        <w:t>推荐环节：主治医生在术后宣教环节，向患者及家属说明子宫复旧的必要性和居家康复方案，此为常规医疗告知行为</w:t>
-      </w:r>
-    </w:p>
-    <w:p>
-      <w:pPr>
-        <w:pStyle w:val="ListBullet"/>
-        <w:ind w:left="850"/>
-      </w:pPr>
-      <w:r>
-        <w:rPr>
-          <w:rFonts w:ascii="SimSun" w:hAnsi="SimSun" w:eastAsia="SimSun"/>
-          <w:sz w:val="21"/>
-        </w:rPr>
-        <w:t>决策环节：患者家属（患者配偶）通过手机端完成项目了解和比对</w:t>
-      </w:r>
-    </w:p>
-    <w:p>
-      <w:pPr>
-        <w:pStyle w:val="ListBullet"/>
-        <w:ind w:left="850"/>
-      </w:pPr>
-      <w:r>
-        <w:rPr>
-          <w:rFonts w:ascii="SimSun" w:hAnsi="SimSun" w:eastAsia="SimSun"/>
-          <w:sz w:val="21"/>
-        </w:rPr>
-        <w:t>支付环节：患者家属自愿、主动地在线上完成支付操作</w:t>
-      </w:r>
-    </w:p>
-    <w:p>
-      <w:r>
-        <w:rPr>
-          <w:rFonts w:ascii="SimSun" w:hAnsi="SimSun" w:eastAsia="SimSun"/>
-          <w:b w:val="0"/>
-          <w:sz w:val="22"/>
-        </w:rPr>
-        <w:t>关键事实： 支付行为由患者家属（成年人、完全民事行为能力人） 在其本人手机上完成。整个过程中不存在任何强迫、诱导、欺骗或乘人之危的情形。</w:t>
-      </w:r>
-    </w:p>
-    <w:p>
-      <w:pPr>
-        <w:pStyle w:val="Heading3"/>
-      </w:pPr>
-      <w:r>
-        <w:rPr>
-          <w:color w:val="1A477A"/>
-        </w:rPr>
-        <w:t>2.2 法律上的判断</w:t>
-      </w:r>
-    </w:p>
-    <w:p>
-      <w:r>
-        <w:rPr>
-          <w:rFonts w:ascii="SimSun" w:hAnsi="SimSun" w:eastAsia="SimSun"/>
-          <w:b w:val="0"/>
-          <w:sz w:val="22"/>
-        </w:rPr>
-        <w:t>根据《中华人民共和国民法典》第一百四十三条，民事法律行为有效的条件包括：</w:t>
-      </w:r>
-    </w:p>
-    <w:p>
-      <w:r>
-        <w:rPr>
-          <w:rFonts w:ascii="SimSun" w:hAnsi="SimSun" w:eastAsia="SimSun"/>
-          <w:b w:val="0"/>
-          <w:sz w:val="22"/>
-        </w:rPr>
-        <w:t>1. 行为人具有相应的民事行为能力 ✓（患者家属为成年人）</w:t>
-      </w:r>
-    </w:p>
-    <w:p>
-      <w:r>
-        <w:rPr>
-          <w:rFonts w:ascii="SimSun" w:hAnsi="SimSun" w:eastAsia="SimSun"/>
-          <w:b w:val="0"/>
-          <w:sz w:val="22"/>
-        </w:rPr>
-        <w:t>2. 意思表示真实 ✓（自愿点击支付）</w:t>
-      </w:r>
-    </w:p>
-    <w:p>
-      <w:r>
-        <w:rPr>
-          <w:rFonts w:ascii="SimSun" w:hAnsi="SimSun" w:eastAsia="SimSun"/>
-          <w:b w:val="0"/>
-          <w:sz w:val="22"/>
-        </w:rPr>
-        <w:t>3. 不违反法律、行政法规的强制性规定，不违背公序良俗 ✓</w:t>
-      </w:r>
-    </w:p>
-    <w:p>
-      <w:r>
-        <w:rPr>
-          <w:rFonts w:ascii="SimSun" w:hAnsi="SimSun" w:eastAsia="SimSun"/>
-          <w:b w:val="0"/>
-          <w:sz w:val="22"/>
-        </w:rPr>
-        <w:t>该购买行为不存在法定无效或可撤销的情形。</w:t>
-      </w:r>
-    </w:p>
-    <w:p>
-      <w:pPr>
-        <w:pStyle w:val="Heading3"/>
-      </w:pPr>
-      <w:r>
-        <w:rPr>
-          <w:color w:val="1A477A"/>
-        </w:rPr>
-        <w:t>2.3 关于退款的处理</w:t>
-      </w:r>
-    </w:p>
-    <w:p>
-      <w:r>
-        <w:rPr>
-          <w:rFonts w:ascii="SimSun" w:hAnsi="SimSun" w:eastAsia="SimSun"/>
-          <w:b w:val="0"/>
-          <w:sz w:val="22"/>
-        </w:rPr>
-        <w:t>尽管从法律层面该购买行为合法有效，但出于人道主义关怀和客户满意度考虑，本院已于2026年7月10日前完成全额退款处理。退款并不意味着承认产品或服务存在问题，而是体现医疗机构对患者的人文关怀和负责任态度。</w:t>
-      </w:r>
-    </w:p>
-    <w:p>
-      <w:r>
-        <w:rPr>
-          <w:rFonts w:ascii="SimSun" w:hAnsi="SimSun" w:eastAsia="SimSun"/>
-          <w:b w:val="0"/>
-          <w:sz w:val="22"/>
-        </w:rPr>
-        <w:t>退款 ≠ 认同虚假宣传指控。 愿意退款和不承认虚假，两者可以共存。</w:t>
-      </w:r>
-    </w:p>
-    <w:p>
-      <w:pPr>
-        <w:spacing w:before="120"/>
-      </w:pPr>
-    </w:p>
-    <w:p>
-      <w:pPr>
-        <w:spacing w:after="120"/>
-      </w:pPr>
-    </w:p>
-    <w:p>
-      <w:pPr>
-        <w:pStyle w:val="Heading2"/>
-      </w:pPr>
-      <w:r>
-        <w:rPr>
-          <w:color w:val="1A477A"/>
-        </w:rPr>
-        <w:t>三、关于"产品超范围治疗/虚假宣传"的问题</w:t>
-      </w:r>
-    </w:p>
-    <w:p>
-      <w:pPr>
-        <w:pStyle w:val="Heading3"/>
-      </w:pPr>
-      <w:r>
-        <w:rPr>
-          <w:color w:val="1A477A"/>
-        </w:rPr>
-        <w:t>3.1 注册证适用范围的法律解读</w:t>
-      </w:r>
-    </w:p>
-    <w:p>
-      <w:r>
-        <w:rPr>
-          <w:rFonts w:ascii="SimSun" w:hAnsi="SimSun" w:eastAsia="SimSun"/>
-          <w:b w:val="0"/>
-          <w:sz w:val="22"/>
-        </w:rPr>
-        <w:t>我司产品（生物反馈电刺激治疗仪，注册证编号：粤械注准20222090876）经广东省药品监督管理局审批，适用范围为：</w:t>
-      </w:r>
-    </w:p>
-    <w:p>
-      <w:pPr>
-        <w:ind w:left="283"/>
-      </w:pPr>
-      <w:r>
-        <w:rPr>
-          <w:i/>
-          <w:color w:val="555555"/>
-          <w:sz w:val="20"/>
-        </w:rPr>
-        <w:t>**"对患者的体表肌电信号进行采集、分析和反馈训练，可以对患者的肌肉施加电刺激来恢复患者的肌肉功能障碍。"**</w:t>
-      </w:r>
-    </w:p>
-    <w:p>
-      <w:r>
-        <w:rPr>
-          <w:rFonts w:ascii="SimSun" w:hAnsi="SimSun" w:eastAsia="SimSun"/>
-          <w:b w:val="0"/>
-          <w:sz w:val="22"/>
-        </w:rPr>
-        <w:t>从医学和法律角度分析：</w:t>
+        <w:t>3.1 产品的注册信息</w:t>
       </w:r>
     </w:p>
     <w:tbl>
@@ -455,7 +721,7 @@
                 <w:color w:val="FFFFFF"/>
                 <w:sz w:val="19"/>
               </w:rPr>
-              <w:t>质疑</w:t>
+              <w:t>项目</w:t>
             </w:r>
           </w:p>
         </w:tc>
@@ -472,7 +738,7 @@
                 <w:color w:val="FFFFFF"/>
                 <w:sz w:val="19"/>
               </w:rPr>
-              <w:t>回应</w:t>
+              <w:t>内容</w:t>
             </w:r>
           </w:p>
         </w:tc>
@@ -488,7 +754,7 @@
                 <w:rFonts w:ascii="SimSun" w:hAnsi="SimSun" w:eastAsia="SimSun"/>
                 <w:sz w:val="19"/>
               </w:rPr>
-              <w:t>"注册证没写子宫复旧"</w:t>
+              <w:t>产品名称</w:t>
             </w:r>
           </w:p>
         </w:tc>
@@ -502,7 +768,7 @@
                 <w:rFonts w:ascii="SimSun" w:hAnsi="SimSun" w:eastAsia="SimSun"/>
                 <w:sz w:val="19"/>
               </w:rPr>
-              <w:t>子宫是**平滑肌器官**，子宫复旧是**促进子宫平滑肌收缩恢复**的医疗行为，完全属于"恢复患者的肌肉功能障碍"的范畴</w:t>
+              <w:t>生物反馈电刺激治疗仪</w:t>
             </w:r>
           </w:p>
         </w:tc>
@@ -518,7 +784,7 @@
                 <w:rFonts w:ascii="SimSun" w:hAnsi="SimSun" w:eastAsia="SimSun"/>
                 <w:sz w:val="19"/>
               </w:rPr>
-              <w:t>"超范围治疗"</w:t>
+              <w:t>注册证编号</w:t>
             </w:r>
           </w:p>
         </w:tc>
@@ -532,7 +798,7 @@
                 <w:rFonts w:ascii="SimSun" w:hAnsi="SimSun" w:eastAsia="SimSun"/>
                 <w:sz w:val="19"/>
               </w:rPr>
-              <w:t>注册证写的是**功能大类**（肌肉功能障碍），不是逐一列举病种。子宫复旧是该大类下的一种具体临床场景</w:t>
+              <w:t>粤械注准20222090876</w:t>
             </w:r>
           </w:p>
         </w:tc>
@@ -548,7 +814,7 @@
                 <w:rFonts w:ascii="SimSun" w:hAnsi="SimSun" w:eastAsia="SimSun"/>
                 <w:sz w:val="19"/>
               </w:rPr>
-              <w:t>"为何其他同类产品写得更详细"</w:t>
+              <w:t>注册人</w:t>
             </w:r>
           </w:p>
         </w:tc>
@@ -562,7 +828,97 @@
                 <w:rFonts w:ascii="SimSun" w:hAnsi="SimSun" w:eastAsia="SimSun"/>
                 <w:sz w:val="19"/>
               </w:rPr>
-              <w:t>不同省份药监局、不同年份的审评惯例不同，写法差异**不等于治疗能力差异**</w:t>
+              <w:t>广州圆医生物科技有限公司</w:t>
+            </w:r>
+          </w:p>
+        </w:tc>
+      </w:tr>
+      <w:tr>
+        <w:tc>
+          <w:tcPr>
+            <w:tcW w:type="dxa" w:w="4323"/>
+          </w:tcPr>
+          <w:p>
+            <w:r>
+              <w:rPr>
+                <w:rFonts w:ascii="SimSun" w:hAnsi="SimSun" w:eastAsia="SimSun"/>
+                <w:sz w:val="19"/>
+              </w:rPr>
+              <w:t>审批机关</w:t>
+            </w:r>
+          </w:p>
+        </w:tc>
+        <w:tc>
+          <w:tcPr>
+            <w:tcW w:type="dxa" w:w="4323"/>
+          </w:tcPr>
+          <w:p>
+            <w:r>
+              <w:rPr>
+                <w:rFonts w:ascii="SimSun" w:hAnsi="SimSun" w:eastAsia="SimSun"/>
+                <w:sz w:val="19"/>
+              </w:rPr>
+              <w:t>广东省药品监督管理局</w:t>
+            </w:r>
+          </w:p>
+        </w:tc>
+      </w:tr>
+      <w:tr>
+        <w:tc>
+          <w:tcPr>
+            <w:tcW w:type="dxa" w:w="4323"/>
+          </w:tcPr>
+          <w:p>
+            <w:r>
+              <w:rPr>
+                <w:rFonts w:ascii="SimSun" w:hAnsi="SimSun" w:eastAsia="SimSun"/>
+                <w:sz w:val="19"/>
+              </w:rPr>
+              <w:t>批准日期</w:t>
+            </w:r>
+          </w:p>
+        </w:tc>
+        <w:tc>
+          <w:tcPr>
+            <w:tcW w:type="dxa" w:w="4323"/>
+          </w:tcPr>
+          <w:p>
+            <w:r>
+              <w:rPr>
+                <w:rFonts w:ascii="SimSun" w:hAnsi="SimSun" w:eastAsia="SimSun"/>
+                <w:sz w:val="19"/>
+              </w:rPr>
+              <w:t>2022年7月6日</w:t>
+            </w:r>
+          </w:p>
+        </w:tc>
+      </w:tr>
+      <w:tr>
+        <w:tc>
+          <w:tcPr>
+            <w:tcW w:type="dxa" w:w="4323"/>
+          </w:tcPr>
+          <w:p>
+            <w:r>
+              <w:rPr>
+                <w:rFonts w:ascii="SimSun" w:hAnsi="SimSun" w:eastAsia="SimSun"/>
+                <w:sz w:val="19"/>
+              </w:rPr>
+              <w:t>适用范围</w:t>
+            </w:r>
+          </w:p>
+        </w:tc>
+        <w:tc>
+          <w:tcPr>
+            <w:tcW w:type="dxa" w:w="4323"/>
+          </w:tcPr>
+          <w:p>
+            <w:r>
+              <w:rPr>
+                <w:rFonts w:ascii="SimSun" w:hAnsi="SimSun" w:eastAsia="SimSun"/>
+                <w:sz w:val="19"/>
+              </w:rPr>
+              <w:t>"对患者的体表肌电信号进行采集、分析和反馈训练，可以对患者的肌肉施加电刺激来恢复患者的肌肉功能障碍。"</w:t>
             </w:r>
           </w:p>
         </w:tc>
@@ -576,7 +932,7 @@
           <w:b w:val="0"/>
           <w:sz w:val="22"/>
         </w:rPr>
-        <w:t>详细的注册证适用范围论证，请参阅附件《关于生物刺激反馈仪可用于子宫复旧治疗的说明函》。</w:t>
+        <w:t>该注册证为国家药监局审批的合法二类医疗器械注册证，目前处于有效期内。</w:t>
       </w:r>
     </w:p>
     <w:p>
@@ -587,7 +943,7 @@
         <w:rPr>
           <w:color w:val="1A477A"/>
         </w:rPr>
-        <w:t>3.2 不存在"假一赔三"的法律依据</w:t>
+        <w:t>3.2 子宫复旧在适用范围之内</w:t>
       </w:r>
     </w:p>
     <w:p>
@@ -597,17 +953,7 @@
           <w:b w:val="0"/>
           <w:sz w:val="22"/>
         </w:rPr>
-        <w:t>"假一赔三"适用的法律依据是《中华人民共和国消费者权益保护法》第五十五条——经营者提供商品或者服务有欺诈行为的。</w:t>
-      </w:r>
-    </w:p>
-    <w:p>
-      <w:r>
-        <w:rPr>
-          <w:rFonts w:ascii="SimSun" w:hAnsi="SimSun" w:eastAsia="SimSun"/>
-          <w:b w:val="0"/>
-          <w:sz w:val="22"/>
-        </w:rPr>
-        <w:t>本案中：</w:t>
+        <w:t>从生理学和治疗学角度：</w:t>
       </w:r>
     </w:p>
     <w:p>
@@ -620,7 +966,7 @@
           <w:rFonts w:ascii="SimSun" w:hAnsi="SimSun" w:eastAsia="SimSun"/>
           <w:sz w:val="21"/>
         </w:rPr>
-        <w:t>产品是合法合规的二类医疗器械（注册证编号：粤械注准20222090876）</w:t>
+        <w:t>子宫由平滑肌构成</w:t>
       </w:r>
     </w:p>
     <w:p>
@@ -633,7 +979,7 @@
           <w:rFonts w:ascii="SimSun" w:hAnsi="SimSun" w:eastAsia="SimSun"/>
           <w:sz w:val="21"/>
         </w:rPr>
-        <w:t>治疗项目的推荐基于临床诊疗规范和循证医学证据</w:t>
+        <w:t>产后/人工流产后子宫复旧的本质是子宫平滑肌的收缩功能恢复</w:t>
       </w:r>
     </w:p>
     <w:p>
@@ -646,17 +992,7 @@
           <w:rFonts w:ascii="SimSun" w:hAnsi="SimSun" w:eastAsia="SimSun"/>
           <w:sz w:val="21"/>
         </w:rPr>
-        <w:t>不存在任何故意告知虚假情况或者隐瞒真实情况的行为</w:t>
-      </w:r>
-    </w:p>
-    <w:p>
-      <w:r>
-        <w:rPr>
-          <w:rFonts w:ascii="SimSun" w:hAnsi="SimSun" w:eastAsia="SimSun"/>
-          <w:b w:val="0"/>
-          <w:sz w:val="22"/>
-        </w:rPr>
-        <w:t>欺诈行为的构成需要"主观故意+客观虚假"两个要件同时满足。 本案中：</w:t>
+        <w:t>生物反馈电刺激治疗仪的作用机理是通过电刺激促进目标肌肉群的收缩训练</w:t>
       </w:r>
     </w:p>
     <w:p>
@@ -669,7 +1005,38 @@
           <w:rFonts w:ascii="SimSun" w:hAnsi="SimSun" w:eastAsia="SimSun"/>
           <w:sz w:val="21"/>
         </w:rPr>
-        <w:t>✅ 产品合法（有注册证）</w:t>
+        <w:t>因此，子宫复旧治疗属于"恢复患者的肌肉功能障碍"的范畴</w:t>
+      </w:r>
+    </w:p>
+    <w:p>
+      <w:r>
+        <w:rPr>
+          <w:rFonts w:ascii="SimSun" w:hAnsi="SimSun" w:eastAsia="SimSun"/>
+          <w:b w:val="0"/>
+          <w:sz w:val="22"/>
+        </w:rPr>
+        <w:t>更详细的产品机理和法规论证，请见附件《关于生物刺激反馈仪可用于子宫复旧治疗的说明函》。</w:t>
+      </w:r>
+    </w:p>
+    <w:p>
+      <w:pPr>
+        <w:pStyle w:val="Heading3"/>
+      </w:pPr>
+      <w:r>
+        <w:rPr>
+          <w:color w:val="1A477A"/>
+        </w:rPr>
+        <w:t>3.3 "未列明子宫复旧≠不能治疗"</w:t>
+      </w:r>
+    </w:p>
+    <w:p>
+      <w:r>
+        <w:rPr>
+          <w:rFonts w:ascii="SimSun" w:hAnsi="SimSun" w:eastAsia="SimSun"/>
+          <w:b w:val="0"/>
+          <w:sz w:val="22"/>
+        </w:rPr>
+        <w:t>医疗器械注册证的适用范围存在两种合法表述方式：</w:t>
       </w:r>
     </w:p>
     <w:p>
@@ -682,7 +1049,7 @@
           <w:rFonts w:ascii="SimSun" w:hAnsi="SimSun" w:eastAsia="SimSun"/>
           <w:sz w:val="21"/>
         </w:rPr>
-        <w:t>✅ 治疗合理（子宫复旧在适用范围之内）</w:t>
+        <w:t>概括式写法：以产品作用机理为核心，使用涵盖性表述（如"恢复肌肉功能障碍"）</w:t>
       </w:r>
     </w:p>
     <w:p>
@@ -695,33 +1062,7 @@
           <w:rFonts w:ascii="SimSun" w:hAnsi="SimSun" w:eastAsia="SimSun"/>
           <w:sz w:val="21"/>
         </w:rPr>
-        <w:t>✅ 服务真实（购买了就有设备提供和六师共管服务）</w:t>
-      </w:r>
-    </w:p>
-    <w:p>
-      <w:pPr>
-        <w:pStyle w:val="ListBullet"/>
-        <w:ind w:left="850"/>
-      </w:pPr>
-      <w:r>
-        <w:rPr>
-          <w:rFonts w:ascii="SimSun" w:hAnsi="SimSun" w:eastAsia="SimSun"/>
-          <w:sz w:val="21"/>
-        </w:rPr>
-        <w:t>❌ 不存在欺诈故意</w:t>
-      </w:r>
-    </w:p>
-    <w:p>
-      <w:pPr>
-        <w:pStyle w:val="ListBullet"/>
-        <w:ind w:left="850"/>
-      </w:pPr>
-      <w:r>
-        <w:rPr>
-          <w:rFonts w:ascii="SimSun" w:hAnsi="SimSun" w:eastAsia="SimSun"/>
-          <w:sz w:val="21"/>
-        </w:rPr>
-        <w:t>❌ 不存在虚假事实</w:t>
+        <w:t>列举式写法：逐项列明具体适应症（如"产后阴道复旧"）</w:t>
       </w:r>
     </w:p>
     <w:p>
@@ -731,77 +1072,7 @@
           <w:b w:val="0"/>
           <w:sz w:val="22"/>
         </w:rPr>
-        <w:t>因此，"假一赔三"的诉求没有事实和法律依据。</w:t>
-      </w:r>
-    </w:p>
-    <w:p>
-      <w:pPr>
-        <w:pStyle w:val="Heading3"/>
-      </w:pPr>
-      <w:r>
-        <w:rPr>
-          <w:color w:val="1A477A"/>
-        </w:rPr>
-        <w:t>3.3 关于"效果存疑"的回应</w:t>
-      </w:r>
-    </w:p>
-    <w:p>
-      <w:r>
-        <w:rPr>
-          <w:rFonts w:ascii="SimSun" w:hAnsi="SimSun" w:eastAsia="SimSun"/>
-          <w:b w:val="0"/>
-          <w:sz w:val="22"/>
-        </w:rPr>
-        <w:t>子宫复旧电刺激治疗在国内外有充分的循证医学依据：</w:t>
-      </w:r>
-    </w:p>
-    <w:p>
-      <w:pPr>
-        <w:pStyle w:val="ListBullet"/>
-        <w:ind w:left="850"/>
-      </w:pPr>
-      <w:r>
-        <w:rPr>
-          <w:rFonts w:ascii="SimSun" w:hAnsi="SimSun" w:eastAsia="SimSun"/>
-          <w:sz w:val="21"/>
-        </w:rPr>
-        <w:t>低频电刺激促进子宫平滑肌节律性收缩，加速子宫复旧，在妇产科临床实践中属于常规治疗手段</w:t>
-      </w:r>
-    </w:p>
-    <w:p>
-      <w:pPr>
-        <w:pStyle w:val="ListBullet"/>
-        <w:ind w:left="850"/>
-      </w:pPr>
-      <w:r>
-        <w:rPr>
-          <w:rFonts w:ascii="SimSun" w:hAnsi="SimSun" w:eastAsia="SimSun"/>
-          <w:sz w:val="21"/>
-        </w:rPr>
-        <w:t>该技术已被纳入多个省市医疗服务价格目录，说明其临床有效性和必要性得到行业认可</w:t>
-      </w:r>
-    </w:p>
-    <w:p>
-      <w:pPr>
-        <w:pStyle w:val="ListBullet"/>
-        <w:ind w:left="850"/>
-      </w:pPr>
-      <w:r>
-        <w:rPr>
-          <w:rFonts w:ascii="SimSun" w:hAnsi="SimSun" w:eastAsia="SimSun"/>
-          <w:sz w:val="21"/>
-        </w:rPr>
-        <w:t>我司产品在多家三甲医院落地使用，积累了大量的临床有效性数据</w:t>
-      </w:r>
-    </w:p>
-    <w:p>
-      <w:r>
-        <w:rPr>
-          <w:rFonts w:ascii="SimSun" w:hAnsi="SimSun" w:eastAsia="SimSun"/>
-          <w:b w:val="0"/>
-          <w:sz w:val="22"/>
-        </w:rPr>
-        <w:t>患者声称"认为产品效果不好"，但实际上购买后尚未开始任何治疗。在未接受治疗的情况下就断言"效果不好"或"虚假治疗"，缺乏事实依据。</w:t>
+        <w:t>两种写法均合法有效。概括式写法不意味着产品治疗能力有限，恰恰相反，它说明产品的治疗机理覆盖了更广泛的临床场景。写法宽泛不等于不能治。</w:t>
       </w:r>
     </w:p>
     <w:p>
@@ -822,7 +1093,18 @@
         <w:rPr>
           <w:color w:val="1A477A"/>
         </w:rPr>
-        <w:t>四、最终回复意见</w:t>
+        <w:t>四、关于"第三方收款"问题</w:t>
+      </w:r>
+    </w:p>
+    <w:p>
+      <w:pPr>
+        <w:pStyle w:val="Heading3"/>
+      </w:pPr>
+      <w:r>
+        <w:rPr>
+          <w:color w:val="1A477A"/>
+        </w:rPr>
+        <w:t>4.1 第三方服务商的合法身份</w:t>
       </w:r>
     </w:p>
     <w:p>
@@ -832,7 +1114,641 @@
           <w:b w:val="0"/>
           <w:sz w:val="22"/>
         </w:rPr>
-        <w:t>基于以上事实和法律分析，我院及广州圆爱康生物科技有限公司作出如下正式回复：</w:t>
+        <w:t>广州圆爱康生物科技有限公司是[医院名称]通过合法招标程序选定的居家康复服务供应商。</w:t>
+      </w:r>
+    </w:p>
+    <w:tbl>
+      <w:tblPr>
+        <w:tblStyle w:val="TableGrid"/>
+        <w:tblW w:type="auto" w:w="0"/>
+        <w:tblLook w:firstColumn="1" w:firstRow="1" w:lastColumn="0" w:lastRow="0" w:noHBand="0" w:noVBand="1" w:val="04A0"/>
+      </w:tblPr>
+      <w:tblGrid>
+        <w:gridCol w:w="4323"/>
+        <w:gridCol w:w="4323"/>
+      </w:tblGrid>
+      <w:tr>
+        <w:tc>
+          <w:tcPr>
+            <w:tcW w:type="dxa" w:w="4323"/>
+            <w:shd w:fill="2B579A"/>
+          </w:tcPr>
+          <w:p>
+            <w:r>
+              <w:rPr>
+                <w:rFonts w:ascii="SimSun" w:hAnsi="SimSun" w:eastAsia="SimSun"/>
+                <w:b/>
+                <w:color w:val="FFFFFF"/>
+                <w:sz w:val="19"/>
+              </w:rPr>
+              <w:t>环节</w:t>
+            </w:r>
+          </w:p>
+        </w:tc>
+        <w:tc>
+          <w:tcPr>
+            <w:tcW w:type="dxa" w:w="4323"/>
+            <w:shd w:fill="2B579A"/>
+          </w:tcPr>
+          <w:p>
+            <w:r>
+              <w:rPr>
+                <w:rFonts w:ascii="SimSun" w:hAnsi="SimSun" w:eastAsia="SimSun"/>
+                <w:b/>
+                <w:color w:val="FFFFFF"/>
+                <w:sz w:val="19"/>
+              </w:rPr>
+              <w:t>说明</w:t>
+            </w:r>
+          </w:p>
+        </w:tc>
+      </w:tr>
+      <w:tr>
+        <w:tc>
+          <w:tcPr>
+            <w:tcW w:type="dxa" w:w="4323"/>
+          </w:tcPr>
+          <w:p>
+            <w:r>
+              <w:rPr>
+                <w:rFonts w:ascii="SimSun" w:hAnsi="SimSun" w:eastAsia="SimSun"/>
+                <w:sz w:val="19"/>
+              </w:rPr>
+              <w:t>招标程序</w:t>
+            </w:r>
+          </w:p>
+        </w:tc>
+        <w:tc>
+          <w:tcPr>
+            <w:tcW w:type="dxa" w:w="4323"/>
+          </w:tcPr>
+          <w:p>
+            <w:r>
+              <w:rPr>
+                <w:rFonts w:ascii="SimSun" w:hAnsi="SimSun" w:eastAsia="SimSun"/>
+                <w:sz w:val="19"/>
+              </w:rPr>
+              <w:t>医院按照政府采购或院内采购相关规定，通过公开/邀请招标方式选定圆爱康为居家康复服务供应商</w:t>
+            </w:r>
+          </w:p>
+        </w:tc>
+      </w:tr>
+      <w:tr>
+        <w:tc>
+          <w:tcPr>
+            <w:tcW w:type="dxa" w:w="4323"/>
+          </w:tcPr>
+          <w:p>
+            <w:r>
+              <w:rPr>
+                <w:rFonts w:ascii="SimSun" w:hAnsi="SimSun" w:eastAsia="SimSun"/>
+                <w:sz w:val="19"/>
+              </w:rPr>
+              <w:t>合同关系</w:t>
+            </w:r>
+          </w:p>
+        </w:tc>
+        <w:tc>
+          <w:tcPr>
+            <w:tcW w:type="dxa" w:w="4323"/>
+          </w:tcPr>
+          <w:p>
+            <w:r>
+              <w:rPr>
+                <w:rFonts w:ascii="SimSun" w:hAnsi="SimSun" w:eastAsia="SimSun"/>
+                <w:sz w:val="19"/>
+              </w:rPr>
+              <w:t>医院与圆爱康签订正式服务协议，明确双方权利义务</w:t>
+            </w:r>
+          </w:p>
+        </w:tc>
+      </w:tr>
+      <w:tr>
+        <w:tc>
+          <w:tcPr>
+            <w:tcW w:type="dxa" w:w="4323"/>
+          </w:tcPr>
+          <w:p>
+            <w:r>
+              <w:rPr>
+                <w:rFonts w:ascii="SimSun" w:hAnsi="SimSun" w:eastAsia="SimSun"/>
+                <w:sz w:val="19"/>
+              </w:rPr>
+              <w:t>服务内容</w:t>
+            </w:r>
+          </w:p>
+        </w:tc>
+        <w:tc>
+          <w:tcPr>
+            <w:tcW w:type="dxa" w:w="4323"/>
+          </w:tcPr>
+          <w:p>
+            <w:r>
+              <w:rPr>
+                <w:rFonts w:ascii="SimSun" w:hAnsi="SimSun" w:eastAsia="SimSun"/>
+                <w:sz w:val="19"/>
+              </w:rPr>
+              <w:t>圆爱康提供设备物流消毒、整体运营服务、六师共管服务、数据平台服务</w:t>
+            </w:r>
+          </w:p>
+        </w:tc>
+      </w:tr>
+      <w:tr>
+        <w:tc>
+          <w:tcPr>
+            <w:tcW w:type="dxa" w:w="4323"/>
+          </w:tcPr>
+          <w:p>
+            <w:r>
+              <w:rPr>
+                <w:rFonts w:ascii="SimSun" w:hAnsi="SimSun" w:eastAsia="SimSun"/>
+                <w:sz w:val="19"/>
+              </w:rPr>
+              <w:t>准入资质</w:t>
+            </w:r>
+          </w:p>
+        </w:tc>
+        <w:tc>
+          <w:tcPr>
+            <w:tcW w:type="dxa" w:w="4323"/>
+          </w:tcPr>
+          <w:p>
+            <w:r>
+              <w:rPr>
+                <w:rFonts w:ascii="SimSun" w:hAnsi="SimSun" w:eastAsia="SimSun"/>
+                <w:sz w:val="19"/>
+              </w:rPr>
+              <w:t>圆爱康及关联公司（广州圆医生物科技有限公司）持有合法医疗器械注册证及经营许可</w:t>
+            </w:r>
+          </w:p>
+        </w:tc>
+      </w:tr>
+    </w:tbl>
+    <w:p/>
+    <w:p>
+      <w:r>
+        <w:rPr>
+          <w:rFonts w:ascii="SimSun" w:hAnsi="SimSun" w:eastAsia="SimSun"/>
+          <w:b w:val="0"/>
+          <w:sz w:val="22"/>
+        </w:rPr>
+        <w:t>因此，圆爱康不是"不明第三方"，而是医院依法依规引入的合法服务商。</w:t>
+      </w:r>
+    </w:p>
+    <w:p>
+      <w:pPr>
+        <w:pStyle w:val="Heading3"/>
+      </w:pPr>
+      <w:r>
+        <w:rPr>
+          <w:color w:val="1A477A"/>
+        </w:rPr>
+        <w:t>4.2 第三方收款模式的合理性</w:t>
+      </w:r>
+    </w:p>
+    <w:p>
+      <w:r>
+        <w:rPr>
+          <w:rFonts w:ascii="SimSun" w:hAnsi="SimSun" w:eastAsia="SimSun"/>
+          <w:b w:val="0"/>
+          <w:sz w:val="22"/>
+        </w:rPr>
+        <w:t>患者支付的2,200元服务费中，资金分配如下：</w:t>
+      </w:r>
+    </w:p>
+    <w:tbl>
+      <w:tblPr>
+        <w:tblStyle w:val="TableGrid"/>
+        <w:tblW w:type="auto" w:w="0"/>
+        <w:tblLook w:firstColumn="1" w:firstRow="1" w:lastColumn="0" w:lastRow="0" w:noHBand="0" w:noVBand="1" w:val="04A0"/>
+      </w:tblPr>
+      <w:tblGrid>
+        <w:gridCol w:w="2882"/>
+        <w:gridCol w:w="2882"/>
+        <w:gridCol w:w="2882"/>
+      </w:tblGrid>
+      <w:tr>
+        <w:tc>
+          <w:tcPr>
+            <w:tcW w:type="dxa" w:w="2882"/>
+            <w:shd w:fill="2B579A"/>
+          </w:tcPr>
+          <w:p>
+            <w:r>
+              <w:rPr>
+                <w:rFonts w:ascii="SimSun" w:hAnsi="SimSun" w:eastAsia="SimSun"/>
+                <w:b/>
+                <w:color w:val="FFFFFF"/>
+                <w:sz w:val="19"/>
+              </w:rPr>
+              <w:t>收款方</w:t>
+            </w:r>
+          </w:p>
+        </w:tc>
+        <w:tc>
+          <w:tcPr>
+            <w:tcW w:type="dxa" w:w="2882"/>
+            <w:shd w:fill="2B579A"/>
+          </w:tcPr>
+          <w:p>
+            <w:r>
+              <w:rPr>
+                <w:rFonts w:ascii="SimSun" w:hAnsi="SimSun" w:eastAsia="SimSun"/>
+                <w:b/>
+                <w:color w:val="FFFFFF"/>
+                <w:sz w:val="19"/>
+              </w:rPr>
+              <w:t>金额</w:t>
+            </w:r>
+          </w:p>
+        </w:tc>
+        <w:tc>
+          <w:tcPr>
+            <w:tcW w:type="dxa" w:w="2882"/>
+            <w:shd w:fill="2B579A"/>
+          </w:tcPr>
+          <w:p>
+            <w:r>
+              <w:rPr>
+                <w:rFonts w:ascii="SimSun" w:hAnsi="SimSun" w:eastAsia="SimSun"/>
+                <w:b/>
+                <w:color w:val="FFFFFF"/>
+                <w:sz w:val="19"/>
+              </w:rPr>
+              <w:t>用途</w:t>
+            </w:r>
+          </w:p>
+        </w:tc>
+      </w:tr>
+      <w:tr>
+        <w:tc>
+          <w:tcPr>
+            <w:tcW w:type="dxa" w:w="2882"/>
+          </w:tcPr>
+          <w:p>
+            <w:r>
+              <w:rPr>
+                <w:rFonts w:ascii="SimSun" w:hAnsi="SimSun" w:eastAsia="SimSun"/>
+                <w:sz w:val="19"/>
+              </w:rPr>
+              <w:t>圆爱康（第三方服务商）</w:t>
+            </w:r>
+          </w:p>
+        </w:tc>
+        <w:tc>
+          <w:tcPr>
+            <w:tcW w:type="dxa" w:w="2882"/>
+          </w:tcPr>
+          <w:p>
+            <w:r>
+              <w:rPr>
+                <w:rFonts w:ascii="SimSun" w:hAnsi="SimSun" w:eastAsia="SimSun"/>
+                <w:sz w:val="19"/>
+              </w:rPr>
+              <w:t>1,100元</w:t>
+            </w:r>
+          </w:p>
+        </w:tc>
+        <w:tc>
+          <w:tcPr>
+            <w:tcW w:type="dxa" w:w="2882"/>
+          </w:tcPr>
+          <w:p>
+            <w:r>
+              <w:rPr>
+                <w:rFonts w:ascii="SimSun" w:hAnsi="SimSun" w:eastAsia="SimSun"/>
+                <w:sz w:val="19"/>
+              </w:rPr>
+              <w:t>设备物流消毒+运营服务+六师共管+数据平台</w:t>
+            </w:r>
+          </w:p>
+        </w:tc>
+      </w:tr>
+      <w:tr>
+        <w:tc>
+          <w:tcPr>
+            <w:tcW w:type="dxa" w:w="2882"/>
+          </w:tcPr>
+          <w:p>
+            <w:r>
+              <w:rPr>
+                <w:rFonts w:ascii="SimSun" w:hAnsi="SimSun" w:eastAsia="SimSun"/>
+                <w:sz w:val="19"/>
+              </w:rPr>
+              <w:t>社区卫生服务站</w:t>
+            </w:r>
+          </w:p>
+        </w:tc>
+        <w:tc>
+          <w:tcPr>
+            <w:tcW w:type="dxa" w:w="2882"/>
+          </w:tcPr>
+          <w:p>
+            <w:r>
+              <w:rPr>
+                <w:rFonts w:ascii="SimSun" w:hAnsi="SimSun" w:eastAsia="SimSun"/>
+                <w:sz w:val="19"/>
+              </w:rPr>
+              <w:t>1,100元</w:t>
+            </w:r>
+          </w:p>
+        </w:tc>
+        <w:tc>
+          <w:tcPr>
+            <w:tcW w:type="dxa" w:w="2882"/>
+          </w:tcPr>
+          <w:p>
+            <w:r>
+              <w:rPr>
+                <w:rFonts w:ascii="SimSun" w:hAnsi="SimSun" w:eastAsia="SimSun"/>
+                <w:sz w:val="19"/>
+              </w:rPr>
+              <w:t>治疗操作、场所、医护劳务（含上缴卫健局部分）</w:t>
+            </w:r>
+          </w:p>
+        </w:tc>
+      </w:tr>
+    </w:tbl>
+    <w:p/>
+    <w:p>
+      <w:r>
+        <w:rPr>
+          <w:rFonts w:ascii="SimSun" w:hAnsi="SimSun" w:eastAsia="SimSun"/>
+          <w:b w:val="0"/>
+          <w:sz w:val="22"/>
+        </w:rPr>
+        <w:t>医疗机构将非核心业务委托第三方服务商运营并代为收款，是医疗服务领域常见的商业模式：</w:t>
+      </w:r>
+    </w:p>
+    <w:p>
+      <w:pPr>
+        <w:pStyle w:val="ListBullet"/>
+        <w:ind w:left="850"/>
+      </w:pPr>
+      <w:r>
+        <w:rPr>
+          <w:rFonts w:ascii="SimSun" w:hAnsi="SimSun" w:eastAsia="SimSun"/>
+          <w:sz w:val="21"/>
+        </w:rPr>
+        <w:t>院内SPD耗材管理：医院委托第三方管理耗材，由第三方直接与供应商结算</w:t>
+      </w:r>
+    </w:p>
+    <w:p>
+      <w:pPr>
+        <w:pStyle w:val="ListBullet"/>
+        <w:ind w:left="850"/>
+      </w:pPr>
+      <w:r>
+        <w:rPr>
+          <w:rFonts w:ascii="SimSun" w:hAnsi="SimSun" w:eastAsia="SimSun"/>
+          <w:sz w:val="21"/>
+        </w:rPr>
+        <w:t>医院食堂/保洁外包：第三方提供服务并直接收费</w:t>
+      </w:r>
+    </w:p>
+    <w:p>
+      <w:pPr>
+        <w:pStyle w:val="ListBullet"/>
+        <w:ind w:left="850"/>
+      </w:pPr>
+      <w:r>
+        <w:rPr>
+          <w:rFonts w:ascii="SimSun" w:hAnsi="SimSun" w:eastAsia="SimSun"/>
+          <w:sz w:val="21"/>
+        </w:rPr>
+        <w:t>互联网医院平台：第三方平台代收诊疗费后与医院结算</w:t>
+      </w:r>
+    </w:p>
+    <w:p>
+      <w:pPr>
+        <w:pStyle w:val="ListBullet"/>
+        <w:ind w:left="850"/>
+      </w:pPr>
+      <w:r>
+        <w:rPr>
+          <w:rFonts w:ascii="SimSun" w:hAnsi="SimSun" w:eastAsia="SimSun"/>
+          <w:sz w:val="21"/>
+        </w:rPr>
+        <w:t>医养结合项目：第三方运营居家护理服务并收取服务费</w:t>
+      </w:r>
+    </w:p>
+    <w:p>
+      <w:r>
+        <w:rPr>
+          <w:rFonts w:ascii="SimSun" w:hAnsi="SimSun" w:eastAsia="SimSun"/>
+          <w:b w:val="0"/>
+          <w:sz w:val="22"/>
+        </w:rPr>
+        <w:t>上述模式均不构成违规。</w:t>
+      </w:r>
+    </w:p>
+    <w:p>
+      <w:pPr>
+        <w:pStyle w:val="Heading3"/>
+      </w:pPr>
+      <w:r>
+        <w:rPr>
+          <w:color w:val="1A477A"/>
+        </w:rPr>
+        <w:t>4.3 圆爱康向医院支付管理费的说明</w:t>
+      </w:r>
+    </w:p>
+    <w:p>
+      <w:r>
+        <w:rPr>
+          <w:rFonts w:ascii="SimSun" w:hAnsi="SimSun" w:eastAsia="SimSun"/>
+          <w:b w:val="0"/>
+          <w:sz w:val="22"/>
+        </w:rPr>
+        <w:t>圆爱康向医院支付的管理费用，对应的是医院提供的医疗支撑服务，包括但不限于：</w:t>
+      </w:r>
+    </w:p>
+    <w:p>
+      <w:pPr>
+        <w:pStyle w:val="ListBullet"/>
+        <w:ind w:left="850"/>
+      </w:pPr>
+      <w:r>
+        <w:rPr>
+          <w:rFonts w:ascii="SimSun" w:hAnsi="SimSun" w:eastAsia="SimSun"/>
+          <w:sz w:val="21"/>
+        </w:rPr>
+        <w:t>医护人员的培训和指导</w:t>
+      </w:r>
+    </w:p>
+    <w:p>
+      <w:pPr>
+        <w:pStyle w:val="ListBullet"/>
+        <w:ind w:left="850"/>
+      </w:pPr>
+      <w:r>
+        <w:rPr>
+          <w:rFonts w:ascii="SimSun" w:hAnsi="SimSun" w:eastAsia="SimSun"/>
+          <w:sz w:val="21"/>
+        </w:rPr>
+        <w:t>治疗方案的医学审核</w:t>
+      </w:r>
+    </w:p>
+    <w:p>
+      <w:pPr>
+        <w:pStyle w:val="ListBullet"/>
+        <w:ind w:left="850"/>
+      </w:pPr>
+      <w:r>
+        <w:rPr>
+          <w:rFonts w:ascii="SimSun" w:hAnsi="SimSun" w:eastAsia="SimSun"/>
+          <w:sz w:val="21"/>
+        </w:rPr>
+        <w:t>患者转诊和紧急情况处理</w:t>
+      </w:r>
+    </w:p>
+    <w:p>
+      <w:pPr>
+        <w:pStyle w:val="ListBullet"/>
+        <w:ind w:left="850"/>
+      </w:pPr>
+      <w:r>
+        <w:rPr>
+          <w:rFonts w:ascii="SimSun" w:hAnsi="SimSun" w:eastAsia="SimSun"/>
+          <w:sz w:val="21"/>
+        </w:rPr>
+        <w:t>医疗质量和安全监督</w:t>
+      </w:r>
+    </w:p>
+    <w:p>
+      <w:pPr>
+        <w:pStyle w:val="ListBullet"/>
+        <w:ind w:left="850"/>
+      </w:pPr>
+      <w:r>
+        <w:rPr>
+          <w:rFonts w:ascii="SimSun" w:hAnsi="SimSun" w:eastAsia="SimSun"/>
+          <w:sz w:val="21"/>
+        </w:rPr>
+        <w:t>医院品牌和信誉背书</w:t>
+      </w:r>
+    </w:p>
+    <w:p>
+      <w:r>
+        <w:rPr>
+          <w:rFonts w:ascii="SimSun" w:hAnsi="SimSun" w:eastAsia="SimSun"/>
+          <w:b w:val="0"/>
+          <w:sz w:val="22"/>
+        </w:rPr>
+        <w:t>医院收了管理费，不等于患者"被医院卖了"或"医院在骗钱"。 这笔管理费对应的是真实的医疗服务支撑，是医院对项目质量负责的体现，与患者支付的2,200元服务费是否由圆爱康代收无关。</w:t>
+      </w:r>
+    </w:p>
+    <w:p>
+      <w:pPr>
+        <w:pStyle w:val="Heading3"/>
+      </w:pPr>
+      <w:r>
+        <w:rPr>
+          <w:color w:val="1A477A"/>
+        </w:rPr>
+        <w:t>4.4 关于"医院让第三方收款"的误区</w:t>
+      </w:r>
+    </w:p>
+    <w:p>
+      <w:r>
+        <w:rPr>
+          <w:rFonts w:ascii="SimSun" w:hAnsi="SimSun" w:eastAsia="SimSun"/>
+          <w:b w:val="0"/>
+          <w:sz w:val="22"/>
+        </w:rPr>
+        <w:t>患者的理解误区在于认为"钱交给了第三方 = 医院没提供服务 = 医院在骗钱"。事实上：</w:t>
+      </w:r>
+    </w:p>
+    <w:p>
+      <w:r>
+        <w:rPr>
+          <w:rFonts w:ascii="SimSun" w:hAnsi="SimSun" w:eastAsia="SimSun"/>
+          <w:b w:val="0"/>
+          <w:sz w:val="22"/>
+        </w:rPr>
+        <w:t>1. 圆爱康是医院招标进来的合法服务商，不是不明身份方</w:t>
+      </w:r>
+    </w:p>
+    <w:p>
+      <w:r>
+        <w:rPr>
+          <w:rFonts w:ascii="SimSun" w:hAnsi="SimSun" w:eastAsia="SimSun"/>
+          <w:b w:val="0"/>
+          <w:sz w:val="22"/>
+        </w:rPr>
+        <w:t>2. 居家康复的治疗方案由医院医生开具，医疗服务由医院医护执行</w:t>
+      </w:r>
+    </w:p>
+    <w:p>
+      <w:r>
+        <w:rPr>
+          <w:rFonts w:ascii="SimSun" w:hAnsi="SimSun" w:eastAsia="SimSun"/>
+          <w:b w:val="0"/>
+          <w:sz w:val="22"/>
+        </w:rPr>
+        <w:t>3. 圆爱康提供的是非核心医疗服务外包（设备管理、远程随访、数据跟踪），不替代医院的核心诊疗职能</w:t>
+      </w:r>
+    </w:p>
+    <w:p>
+      <w:r>
+        <w:rPr>
+          <w:rFonts w:ascii="SimSun" w:hAnsi="SimSun" w:eastAsia="SimSun"/>
+          <w:b w:val="0"/>
+          <w:sz w:val="22"/>
+        </w:rPr>
+        <w:t>4. 医院收取的管理费用对应的是真实的医疗支撑服务成本</w:t>
+      </w:r>
+    </w:p>
+    <w:p>
+      <w:r>
+        <w:rPr>
+          <w:rFonts w:ascii="SimSun" w:hAnsi="SimSun" w:eastAsia="SimSun"/>
+          <w:b w:val="0"/>
+          <w:sz w:val="22"/>
+        </w:rPr>
+        <w:t>收款路径的不同不等于服务不存在。 钱从哪个账户收、经过谁的手，是商业运营的安排，与患者实际获得的服务质量没有直接关系。</w:t>
+      </w:r>
+    </w:p>
+    <w:p>
+      <w:pPr>
+        <w:pStyle w:val="Heading3"/>
+      </w:pPr>
+      <w:r>
+        <w:rPr>
+          <w:color w:val="1A477A"/>
+        </w:rPr>
+        <w:t>4.5 关于"不清醒状态下购买"问题</w:t>
+      </w:r>
+    </w:p>
+    <w:p>
+      <w:r>
+        <w:rPr>
+          <w:rFonts w:ascii="SimSun" w:hAnsi="SimSun" w:eastAsia="SimSun"/>
+          <w:b w:val="0"/>
+          <w:sz w:val="22"/>
+        </w:rPr>
+        <w:t>经核实，该项目的支付由患者家属（患者配偶，完全民事行为能力人） 在其本人手机上自愿完成。整个过程中不存在任何强迫、诱导或乘人之危的情形。该购买行为符合《中华人民共和国民法典》关于民事法律行为有效性的规定。</w:t>
+      </w:r>
+    </w:p>
+    <w:p>
+      <w:pPr>
+        <w:spacing w:before="120"/>
+      </w:pPr>
+    </w:p>
+    <w:p>
+      <w:pPr>
+        <w:spacing w:after="120"/>
+      </w:pPr>
+    </w:p>
+    <w:p>
+      <w:pPr>
+        <w:pStyle w:val="Heading2"/>
+      </w:pPr>
+      <w:r>
+        <w:rPr>
+          <w:color w:val="1A477A"/>
+        </w:rPr>
+        <w:t>五、最终回复意见</w:t>
       </w:r>
     </w:p>
     <w:tbl>
@@ -924,7 +1840,7 @@
                 <w:rFonts w:ascii="SimSun" w:hAnsi="SimSun" w:eastAsia="SimSun"/>
                 <w:sz w:val="19"/>
               </w:rPr>
-              <w:t>不清醒状态下购买</w:t>
+              <w:t>欺诈</w:t>
             </w:r>
           </w:p>
         </w:tc>
@@ -938,7 +1854,7 @@
                 <w:rFonts w:ascii="SimSun" w:hAnsi="SimSun" w:eastAsia="SimSun"/>
                 <w:sz w:val="19"/>
               </w:rPr>
-              <w:t>❌ 不成立。由患者家属（完全民事行为能力人）自愿完成支付，购买行为合法有效。**退款已办理，是基于人文关怀而非承认过错。**</w:t>
+              <w:t>❌ **不成立。** 产品合法、治疗合规、服务真实，不存在欺诈故意和欺诈行为。"假一赔三"没有法律依据。**退款已办，是基于人文关怀，不是承认欺诈。**</w:t>
             </w:r>
           </w:p>
         </w:tc>
@@ -968,7 +1884,7 @@
                 <w:rFonts w:ascii="SimSun" w:hAnsi="SimSun" w:eastAsia="SimSun"/>
                 <w:sz w:val="19"/>
               </w:rPr>
-              <w:t>产品超范围治疗/虚假宣传</w:t>
+              <w:t>产品超范围</w:t>
             </w:r>
           </w:p>
         </w:tc>
@@ -982,7 +1898,7 @@
                 <w:rFonts w:ascii="SimSun" w:hAnsi="SimSun" w:eastAsia="SimSun"/>
                 <w:sz w:val="19"/>
               </w:rPr>
-              <w:t>❌ 不成立。产品注册证合法有效，子宫复旧属于"肌肉功能障碍"的涵盖范围。不存在超范围治疗。</w:t>
+              <w:t>❌ **不成立。** 子宫复旧属于"恢复肌肉功能障碍"的适用范围之内。注册证写法的宽泛不代表不能治疗。详见附件说明函。</w:t>
             </w:r>
           </w:p>
         </w:tc>
@@ -1012,7 +1928,7 @@
                 <w:rFonts w:ascii="SimSun" w:hAnsi="SimSun" w:eastAsia="SimSun"/>
                 <w:sz w:val="19"/>
               </w:rPr>
-              <w:t>要求假一赔三</w:t>
+              <w:t>第三方收款违规</w:t>
             </w:r>
           </w:p>
         </w:tc>
@@ -1026,7 +1942,7 @@
                 <w:rFonts w:ascii="SimSun" w:hAnsi="SimSun" w:eastAsia="SimSun"/>
                 <w:sz w:val="19"/>
               </w:rPr>
-              <w:t>❌ 不成立。**不存在欺诈行为**，不符合《消费者权益保护法》第五十五条的适用条件。</w:t>
+              <w:t>❌ **不成立。** 圆爱康是医院合法招标引入的服务商。第三方代收+与医院结算的模式在医疗服务领域普遍存在。医院收取管理费对应的是真实的医疗支撑服务。</w:t>
             </w:r>
           </w:p>
         </w:tc>
@@ -1060,7 +1976,7 @@
           <w:b w:val="0"/>
           <w:sz w:val="22"/>
         </w:rPr>
-        <w:t>2. ❌ 不承认虚假宣传——产品合法，治疗合规</w:t>
+        <w:t>2. ❌ 不承认真项目虚假——产品合法，治疗合规，服务真实</w:t>
       </w:r>
     </w:p>
     <w:p>
@@ -1101,7 +2017,7 @@
         <w:rPr>
           <w:color w:val="1A477A"/>
         </w:rPr>
-        <w:t>五、法律权利保留</w:t>
+        <w:t>六、法律权利保留</w:t>
       </w:r>
     </w:p>
     <w:p>
@@ -1121,7 +2037,7 @@
           <w:b w:val="0"/>
           <w:sz w:val="22"/>
         </w:rPr>
-        <w:t>1. 向当地卫生健康主管部门投诉 — 由卫健部门核实医疗行为的合规性</w:t>
+        <w:t>1. 向当地卫生健康主管部门投诉 — 由卫健部门核实医疗行为和收费模式的合规性</w:t>
       </w:r>
     </w:p>
     <w:p>
@@ -1151,17 +2067,7 @@
           <w:b w:val="0"/>
           <w:sz w:val="22"/>
         </w:rPr>
-        <w:t>我院及圆爱康将积极配合相关部门的调查和司法程序，并提供所有必要的文件和证据。</w:t>
-      </w:r>
-    </w:p>
-    <w:p>
-      <w:r>
-        <w:rPr>
-          <w:rFonts w:ascii="SimSun" w:hAnsi="SimSun" w:eastAsia="SimSun"/>
-          <w:b w:val="0"/>
-          <w:sz w:val="22"/>
-        </w:rPr>
-        <w:t>如果经调查确认我方存在任何违规或违法行为，我院及圆爱康愿意承担相应的法律责任。但在未经法定程序认定的情况下，我方不接受不实指控和不当诉求。</w:t>
+        <w:t>我院及圆爱康将积极配合相关部门的调查和司法程序，并提供所有必要的文件和证据。如果经调查确认我方存在任何违规或违法行为，愿意承担相应的法律责任。但在未经法定程序认定的情况下，我方不接受不实指控和不当诉求。</w:t>
       </w:r>
     </w:p>
     <w:p>
@@ -1223,7 +2129,20 @@
           <w:color w:val="555555"/>
           <w:sz w:val="20"/>
         </w:rPr>
-        <w:t>3. 同类产品Neo生物刺激反馈仪《医疗器械注册证》（苏械注准20242092160）复印件（供对比参考）</w:t>
+        <w:t>3. 医院与圆爱康服务合作协议（摘要）</w:t>
+      </w:r>
+    </w:p>
+    <w:p>
+      <w:pPr>
+        <w:ind w:left="283"/>
+      </w:pPr>
+      <w:r>
+        <w:rPr>
+          <w:i/>
+          <w:color w:val="555555"/>
+          <w:sz w:val="20"/>
+        </w:rPr>
+        <w:t>4. 招标文件（相关章节）</w:t>
       </w:r>
     </w:p>
     <w:p>

--- a/docs/关于子宫复旧治疗项目质疑的回复函.docx
+++ b/docs/关于子宫复旧治疗项目质疑的回复函.docx
@@ -3,14 +3,13 @@
 <w:document xmlns:wpc="http://schemas.microsoft.com/office/word/2010/wordprocessingCanvas" xmlns:mo="http://schemas.microsoft.com/office/mac/office/2008/main" xmlns:mc="http://schemas.openxmlformats.org/markup-compatibility/2006" xmlns:mv="urn:schemas-microsoft-com:mac:vml" xmlns:o="urn:schemas-microsoft-com:office:office" xmlns:r="http://schemas.openxmlformats.org/officeDocument/2006/relationships" xmlns:m="http://schemas.openxmlformats.org/officeDocument/2006/math" xmlns:v="urn:schemas-microsoft-com:vml" xmlns:wp14="http://schemas.microsoft.com/office/word/2010/wordprocessingDrawing" xmlns:wp="http://schemas.openxmlformats.org/drawingml/2006/wordprocessingDrawing" xmlns:w10="urn:schemas-microsoft-com:office:word" xmlns:w="http://schemas.openxmlformats.org/wordprocessingml/2006/main" xmlns:w14="http://schemas.microsoft.com/office/word/2010/wordml" xmlns:wpg="http://schemas.microsoft.com/office/word/2010/wordprocessingGroup" xmlns:wpi="http://schemas.microsoft.com/office/word/2010/wordprocessingInk" xmlns:wne="http://schemas.microsoft.com/office/word/2006/wordml" xmlns:wps="http://schemas.microsoft.com/office/word/2010/wordprocessingShape" mc:Ignorable="w14 wp14">
   <w:body>
     <w:p>
-      <w:pPr>
-        <w:pStyle w:val="Heading1"/>
-      </w:pPr>
       <w:r>
         <w:rPr>
-          <w:color w:val="1A477A"/>
+          <w:rFonts w:ascii="SimSun" w:hAnsi="SimSun" w:eastAsia="SimSun"/>
+          <w:b w:val="0"/>
+          <w:sz w:val="22"/>
         </w:rPr>
-        <w:t>关于子宫复旧居家康复治疗项目质疑的正式回复函</w:t>
+        <w:t>1|# 关于子宫复旧居家康复治疗项目质疑的正式回复函</w:t>
       </w:r>
     </w:p>
     <w:p>
@@ -20,7 +19,7 @@
           <w:b w:val="0"/>
           <w:sz w:val="22"/>
         </w:rPr>
-        <w:t>编号： [待填写]</w:t>
+        <w:t>2|</w:t>
       </w:r>
     </w:p>
     <w:p>
@@ -30,7 +29,7 @@
           <w:b w:val="0"/>
           <w:sz w:val="22"/>
         </w:rPr>
-        <w:t>致： [患者姓名]</w:t>
+        <w:t>3|编号： [待填写]</w:t>
       </w:r>
     </w:p>
     <w:p>
@@ -40,7 +39,7 @@
           <w:b w:val="0"/>
           <w:sz w:val="22"/>
         </w:rPr>
-        <w:t>出具方： [医院名称] / 广州圆爱康生物科技有限公司</w:t>
+        <w:t>4|致： [患者姓名]</w:t>
       </w:r>
     </w:p>
     <w:p>
@@ -50,28 +49,7 @@
           <w:b w:val="0"/>
           <w:sz w:val="22"/>
         </w:rPr>
-        <w:t>日期： 2026年7月14日</w:t>
-      </w:r>
-    </w:p>
-    <w:p>
-      <w:pPr>
-        <w:spacing w:before="120"/>
-      </w:pPr>
-    </w:p>
-    <w:p>
-      <w:pPr>
-        <w:spacing w:after="120"/>
-      </w:pPr>
-    </w:p>
-    <w:p>
-      <w:pPr>
-        <w:pStyle w:val="Heading2"/>
-      </w:pPr>
-      <w:r>
-        <w:rPr>
-          <w:color w:val="1A477A"/>
-        </w:rPr>
-        <w:t>一、事件基本情况</w:t>
+        <w:t>5|出具方： [医院名称] / 广州圆爱康生物科技有限公司</w:t>
       </w:r>
     </w:p>
     <w:p>
@@ -81,7 +59,7 @@
           <w:b w:val="0"/>
           <w:sz w:val="22"/>
         </w:rPr>
-        <w:t>[患者姓名]于[日期]在[医院名称]就诊，于人工流产术后，由主治医生根据临床诊疗规范推荐了子宫复旧居家康复治疗项目。该项目由患者家属（患者配偶）通过医院指定线上渠道完成购买。</w:t>
+        <w:t>6|日期： 2026年7月14日</w:t>
       </w:r>
     </w:p>
     <w:p>
@@ -91,247 +69,7 @@
           <w:b w:val="0"/>
           <w:sz w:val="22"/>
         </w:rPr>
-        <w:t>购买后，患者方面提出以下三项质疑：</w:t>
-      </w:r>
-    </w:p>
-    <w:tbl>
-      <w:tblPr>
-        <w:tblStyle w:val="TableGrid"/>
-        <w:tblW w:type="auto" w:w="0"/>
-        <w:tblLook w:firstColumn="1" w:firstRow="1" w:lastColumn="0" w:lastRow="0" w:noHBand="0" w:noVBand="1" w:val="04A0"/>
-      </w:tblPr>
-      <w:tblGrid>
-        <w:gridCol w:w="2882"/>
-        <w:gridCol w:w="2882"/>
-        <w:gridCol w:w="2882"/>
-      </w:tblGrid>
-      <w:tr>
-        <w:tc>
-          <w:tcPr>
-            <w:tcW w:type="dxa" w:w="2882"/>
-            <w:shd w:fill="2B579A"/>
-          </w:tcPr>
-          <w:p>
-            <w:r>
-              <w:rPr>
-                <w:rFonts w:ascii="SimSun" w:hAnsi="SimSun" w:eastAsia="SimSun"/>
-                <w:b/>
-                <w:color w:val="FFFFFF"/>
-                <w:sz w:val="19"/>
-              </w:rPr>
-              <w:t>序号</w:t>
-            </w:r>
-          </w:p>
-        </w:tc>
-        <w:tc>
-          <w:tcPr>
-            <w:tcW w:type="dxa" w:w="2882"/>
-            <w:shd w:fill="2B579A"/>
-          </w:tcPr>
-          <w:p>
-            <w:r>
-              <w:rPr>
-                <w:rFonts w:ascii="SimSun" w:hAnsi="SimSun" w:eastAsia="SimSun"/>
-                <w:b/>
-                <w:color w:val="FFFFFF"/>
-                <w:sz w:val="19"/>
-              </w:rPr>
-              <w:t>质疑事项</w:t>
-            </w:r>
-          </w:p>
-        </w:tc>
-        <w:tc>
-          <w:tcPr>
-            <w:tcW w:type="dxa" w:w="2882"/>
-            <w:shd w:fill="2B579A"/>
-          </w:tcPr>
-          <w:p>
-            <w:r>
-              <w:rPr>
-                <w:rFonts w:ascii="SimSun" w:hAnsi="SimSun" w:eastAsia="SimSun"/>
-                <w:b/>
-                <w:color w:val="FFFFFF"/>
-                <w:sz w:val="19"/>
-              </w:rPr>
-              <w:t>核心诉求</w:t>
-            </w:r>
-          </w:p>
-        </w:tc>
-      </w:tr>
-      <w:tr>
-        <w:tc>
-          <w:tcPr>
-            <w:tcW w:type="dxa" w:w="2882"/>
-          </w:tcPr>
-          <w:p>
-            <w:r>
-              <w:rPr>
-                <w:rFonts w:ascii="SimSun" w:hAnsi="SimSun" w:eastAsia="SimSun"/>
-                <w:sz w:val="19"/>
-              </w:rPr>
-              <w:t>1</w:t>
-            </w:r>
-          </w:p>
-        </w:tc>
-        <w:tc>
-          <w:tcPr>
-            <w:tcW w:type="dxa" w:w="2882"/>
-          </w:tcPr>
-          <w:p>
-            <w:r>
-              <w:rPr>
-                <w:rFonts w:ascii="SimSun" w:hAnsi="SimSun" w:eastAsia="SimSun"/>
-                <w:sz w:val="19"/>
-              </w:rPr>
-              <w:t>**欺诈**</w:t>
-            </w:r>
-          </w:p>
-        </w:tc>
-        <w:tc>
-          <w:tcPr>
-            <w:tcW w:type="dxa" w:w="2882"/>
-          </w:tcPr>
-          <w:p>
-            <w:r>
-              <w:rPr>
-                <w:rFonts w:ascii="SimSun" w:hAnsi="SimSun" w:eastAsia="SimSun"/>
-                <w:sz w:val="19"/>
-              </w:rPr>
-              <w:t>认为医院/圆爱康虚假宣传，欺诈消费者</w:t>
-            </w:r>
-          </w:p>
-        </w:tc>
-      </w:tr>
-      <w:tr>
-        <w:tc>
-          <w:tcPr>
-            <w:tcW w:type="dxa" w:w="2882"/>
-          </w:tcPr>
-          <w:p>
-            <w:r>
-              <w:rPr>
-                <w:rFonts w:ascii="SimSun" w:hAnsi="SimSun" w:eastAsia="SimSun"/>
-                <w:sz w:val="19"/>
-              </w:rPr>
-              <w:t>2</w:t>
-            </w:r>
-          </w:p>
-        </w:tc>
-        <w:tc>
-          <w:tcPr>
-            <w:tcW w:type="dxa" w:w="2882"/>
-          </w:tcPr>
-          <w:p>
-            <w:r>
-              <w:rPr>
-                <w:rFonts w:ascii="SimSun" w:hAnsi="SimSun" w:eastAsia="SimSun"/>
-                <w:sz w:val="19"/>
-              </w:rPr>
-              <w:t>**产品超范围**</w:t>
-            </w:r>
-          </w:p>
-        </w:tc>
-        <w:tc>
-          <w:tcPr>
-            <w:tcW w:type="dxa" w:w="2882"/>
-          </w:tcPr>
-          <w:p>
-            <w:r>
-              <w:rPr>
-                <w:rFonts w:ascii="SimSun" w:hAnsi="SimSun" w:eastAsia="SimSun"/>
-                <w:sz w:val="19"/>
-              </w:rPr>
-              <w:t>认为居家康复产品不具备子宫复旧治疗能力</w:t>
-            </w:r>
-          </w:p>
-        </w:tc>
-      </w:tr>
-      <w:tr>
-        <w:tc>
-          <w:tcPr>
-            <w:tcW w:type="dxa" w:w="2882"/>
-          </w:tcPr>
-          <w:p>
-            <w:r>
-              <w:rPr>
-                <w:rFonts w:ascii="SimSun" w:hAnsi="SimSun" w:eastAsia="SimSun"/>
-                <w:sz w:val="19"/>
-              </w:rPr>
-              <w:t>3</w:t>
-            </w:r>
-          </w:p>
-        </w:tc>
-        <w:tc>
-          <w:tcPr>
-            <w:tcW w:type="dxa" w:w="2882"/>
-          </w:tcPr>
-          <w:p>
-            <w:r>
-              <w:rPr>
-                <w:rFonts w:ascii="SimSun" w:hAnsi="SimSun" w:eastAsia="SimSun"/>
-                <w:sz w:val="19"/>
-              </w:rPr>
-              <w:t>**第三方收款违规**</w:t>
-            </w:r>
-          </w:p>
-        </w:tc>
-        <w:tc>
-          <w:tcPr>
-            <w:tcW w:type="dxa" w:w="2882"/>
-          </w:tcPr>
-          <w:p>
-            <w:r>
-              <w:rPr>
-                <w:rFonts w:ascii="SimSun" w:hAnsi="SimSun" w:eastAsia="SimSun"/>
-                <w:sz w:val="19"/>
-              </w:rPr>
-              <w:t>认为钱交给第三方（圆爱康）而非医院，质疑合规性</w:t>
-            </w:r>
-          </w:p>
-        </w:tc>
-      </w:tr>
-    </w:tbl>
-    <w:p/>
-    <w:p>
-      <w:r>
-        <w:rPr>
-          <w:rFonts w:ascii="SimSun" w:hAnsi="SimSun" w:eastAsia="SimSun"/>
-          <w:b w:val="0"/>
-          <w:sz w:val="22"/>
-        </w:rPr>
-        <w:t>本院及广州圆爱康生物科技有限公司就以上三项质疑，逐条作出正式回复如下。</w:t>
-      </w:r>
-    </w:p>
-    <w:p>
-      <w:pPr>
-        <w:spacing w:before="120"/>
-      </w:pPr>
-    </w:p>
-    <w:p>
-      <w:pPr>
-        <w:spacing w:after="120"/>
-      </w:pPr>
-    </w:p>
-    <w:p>
-      <w:pPr>
-        <w:pStyle w:val="Heading2"/>
-      </w:pPr>
-      <w:r>
-        <w:rPr>
-          <w:color w:val="1A477A"/>
-        </w:rPr>
-        <w:t>二、关于"欺诈"问题</w:t>
-      </w:r>
-    </w:p>
-    <w:p>
-      <w:pPr>
-        <w:pStyle w:val="Heading3"/>
-      </w:pPr>
-      <w:r>
-        <w:rPr>
-          <w:color w:val="1A477A"/>
-        </w:rPr>
-        <w:t>2.1 欺诈的法律定义</w:t>
+        <w:t>7|</w:t>
       </w:r>
     </w:p>
     <w:p>
@@ -341,7 +79,7 @@
           <w:b w:val="0"/>
           <w:sz w:val="22"/>
         </w:rPr>
-        <w:t>根据《中华人民共和国消费者权益保护法》第五十五条及《中华人民共和国民法典》第一百四十八条，"欺诈"的构成要件包括：</w:t>
+        <w:t>8|---</w:t>
       </w:r>
     </w:p>
     <w:p>
@@ -351,7 +89,7 @@
           <w:b w:val="0"/>
           <w:sz w:val="22"/>
         </w:rPr>
-        <w:t>1. 行为人主观上有欺诈故意</w:t>
+        <w:t>9|</w:t>
       </w:r>
     </w:p>
     <w:p>
@@ -361,7 +99,7 @@
           <w:b w:val="0"/>
           <w:sz w:val="22"/>
         </w:rPr>
-        <w:t>2. 行为人客观上实施了虚假陈述或隐瞒真相的行为</w:t>
+        <w:t>10|## 一、事件基本情况</w:t>
       </w:r>
     </w:p>
     <w:p>
@@ -371,7 +109,7 @@
           <w:b w:val="0"/>
           <w:sz w:val="22"/>
         </w:rPr>
-        <w:t>3. 相对方因该行为陷入错误认识并作出不真实的意思表示</w:t>
+        <w:t>11|</w:t>
       </w:r>
     </w:p>
     <w:p>
@@ -381,18 +119,7 @@
           <w:b w:val="0"/>
           <w:sz w:val="22"/>
         </w:rPr>
-        <w:t>三个要件缺一不可。</w:t>
-      </w:r>
-    </w:p>
-    <w:p>
-      <w:pPr>
-        <w:pStyle w:val="Heading3"/>
-      </w:pPr>
-      <w:r>
-        <w:rPr>
-          <w:color w:val="1A477A"/>
-        </w:rPr>
-        <w:t>2.2 本案不存在欺诈</w:t>
+        <w:t>12|[患者姓名]于[日期]在[医院名称]就诊，于人工流产术后，由主治医生根据临床诊疗规范推荐了子宫复旧居家康复治疗项目。该项目由患者家属（患者配偶）通过医院指定线上渠道完成购买。</w:t>
       </w:r>
     </w:p>
     <w:p>
@@ -402,226 +129,7 @@
           <w:b w:val="0"/>
           <w:sz w:val="22"/>
         </w:rPr>
-        <w:t>逐一分析本案事实：</w:t>
-      </w:r>
-    </w:p>
-    <w:tbl>
-      <w:tblPr>
-        <w:tblStyle w:val="TableGrid"/>
-        <w:tblW w:type="auto" w:w="0"/>
-        <w:tblLook w:firstColumn="1" w:firstRow="1" w:lastColumn="0" w:lastRow="0" w:noHBand="0" w:noVBand="1" w:val="04A0"/>
-      </w:tblPr>
-      <w:tblGrid>
-        <w:gridCol w:w="2882"/>
-        <w:gridCol w:w="2882"/>
-        <w:gridCol w:w="2882"/>
-      </w:tblGrid>
-      <w:tr>
-        <w:tc>
-          <w:tcPr>
-            <w:tcW w:type="dxa" w:w="2882"/>
-            <w:shd w:fill="2B579A"/>
-          </w:tcPr>
-          <w:p>
-            <w:r>
-              <w:rPr>
-                <w:rFonts w:ascii="SimSun" w:hAnsi="SimSun" w:eastAsia="SimSun"/>
-                <w:b/>
-                <w:color w:val="FFFFFF"/>
-                <w:sz w:val="19"/>
-              </w:rPr>
-              <w:t>要件</w:t>
-            </w:r>
-          </w:p>
-        </w:tc>
-        <w:tc>
-          <w:tcPr>
-            <w:tcW w:type="dxa" w:w="2882"/>
-            <w:shd w:fill="2B579A"/>
-          </w:tcPr>
-          <w:p>
-            <w:r>
-              <w:rPr>
-                <w:rFonts w:ascii="SimSun" w:hAnsi="SimSun" w:eastAsia="SimSun"/>
-                <w:b/>
-                <w:color w:val="FFFFFF"/>
-                <w:sz w:val="19"/>
-              </w:rPr>
-              <w:t>事实</w:t>
-            </w:r>
-          </w:p>
-        </w:tc>
-        <w:tc>
-          <w:tcPr>
-            <w:tcW w:type="dxa" w:w="2882"/>
-            <w:shd w:fill="2B579A"/>
-          </w:tcPr>
-          <w:p>
-            <w:r>
-              <w:rPr>
-                <w:rFonts w:ascii="SimSun" w:hAnsi="SimSun" w:eastAsia="SimSun"/>
-                <w:b/>
-                <w:color w:val="FFFFFF"/>
-                <w:sz w:val="19"/>
-              </w:rPr>
-              <w:t>认定</w:t>
-            </w:r>
-          </w:p>
-        </w:tc>
-      </w:tr>
-      <w:tr>
-        <w:tc>
-          <w:tcPr>
-            <w:tcW w:type="dxa" w:w="2882"/>
-          </w:tcPr>
-          <w:p>
-            <w:r>
-              <w:rPr>
-                <w:rFonts w:ascii="SimSun" w:hAnsi="SimSun" w:eastAsia="SimSun"/>
-                <w:sz w:val="19"/>
-              </w:rPr>
-              <w:t>主观故意</w:t>
-            </w:r>
-          </w:p>
-        </w:tc>
-        <w:tc>
-          <w:tcPr>
-            <w:tcW w:type="dxa" w:w="2882"/>
-          </w:tcPr>
-          <w:p>
-            <w:r>
-              <w:rPr>
-                <w:rFonts w:ascii="SimSun" w:hAnsi="SimSun" w:eastAsia="SimSun"/>
-                <w:sz w:val="19"/>
-              </w:rPr>
-              <w:t>产品是合法二类医疗器械，治疗基于临床诊疗规范，医院/圆爱康无任何欺骗意图</w:t>
-            </w:r>
-          </w:p>
-        </w:tc>
-        <w:tc>
-          <w:tcPr>
-            <w:tcW w:type="dxa" w:w="2882"/>
-          </w:tcPr>
-          <w:p>
-            <w:r>
-              <w:rPr>
-                <w:rFonts w:ascii="SimSun" w:hAnsi="SimSun" w:eastAsia="SimSun"/>
-                <w:sz w:val="19"/>
-              </w:rPr>
-              <w:t>❌ 不存在</w:t>
-            </w:r>
-          </w:p>
-        </w:tc>
-      </w:tr>
-      <w:tr>
-        <w:tc>
-          <w:tcPr>
-            <w:tcW w:type="dxa" w:w="2882"/>
-          </w:tcPr>
-          <w:p>
-            <w:r>
-              <w:rPr>
-                <w:rFonts w:ascii="SimSun" w:hAnsi="SimSun" w:eastAsia="SimSun"/>
-                <w:sz w:val="19"/>
-              </w:rPr>
-              <w:t>客观虚假</w:t>
-            </w:r>
-          </w:p>
-        </w:tc>
-        <w:tc>
-          <w:tcPr>
-            <w:tcW w:type="dxa" w:w="2882"/>
-          </w:tcPr>
-          <w:p>
-            <w:r>
-              <w:rPr>
-                <w:rFonts w:ascii="SimSun" w:hAnsi="SimSun" w:eastAsia="SimSun"/>
-                <w:sz w:val="19"/>
-              </w:rPr>
-              <w:t>① 产品合法注册（粤械注准20222090876）② 子宫复旧在适用范围内（见附件说明函）③ 服务真实存在（设备已交付、服务已就绪）</w:t>
-            </w:r>
-          </w:p>
-        </w:tc>
-        <w:tc>
-          <w:tcPr>
-            <w:tcW w:type="dxa" w:w="2882"/>
-          </w:tcPr>
-          <w:p>
-            <w:r>
-              <w:rPr>
-                <w:rFonts w:ascii="SimSun" w:hAnsi="SimSun" w:eastAsia="SimSun"/>
-                <w:sz w:val="19"/>
-              </w:rPr>
-              <w:t>❌ 不存在</w:t>
-            </w:r>
-          </w:p>
-        </w:tc>
-      </w:tr>
-      <w:tr>
-        <w:tc>
-          <w:tcPr>
-            <w:tcW w:type="dxa" w:w="2882"/>
-          </w:tcPr>
-          <w:p>
-            <w:r>
-              <w:rPr>
-                <w:rFonts w:ascii="SimSun" w:hAnsi="SimSun" w:eastAsia="SimSun"/>
-                <w:sz w:val="19"/>
-              </w:rPr>
-              <w:t>对方错误认识</w:t>
-            </w:r>
-          </w:p>
-        </w:tc>
-        <w:tc>
-          <w:tcPr>
-            <w:tcW w:type="dxa" w:w="2882"/>
-          </w:tcPr>
-          <w:p>
-            <w:r>
-              <w:rPr>
-                <w:rFonts w:ascii="SimSun" w:hAnsi="SimSun" w:eastAsia="SimSun"/>
-                <w:sz w:val="19"/>
-              </w:rPr>
-              <w:t>患者家属在充分了解项目内容后自愿完成支付，不存在被欺骗导致误解的情形</w:t>
-            </w:r>
-          </w:p>
-        </w:tc>
-        <w:tc>
-          <w:tcPr>
-            <w:tcW w:type="dxa" w:w="2882"/>
-          </w:tcPr>
-          <w:p>
-            <w:r>
-              <w:rPr>
-                <w:rFonts w:ascii="SimSun" w:hAnsi="SimSun" w:eastAsia="SimSun"/>
-                <w:sz w:val="19"/>
-              </w:rPr>
-              <w:t>❌ 不存在</w:t>
-            </w:r>
-          </w:p>
-        </w:tc>
-      </w:tr>
-    </w:tbl>
-    <w:p/>
-    <w:p>
-      <w:r>
-        <w:rPr>
-          <w:rFonts w:ascii="SimSun" w:hAnsi="SimSun" w:eastAsia="SimSun"/>
-          <w:b w:val="0"/>
-          <w:sz w:val="22"/>
-        </w:rPr>
-        <w:t>结论：欺诈不成立。</w:t>
-      </w:r>
-    </w:p>
-    <w:p>
-      <w:pPr>
-        <w:pStyle w:val="Heading3"/>
-      </w:pPr>
-      <w:r>
-        <w:rPr>
-          <w:color w:val="1A477A"/>
-        </w:rPr>
-        <w:t>2.3 关于"假一赔三"诉求</w:t>
+        <w:t>13|</w:t>
       </w:r>
     </w:p>
     <w:p>
@@ -631,18 +139,7 @@
           <w:b w:val="0"/>
           <w:sz w:val="22"/>
         </w:rPr>
-        <w:t>《消费者权益保护法》第五十五条规定的"退一赔三"，适用前提是经营者存在欺诈行为。本案中产品合法、治疗合规、服务真实，不存在任何欺诈情节，该诉求没有法律依据。</w:t>
-      </w:r>
-    </w:p>
-    <w:p>
-      <w:pPr>
-        <w:pStyle w:val="Heading3"/>
-      </w:pPr>
-      <w:r>
-        <w:rPr>
-          <w:color w:val="1A477A"/>
-        </w:rPr>
-        <w:t>2.4 关于退款的处理</w:t>
+        <w:t>14|购买后，患者方面提出以下三项质疑：</w:t>
       </w:r>
     </w:p>
     <w:p>
@@ -652,7 +149,7 @@
           <w:b w:val="0"/>
           <w:sz w:val="22"/>
         </w:rPr>
-        <w:t>本院已于2026年7月10日前完成全额退款。</w:t>
+        <w:t>15|</w:t>
       </w:r>
     </w:p>
     <w:p>
@@ -662,288 +159,7 @@
           <w:b w:val="0"/>
           <w:sz w:val="22"/>
         </w:rPr>
-        <w:t>退款≠承认欺诈。 退款是基于对患者的人文关怀和息诉止争的良好意愿，不代表认可"欺诈"的指控。在法律上，当事人在无义务情况下主动退款，不构成对过错的自认。</w:t>
-      </w:r>
-    </w:p>
-    <w:p>
-      <w:pPr>
-        <w:spacing w:before="120"/>
-      </w:pPr>
-    </w:p>
-    <w:p>
-      <w:pPr>
-        <w:spacing w:after="120"/>
-      </w:pPr>
-    </w:p>
-    <w:p>
-      <w:pPr>
-        <w:pStyle w:val="Heading2"/>
-      </w:pPr>
-      <w:r>
-        <w:rPr>
-          <w:color w:val="1A477A"/>
-        </w:rPr>
-        <w:t>三、关于"产品超范围治疗"问题</w:t>
-      </w:r>
-    </w:p>
-    <w:p>
-      <w:pPr>
-        <w:pStyle w:val="Heading3"/>
-      </w:pPr>
-      <w:r>
-        <w:rPr>
-          <w:color w:val="1A477A"/>
-        </w:rPr>
-        <w:t>3.1 产品的注册信息</w:t>
-      </w:r>
-    </w:p>
-    <w:tbl>
-      <w:tblPr>
-        <w:tblStyle w:val="TableGrid"/>
-        <w:tblW w:type="auto" w:w="0"/>
-        <w:tblLook w:firstColumn="1" w:firstRow="1" w:lastColumn="0" w:lastRow="0" w:noHBand="0" w:noVBand="1" w:val="04A0"/>
-      </w:tblPr>
-      <w:tblGrid>
-        <w:gridCol w:w="4323"/>
-        <w:gridCol w:w="4323"/>
-      </w:tblGrid>
-      <w:tr>
-        <w:tc>
-          <w:tcPr>
-            <w:tcW w:type="dxa" w:w="4323"/>
-            <w:shd w:fill="2B579A"/>
-          </w:tcPr>
-          <w:p>
-            <w:r>
-              <w:rPr>
-                <w:rFonts w:ascii="SimSun" w:hAnsi="SimSun" w:eastAsia="SimSun"/>
-                <w:b/>
-                <w:color w:val="FFFFFF"/>
-                <w:sz w:val="19"/>
-              </w:rPr>
-              <w:t>项目</w:t>
-            </w:r>
-          </w:p>
-        </w:tc>
-        <w:tc>
-          <w:tcPr>
-            <w:tcW w:type="dxa" w:w="4323"/>
-            <w:shd w:fill="2B579A"/>
-          </w:tcPr>
-          <w:p>
-            <w:r>
-              <w:rPr>
-                <w:rFonts w:ascii="SimSun" w:hAnsi="SimSun" w:eastAsia="SimSun"/>
-                <w:b/>
-                <w:color w:val="FFFFFF"/>
-                <w:sz w:val="19"/>
-              </w:rPr>
-              <w:t>内容</w:t>
-            </w:r>
-          </w:p>
-        </w:tc>
-      </w:tr>
-      <w:tr>
-        <w:tc>
-          <w:tcPr>
-            <w:tcW w:type="dxa" w:w="4323"/>
-          </w:tcPr>
-          <w:p>
-            <w:r>
-              <w:rPr>
-                <w:rFonts w:ascii="SimSun" w:hAnsi="SimSun" w:eastAsia="SimSun"/>
-                <w:sz w:val="19"/>
-              </w:rPr>
-              <w:t>产品名称</w:t>
-            </w:r>
-          </w:p>
-        </w:tc>
-        <w:tc>
-          <w:tcPr>
-            <w:tcW w:type="dxa" w:w="4323"/>
-          </w:tcPr>
-          <w:p>
-            <w:r>
-              <w:rPr>
-                <w:rFonts w:ascii="SimSun" w:hAnsi="SimSun" w:eastAsia="SimSun"/>
-                <w:sz w:val="19"/>
-              </w:rPr>
-              <w:t>生物反馈电刺激治疗仪</w:t>
-            </w:r>
-          </w:p>
-        </w:tc>
-      </w:tr>
-      <w:tr>
-        <w:tc>
-          <w:tcPr>
-            <w:tcW w:type="dxa" w:w="4323"/>
-          </w:tcPr>
-          <w:p>
-            <w:r>
-              <w:rPr>
-                <w:rFonts w:ascii="SimSun" w:hAnsi="SimSun" w:eastAsia="SimSun"/>
-                <w:sz w:val="19"/>
-              </w:rPr>
-              <w:t>注册证编号</w:t>
-            </w:r>
-          </w:p>
-        </w:tc>
-        <w:tc>
-          <w:tcPr>
-            <w:tcW w:type="dxa" w:w="4323"/>
-          </w:tcPr>
-          <w:p>
-            <w:r>
-              <w:rPr>
-                <w:rFonts w:ascii="SimSun" w:hAnsi="SimSun" w:eastAsia="SimSun"/>
-                <w:sz w:val="19"/>
-              </w:rPr>
-              <w:t>粤械注准20222090876</w:t>
-            </w:r>
-          </w:p>
-        </w:tc>
-      </w:tr>
-      <w:tr>
-        <w:tc>
-          <w:tcPr>
-            <w:tcW w:type="dxa" w:w="4323"/>
-          </w:tcPr>
-          <w:p>
-            <w:r>
-              <w:rPr>
-                <w:rFonts w:ascii="SimSun" w:hAnsi="SimSun" w:eastAsia="SimSun"/>
-                <w:sz w:val="19"/>
-              </w:rPr>
-              <w:t>注册人</w:t>
-            </w:r>
-          </w:p>
-        </w:tc>
-        <w:tc>
-          <w:tcPr>
-            <w:tcW w:type="dxa" w:w="4323"/>
-          </w:tcPr>
-          <w:p>
-            <w:r>
-              <w:rPr>
-                <w:rFonts w:ascii="SimSun" w:hAnsi="SimSun" w:eastAsia="SimSun"/>
-                <w:sz w:val="19"/>
-              </w:rPr>
-              <w:t>广州圆医生物科技有限公司</w:t>
-            </w:r>
-          </w:p>
-        </w:tc>
-      </w:tr>
-      <w:tr>
-        <w:tc>
-          <w:tcPr>
-            <w:tcW w:type="dxa" w:w="4323"/>
-          </w:tcPr>
-          <w:p>
-            <w:r>
-              <w:rPr>
-                <w:rFonts w:ascii="SimSun" w:hAnsi="SimSun" w:eastAsia="SimSun"/>
-                <w:sz w:val="19"/>
-              </w:rPr>
-              <w:t>审批机关</w:t>
-            </w:r>
-          </w:p>
-        </w:tc>
-        <w:tc>
-          <w:tcPr>
-            <w:tcW w:type="dxa" w:w="4323"/>
-          </w:tcPr>
-          <w:p>
-            <w:r>
-              <w:rPr>
-                <w:rFonts w:ascii="SimSun" w:hAnsi="SimSun" w:eastAsia="SimSun"/>
-                <w:sz w:val="19"/>
-              </w:rPr>
-              <w:t>广东省药品监督管理局</w:t>
-            </w:r>
-          </w:p>
-        </w:tc>
-      </w:tr>
-      <w:tr>
-        <w:tc>
-          <w:tcPr>
-            <w:tcW w:type="dxa" w:w="4323"/>
-          </w:tcPr>
-          <w:p>
-            <w:r>
-              <w:rPr>
-                <w:rFonts w:ascii="SimSun" w:hAnsi="SimSun" w:eastAsia="SimSun"/>
-                <w:sz w:val="19"/>
-              </w:rPr>
-              <w:t>批准日期</w:t>
-            </w:r>
-          </w:p>
-        </w:tc>
-        <w:tc>
-          <w:tcPr>
-            <w:tcW w:type="dxa" w:w="4323"/>
-          </w:tcPr>
-          <w:p>
-            <w:r>
-              <w:rPr>
-                <w:rFonts w:ascii="SimSun" w:hAnsi="SimSun" w:eastAsia="SimSun"/>
-                <w:sz w:val="19"/>
-              </w:rPr>
-              <w:t>2022年7月6日</w:t>
-            </w:r>
-          </w:p>
-        </w:tc>
-      </w:tr>
-      <w:tr>
-        <w:tc>
-          <w:tcPr>
-            <w:tcW w:type="dxa" w:w="4323"/>
-          </w:tcPr>
-          <w:p>
-            <w:r>
-              <w:rPr>
-                <w:rFonts w:ascii="SimSun" w:hAnsi="SimSun" w:eastAsia="SimSun"/>
-                <w:sz w:val="19"/>
-              </w:rPr>
-              <w:t>适用范围</w:t>
-            </w:r>
-          </w:p>
-        </w:tc>
-        <w:tc>
-          <w:tcPr>
-            <w:tcW w:type="dxa" w:w="4323"/>
-          </w:tcPr>
-          <w:p>
-            <w:r>
-              <w:rPr>
-                <w:rFonts w:ascii="SimSun" w:hAnsi="SimSun" w:eastAsia="SimSun"/>
-                <w:sz w:val="19"/>
-              </w:rPr>
-              <w:t>"对患者的体表肌电信号进行采集、分析和反馈训练，可以对患者的肌肉施加电刺激来恢复患者的肌肉功能障碍。"</w:t>
-            </w:r>
-          </w:p>
-        </w:tc>
-      </w:tr>
-    </w:tbl>
-    <w:p/>
-    <w:p>
-      <w:r>
-        <w:rPr>
-          <w:rFonts w:ascii="SimSun" w:hAnsi="SimSun" w:eastAsia="SimSun"/>
-          <w:b w:val="0"/>
-          <w:sz w:val="22"/>
-        </w:rPr>
-        <w:t>该注册证为国家药监局审批的合法二类医疗器械注册证，目前处于有效期内。</w:t>
-      </w:r>
-    </w:p>
-    <w:p>
-      <w:pPr>
-        <w:pStyle w:val="Heading3"/>
-      </w:pPr>
-      <w:r>
-        <w:rPr>
-          <w:color w:val="1A477A"/>
-        </w:rPr>
-        <w:t>3.2 子宫复旧在适用范围之内</w:t>
+        <w:t>16|| 序号 | 质疑事项 | 核心诉求 |</w:t>
       </w:r>
     </w:p>
     <w:p>
@@ -953,59 +169,7 @@
           <w:b w:val="0"/>
           <w:sz w:val="22"/>
         </w:rPr>
-        <w:t>从生理学和治疗学角度：</w:t>
-      </w:r>
-    </w:p>
-    <w:p>
-      <w:pPr>
-        <w:pStyle w:val="ListBullet"/>
-        <w:ind w:left="850"/>
-      </w:pPr>
-      <w:r>
-        <w:rPr>
-          <w:rFonts w:ascii="SimSun" w:hAnsi="SimSun" w:eastAsia="SimSun"/>
-          <w:sz w:val="21"/>
-        </w:rPr>
-        <w:t>子宫由平滑肌构成</w:t>
-      </w:r>
-    </w:p>
-    <w:p>
-      <w:pPr>
-        <w:pStyle w:val="ListBullet"/>
-        <w:ind w:left="850"/>
-      </w:pPr>
-      <w:r>
-        <w:rPr>
-          <w:rFonts w:ascii="SimSun" w:hAnsi="SimSun" w:eastAsia="SimSun"/>
-          <w:sz w:val="21"/>
-        </w:rPr>
-        <w:t>产后/人工流产后子宫复旧的本质是子宫平滑肌的收缩功能恢复</w:t>
-      </w:r>
-    </w:p>
-    <w:p>
-      <w:pPr>
-        <w:pStyle w:val="ListBullet"/>
-        <w:ind w:left="850"/>
-      </w:pPr>
-      <w:r>
-        <w:rPr>
-          <w:rFonts w:ascii="SimSun" w:hAnsi="SimSun" w:eastAsia="SimSun"/>
-          <w:sz w:val="21"/>
-        </w:rPr>
-        <w:t>生物反馈电刺激治疗仪的作用机理是通过电刺激促进目标肌肉群的收缩训练</w:t>
-      </w:r>
-    </w:p>
-    <w:p>
-      <w:pPr>
-        <w:pStyle w:val="ListBullet"/>
-        <w:ind w:left="850"/>
-      </w:pPr>
-      <w:r>
-        <w:rPr>
-          <w:rFonts w:ascii="SimSun" w:hAnsi="SimSun" w:eastAsia="SimSun"/>
-          <w:sz w:val="21"/>
-        </w:rPr>
-        <w:t>因此，子宫复旧治疗属于"恢复患者的肌肉功能障碍"的范畴</w:t>
+        <w:t>17||:---:|:---|:---|</w:t>
       </w:r>
     </w:p>
     <w:p>
@@ -1015,18 +179,7 @@
           <w:b w:val="0"/>
           <w:sz w:val="22"/>
         </w:rPr>
-        <w:t>更详细的产品机理和法规论证，请见附件《关于生物刺激反馈仪可用于子宫复旧治疗的说明函》。</w:t>
-      </w:r>
-    </w:p>
-    <w:p>
-      <w:pPr>
-        <w:pStyle w:val="Heading3"/>
-      </w:pPr>
-      <w:r>
-        <w:rPr>
-          <w:color w:val="1A477A"/>
-        </w:rPr>
-        <w:t>3.3 "未列明子宫复旧≠不能治疗"</w:t>
+        <w:t>18|| 1 | 欺诈 | 认为医院/圆爱康虚假宣传，欺诈消费者 |</w:t>
       </w:r>
     </w:p>
     <w:p>
@@ -1036,33 +189,7 @@
           <w:b w:val="0"/>
           <w:sz w:val="22"/>
         </w:rPr>
-        <w:t>医疗器械注册证的适用范围存在两种合法表述方式：</w:t>
-      </w:r>
-    </w:p>
-    <w:p>
-      <w:pPr>
-        <w:pStyle w:val="ListBullet"/>
-        <w:ind w:left="850"/>
-      </w:pPr>
-      <w:r>
-        <w:rPr>
-          <w:rFonts w:ascii="SimSun" w:hAnsi="SimSun" w:eastAsia="SimSun"/>
-          <w:sz w:val="21"/>
-        </w:rPr>
-        <w:t>概括式写法：以产品作用机理为核心，使用涵盖性表述（如"恢复肌肉功能障碍"）</w:t>
-      </w:r>
-    </w:p>
-    <w:p>
-      <w:pPr>
-        <w:pStyle w:val="ListBullet"/>
-        <w:ind w:left="850"/>
-      </w:pPr>
-      <w:r>
-        <w:rPr>
-          <w:rFonts w:ascii="SimSun" w:hAnsi="SimSun" w:eastAsia="SimSun"/>
-          <w:sz w:val="21"/>
-        </w:rPr>
-        <w:t>列举式写法：逐项列明具体适应症（如"产后阴道复旧"）</w:t>
+        <w:t>19|| 2 | 产品超范围 | 认为居家康复产品不具备子宫复旧治疗能力 |</w:t>
       </w:r>
     </w:p>
     <w:p>
@@ -1072,39 +199,7 @@
           <w:b w:val="0"/>
           <w:sz w:val="22"/>
         </w:rPr>
-        <w:t>两种写法均合法有效。概括式写法不意味着产品治疗能力有限，恰恰相反，它说明产品的治疗机理覆盖了更广泛的临床场景。写法宽泛不等于不能治。</w:t>
-      </w:r>
-    </w:p>
-    <w:p>
-      <w:pPr>
-        <w:spacing w:before="120"/>
-      </w:pPr>
-    </w:p>
-    <w:p>
-      <w:pPr>
-        <w:spacing w:after="120"/>
-      </w:pPr>
-    </w:p>
-    <w:p>
-      <w:pPr>
-        <w:pStyle w:val="Heading2"/>
-      </w:pPr>
-      <w:r>
-        <w:rPr>
-          <w:color w:val="1A477A"/>
-        </w:rPr>
-        <w:t>四、关于"第三方收款"问题</w:t>
-      </w:r>
-    </w:p>
-    <w:p>
-      <w:pPr>
-        <w:pStyle w:val="Heading3"/>
-      </w:pPr>
-      <w:r>
-        <w:rPr>
-          <w:color w:val="1A477A"/>
-        </w:rPr>
-        <w:t>4.1 第三方服务商的合法身份</w:t>
+        <w:t>20|| 3 | 第三方收款违规 | 认为钱交给第三方（圆爱康）而非医院，质疑合规性 |</w:t>
       </w:r>
     </w:p>
     <w:p>
@@ -1114,196 +209,7 @@
           <w:b w:val="0"/>
           <w:sz w:val="22"/>
         </w:rPr>
-        <w:t>广州圆爱康生物科技有限公司是[医院名称]通过合法招标程序选定的居家康复服务供应商。</w:t>
-      </w:r>
-    </w:p>
-    <w:tbl>
-      <w:tblPr>
-        <w:tblStyle w:val="TableGrid"/>
-        <w:tblW w:type="auto" w:w="0"/>
-        <w:tblLook w:firstColumn="1" w:firstRow="1" w:lastColumn="0" w:lastRow="0" w:noHBand="0" w:noVBand="1" w:val="04A0"/>
-      </w:tblPr>
-      <w:tblGrid>
-        <w:gridCol w:w="4323"/>
-        <w:gridCol w:w="4323"/>
-      </w:tblGrid>
-      <w:tr>
-        <w:tc>
-          <w:tcPr>
-            <w:tcW w:type="dxa" w:w="4323"/>
-            <w:shd w:fill="2B579A"/>
-          </w:tcPr>
-          <w:p>
-            <w:r>
-              <w:rPr>
-                <w:rFonts w:ascii="SimSun" w:hAnsi="SimSun" w:eastAsia="SimSun"/>
-                <w:b/>
-                <w:color w:val="FFFFFF"/>
-                <w:sz w:val="19"/>
-              </w:rPr>
-              <w:t>环节</w:t>
-            </w:r>
-          </w:p>
-        </w:tc>
-        <w:tc>
-          <w:tcPr>
-            <w:tcW w:type="dxa" w:w="4323"/>
-            <w:shd w:fill="2B579A"/>
-          </w:tcPr>
-          <w:p>
-            <w:r>
-              <w:rPr>
-                <w:rFonts w:ascii="SimSun" w:hAnsi="SimSun" w:eastAsia="SimSun"/>
-                <w:b/>
-                <w:color w:val="FFFFFF"/>
-                <w:sz w:val="19"/>
-              </w:rPr>
-              <w:t>说明</w:t>
-            </w:r>
-          </w:p>
-        </w:tc>
-      </w:tr>
-      <w:tr>
-        <w:tc>
-          <w:tcPr>
-            <w:tcW w:type="dxa" w:w="4323"/>
-          </w:tcPr>
-          <w:p>
-            <w:r>
-              <w:rPr>
-                <w:rFonts w:ascii="SimSun" w:hAnsi="SimSun" w:eastAsia="SimSun"/>
-                <w:sz w:val="19"/>
-              </w:rPr>
-              <w:t>招标程序</w:t>
-            </w:r>
-          </w:p>
-        </w:tc>
-        <w:tc>
-          <w:tcPr>
-            <w:tcW w:type="dxa" w:w="4323"/>
-          </w:tcPr>
-          <w:p>
-            <w:r>
-              <w:rPr>
-                <w:rFonts w:ascii="SimSun" w:hAnsi="SimSun" w:eastAsia="SimSun"/>
-                <w:sz w:val="19"/>
-              </w:rPr>
-              <w:t>医院按照政府采购或院内采购相关规定，通过公开/邀请招标方式选定圆爱康为居家康复服务供应商</w:t>
-            </w:r>
-          </w:p>
-        </w:tc>
-      </w:tr>
-      <w:tr>
-        <w:tc>
-          <w:tcPr>
-            <w:tcW w:type="dxa" w:w="4323"/>
-          </w:tcPr>
-          <w:p>
-            <w:r>
-              <w:rPr>
-                <w:rFonts w:ascii="SimSun" w:hAnsi="SimSun" w:eastAsia="SimSun"/>
-                <w:sz w:val="19"/>
-              </w:rPr>
-              <w:t>合同关系</w:t>
-            </w:r>
-          </w:p>
-        </w:tc>
-        <w:tc>
-          <w:tcPr>
-            <w:tcW w:type="dxa" w:w="4323"/>
-          </w:tcPr>
-          <w:p>
-            <w:r>
-              <w:rPr>
-                <w:rFonts w:ascii="SimSun" w:hAnsi="SimSun" w:eastAsia="SimSun"/>
-                <w:sz w:val="19"/>
-              </w:rPr>
-              <w:t>医院与圆爱康签订正式服务协议，明确双方权利义务</w:t>
-            </w:r>
-          </w:p>
-        </w:tc>
-      </w:tr>
-      <w:tr>
-        <w:tc>
-          <w:tcPr>
-            <w:tcW w:type="dxa" w:w="4323"/>
-          </w:tcPr>
-          <w:p>
-            <w:r>
-              <w:rPr>
-                <w:rFonts w:ascii="SimSun" w:hAnsi="SimSun" w:eastAsia="SimSun"/>
-                <w:sz w:val="19"/>
-              </w:rPr>
-              <w:t>服务内容</w:t>
-            </w:r>
-          </w:p>
-        </w:tc>
-        <w:tc>
-          <w:tcPr>
-            <w:tcW w:type="dxa" w:w="4323"/>
-          </w:tcPr>
-          <w:p>
-            <w:r>
-              <w:rPr>
-                <w:rFonts w:ascii="SimSun" w:hAnsi="SimSun" w:eastAsia="SimSun"/>
-                <w:sz w:val="19"/>
-              </w:rPr>
-              <w:t>圆爱康提供设备物流消毒、整体运营服务、六师共管服务、数据平台服务</w:t>
-            </w:r>
-          </w:p>
-        </w:tc>
-      </w:tr>
-      <w:tr>
-        <w:tc>
-          <w:tcPr>
-            <w:tcW w:type="dxa" w:w="4323"/>
-          </w:tcPr>
-          <w:p>
-            <w:r>
-              <w:rPr>
-                <w:rFonts w:ascii="SimSun" w:hAnsi="SimSun" w:eastAsia="SimSun"/>
-                <w:sz w:val="19"/>
-              </w:rPr>
-              <w:t>准入资质</w:t>
-            </w:r>
-          </w:p>
-        </w:tc>
-        <w:tc>
-          <w:tcPr>
-            <w:tcW w:type="dxa" w:w="4323"/>
-          </w:tcPr>
-          <w:p>
-            <w:r>
-              <w:rPr>
-                <w:rFonts w:ascii="SimSun" w:hAnsi="SimSun" w:eastAsia="SimSun"/>
-                <w:sz w:val="19"/>
-              </w:rPr>
-              <w:t>圆爱康及关联公司（广州圆医生物科技有限公司）持有合法医疗器械注册证及经营许可</w:t>
-            </w:r>
-          </w:p>
-        </w:tc>
-      </w:tr>
-    </w:tbl>
-    <w:p/>
-    <w:p>
-      <w:r>
-        <w:rPr>
-          <w:rFonts w:ascii="SimSun" w:hAnsi="SimSun" w:eastAsia="SimSun"/>
-          <w:b w:val="0"/>
-          <w:sz w:val="22"/>
-        </w:rPr>
-        <w:t>因此，圆爱康不是"不明第三方"，而是医院依法依规引入的合法服务商。</w:t>
-      </w:r>
-    </w:p>
-    <w:p>
-      <w:pPr>
-        <w:pStyle w:val="Heading3"/>
-      </w:pPr>
-      <w:r>
-        <w:rPr>
-          <w:color w:val="1A477A"/>
-        </w:rPr>
-        <w:t>4.2 第三方收款模式的合理性</w:t>
+        <w:t>21|</w:t>
       </w:r>
     </w:p>
     <w:p>
@@ -1313,223 +219,7 @@
           <w:b w:val="0"/>
           <w:sz w:val="22"/>
         </w:rPr>
-        <w:t>患者支付的2,200元服务费中，资金分配如下：</w:t>
-      </w:r>
-    </w:p>
-    <w:tbl>
-      <w:tblPr>
-        <w:tblStyle w:val="TableGrid"/>
-        <w:tblW w:type="auto" w:w="0"/>
-        <w:tblLook w:firstColumn="1" w:firstRow="1" w:lastColumn="0" w:lastRow="0" w:noHBand="0" w:noVBand="1" w:val="04A0"/>
-      </w:tblPr>
-      <w:tblGrid>
-        <w:gridCol w:w="2882"/>
-        <w:gridCol w:w="2882"/>
-        <w:gridCol w:w="2882"/>
-      </w:tblGrid>
-      <w:tr>
-        <w:tc>
-          <w:tcPr>
-            <w:tcW w:type="dxa" w:w="2882"/>
-            <w:shd w:fill="2B579A"/>
-          </w:tcPr>
-          <w:p>
-            <w:r>
-              <w:rPr>
-                <w:rFonts w:ascii="SimSun" w:hAnsi="SimSun" w:eastAsia="SimSun"/>
-                <w:b/>
-                <w:color w:val="FFFFFF"/>
-                <w:sz w:val="19"/>
-              </w:rPr>
-              <w:t>收款方</w:t>
-            </w:r>
-          </w:p>
-        </w:tc>
-        <w:tc>
-          <w:tcPr>
-            <w:tcW w:type="dxa" w:w="2882"/>
-            <w:shd w:fill="2B579A"/>
-          </w:tcPr>
-          <w:p>
-            <w:r>
-              <w:rPr>
-                <w:rFonts w:ascii="SimSun" w:hAnsi="SimSun" w:eastAsia="SimSun"/>
-                <w:b/>
-                <w:color w:val="FFFFFF"/>
-                <w:sz w:val="19"/>
-              </w:rPr>
-              <w:t>金额</w:t>
-            </w:r>
-          </w:p>
-        </w:tc>
-        <w:tc>
-          <w:tcPr>
-            <w:tcW w:type="dxa" w:w="2882"/>
-            <w:shd w:fill="2B579A"/>
-          </w:tcPr>
-          <w:p>
-            <w:r>
-              <w:rPr>
-                <w:rFonts w:ascii="SimSun" w:hAnsi="SimSun" w:eastAsia="SimSun"/>
-                <w:b/>
-                <w:color w:val="FFFFFF"/>
-                <w:sz w:val="19"/>
-              </w:rPr>
-              <w:t>用途</w:t>
-            </w:r>
-          </w:p>
-        </w:tc>
-      </w:tr>
-      <w:tr>
-        <w:tc>
-          <w:tcPr>
-            <w:tcW w:type="dxa" w:w="2882"/>
-          </w:tcPr>
-          <w:p>
-            <w:r>
-              <w:rPr>
-                <w:rFonts w:ascii="SimSun" w:hAnsi="SimSun" w:eastAsia="SimSun"/>
-                <w:sz w:val="19"/>
-              </w:rPr>
-              <w:t>圆爱康（第三方服务商）</w:t>
-            </w:r>
-          </w:p>
-        </w:tc>
-        <w:tc>
-          <w:tcPr>
-            <w:tcW w:type="dxa" w:w="2882"/>
-          </w:tcPr>
-          <w:p>
-            <w:r>
-              <w:rPr>
-                <w:rFonts w:ascii="SimSun" w:hAnsi="SimSun" w:eastAsia="SimSun"/>
-                <w:sz w:val="19"/>
-              </w:rPr>
-              <w:t>1,100元</w:t>
-            </w:r>
-          </w:p>
-        </w:tc>
-        <w:tc>
-          <w:tcPr>
-            <w:tcW w:type="dxa" w:w="2882"/>
-          </w:tcPr>
-          <w:p>
-            <w:r>
-              <w:rPr>
-                <w:rFonts w:ascii="SimSun" w:hAnsi="SimSun" w:eastAsia="SimSun"/>
-                <w:sz w:val="19"/>
-              </w:rPr>
-              <w:t>设备物流消毒+运营服务+六师共管+数据平台</w:t>
-            </w:r>
-          </w:p>
-        </w:tc>
-      </w:tr>
-      <w:tr>
-        <w:tc>
-          <w:tcPr>
-            <w:tcW w:type="dxa" w:w="2882"/>
-          </w:tcPr>
-          <w:p>
-            <w:r>
-              <w:rPr>
-                <w:rFonts w:ascii="SimSun" w:hAnsi="SimSun" w:eastAsia="SimSun"/>
-                <w:sz w:val="19"/>
-              </w:rPr>
-              <w:t>社区卫生服务站</w:t>
-            </w:r>
-          </w:p>
-        </w:tc>
-        <w:tc>
-          <w:tcPr>
-            <w:tcW w:type="dxa" w:w="2882"/>
-          </w:tcPr>
-          <w:p>
-            <w:r>
-              <w:rPr>
-                <w:rFonts w:ascii="SimSun" w:hAnsi="SimSun" w:eastAsia="SimSun"/>
-                <w:sz w:val="19"/>
-              </w:rPr>
-              <w:t>1,100元</w:t>
-            </w:r>
-          </w:p>
-        </w:tc>
-        <w:tc>
-          <w:tcPr>
-            <w:tcW w:type="dxa" w:w="2882"/>
-          </w:tcPr>
-          <w:p>
-            <w:r>
-              <w:rPr>
-                <w:rFonts w:ascii="SimSun" w:hAnsi="SimSun" w:eastAsia="SimSun"/>
-                <w:sz w:val="19"/>
-              </w:rPr>
-              <w:t>治疗操作、场所、医护劳务（含上缴卫健局部分）</w:t>
-            </w:r>
-          </w:p>
-        </w:tc>
-      </w:tr>
-    </w:tbl>
-    <w:p/>
-    <w:p>
-      <w:r>
-        <w:rPr>
-          <w:rFonts w:ascii="SimSun" w:hAnsi="SimSun" w:eastAsia="SimSun"/>
-          <w:b w:val="0"/>
-          <w:sz w:val="22"/>
-        </w:rPr>
-        <w:t>医疗机构将非核心业务委托第三方服务商运营并代为收款，是医疗服务领域常见的商业模式：</w:t>
-      </w:r>
-    </w:p>
-    <w:p>
-      <w:pPr>
-        <w:pStyle w:val="ListBullet"/>
-        <w:ind w:left="850"/>
-      </w:pPr>
-      <w:r>
-        <w:rPr>
-          <w:rFonts w:ascii="SimSun" w:hAnsi="SimSun" w:eastAsia="SimSun"/>
-          <w:sz w:val="21"/>
-        </w:rPr>
-        <w:t>院内SPD耗材管理：医院委托第三方管理耗材，由第三方直接与供应商结算</w:t>
-      </w:r>
-    </w:p>
-    <w:p>
-      <w:pPr>
-        <w:pStyle w:val="ListBullet"/>
-        <w:ind w:left="850"/>
-      </w:pPr>
-      <w:r>
-        <w:rPr>
-          <w:rFonts w:ascii="SimSun" w:hAnsi="SimSun" w:eastAsia="SimSun"/>
-          <w:sz w:val="21"/>
-        </w:rPr>
-        <w:t>医院食堂/保洁外包：第三方提供服务并直接收费</w:t>
-      </w:r>
-    </w:p>
-    <w:p>
-      <w:pPr>
-        <w:pStyle w:val="ListBullet"/>
-        <w:ind w:left="850"/>
-      </w:pPr>
-      <w:r>
-        <w:rPr>
-          <w:rFonts w:ascii="SimSun" w:hAnsi="SimSun" w:eastAsia="SimSun"/>
-          <w:sz w:val="21"/>
-        </w:rPr>
-        <w:t>互联网医院平台：第三方平台代收诊疗费后与医院结算</w:t>
-      </w:r>
-    </w:p>
-    <w:p>
-      <w:pPr>
-        <w:pStyle w:val="ListBullet"/>
-        <w:ind w:left="850"/>
-      </w:pPr>
-      <w:r>
-        <w:rPr>
-          <w:rFonts w:ascii="SimSun" w:hAnsi="SimSun" w:eastAsia="SimSun"/>
-          <w:sz w:val="21"/>
-        </w:rPr>
-        <w:t>医养结合项目：第三方运营居家护理服务并收取服务费</w:t>
+        <w:t>22|本院及广州圆爱康生物科技有限公司就以上三项质疑，逐条作出正式回复如下。</w:t>
       </w:r>
     </w:p>
     <w:p>
@@ -1539,18 +229,7 @@
           <w:b w:val="0"/>
           <w:sz w:val="22"/>
         </w:rPr>
-        <w:t>上述模式均不构成违规。</w:t>
-      </w:r>
-    </w:p>
-    <w:p>
-      <w:pPr>
-        <w:pStyle w:val="Heading3"/>
-      </w:pPr>
-      <w:r>
-        <w:rPr>
-          <w:color w:val="1A477A"/>
-        </w:rPr>
-        <w:t>4.3 圆爱康向医院支付管理费的说明</w:t>
+        <w:t>23|</w:t>
       </w:r>
     </w:p>
     <w:p>
@@ -1560,72 +239,7 @@
           <w:b w:val="0"/>
           <w:sz w:val="22"/>
         </w:rPr>
-        <w:t>圆爱康向医院支付的管理费用，对应的是医院提供的医疗支撑服务，包括但不限于：</w:t>
-      </w:r>
-    </w:p>
-    <w:p>
-      <w:pPr>
-        <w:pStyle w:val="ListBullet"/>
-        <w:ind w:left="850"/>
-      </w:pPr>
-      <w:r>
-        <w:rPr>
-          <w:rFonts w:ascii="SimSun" w:hAnsi="SimSun" w:eastAsia="SimSun"/>
-          <w:sz w:val="21"/>
-        </w:rPr>
-        <w:t>医护人员的培训和指导</w:t>
-      </w:r>
-    </w:p>
-    <w:p>
-      <w:pPr>
-        <w:pStyle w:val="ListBullet"/>
-        <w:ind w:left="850"/>
-      </w:pPr>
-      <w:r>
-        <w:rPr>
-          <w:rFonts w:ascii="SimSun" w:hAnsi="SimSun" w:eastAsia="SimSun"/>
-          <w:sz w:val="21"/>
-        </w:rPr>
-        <w:t>治疗方案的医学审核</w:t>
-      </w:r>
-    </w:p>
-    <w:p>
-      <w:pPr>
-        <w:pStyle w:val="ListBullet"/>
-        <w:ind w:left="850"/>
-      </w:pPr>
-      <w:r>
-        <w:rPr>
-          <w:rFonts w:ascii="SimSun" w:hAnsi="SimSun" w:eastAsia="SimSun"/>
-          <w:sz w:val="21"/>
-        </w:rPr>
-        <w:t>患者转诊和紧急情况处理</w:t>
-      </w:r>
-    </w:p>
-    <w:p>
-      <w:pPr>
-        <w:pStyle w:val="ListBullet"/>
-        <w:ind w:left="850"/>
-      </w:pPr>
-      <w:r>
-        <w:rPr>
-          <w:rFonts w:ascii="SimSun" w:hAnsi="SimSun" w:eastAsia="SimSun"/>
-          <w:sz w:val="21"/>
-        </w:rPr>
-        <w:t>医疗质量和安全监督</w:t>
-      </w:r>
-    </w:p>
-    <w:p>
-      <w:pPr>
-        <w:pStyle w:val="ListBullet"/>
-        <w:ind w:left="850"/>
-      </w:pPr>
-      <w:r>
-        <w:rPr>
-          <w:rFonts w:ascii="SimSun" w:hAnsi="SimSun" w:eastAsia="SimSun"/>
-          <w:sz w:val="21"/>
-        </w:rPr>
-        <w:t>医院品牌和信誉背书</w:t>
+        <w:t>24|---</w:t>
       </w:r>
     </w:p>
     <w:p>
@@ -1635,18 +249,7 @@
           <w:b w:val="0"/>
           <w:sz w:val="22"/>
         </w:rPr>
-        <w:t>医院收了管理费，不等于患者"被医院卖了"或"医院在骗钱"。 这笔管理费对应的是真实的医疗服务支撑，是医院对项目质量负责的体现，与患者支付的2,200元服务费是否由圆爱康代收无关。</w:t>
-      </w:r>
-    </w:p>
-    <w:p>
-      <w:pPr>
-        <w:pStyle w:val="Heading3"/>
-      </w:pPr>
-      <w:r>
-        <w:rPr>
-          <w:color w:val="1A477A"/>
-        </w:rPr>
-        <w:t>4.4 关于"医院让第三方收款"的误区</w:t>
+        <w:t>25|</w:t>
       </w:r>
     </w:p>
     <w:p>
@@ -1656,7 +259,7 @@
           <w:b w:val="0"/>
           <w:sz w:val="22"/>
         </w:rPr>
-        <w:t>患者的理解误区在于认为"钱交给了第三方 = 医院没提供服务 = 医院在骗钱"。事实上：</w:t>
+        <w:t>26|## 二、关于"欺诈"问题</w:t>
       </w:r>
     </w:p>
     <w:p>
@@ -1666,7 +269,7 @@
           <w:b w:val="0"/>
           <w:sz w:val="22"/>
         </w:rPr>
-        <w:t>1. 圆爱康是医院招标进来的合法服务商，不是不明身份方</w:t>
+        <w:t>27|</w:t>
       </w:r>
     </w:p>
     <w:p>
@@ -1676,7 +279,7 @@
           <w:b w:val="0"/>
           <w:sz w:val="22"/>
         </w:rPr>
-        <w:t>2. 居家康复的治疗方案由医院医生开具，医疗服务由医院医护执行</w:t>
+        <w:t>28|### 2.1 欺诈的法律定义</w:t>
       </w:r>
     </w:p>
     <w:p>
@@ -1686,7 +289,7 @@
           <w:b w:val="0"/>
           <w:sz w:val="22"/>
         </w:rPr>
-        <w:t>3. 圆爱康提供的是非核心医疗服务外包（设备管理、远程随访、数据跟踪），不替代医院的核心诊疗职能</w:t>
+        <w:t>29|</w:t>
       </w:r>
     </w:p>
     <w:p>
@@ -1696,7 +299,7 @@
           <w:b w:val="0"/>
           <w:sz w:val="22"/>
         </w:rPr>
-        <w:t>4. 医院收取的管理费用对应的是真实的医疗支撑服务成本</w:t>
+        <w:t>30|根据《中华人民共和国消费者权益保护法》第五十五条及《中华人民共和国民法典》第一百四十八条，"欺诈"的构成要件包括：</w:t>
       </w:r>
     </w:p>
     <w:p>
@@ -1706,18 +309,7 @@
           <w:b w:val="0"/>
           <w:sz w:val="22"/>
         </w:rPr>
-        <w:t>收款路径的不同不等于服务不存在。 钱从哪个账户收、经过谁的手，是商业运营的安排，与患者实际获得的服务质量没有直接关系。</w:t>
-      </w:r>
-    </w:p>
-    <w:p>
-      <w:pPr>
-        <w:pStyle w:val="Heading3"/>
-      </w:pPr>
-      <w:r>
-        <w:rPr>
-          <w:color w:val="1A477A"/>
-        </w:rPr>
-        <w:t>4.5 关于"不清醒状态下购买"问题</w:t>
+        <w:t>31|</w:t>
       </w:r>
     </w:p>
     <w:p>
@@ -1727,236 +319,7 @@
           <w:b w:val="0"/>
           <w:sz w:val="22"/>
         </w:rPr>
-        <w:t>经核实，该项目的支付由患者家属（患者配偶，完全民事行为能力人） 在其本人手机上自愿完成。整个过程中不存在任何强迫、诱导或乘人之危的情形。该购买行为符合《中华人民共和国民法典》关于民事法律行为有效性的规定。</w:t>
-      </w:r>
-    </w:p>
-    <w:p>
-      <w:pPr>
-        <w:spacing w:before="120"/>
-      </w:pPr>
-    </w:p>
-    <w:p>
-      <w:pPr>
-        <w:spacing w:after="120"/>
-      </w:pPr>
-    </w:p>
-    <w:p>
-      <w:pPr>
-        <w:pStyle w:val="Heading2"/>
-      </w:pPr>
-      <w:r>
-        <w:rPr>
-          <w:color w:val="1A477A"/>
-        </w:rPr>
-        <w:t>五、最终回复意见</w:t>
-      </w:r>
-    </w:p>
-    <w:tbl>
-      <w:tblPr>
-        <w:tblStyle w:val="TableGrid"/>
-        <w:tblW w:type="auto" w:w="0"/>
-        <w:tblLook w:firstColumn="1" w:firstRow="1" w:lastColumn="0" w:lastRow="0" w:noHBand="0" w:noVBand="1" w:val="04A0"/>
-      </w:tblPr>
-      <w:tblGrid>
-        <w:gridCol w:w="2882"/>
-        <w:gridCol w:w="2882"/>
-        <w:gridCol w:w="2882"/>
-      </w:tblGrid>
-      <w:tr>
-        <w:tc>
-          <w:tcPr>
-            <w:tcW w:type="dxa" w:w="2882"/>
-            <w:shd w:fill="2B579A"/>
-          </w:tcPr>
-          <w:p>
-            <w:r>
-              <w:rPr>
-                <w:rFonts w:ascii="SimSun" w:hAnsi="SimSun" w:eastAsia="SimSun"/>
-                <w:b/>
-                <w:color w:val="FFFFFF"/>
-                <w:sz w:val="19"/>
-              </w:rPr>
-              <w:t>序号</w:t>
-            </w:r>
-          </w:p>
-        </w:tc>
-        <w:tc>
-          <w:tcPr>
-            <w:tcW w:type="dxa" w:w="2882"/>
-            <w:shd w:fill="2B579A"/>
-          </w:tcPr>
-          <w:p>
-            <w:r>
-              <w:rPr>
-                <w:rFonts w:ascii="SimSun" w:hAnsi="SimSun" w:eastAsia="SimSun"/>
-                <w:b/>
-                <w:color w:val="FFFFFF"/>
-                <w:sz w:val="19"/>
-              </w:rPr>
-              <w:t>质疑事项</w:t>
-            </w:r>
-          </w:p>
-        </w:tc>
-        <w:tc>
-          <w:tcPr>
-            <w:tcW w:type="dxa" w:w="2882"/>
-            <w:shd w:fill="2B579A"/>
-          </w:tcPr>
-          <w:p>
-            <w:r>
-              <w:rPr>
-                <w:rFonts w:ascii="SimSun" w:hAnsi="SimSun" w:eastAsia="SimSun"/>
-                <w:b/>
-                <w:color w:val="FFFFFF"/>
-                <w:sz w:val="19"/>
-              </w:rPr>
-              <w:t>回复意见</w:t>
-            </w:r>
-          </w:p>
-        </w:tc>
-      </w:tr>
-      <w:tr>
-        <w:tc>
-          <w:tcPr>
-            <w:tcW w:type="dxa" w:w="2882"/>
-          </w:tcPr>
-          <w:p>
-            <w:r>
-              <w:rPr>
-                <w:rFonts w:ascii="SimSun" w:hAnsi="SimSun" w:eastAsia="SimSun"/>
-                <w:sz w:val="19"/>
-              </w:rPr>
-              <w:t>1</w:t>
-            </w:r>
-          </w:p>
-        </w:tc>
-        <w:tc>
-          <w:tcPr>
-            <w:tcW w:type="dxa" w:w="2882"/>
-          </w:tcPr>
-          <w:p>
-            <w:r>
-              <w:rPr>
-                <w:rFonts w:ascii="SimSun" w:hAnsi="SimSun" w:eastAsia="SimSun"/>
-                <w:sz w:val="19"/>
-              </w:rPr>
-              <w:t>欺诈</w:t>
-            </w:r>
-          </w:p>
-        </w:tc>
-        <w:tc>
-          <w:tcPr>
-            <w:tcW w:type="dxa" w:w="2882"/>
-          </w:tcPr>
-          <w:p>
-            <w:r>
-              <w:rPr>
-                <w:rFonts w:ascii="SimSun" w:hAnsi="SimSun" w:eastAsia="SimSun"/>
-                <w:sz w:val="19"/>
-              </w:rPr>
-              <w:t>❌ **不成立。** 产品合法、治疗合规、服务真实，不存在欺诈故意和欺诈行为。"假一赔三"没有法律依据。**退款已办，是基于人文关怀，不是承认欺诈。**</w:t>
-            </w:r>
-          </w:p>
-        </w:tc>
-      </w:tr>
-      <w:tr>
-        <w:tc>
-          <w:tcPr>
-            <w:tcW w:type="dxa" w:w="2882"/>
-          </w:tcPr>
-          <w:p>
-            <w:r>
-              <w:rPr>
-                <w:rFonts w:ascii="SimSun" w:hAnsi="SimSun" w:eastAsia="SimSun"/>
-                <w:sz w:val="19"/>
-              </w:rPr>
-              <w:t>2</w:t>
-            </w:r>
-          </w:p>
-        </w:tc>
-        <w:tc>
-          <w:tcPr>
-            <w:tcW w:type="dxa" w:w="2882"/>
-          </w:tcPr>
-          <w:p>
-            <w:r>
-              <w:rPr>
-                <w:rFonts w:ascii="SimSun" w:hAnsi="SimSun" w:eastAsia="SimSun"/>
-                <w:sz w:val="19"/>
-              </w:rPr>
-              <w:t>产品超范围</w:t>
-            </w:r>
-          </w:p>
-        </w:tc>
-        <w:tc>
-          <w:tcPr>
-            <w:tcW w:type="dxa" w:w="2882"/>
-          </w:tcPr>
-          <w:p>
-            <w:r>
-              <w:rPr>
-                <w:rFonts w:ascii="SimSun" w:hAnsi="SimSun" w:eastAsia="SimSun"/>
-                <w:sz w:val="19"/>
-              </w:rPr>
-              <w:t>❌ **不成立。** 子宫复旧属于"恢复肌肉功能障碍"的适用范围之内。注册证写法的宽泛不代表不能治疗。详见附件说明函。</w:t>
-            </w:r>
-          </w:p>
-        </w:tc>
-      </w:tr>
-      <w:tr>
-        <w:tc>
-          <w:tcPr>
-            <w:tcW w:type="dxa" w:w="2882"/>
-          </w:tcPr>
-          <w:p>
-            <w:r>
-              <w:rPr>
-                <w:rFonts w:ascii="SimSun" w:hAnsi="SimSun" w:eastAsia="SimSun"/>
-                <w:sz w:val="19"/>
-              </w:rPr>
-              <w:t>3</w:t>
-            </w:r>
-          </w:p>
-        </w:tc>
-        <w:tc>
-          <w:tcPr>
-            <w:tcW w:type="dxa" w:w="2882"/>
-          </w:tcPr>
-          <w:p>
-            <w:r>
-              <w:rPr>
-                <w:rFonts w:ascii="SimSun" w:hAnsi="SimSun" w:eastAsia="SimSun"/>
-                <w:sz w:val="19"/>
-              </w:rPr>
-              <w:t>第三方收款违规</w:t>
-            </w:r>
-          </w:p>
-        </w:tc>
-        <w:tc>
-          <w:tcPr>
-            <w:tcW w:type="dxa" w:w="2882"/>
-          </w:tcPr>
-          <w:p>
-            <w:r>
-              <w:rPr>
-                <w:rFonts w:ascii="SimSun" w:hAnsi="SimSun" w:eastAsia="SimSun"/>
-                <w:sz w:val="19"/>
-              </w:rPr>
-              <w:t>❌ **不成立。** 圆爱康是医院合法招标引入的服务商。第三方代收+与医院结算的模式在医疗服务领域普遍存在。医院收取管理费对应的是真实的医疗支撑服务。</w:t>
-            </w:r>
-          </w:p>
-        </w:tc>
-      </w:tr>
-    </w:tbl>
-    <w:p/>
-    <w:p>
-      <w:r>
-        <w:rPr>
-          <w:rFonts w:ascii="SimSun" w:hAnsi="SimSun" w:eastAsia="SimSun"/>
-          <w:b w:val="0"/>
-          <w:sz w:val="22"/>
-        </w:rPr>
-        <w:t>本院及圆爱康的立场：</w:t>
+        <w:t>32|1. 行为人主观上有欺诈故意</w:t>
       </w:r>
     </w:p>
     <w:p>
@@ -1966,7 +329,7 @@
           <w:b w:val="0"/>
           <w:sz w:val="22"/>
         </w:rPr>
-        <w:t>1. ✅ 退款已办理——体现人文关怀</w:t>
+        <w:t>33|2. 行为人客观上实施了虚假陈述或隐瞒真相的行为</w:t>
       </w:r>
     </w:p>
     <w:p>
@@ -1976,7 +339,7 @@
           <w:b w:val="0"/>
           <w:sz w:val="22"/>
         </w:rPr>
-        <w:t>2. ❌ 不承认真项目虚假——产品合法，治疗合规，服务真实</w:t>
+        <w:t>34|3. 相对方因该行为陷入错误认识并作出不真实的意思表示</w:t>
       </w:r>
     </w:p>
     <w:p>
@@ -1986,7 +349,7 @@
           <w:b w:val="0"/>
           <w:sz w:val="22"/>
         </w:rPr>
-        <w:t>3. ❌ 不接受"假一赔三"——没有法律依据</w:t>
+        <w:t>35|</w:t>
       </w:r>
     </w:p>
     <w:p>
@@ -1996,28 +359,7 @@
           <w:b w:val="0"/>
           <w:sz w:val="22"/>
         </w:rPr>
-        <w:t>4. ✅ 欢迎通过合法途径（卫生健康主管部门、药品监督管理部门、人民法院）对产品合法性和服务质量进行监督和检验</w:t>
-      </w:r>
-    </w:p>
-    <w:p>
-      <w:pPr>
-        <w:spacing w:before="120"/>
-      </w:pPr>
-    </w:p>
-    <w:p>
-      <w:pPr>
-        <w:spacing w:after="120"/>
-      </w:pPr>
-    </w:p>
-    <w:p>
-      <w:pPr>
-        <w:pStyle w:val="Heading2"/>
-      </w:pPr>
-      <w:r>
-        <w:rPr>
-          <w:color w:val="1A477A"/>
-        </w:rPr>
-        <w:t>六、法律权利保留</w:t>
+        <w:t>36|三个要件缺一不可。</w:t>
       </w:r>
     </w:p>
     <w:p>
@@ -2027,7 +369,7 @@
           <w:b w:val="0"/>
           <w:sz w:val="22"/>
         </w:rPr>
-        <w:t>如患者方面坚持认为存在违法行为，建议通过以下合法途径解决：</w:t>
+        <w:t>37|</w:t>
       </w:r>
     </w:p>
     <w:p>
@@ -2037,7 +379,7 @@
           <w:b w:val="0"/>
           <w:sz w:val="22"/>
         </w:rPr>
-        <w:t>1. 向当地卫生健康主管部门投诉 — 由卫健部门核实医疗行为和收费模式的合规性</w:t>
+        <w:t>38|### 2.2 本案不存在欺诈</w:t>
       </w:r>
     </w:p>
     <w:p>
@@ -2047,7 +389,7 @@
           <w:b w:val="0"/>
           <w:sz w:val="22"/>
         </w:rPr>
-        <w:t>2. 向当地药品监督管理部门投诉 — 由药监部门核实产品的注册和使用合规性</w:t>
+        <w:t>39|</w:t>
       </w:r>
     </w:p>
     <w:p>
@@ -2057,7 +399,7 @@
           <w:b w:val="0"/>
           <w:sz w:val="22"/>
         </w:rPr>
-        <w:t>3. 向人民法院提起诉讼 — 由司法机关依法裁判</w:t>
+        <w:t>40|逐一分析本案事实：</w:t>
       </w:r>
     </w:p>
     <w:p>
@@ -2067,82 +409,7 @@
           <w:b w:val="0"/>
           <w:sz w:val="22"/>
         </w:rPr>
-        <w:t>我院及圆爱康将积极配合相关部门的调查和司法程序，并提供所有必要的文件和证据。如果经调查确认我方存在任何违规或违法行为，愿意承担相应的法律责任。但在未经法定程序认定的情况下，我方不接受不实指控和不当诉求。</w:t>
-      </w:r>
-    </w:p>
-    <w:p>
-      <w:pPr>
-        <w:spacing w:before="120"/>
-      </w:pPr>
-    </w:p>
-    <w:p>
-      <w:pPr>
-        <w:spacing w:after="120"/>
-      </w:pPr>
-    </w:p>
-    <w:p>
-      <w:pPr>
-        <w:ind w:left="283"/>
-      </w:pPr>
-      <w:r>
-        <w:rPr>
-          <w:i/>
-          <w:color w:val="555555"/>
-          <w:sz w:val="20"/>
-        </w:rPr>
-        <w:t>**附件：**</w:t>
-      </w:r>
-    </w:p>
-    <w:p>
-      <w:pPr>
-        <w:ind w:left="283"/>
-      </w:pPr>
-      <w:r>
-        <w:rPr>
-          <w:i/>
-          <w:color w:val="555555"/>
-          <w:sz w:val="20"/>
-        </w:rPr>
-        <w:t>1. 《关于生物刺激反馈仪可用于子宫复旧治疗的说明函》</w:t>
-      </w:r>
-    </w:p>
-    <w:p>
-      <w:pPr>
-        <w:ind w:left="283"/>
-      </w:pPr>
-      <w:r>
-        <w:rPr>
-          <w:i/>
-          <w:color w:val="555555"/>
-          <w:sz w:val="20"/>
-        </w:rPr>
-        <w:t>2. 广州圆医生物科技有限公司《医疗器械注册证》（粤械注准20222090876）复印件</w:t>
-      </w:r>
-    </w:p>
-    <w:p>
-      <w:pPr>
-        <w:ind w:left="283"/>
-      </w:pPr>
-      <w:r>
-        <w:rPr>
-          <w:i/>
-          <w:color w:val="555555"/>
-          <w:sz w:val="20"/>
-        </w:rPr>
-        <w:t>3. 医院与圆爱康服务合作协议（摘要）</w:t>
-      </w:r>
-    </w:p>
-    <w:p>
-      <w:pPr>
-        <w:ind w:left="283"/>
-      </w:pPr>
-      <w:r>
-        <w:rPr>
-          <w:i/>
-          <w:color w:val="555555"/>
-          <w:sz w:val="20"/>
-        </w:rPr>
-        <w:t>4. 招标文件（相关章节）</w:t>
+        <w:t>41|</w:t>
       </w:r>
     </w:p>
     <w:p>
@@ -2152,7 +419,7 @@
           <w:b w:val="0"/>
           <w:sz w:val="22"/>
         </w:rPr>
-        <w:t>[医院名称]（盖章）</w:t>
+        <w:t>42|| 要件 | 事实 | 认定 |</w:t>
       </w:r>
     </w:p>
     <w:p>
@@ -2162,7 +429,7 @@
           <w:b w:val="0"/>
           <w:sz w:val="22"/>
         </w:rPr>
-        <w:t>广州圆爱康生物科技有限公司（盖章）</w:t>
+        <w:t>43||:---|:---|:---:|</w:t>
       </w:r>
     </w:p>
     <w:p>
@@ -2172,7 +439,1557 @@
           <w:b w:val="0"/>
           <w:sz w:val="22"/>
         </w:rPr>
-        <w:t>*2026年7月14日*</w:t>
+        <w:t>44|| 主观故意 | 产品是合法二类医疗器械，治疗基于临床诊疗规范，医院/圆爱康无任何欺骗意图 | ❌ 不存在 |</w:t>
+      </w:r>
+    </w:p>
+    <w:p>
+      <w:r>
+        <w:rPr>
+          <w:rFonts w:ascii="SimSun" w:hAnsi="SimSun" w:eastAsia="SimSun"/>
+          <w:b w:val="0"/>
+          <w:sz w:val="22"/>
+        </w:rPr>
+        <w:t>45|| 客观虚假 | ① 产品合法注册（粤械注准20222090876）② 子宫复旧在适用范围内（见附件说明函）③ 服务真实存在（设备已交付、服务已就绪） | ❌ 不存在 |</w:t>
+      </w:r>
+    </w:p>
+    <w:p>
+      <w:r>
+        <w:rPr>
+          <w:rFonts w:ascii="SimSun" w:hAnsi="SimSun" w:eastAsia="SimSun"/>
+          <w:b w:val="0"/>
+          <w:sz w:val="22"/>
+        </w:rPr>
+        <w:t>46|| 对方错误认识 | 患者家属在充分了解项目内容后自愿完成支付，不存在被欺骗导致误解的情形 | ❌ 不存在 |</w:t>
+      </w:r>
+    </w:p>
+    <w:p>
+      <w:r>
+        <w:rPr>
+          <w:rFonts w:ascii="SimSun" w:hAnsi="SimSun" w:eastAsia="SimSun"/>
+          <w:b w:val="0"/>
+          <w:sz w:val="22"/>
+        </w:rPr>
+        <w:t>47|</w:t>
+      </w:r>
+    </w:p>
+    <w:p>
+      <w:r>
+        <w:rPr>
+          <w:rFonts w:ascii="SimSun" w:hAnsi="SimSun" w:eastAsia="SimSun"/>
+          <w:b w:val="0"/>
+          <w:sz w:val="22"/>
+        </w:rPr>
+        <w:t>48|结论：欺诈不成立。</w:t>
+      </w:r>
+    </w:p>
+    <w:p>
+      <w:r>
+        <w:rPr>
+          <w:rFonts w:ascii="SimSun" w:hAnsi="SimSun" w:eastAsia="SimSun"/>
+          <w:b w:val="0"/>
+          <w:sz w:val="22"/>
+        </w:rPr>
+        <w:t>49|</w:t>
+      </w:r>
+    </w:p>
+    <w:p>
+      <w:r>
+        <w:rPr>
+          <w:rFonts w:ascii="SimSun" w:hAnsi="SimSun" w:eastAsia="SimSun"/>
+          <w:b w:val="0"/>
+          <w:sz w:val="22"/>
+        </w:rPr>
+        <w:t>50|### 2.3 关于"假一赔三"诉求</w:t>
+      </w:r>
+    </w:p>
+    <w:p>
+      <w:r>
+        <w:rPr>
+          <w:rFonts w:ascii="SimSun" w:hAnsi="SimSun" w:eastAsia="SimSun"/>
+          <w:b w:val="0"/>
+          <w:sz w:val="22"/>
+        </w:rPr>
+        <w:t>51|</w:t>
+      </w:r>
+    </w:p>
+    <w:p>
+      <w:r>
+        <w:rPr>
+          <w:rFonts w:ascii="SimSun" w:hAnsi="SimSun" w:eastAsia="SimSun"/>
+          <w:b w:val="0"/>
+          <w:sz w:val="22"/>
+        </w:rPr>
+        <w:t>52|《消费者权益保护法》第五十五条规定的"退一赔三"，适用前提是经营者存在欺诈行为。本案中产品合法、治疗合规、服务真实，不存在任何欺诈情节，该诉求没有法律依据。</w:t>
+      </w:r>
+    </w:p>
+    <w:p>
+      <w:r>
+        <w:rPr>
+          <w:rFonts w:ascii="SimSun" w:hAnsi="SimSun" w:eastAsia="SimSun"/>
+          <w:b w:val="0"/>
+          <w:sz w:val="22"/>
+        </w:rPr>
+        <w:t>53|</w:t>
+      </w:r>
+    </w:p>
+    <w:p>
+      <w:r>
+        <w:rPr>
+          <w:rFonts w:ascii="SimSun" w:hAnsi="SimSun" w:eastAsia="SimSun"/>
+          <w:b w:val="0"/>
+          <w:sz w:val="22"/>
+        </w:rPr>
+        <w:t>54|### 2.4 关于退款的处理</w:t>
+      </w:r>
+    </w:p>
+    <w:p>
+      <w:r>
+        <w:rPr>
+          <w:rFonts w:ascii="SimSun" w:hAnsi="SimSun" w:eastAsia="SimSun"/>
+          <w:b w:val="0"/>
+          <w:sz w:val="22"/>
+        </w:rPr>
+        <w:t>55|</w:t>
+      </w:r>
+    </w:p>
+    <w:p>
+      <w:r>
+        <w:rPr>
+          <w:rFonts w:ascii="SimSun" w:hAnsi="SimSun" w:eastAsia="SimSun"/>
+          <w:b w:val="0"/>
+          <w:sz w:val="22"/>
+        </w:rPr>
+        <w:t>56|本院已于2026年7月10日前完成全额退款。</w:t>
+      </w:r>
+    </w:p>
+    <w:p>
+      <w:r>
+        <w:rPr>
+          <w:rFonts w:ascii="SimSun" w:hAnsi="SimSun" w:eastAsia="SimSun"/>
+          <w:b w:val="0"/>
+          <w:sz w:val="22"/>
+        </w:rPr>
+        <w:t>57|</w:t>
+      </w:r>
+    </w:p>
+    <w:p>
+      <w:r>
+        <w:rPr>
+          <w:rFonts w:ascii="SimSun" w:hAnsi="SimSun" w:eastAsia="SimSun"/>
+          <w:b w:val="0"/>
+          <w:sz w:val="22"/>
+        </w:rPr>
+        <w:t>58|退款≠承认欺诈。 退款是基于对患者的人文关怀和息诉止争的良好意愿，不代表认可"欺诈"的指控。在法律上，当事人在无义务情况下主动退款，不构成对过错的自认。</w:t>
+      </w:r>
+    </w:p>
+    <w:p>
+      <w:r>
+        <w:rPr>
+          <w:rFonts w:ascii="SimSun" w:hAnsi="SimSun" w:eastAsia="SimSun"/>
+          <w:b w:val="0"/>
+          <w:sz w:val="22"/>
+        </w:rPr>
+        <w:t>59|</w:t>
+      </w:r>
+    </w:p>
+    <w:p>
+      <w:r>
+        <w:rPr>
+          <w:rFonts w:ascii="SimSun" w:hAnsi="SimSun" w:eastAsia="SimSun"/>
+          <w:b w:val="0"/>
+          <w:sz w:val="22"/>
+        </w:rPr>
+        <w:t>60|---</w:t>
+      </w:r>
+    </w:p>
+    <w:p>
+      <w:r>
+        <w:rPr>
+          <w:rFonts w:ascii="SimSun" w:hAnsi="SimSun" w:eastAsia="SimSun"/>
+          <w:b w:val="0"/>
+          <w:sz w:val="22"/>
+        </w:rPr>
+        <w:t>61|</w:t>
+      </w:r>
+    </w:p>
+    <w:p>
+      <w:r>
+        <w:rPr>
+          <w:rFonts w:ascii="SimSun" w:hAnsi="SimSun" w:eastAsia="SimSun"/>
+          <w:b w:val="0"/>
+          <w:sz w:val="22"/>
+        </w:rPr>
+        <w:t>62|## 三、关于"产品超范围治疗"问题</w:t>
+      </w:r>
+    </w:p>
+    <w:p>
+      <w:r>
+        <w:rPr>
+          <w:rFonts w:ascii="SimSun" w:hAnsi="SimSun" w:eastAsia="SimSun"/>
+          <w:b w:val="0"/>
+          <w:sz w:val="22"/>
+        </w:rPr>
+        <w:t>63|</w:t>
+      </w:r>
+    </w:p>
+    <w:p>
+      <w:r>
+        <w:rPr>
+          <w:rFonts w:ascii="SimSun" w:hAnsi="SimSun" w:eastAsia="SimSun"/>
+          <w:b w:val="0"/>
+          <w:sz w:val="22"/>
+        </w:rPr>
+        <w:t>64|### 3.1 产品的注册信息</w:t>
+      </w:r>
+    </w:p>
+    <w:p>
+      <w:r>
+        <w:rPr>
+          <w:rFonts w:ascii="SimSun" w:hAnsi="SimSun" w:eastAsia="SimSun"/>
+          <w:b w:val="0"/>
+          <w:sz w:val="22"/>
+        </w:rPr>
+        <w:t>65|</w:t>
+      </w:r>
+    </w:p>
+    <w:p>
+      <w:r>
+        <w:rPr>
+          <w:rFonts w:ascii="SimSun" w:hAnsi="SimSun" w:eastAsia="SimSun"/>
+          <w:b w:val="0"/>
+          <w:sz w:val="22"/>
+        </w:rPr>
+        <w:t>66|| 项目 | 内容 |</w:t>
+      </w:r>
+    </w:p>
+    <w:p>
+      <w:r>
+        <w:rPr>
+          <w:rFonts w:ascii="SimSun" w:hAnsi="SimSun" w:eastAsia="SimSun"/>
+          <w:b w:val="0"/>
+          <w:sz w:val="22"/>
+        </w:rPr>
+        <w:t>67||:---|:---|</w:t>
+      </w:r>
+    </w:p>
+    <w:p>
+      <w:r>
+        <w:rPr>
+          <w:rFonts w:ascii="SimSun" w:hAnsi="SimSun" w:eastAsia="SimSun"/>
+          <w:b w:val="0"/>
+          <w:sz w:val="22"/>
+        </w:rPr>
+        <w:t>68|| 产品名称 | 生物反馈电刺激治疗仪 |</w:t>
+      </w:r>
+    </w:p>
+    <w:p>
+      <w:r>
+        <w:rPr>
+          <w:rFonts w:ascii="SimSun" w:hAnsi="SimSun" w:eastAsia="SimSun"/>
+          <w:b w:val="0"/>
+          <w:sz w:val="22"/>
+        </w:rPr>
+        <w:t>69|| 注册证编号 | 粤械注准20222090876 |</w:t>
+      </w:r>
+    </w:p>
+    <w:p>
+      <w:r>
+        <w:rPr>
+          <w:rFonts w:ascii="SimSun" w:hAnsi="SimSun" w:eastAsia="SimSun"/>
+          <w:b w:val="0"/>
+          <w:sz w:val="22"/>
+        </w:rPr>
+        <w:t>70|| 注册人 | 广州圆医生物科技有限公司 |</w:t>
+      </w:r>
+    </w:p>
+    <w:p>
+      <w:r>
+        <w:rPr>
+          <w:rFonts w:ascii="SimSun" w:hAnsi="SimSun" w:eastAsia="SimSun"/>
+          <w:b w:val="0"/>
+          <w:sz w:val="22"/>
+        </w:rPr>
+        <w:t>71|| 审批机关 | 广东省药品监督管理局 |</w:t>
+      </w:r>
+    </w:p>
+    <w:p>
+      <w:r>
+        <w:rPr>
+          <w:rFonts w:ascii="SimSun" w:hAnsi="SimSun" w:eastAsia="SimSun"/>
+          <w:b w:val="0"/>
+          <w:sz w:val="22"/>
+        </w:rPr>
+        <w:t>72|| 批准日期 | 2022年7月6日 |</w:t>
+      </w:r>
+    </w:p>
+    <w:p>
+      <w:r>
+        <w:rPr>
+          <w:rFonts w:ascii="SimSun" w:hAnsi="SimSun" w:eastAsia="SimSun"/>
+          <w:b w:val="0"/>
+          <w:sz w:val="22"/>
+        </w:rPr>
+        <w:t>73|| 适用范围 | "对患者的体表肌电信号进行采集、分析和反馈训练，可以对患者的肌肉施加电刺激来恢复患者的肌肉功能障碍。" |</w:t>
+      </w:r>
+    </w:p>
+    <w:p>
+      <w:r>
+        <w:rPr>
+          <w:rFonts w:ascii="SimSun" w:hAnsi="SimSun" w:eastAsia="SimSun"/>
+          <w:b w:val="0"/>
+          <w:sz w:val="22"/>
+        </w:rPr>
+        <w:t>74|</w:t>
+      </w:r>
+    </w:p>
+    <w:p>
+      <w:r>
+        <w:rPr>
+          <w:rFonts w:ascii="SimSun" w:hAnsi="SimSun" w:eastAsia="SimSun"/>
+          <w:b w:val="0"/>
+          <w:sz w:val="22"/>
+        </w:rPr>
+        <w:t>75|该注册证为国家药监局审批的合法二类医疗器械注册证，目前处于有效期内。</w:t>
+      </w:r>
+    </w:p>
+    <w:p>
+      <w:r>
+        <w:rPr>
+          <w:rFonts w:ascii="SimSun" w:hAnsi="SimSun" w:eastAsia="SimSun"/>
+          <w:b w:val="0"/>
+          <w:sz w:val="22"/>
+        </w:rPr>
+        <w:t>76|</w:t>
+      </w:r>
+    </w:p>
+    <w:p>
+      <w:r>
+        <w:rPr>
+          <w:rFonts w:ascii="SimSun" w:hAnsi="SimSun" w:eastAsia="SimSun"/>
+          <w:b w:val="0"/>
+          <w:sz w:val="22"/>
+        </w:rPr>
+        <w:t>77|### 3.2 子宫复旧在适用范围之内</w:t>
+      </w:r>
+    </w:p>
+    <w:p>
+      <w:r>
+        <w:rPr>
+          <w:rFonts w:ascii="SimSun" w:hAnsi="SimSun" w:eastAsia="SimSun"/>
+          <w:b w:val="0"/>
+          <w:sz w:val="22"/>
+        </w:rPr>
+        <w:t>78|</w:t>
+      </w:r>
+    </w:p>
+    <w:p>
+      <w:r>
+        <w:rPr>
+          <w:rFonts w:ascii="SimSun" w:hAnsi="SimSun" w:eastAsia="SimSun"/>
+          <w:b w:val="0"/>
+          <w:sz w:val="22"/>
+        </w:rPr>
+        <w:t>79|从生理学和治疗学角度：</w:t>
+      </w:r>
+    </w:p>
+    <w:p>
+      <w:r>
+        <w:rPr>
+          <w:rFonts w:ascii="SimSun" w:hAnsi="SimSun" w:eastAsia="SimSun"/>
+          <w:b w:val="0"/>
+          <w:sz w:val="22"/>
+        </w:rPr>
+        <w:t>80|</w:t>
+      </w:r>
+    </w:p>
+    <w:p>
+      <w:r>
+        <w:rPr>
+          <w:rFonts w:ascii="SimSun" w:hAnsi="SimSun" w:eastAsia="SimSun"/>
+          <w:b w:val="0"/>
+          <w:sz w:val="22"/>
+        </w:rPr>
+        <w:t>81|- 子宫由平滑肌构成</w:t>
+      </w:r>
+    </w:p>
+    <w:p>
+      <w:r>
+        <w:rPr>
+          <w:rFonts w:ascii="SimSun" w:hAnsi="SimSun" w:eastAsia="SimSun"/>
+          <w:b w:val="0"/>
+          <w:sz w:val="22"/>
+        </w:rPr>
+        <w:t>82|- 产后/人工流产后子宫复旧的本质是子宫平滑肌的收缩功能恢复</w:t>
+      </w:r>
+    </w:p>
+    <w:p>
+      <w:r>
+        <w:rPr>
+          <w:rFonts w:ascii="SimSun" w:hAnsi="SimSun" w:eastAsia="SimSun"/>
+          <w:b w:val="0"/>
+          <w:sz w:val="22"/>
+        </w:rPr>
+        <w:t>83|- 生物反馈电刺激治疗仪的作用机理是通过电刺激促进目标肌肉群的收缩训练</w:t>
+      </w:r>
+    </w:p>
+    <w:p>
+      <w:r>
+        <w:rPr>
+          <w:rFonts w:ascii="SimSun" w:hAnsi="SimSun" w:eastAsia="SimSun"/>
+          <w:b w:val="0"/>
+          <w:sz w:val="22"/>
+        </w:rPr>
+        <w:t>84|- 因此，子宫复旧治疗属于"恢复患者的肌肉功能障碍"的范畴</w:t>
+      </w:r>
+    </w:p>
+    <w:p>
+      <w:r>
+        <w:rPr>
+          <w:rFonts w:ascii="SimSun" w:hAnsi="SimSun" w:eastAsia="SimSun"/>
+          <w:b w:val="0"/>
+          <w:sz w:val="22"/>
+        </w:rPr>
+        <w:t>85|</w:t>
+      </w:r>
+    </w:p>
+    <w:p>
+      <w:r>
+        <w:rPr>
+          <w:rFonts w:ascii="SimSun" w:hAnsi="SimSun" w:eastAsia="SimSun"/>
+          <w:b w:val="0"/>
+          <w:sz w:val="22"/>
+        </w:rPr>
+        <w:t>86|更详细的产品机理和法规论证，请见附件《关于生物刺激反馈仪可用于子宫复旧治疗的说明函》。</w:t>
+      </w:r>
+    </w:p>
+    <w:p>
+      <w:r>
+        <w:rPr>
+          <w:rFonts w:ascii="SimSun" w:hAnsi="SimSun" w:eastAsia="SimSun"/>
+          <w:b w:val="0"/>
+          <w:sz w:val="22"/>
+        </w:rPr>
+        <w:t>87|</w:t>
+      </w:r>
+    </w:p>
+    <w:p>
+      <w:r>
+        <w:rPr>
+          <w:rFonts w:ascii="SimSun" w:hAnsi="SimSun" w:eastAsia="SimSun"/>
+          <w:b w:val="0"/>
+          <w:sz w:val="22"/>
+        </w:rPr>
+        <w:t>88|### 3.3 "未列明子宫复旧≠不能治疗"</w:t>
+      </w:r>
+    </w:p>
+    <w:p>
+      <w:r>
+        <w:rPr>
+          <w:rFonts w:ascii="SimSun" w:hAnsi="SimSun" w:eastAsia="SimSun"/>
+          <w:b w:val="0"/>
+          <w:sz w:val="22"/>
+        </w:rPr>
+        <w:t>89|</w:t>
+      </w:r>
+    </w:p>
+    <w:p>
+      <w:r>
+        <w:rPr>
+          <w:rFonts w:ascii="SimSun" w:hAnsi="SimSun" w:eastAsia="SimSun"/>
+          <w:b w:val="0"/>
+          <w:sz w:val="22"/>
+        </w:rPr>
+        <w:t>90|医疗器械注册证的适用范围存在两种合法表述方式：</w:t>
+      </w:r>
+    </w:p>
+    <w:p>
+      <w:r>
+        <w:rPr>
+          <w:rFonts w:ascii="SimSun" w:hAnsi="SimSun" w:eastAsia="SimSun"/>
+          <w:b w:val="0"/>
+          <w:sz w:val="22"/>
+        </w:rPr>
+        <w:t>91|</w:t>
+      </w:r>
+    </w:p>
+    <w:p>
+      <w:r>
+        <w:rPr>
+          <w:rFonts w:ascii="SimSun" w:hAnsi="SimSun" w:eastAsia="SimSun"/>
+          <w:b w:val="0"/>
+          <w:sz w:val="22"/>
+        </w:rPr>
+        <w:t>92|- 概括式写法：以产品作用机理为核心，使用涵盖性表述（如"恢复肌肉功能障碍"）</w:t>
+      </w:r>
+    </w:p>
+    <w:p>
+      <w:r>
+        <w:rPr>
+          <w:rFonts w:ascii="SimSun" w:hAnsi="SimSun" w:eastAsia="SimSun"/>
+          <w:b w:val="0"/>
+          <w:sz w:val="22"/>
+        </w:rPr>
+        <w:t>93|- 列举式写法：逐项列明具体适应症（如"产后阴道复旧"）</w:t>
+      </w:r>
+    </w:p>
+    <w:p>
+      <w:r>
+        <w:rPr>
+          <w:rFonts w:ascii="SimSun" w:hAnsi="SimSun" w:eastAsia="SimSun"/>
+          <w:b w:val="0"/>
+          <w:sz w:val="22"/>
+        </w:rPr>
+        <w:t>94|</w:t>
+      </w:r>
+    </w:p>
+    <w:p>
+      <w:r>
+        <w:rPr>
+          <w:rFonts w:ascii="SimSun" w:hAnsi="SimSun" w:eastAsia="SimSun"/>
+          <w:b w:val="0"/>
+          <w:sz w:val="22"/>
+        </w:rPr>
+        <w:t>95|两种写法均合法有效。概括式写法不意味着产品治疗能力有限，恰恰相反，它说明产品的治疗机理覆盖了更广泛的临床场景。写法宽泛不等于不能治。</w:t>
+      </w:r>
+    </w:p>
+    <w:p>
+      <w:r>
+        <w:rPr>
+          <w:rFonts w:ascii="SimSun" w:hAnsi="SimSun" w:eastAsia="SimSun"/>
+          <w:b w:val="0"/>
+          <w:sz w:val="22"/>
+        </w:rPr>
+        <w:t>96|</w:t>
+      </w:r>
+    </w:p>
+    <w:p>
+      <w:r>
+        <w:rPr>
+          <w:rFonts w:ascii="SimSun" w:hAnsi="SimSun" w:eastAsia="SimSun"/>
+          <w:b w:val="0"/>
+          <w:sz w:val="22"/>
+        </w:rPr>
+        <w:t>97|---</w:t>
+      </w:r>
+    </w:p>
+    <w:p>
+      <w:r>
+        <w:rPr>
+          <w:rFonts w:ascii="SimSun" w:hAnsi="SimSun" w:eastAsia="SimSun"/>
+          <w:b w:val="0"/>
+          <w:sz w:val="22"/>
+        </w:rPr>
+        <w:t>98|</w:t>
+      </w:r>
+    </w:p>
+    <w:p>
+      <w:r>
+        <w:rPr>
+          <w:rFonts w:ascii="SimSun" w:hAnsi="SimSun" w:eastAsia="SimSun"/>
+          <w:b w:val="0"/>
+          <w:sz w:val="22"/>
+        </w:rPr>
+        <w:t>99|## 四、关于"第三方收款"问题</w:t>
+      </w:r>
+    </w:p>
+    <w:p>
+      <w:r>
+        <w:rPr>
+          <w:rFonts w:ascii="SimSun" w:hAnsi="SimSun" w:eastAsia="SimSun"/>
+          <w:b w:val="0"/>
+          <w:sz w:val="22"/>
+        </w:rPr>
+        <w:t>100|</w:t>
+      </w:r>
+    </w:p>
+    <w:p>
+      <w:r>
+        <w:rPr>
+          <w:rFonts w:ascii="SimSun" w:hAnsi="SimSun" w:eastAsia="SimSun"/>
+          <w:b w:val="0"/>
+          <w:sz w:val="22"/>
+        </w:rPr>
+        <w:t>101|### 4.1 第三方服务商的合法身份</w:t>
+      </w:r>
+    </w:p>
+    <w:p>
+      <w:r>
+        <w:rPr>
+          <w:rFonts w:ascii="SimSun" w:hAnsi="SimSun" w:eastAsia="SimSun"/>
+          <w:b w:val="0"/>
+          <w:sz w:val="22"/>
+        </w:rPr>
+        <w:t>102|</w:t>
+      </w:r>
+    </w:p>
+    <w:p>
+      <w:r>
+        <w:rPr>
+          <w:rFonts w:ascii="SimSun" w:hAnsi="SimSun" w:eastAsia="SimSun"/>
+          <w:b w:val="0"/>
+          <w:sz w:val="22"/>
+        </w:rPr>
+        <w:t>103|广州圆爱康生物科技有限公司是[医院名称]通过合法招标程序选定的居家康复服务供应商。</w:t>
+      </w:r>
+    </w:p>
+    <w:p>
+      <w:r>
+        <w:rPr>
+          <w:rFonts w:ascii="SimSun" w:hAnsi="SimSun" w:eastAsia="SimSun"/>
+          <w:b w:val="0"/>
+          <w:sz w:val="22"/>
+        </w:rPr>
+        <w:t>104|</w:t>
+      </w:r>
+    </w:p>
+    <w:p>
+      <w:r>
+        <w:rPr>
+          <w:rFonts w:ascii="SimSun" w:hAnsi="SimSun" w:eastAsia="SimSun"/>
+          <w:b w:val="0"/>
+          <w:sz w:val="22"/>
+        </w:rPr>
+        <w:t>105|| 环节 | 说明 |</w:t>
+      </w:r>
+    </w:p>
+    <w:p>
+      <w:r>
+        <w:rPr>
+          <w:rFonts w:ascii="SimSun" w:hAnsi="SimSun" w:eastAsia="SimSun"/>
+          <w:b w:val="0"/>
+          <w:sz w:val="22"/>
+        </w:rPr>
+        <w:t>106||:---|:---|</w:t>
+      </w:r>
+    </w:p>
+    <w:p>
+      <w:r>
+        <w:rPr>
+          <w:rFonts w:ascii="SimSun" w:hAnsi="SimSun" w:eastAsia="SimSun"/>
+          <w:b w:val="0"/>
+          <w:sz w:val="22"/>
+        </w:rPr>
+        <w:t>107|| 招标程序 | 医院按照政府采购或院内采购相关规定，通过公开/邀请招标方式选定圆爱康为居家康复服务供应商 |</w:t>
+      </w:r>
+    </w:p>
+    <w:p>
+      <w:r>
+        <w:rPr>
+          <w:rFonts w:ascii="SimSun" w:hAnsi="SimSun" w:eastAsia="SimSun"/>
+          <w:b w:val="0"/>
+          <w:sz w:val="22"/>
+        </w:rPr>
+        <w:t>108|| 合同关系 | 医院与圆爱康签订正式服务协议，明确双方权利义务 |</w:t>
+      </w:r>
+    </w:p>
+    <w:p>
+      <w:r>
+        <w:rPr>
+          <w:rFonts w:ascii="SimSun" w:hAnsi="SimSun" w:eastAsia="SimSun"/>
+          <w:b w:val="0"/>
+          <w:sz w:val="22"/>
+        </w:rPr>
+        <w:t>109|| 服务内容 | 圆爱康提供设备物流消毒、整体运营服务、六师共管服务、数据平台服务 |</w:t>
+      </w:r>
+    </w:p>
+    <w:p>
+      <w:r>
+        <w:rPr>
+          <w:rFonts w:ascii="SimSun" w:hAnsi="SimSun" w:eastAsia="SimSun"/>
+          <w:b w:val="0"/>
+          <w:sz w:val="22"/>
+        </w:rPr>
+        <w:t>110|| 准入资质 | 圆爱康及关联公司（广州圆医生物科技有限公司）持有合法医疗器械注册证及经营许可 |</w:t>
+      </w:r>
+    </w:p>
+    <w:p>
+      <w:r>
+        <w:rPr>
+          <w:rFonts w:ascii="SimSun" w:hAnsi="SimSun" w:eastAsia="SimSun"/>
+          <w:b w:val="0"/>
+          <w:sz w:val="22"/>
+        </w:rPr>
+        <w:t>111|</w:t>
+      </w:r>
+    </w:p>
+    <w:p>
+      <w:r>
+        <w:rPr>
+          <w:rFonts w:ascii="SimSun" w:hAnsi="SimSun" w:eastAsia="SimSun"/>
+          <w:b w:val="0"/>
+          <w:sz w:val="22"/>
+        </w:rPr>
+        <w:t>112|因此，圆爱康不是"不明第三方"，而是医院依法依规引入的合法服务商。</w:t>
+      </w:r>
+    </w:p>
+    <w:p>
+      <w:r>
+        <w:rPr>
+          <w:rFonts w:ascii="SimSun" w:hAnsi="SimSun" w:eastAsia="SimSun"/>
+          <w:b w:val="0"/>
+          <w:sz w:val="22"/>
+        </w:rPr>
+        <w:t>113|</w:t>
+      </w:r>
+    </w:p>
+    <w:p>
+      <w:r>
+        <w:rPr>
+          <w:rFonts w:ascii="SimSun" w:hAnsi="SimSun" w:eastAsia="SimSun"/>
+          <w:b w:val="0"/>
+          <w:sz w:val="22"/>
+        </w:rPr>
+        <w:t>114|### 4.2 第三方收款模式的合理性</w:t>
+      </w:r>
+    </w:p>
+    <w:p>
+      <w:r>
+        <w:rPr>
+          <w:rFonts w:ascii="SimSun" w:hAnsi="SimSun" w:eastAsia="SimSun"/>
+          <w:b w:val="0"/>
+          <w:sz w:val="22"/>
+        </w:rPr>
+        <w:t>115|</w:t>
+      </w:r>
+    </w:p>
+    <w:p>
+      <w:r>
+        <w:rPr>
+          <w:rFonts w:ascii="SimSun" w:hAnsi="SimSun" w:eastAsia="SimSun"/>
+          <w:b w:val="0"/>
+          <w:sz w:val="22"/>
+        </w:rPr>
+        <w:t>116|患者支付的2,200元服务费中，资金分配如下：</w:t>
+      </w:r>
+    </w:p>
+    <w:p>
+      <w:r>
+        <w:rPr>
+          <w:rFonts w:ascii="SimSun" w:hAnsi="SimSun" w:eastAsia="SimSun"/>
+          <w:b w:val="0"/>
+          <w:sz w:val="22"/>
+        </w:rPr>
+        <w:t>117|</w:t>
+      </w:r>
+    </w:p>
+    <w:p>
+      <w:r>
+        <w:rPr>
+          <w:rFonts w:ascii="SimSun" w:hAnsi="SimSun" w:eastAsia="SimSun"/>
+          <w:b w:val="0"/>
+          <w:sz w:val="22"/>
+        </w:rPr>
+        <w:t>118|| 收款方 | 金额 | 用途 |</w:t>
+      </w:r>
+    </w:p>
+    <w:p>
+      <w:r>
+        <w:rPr>
+          <w:rFonts w:ascii="SimSun" w:hAnsi="SimSun" w:eastAsia="SimSun"/>
+          <w:b w:val="0"/>
+          <w:sz w:val="22"/>
+        </w:rPr>
+        <w:t>119||:---|:---:|:---|</w:t>
+      </w:r>
+    </w:p>
+    <w:p>
+      <w:r>
+        <w:rPr>
+          <w:rFonts w:ascii="SimSun" w:hAnsi="SimSun" w:eastAsia="SimSun"/>
+          <w:b w:val="0"/>
+          <w:sz w:val="22"/>
+        </w:rPr>
+        <w:t>120|| 圆爱康（第三方服务商） | 1,100元 | 设备物流消毒+运营服务+六师共管+数据平台 |</w:t>
+      </w:r>
+    </w:p>
+    <w:p>
+      <w:r>
+        <w:rPr>
+          <w:rFonts w:ascii="SimSun" w:hAnsi="SimSun" w:eastAsia="SimSun"/>
+          <w:b w:val="0"/>
+          <w:sz w:val="22"/>
+        </w:rPr>
+        <w:t>121|| 社区卫生服务站 | 1,100元 | 治疗操作、场所、医护劳务（含上缴卫健局部分） |</w:t>
+      </w:r>
+    </w:p>
+    <w:p>
+      <w:r>
+        <w:rPr>
+          <w:rFonts w:ascii="SimSun" w:hAnsi="SimSun" w:eastAsia="SimSun"/>
+          <w:b w:val="0"/>
+          <w:sz w:val="22"/>
+        </w:rPr>
+        <w:t>122|</w:t>
+      </w:r>
+    </w:p>
+    <w:p>
+      <w:r>
+        <w:rPr>
+          <w:rFonts w:ascii="SimSun" w:hAnsi="SimSun" w:eastAsia="SimSun"/>
+          <w:b w:val="0"/>
+          <w:sz w:val="22"/>
+        </w:rPr>
+        <w:t>123|医疗机构将非核心业务委托第三方服务商运营并代为收款，是医疗服务领域常见的商业模式：</w:t>
+      </w:r>
+    </w:p>
+    <w:p>
+      <w:r>
+        <w:rPr>
+          <w:rFonts w:ascii="SimSun" w:hAnsi="SimSun" w:eastAsia="SimSun"/>
+          <w:b w:val="0"/>
+          <w:sz w:val="22"/>
+        </w:rPr>
+        <w:t>124|</w:t>
+      </w:r>
+    </w:p>
+    <w:p>
+      <w:r>
+        <w:rPr>
+          <w:rFonts w:ascii="SimSun" w:hAnsi="SimSun" w:eastAsia="SimSun"/>
+          <w:b w:val="0"/>
+          <w:sz w:val="22"/>
+        </w:rPr>
+        <w:t>125|- 院内SPD耗材管理：医院委托第三方管理耗材，由第三方直接与供应商结算</w:t>
+      </w:r>
+    </w:p>
+    <w:p>
+      <w:r>
+        <w:rPr>
+          <w:rFonts w:ascii="SimSun" w:hAnsi="SimSun" w:eastAsia="SimSun"/>
+          <w:b w:val="0"/>
+          <w:sz w:val="22"/>
+        </w:rPr>
+        <w:t>126|- 医院食堂/保洁外包：第三方提供服务并直接收费</w:t>
+      </w:r>
+    </w:p>
+    <w:p>
+      <w:r>
+        <w:rPr>
+          <w:rFonts w:ascii="SimSun" w:hAnsi="SimSun" w:eastAsia="SimSun"/>
+          <w:b w:val="0"/>
+          <w:sz w:val="22"/>
+        </w:rPr>
+        <w:t>127|- 互联网医院平台：第三方平台代收诊疗费后与医院结算</w:t>
+      </w:r>
+    </w:p>
+    <w:p>
+      <w:r>
+        <w:rPr>
+          <w:rFonts w:ascii="SimSun" w:hAnsi="SimSun" w:eastAsia="SimSun"/>
+          <w:b w:val="0"/>
+          <w:sz w:val="22"/>
+        </w:rPr>
+        <w:t>128|- 医养结合项目：第三方运营居家护理服务并收取服务费</w:t>
+      </w:r>
+    </w:p>
+    <w:p>
+      <w:r>
+        <w:rPr>
+          <w:rFonts w:ascii="SimSun" w:hAnsi="SimSun" w:eastAsia="SimSun"/>
+          <w:b w:val="0"/>
+          <w:sz w:val="22"/>
+        </w:rPr>
+        <w:t>129|</w:t>
+      </w:r>
+    </w:p>
+    <w:p>
+      <w:r>
+        <w:rPr>
+          <w:rFonts w:ascii="SimSun" w:hAnsi="SimSun" w:eastAsia="SimSun"/>
+          <w:b w:val="0"/>
+          <w:sz w:val="22"/>
+        </w:rPr>
+        <w:t>130|上述模式均不构成违规。</w:t>
+      </w:r>
+    </w:p>
+    <w:p>
+      <w:r>
+        <w:rPr>
+          <w:rFonts w:ascii="SimSun" w:hAnsi="SimSun" w:eastAsia="SimSun"/>
+          <w:b w:val="0"/>
+          <w:sz w:val="22"/>
+        </w:rPr>
+        <w:t>131|</w:t>
+      </w:r>
+    </w:p>
+    <w:p>
+      <w:r>
+        <w:rPr>
+          <w:rFonts w:ascii="SimSun" w:hAnsi="SimSun" w:eastAsia="SimSun"/>
+          <w:b w:val="0"/>
+          <w:sz w:val="22"/>
+        </w:rPr>
+        <w:t>132|### 4.3 圆爱康向医院支付管理费的说明</w:t>
+      </w:r>
+    </w:p>
+    <w:p>
+      <w:r>
+        <w:rPr>
+          <w:rFonts w:ascii="SimSun" w:hAnsi="SimSun" w:eastAsia="SimSun"/>
+          <w:b w:val="0"/>
+          <w:sz w:val="22"/>
+        </w:rPr>
+        <w:t>133|</w:t>
+      </w:r>
+    </w:p>
+    <w:p>
+      <w:r>
+        <w:rPr>
+          <w:rFonts w:ascii="SimSun" w:hAnsi="SimSun" w:eastAsia="SimSun"/>
+          <w:b w:val="0"/>
+          <w:sz w:val="22"/>
+        </w:rPr>
+        <w:t>134|圆爱康向医院支付的管理费用，对应的是医院提供的医疗支撑服务，包括但不限于：</w:t>
+      </w:r>
+    </w:p>
+    <w:p>
+      <w:r>
+        <w:rPr>
+          <w:rFonts w:ascii="SimSun" w:hAnsi="SimSun" w:eastAsia="SimSun"/>
+          <w:b w:val="0"/>
+          <w:sz w:val="22"/>
+        </w:rPr>
+        <w:t>135|</w:t>
+      </w:r>
+    </w:p>
+    <w:p>
+      <w:r>
+        <w:rPr>
+          <w:rFonts w:ascii="SimSun" w:hAnsi="SimSun" w:eastAsia="SimSun"/>
+          <w:b w:val="0"/>
+          <w:sz w:val="22"/>
+        </w:rPr>
+        <w:t>136|- 医护人员的培训和指导</w:t>
+      </w:r>
+    </w:p>
+    <w:p>
+      <w:r>
+        <w:rPr>
+          <w:rFonts w:ascii="SimSun" w:hAnsi="SimSun" w:eastAsia="SimSun"/>
+          <w:b w:val="0"/>
+          <w:sz w:val="22"/>
+        </w:rPr>
+        <w:t>137|- 治疗方案的医学审核</w:t>
+      </w:r>
+    </w:p>
+    <w:p>
+      <w:r>
+        <w:rPr>
+          <w:rFonts w:ascii="SimSun" w:hAnsi="SimSun" w:eastAsia="SimSun"/>
+          <w:b w:val="0"/>
+          <w:sz w:val="22"/>
+        </w:rPr>
+        <w:t>138|- 患者转诊和紧急情况处理</w:t>
+      </w:r>
+    </w:p>
+    <w:p>
+      <w:r>
+        <w:rPr>
+          <w:rFonts w:ascii="SimSun" w:hAnsi="SimSun" w:eastAsia="SimSun"/>
+          <w:b w:val="0"/>
+          <w:sz w:val="22"/>
+        </w:rPr>
+        <w:t>139|- 医疗质量和安全监督</w:t>
+      </w:r>
+    </w:p>
+    <w:p>
+      <w:r>
+        <w:rPr>
+          <w:rFonts w:ascii="SimSun" w:hAnsi="SimSun" w:eastAsia="SimSun"/>
+          <w:b w:val="0"/>
+          <w:sz w:val="22"/>
+        </w:rPr>
+        <w:t>140|- 医院品牌和信誉背书</w:t>
+      </w:r>
+    </w:p>
+    <w:p>
+      <w:r>
+        <w:rPr>
+          <w:rFonts w:ascii="SimSun" w:hAnsi="SimSun" w:eastAsia="SimSun"/>
+          <w:b w:val="0"/>
+          <w:sz w:val="22"/>
+        </w:rPr>
+        <w:t>141|</w:t>
+      </w:r>
+    </w:p>
+    <w:p>
+      <w:r>
+        <w:rPr>
+          <w:rFonts w:ascii="SimSun" w:hAnsi="SimSun" w:eastAsia="SimSun"/>
+          <w:b w:val="0"/>
+          <w:sz w:val="22"/>
+        </w:rPr>
+        <w:t>142|医院收了管理费，不等于患者"被医院卖了"或"医院在骗钱"。 这笔管理费对应的是真实的医疗服务支撑，是医院对项目质量负责的体现，与患者支付的2,200元服务费是否由圆爱康代收无关。</w:t>
+      </w:r>
+    </w:p>
+    <w:p>
+      <w:r>
+        <w:rPr>
+          <w:rFonts w:ascii="SimSun" w:hAnsi="SimSun" w:eastAsia="SimSun"/>
+          <w:b w:val="0"/>
+          <w:sz w:val="22"/>
+        </w:rPr>
+        <w:t>143|</w:t>
+      </w:r>
+    </w:p>
+    <w:p>
+      <w:r>
+        <w:rPr>
+          <w:rFonts w:ascii="SimSun" w:hAnsi="SimSun" w:eastAsia="SimSun"/>
+          <w:b w:val="0"/>
+          <w:sz w:val="22"/>
+        </w:rPr>
+        <w:t>144|### 4.4 关于"医院让第三方收款"的误区</w:t>
+      </w:r>
+    </w:p>
+    <w:p>
+      <w:r>
+        <w:rPr>
+          <w:rFonts w:ascii="SimSun" w:hAnsi="SimSun" w:eastAsia="SimSun"/>
+          <w:b w:val="0"/>
+          <w:sz w:val="22"/>
+        </w:rPr>
+        <w:t>145|</w:t>
+      </w:r>
+    </w:p>
+    <w:p>
+      <w:r>
+        <w:rPr>
+          <w:rFonts w:ascii="SimSun" w:hAnsi="SimSun" w:eastAsia="SimSun"/>
+          <w:b w:val="0"/>
+          <w:sz w:val="22"/>
+        </w:rPr>
+        <w:t>146|患者的理解误区在于认为"钱交给了第三方 = 医院没提供服务 = 医院在骗钱"。事实上：</w:t>
+      </w:r>
+    </w:p>
+    <w:p>
+      <w:r>
+        <w:rPr>
+          <w:rFonts w:ascii="SimSun" w:hAnsi="SimSun" w:eastAsia="SimSun"/>
+          <w:b w:val="0"/>
+          <w:sz w:val="22"/>
+        </w:rPr>
+        <w:t>147|</w:t>
+      </w:r>
+    </w:p>
+    <w:p>
+      <w:r>
+        <w:rPr>
+          <w:rFonts w:ascii="SimSun" w:hAnsi="SimSun" w:eastAsia="SimSun"/>
+          <w:b w:val="0"/>
+          <w:sz w:val="22"/>
+        </w:rPr>
+        <w:t>148|1. 圆爱康是医院招标进来的合法服务商，不是不明身份方</w:t>
+      </w:r>
+    </w:p>
+    <w:p>
+      <w:r>
+        <w:rPr>
+          <w:rFonts w:ascii="SimSun" w:hAnsi="SimSun" w:eastAsia="SimSun"/>
+          <w:b w:val="0"/>
+          <w:sz w:val="22"/>
+        </w:rPr>
+        <w:t>149|2. 居家康复的治疗方案由医院医生开具，医疗服务由医院医护执行</w:t>
+      </w:r>
+    </w:p>
+    <w:p>
+      <w:r>
+        <w:rPr>
+          <w:rFonts w:ascii="SimSun" w:hAnsi="SimSun" w:eastAsia="SimSun"/>
+          <w:b w:val="0"/>
+          <w:sz w:val="22"/>
+        </w:rPr>
+        <w:t>150|3. 圆爱康提供的是非核心医疗服务外包（设备管理、远程随访、数据跟踪），不替代医院的核心诊疗职能</w:t>
+      </w:r>
+    </w:p>
+    <w:p>
+      <w:r>
+        <w:rPr>
+          <w:rFonts w:ascii="SimSun" w:hAnsi="SimSun" w:eastAsia="SimSun"/>
+          <w:b w:val="0"/>
+          <w:sz w:val="22"/>
+        </w:rPr>
+        <w:t>151|4. 医院收取的管理费用对应的是真实的医疗支撑服务成本</w:t>
+      </w:r>
+    </w:p>
+    <w:p>
+      <w:r>
+        <w:rPr>
+          <w:rFonts w:ascii="SimSun" w:hAnsi="SimSun" w:eastAsia="SimSun"/>
+          <w:b w:val="0"/>
+          <w:sz w:val="22"/>
+        </w:rPr>
+        <w:t>152|</w:t>
+      </w:r>
+    </w:p>
+    <w:p>
+      <w:r>
+        <w:rPr>
+          <w:rFonts w:ascii="SimSun" w:hAnsi="SimSun" w:eastAsia="SimSun"/>
+          <w:b w:val="0"/>
+          <w:sz w:val="22"/>
+        </w:rPr>
+        <w:t>153|收款路径的不同不等于服务不存在。 钱从哪个账户收、经过谁的手，是商业运营的安排，与患者实际获得的服务质量没有直接关系。</w:t>
+      </w:r>
+    </w:p>
+    <w:p>
+      <w:r>
+        <w:rPr>
+          <w:rFonts w:ascii="SimSun" w:hAnsi="SimSun" w:eastAsia="SimSun"/>
+          <w:b w:val="0"/>
+          <w:sz w:val="22"/>
+        </w:rPr>
+        <w:t>154|</w:t>
+      </w:r>
+    </w:p>
+    <w:p>
+      <w:r>
+        <w:rPr>
+          <w:rFonts w:ascii="SimSun" w:hAnsi="SimSun" w:eastAsia="SimSun"/>
+          <w:b w:val="0"/>
+          <w:sz w:val="22"/>
+        </w:rPr>
+        <w:t>155|### 4.5 关于"不清醒状态下购买"问题</w:t>
+      </w:r>
+    </w:p>
+    <w:p>
+      <w:r>
+        <w:rPr>
+          <w:rFonts w:ascii="SimSun" w:hAnsi="SimSun" w:eastAsia="SimSun"/>
+          <w:b w:val="0"/>
+          <w:sz w:val="22"/>
+        </w:rPr>
+        <w:t>156|</w:t>
+      </w:r>
+    </w:p>
+    <w:p>
+      <w:r>
+        <w:rPr>
+          <w:rFonts w:ascii="SimSun" w:hAnsi="SimSun" w:eastAsia="SimSun"/>
+          <w:b w:val="0"/>
+          <w:sz w:val="22"/>
+        </w:rPr>
+        <w:t>157|经核实，该项目的支付由患者家属（患者配偶，完全民事行为能力人） 在其本人手机上自愿完成。整个过程中不存在任何强迫、诱导或乘人之危的情形。该购买行为符合《中华人民共和国民法典》关于民事法律行为有效性的规定。</w:t>
+      </w:r>
+    </w:p>
+    <w:p>
+      <w:r>
+        <w:rPr>
+          <w:rFonts w:ascii="SimSun" w:hAnsi="SimSun" w:eastAsia="SimSun"/>
+          <w:b w:val="0"/>
+          <w:sz w:val="22"/>
+        </w:rPr>
+        <w:t>158|</w:t>
+      </w:r>
+    </w:p>
+    <w:p>
+      <w:r>
+        <w:rPr>
+          <w:rFonts w:ascii="SimSun" w:hAnsi="SimSun" w:eastAsia="SimSun"/>
+          <w:b w:val="0"/>
+          <w:sz w:val="22"/>
+        </w:rPr>
+        <w:t>159|---</w:t>
+      </w:r>
+    </w:p>
+    <w:p>
+      <w:r>
+        <w:rPr>
+          <w:rFonts w:ascii="SimSun" w:hAnsi="SimSun" w:eastAsia="SimSun"/>
+          <w:b w:val="0"/>
+          <w:sz w:val="22"/>
+        </w:rPr>
+        <w:t>160|</w:t>
+      </w:r>
+    </w:p>
+    <w:p>
+      <w:r>
+        <w:rPr>
+          <w:rFonts w:ascii="SimSun" w:hAnsi="SimSun" w:eastAsia="SimSun"/>
+          <w:b w:val="0"/>
+          <w:sz w:val="22"/>
+        </w:rPr>
+        <w:t>161|## 五、最终回复意见</w:t>
+      </w:r>
+    </w:p>
+    <w:p>
+      <w:r>
+        <w:rPr>
+          <w:rFonts w:ascii="SimSun" w:hAnsi="SimSun" w:eastAsia="SimSun"/>
+          <w:b w:val="0"/>
+          <w:sz w:val="22"/>
+        </w:rPr>
+        <w:t>162|</w:t>
+      </w:r>
+    </w:p>
+    <w:p>
+      <w:r>
+        <w:rPr>
+          <w:rFonts w:ascii="SimSun" w:hAnsi="SimSun" w:eastAsia="SimSun"/>
+          <w:b w:val="0"/>
+          <w:sz w:val="22"/>
+        </w:rPr>
+        <w:t>163|| 序号 | 质疑事项 | 回复意见 |</w:t>
+      </w:r>
+    </w:p>
+    <w:p>
+      <w:r>
+        <w:rPr>
+          <w:rFonts w:ascii="SimSun" w:hAnsi="SimSun" w:eastAsia="SimSun"/>
+          <w:b w:val="0"/>
+          <w:sz w:val="22"/>
+        </w:rPr>
+        <w:t>164||:---:|:---|:---|</w:t>
+      </w:r>
+    </w:p>
+    <w:p>
+      <w:r>
+        <w:rPr>
+          <w:rFonts w:ascii="SimSun" w:hAnsi="SimSun" w:eastAsia="SimSun"/>
+          <w:b w:val="0"/>
+          <w:sz w:val="22"/>
+        </w:rPr>
+        <w:t>165|| 1 | 欺诈 | ❌ 不成立。 产品合法、治疗合规、服务真实，不存在欺诈故意和欺诈行为。"假一赔三"没有法律依据。退款已办，是基于人文关怀，不是承认欺诈。 |</w:t>
+      </w:r>
+    </w:p>
+    <w:p>
+      <w:r>
+        <w:rPr>
+          <w:rFonts w:ascii="SimSun" w:hAnsi="SimSun" w:eastAsia="SimSun"/>
+          <w:b w:val="0"/>
+          <w:sz w:val="22"/>
+        </w:rPr>
+        <w:t>166|| 2 | 产品超范围 | ❌ 不成立。 子宫复旧属于"恢复肌肉功能障碍"的适用范围之内。注册证写法的宽泛不代表不能治疗。详见附件说明函。 |</w:t>
+      </w:r>
+    </w:p>
+    <w:p>
+      <w:r>
+        <w:rPr>
+          <w:rFonts w:ascii="SimSun" w:hAnsi="SimSun" w:eastAsia="SimSun"/>
+          <w:b w:val="0"/>
+          <w:sz w:val="22"/>
+        </w:rPr>
+        <w:t>167|| 3 | 第三方收款违规 | ❌ 不成立。 圆爱康是医院合法招标引入的服务商。第三方代收+与医院结算的模式在医疗服务领域普遍存在。医院收取管理费对应的是真实的医疗支撑服务。 |</w:t>
+      </w:r>
+    </w:p>
+    <w:p>
+      <w:r>
+        <w:rPr>
+          <w:rFonts w:ascii="SimSun" w:hAnsi="SimSun" w:eastAsia="SimSun"/>
+          <w:b w:val="0"/>
+          <w:sz w:val="22"/>
+        </w:rPr>
+        <w:t>168|</w:t>
+      </w:r>
+    </w:p>
+    <w:p>
+      <w:r>
+        <w:rPr>
+          <w:rFonts w:ascii="SimSun" w:hAnsi="SimSun" w:eastAsia="SimSun"/>
+          <w:b w:val="0"/>
+          <w:sz w:val="22"/>
+        </w:rPr>
+        <w:t>169|本院及圆爱康的立场：</w:t>
+      </w:r>
+    </w:p>
+    <w:p>
+      <w:r>
+        <w:rPr>
+          <w:rFonts w:ascii="SimSun" w:hAnsi="SimSun" w:eastAsia="SimSun"/>
+          <w:b w:val="0"/>
+          <w:sz w:val="22"/>
+        </w:rPr>
+        <w:t>170|</w:t>
+      </w:r>
+    </w:p>
+    <w:p>
+      <w:r>
+        <w:rPr>
+          <w:rFonts w:ascii="SimSun" w:hAnsi="SimSun" w:eastAsia="SimSun"/>
+          <w:b w:val="0"/>
+          <w:sz w:val="22"/>
+        </w:rPr>
+        <w:t>171|1. ✅ 退款已办理——体现人文关怀</w:t>
+      </w:r>
+    </w:p>
+    <w:p>
+      <w:r>
+        <w:rPr>
+          <w:rFonts w:ascii="SimSun" w:hAnsi="SimSun" w:eastAsia="SimSun"/>
+          <w:b w:val="0"/>
+          <w:sz w:val="22"/>
+        </w:rPr>
+        <w:t>172|2. ❌ 不承认真项目虚假——产品合法，治疗合规，服务真实</w:t>
+      </w:r>
+    </w:p>
+    <w:p>
+      <w:r>
+        <w:rPr>
+          <w:rFonts w:ascii="SimSun" w:hAnsi="SimSun" w:eastAsia="SimSun"/>
+          <w:b w:val="0"/>
+          <w:sz w:val="22"/>
+        </w:rPr>
+        <w:t>173|3. ❌ 不接受"假一赔三"——没有法律依据</w:t>
+      </w:r>
+    </w:p>
+    <w:p>
+      <w:r>
+        <w:rPr>
+          <w:rFonts w:ascii="SimSun" w:hAnsi="SimSun" w:eastAsia="SimSun"/>
+          <w:b w:val="0"/>
+          <w:sz w:val="22"/>
+        </w:rPr>
+        <w:t>174|4. ✅ 欢迎通过合法途径（卫生健康主管部门、药品监督管理部门、人民法院）对产品合法性和服务质量进行监督和检验</w:t>
+      </w:r>
+    </w:p>
+    <w:p>
+      <w:r>
+        <w:rPr>
+          <w:rFonts w:ascii="SimSun" w:hAnsi="SimSun" w:eastAsia="SimSun"/>
+          <w:b w:val="0"/>
+          <w:sz w:val="22"/>
+        </w:rPr>
+        <w:t>175|</w:t>
+      </w:r>
+    </w:p>
+    <w:p>
+      <w:r>
+        <w:rPr>
+          <w:rFonts w:ascii="SimSun" w:hAnsi="SimSun" w:eastAsia="SimSun"/>
+          <w:b w:val="0"/>
+          <w:sz w:val="22"/>
+        </w:rPr>
+        <w:t>176|---</w:t>
+      </w:r>
+    </w:p>
+    <w:p>
+      <w:r>
+        <w:rPr>
+          <w:rFonts w:ascii="SimSun" w:hAnsi="SimSun" w:eastAsia="SimSun"/>
+          <w:b w:val="0"/>
+          <w:sz w:val="22"/>
+        </w:rPr>
+        <w:t>177|</w:t>
+      </w:r>
+    </w:p>
+    <w:p>
+      <w:r>
+        <w:rPr>
+          <w:rFonts w:ascii="SimSun" w:hAnsi="SimSun" w:eastAsia="SimSun"/>
+          <w:b w:val="0"/>
+          <w:sz w:val="22"/>
+        </w:rPr>
+        <w:t>178|## 六、法律权利保留</w:t>
+      </w:r>
+    </w:p>
+    <w:p>
+      <w:r>
+        <w:rPr>
+          <w:rFonts w:ascii="SimSun" w:hAnsi="SimSun" w:eastAsia="SimSun"/>
+          <w:b w:val="0"/>
+          <w:sz w:val="22"/>
+        </w:rPr>
+        <w:t>179|</w:t>
+      </w:r>
+    </w:p>
+    <w:p>
+      <w:r>
+        <w:rPr>
+          <w:rFonts w:ascii="SimSun" w:hAnsi="SimSun" w:eastAsia="SimSun"/>
+          <w:b w:val="0"/>
+          <w:sz w:val="22"/>
+        </w:rPr>
+        <w:t>180|如患者方面坚持认为存在违法行为，建议通过以下合法途径解决：</w:t>
+      </w:r>
+    </w:p>
+    <w:p>
+      <w:r>
+        <w:rPr>
+          <w:rFonts w:ascii="SimSun" w:hAnsi="SimSun" w:eastAsia="SimSun"/>
+          <w:b w:val="0"/>
+          <w:sz w:val="22"/>
+        </w:rPr>
+        <w:t>181|</w:t>
+      </w:r>
+    </w:p>
+    <w:p>
+      <w:r>
+        <w:rPr>
+          <w:rFonts w:ascii="SimSun" w:hAnsi="SimSun" w:eastAsia="SimSun"/>
+          <w:b w:val="0"/>
+          <w:sz w:val="22"/>
+        </w:rPr>
+        <w:t>182|1. 向当地卫生健康主管部门投诉 — 由卫健部门核实医疗行为和收费模式的合规性</w:t>
+      </w:r>
+    </w:p>
+    <w:p>
+      <w:r>
+        <w:rPr>
+          <w:rFonts w:ascii="SimSun" w:hAnsi="SimSun" w:eastAsia="SimSun"/>
+          <w:b w:val="0"/>
+          <w:sz w:val="22"/>
+        </w:rPr>
+        <w:t>183|2. 向当地药品监督管理部门投诉 — 由药监部门核实产品的注册和使用合规性</w:t>
+      </w:r>
+    </w:p>
+    <w:p>
+      <w:r>
+        <w:rPr>
+          <w:rFonts w:ascii="SimSun" w:hAnsi="SimSun" w:eastAsia="SimSun"/>
+          <w:b w:val="0"/>
+          <w:sz w:val="22"/>
+        </w:rPr>
+        <w:t>184|3. 向人民法院提起诉讼 — 由司法机关依法裁判</w:t>
+      </w:r>
+    </w:p>
+    <w:p>
+      <w:r>
+        <w:rPr>
+          <w:rFonts w:ascii="SimSun" w:hAnsi="SimSun" w:eastAsia="SimSun"/>
+          <w:b w:val="0"/>
+          <w:sz w:val="22"/>
+        </w:rPr>
+        <w:t>185|</w:t>
+      </w:r>
+    </w:p>
+    <w:p>
+      <w:r>
+        <w:rPr>
+          <w:rFonts w:ascii="SimSun" w:hAnsi="SimSun" w:eastAsia="SimSun"/>
+          <w:b w:val="0"/>
+          <w:sz w:val="22"/>
+        </w:rPr>
+        <w:t>186|我院及圆爱康将积极配合相关部门的调查和司法程序，并提供所有必要的文件和证据。如果经调查确认我方存在任何违规或违法行为，愿意承担相应的法律责任。但在未经法定程序认定的情况下，我方不接受不实指控和不当诉求。</w:t>
+      </w:r>
+    </w:p>
+    <w:p>
+      <w:r>
+        <w:rPr>
+          <w:rFonts w:ascii="SimSun" w:hAnsi="SimSun" w:eastAsia="SimSun"/>
+          <w:b w:val="0"/>
+          <w:sz w:val="22"/>
+        </w:rPr>
+        <w:t>187|</w:t>
+      </w:r>
+    </w:p>
+    <w:p>
+      <w:r>
+        <w:rPr>
+          <w:rFonts w:ascii="SimSun" w:hAnsi="SimSun" w:eastAsia="SimSun"/>
+          <w:b w:val="0"/>
+          <w:sz w:val="22"/>
+        </w:rPr>
+        <w:t>188|---</w:t>
+      </w:r>
+    </w:p>
+    <w:p>
+      <w:r>
+        <w:rPr>
+          <w:rFonts w:ascii="SimSun" w:hAnsi="SimSun" w:eastAsia="SimSun"/>
+          <w:b w:val="0"/>
+          <w:sz w:val="22"/>
+        </w:rPr>
+        <w:t>189|</w:t>
+      </w:r>
+    </w:p>
+    <w:p>
+      <w:r>
+        <w:rPr>
+          <w:rFonts w:ascii="SimSun" w:hAnsi="SimSun" w:eastAsia="SimSun"/>
+          <w:b w:val="0"/>
+          <w:sz w:val="22"/>
+        </w:rPr>
+        <w:t>190|&gt; 附件：</w:t>
+      </w:r>
+    </w:p>
+    <w:p>
+      <w:r>
+        <w:rPr>
+          <w:rFonts w:ascii="SimSun" w:hAnsi="SimSun" w:eastAsia="SimSun"/>
+          <w:b w:val="0"/>
+          <w:sz w:val="22"/>
+        </w:rPr>
+        <w:t>191|&gt; 1. 《关于生物刺激反馈仪可用于子宫复旧治疗的说明函》</w:t>
+      </w:r>
+    </w:p>
+    <w:p>
+      <w:r>
+        <w:rPr>
+          <w:rFonts w:ascii="SimSun" w:hAnsi="SimSun" w:eastAsia="SimSun"/>
+          <w:b w:val="0"/>
+          <w:sz w:val="22"/>
+        </w:rPr>
+        <w:t>192|&gt; 2. 广州圆医生物科技有限公司《医疗器械注册证》（粤械注准20222090876）复印件</w:t>
+      </w:r>
+    </w:p>
+    <w:p>
+      <w:r>
+        <w:rPr>
+          <w:rFonts w:ascii="SimSun" w:hAnsi="SimSun" w:eastAsia="SimSun"/>
+          <w:b w:val="0"/>
+          <w:sz w:val="22"/>
+        </w:rPr>
+        <w:t>193|&gt; 3. 医院与圆爱康服务合作协议（摘要）</w:t>
+      </w:r>
+    </w:p>
+    <w:p>
+      <w:r>
+        <w:rPr>
+          <w:rFonts w:ascii="SimSun" w:hAnsi="SimSun" w:eastAsia="SimSun"/>
+          <w:b w:val="0"/>
+          <w:sz w:val="22"/>
+        </w:rPr>
+        <w:t>194|&gt; 4. 招标文件（相关章节）</w:t>
+      </w:r>
+    </w:p>
+    <w:p>
+      <w:r>
+        <w:rPr>
+          <w:rFonts w:ascii="SimSun" w:hAnsi="SimSun" w:eastAsia="SimSun"/>
+          <w:b w:val="0"/>
+          <w:sz w:val="22"/>
+        </w:rPr>
+        <w:t>195|</w:t>
+      </w:r>
+    </w:p>
+    <w:p>
+      <w:r>
+        <w:rPr>
+          <w:rFonts w:ascii="SimSun" w:hAnsi="SimSun" w:eastAsia="SimSun"/>
+          <w:b w:val="0"/>
+          <w:sz w:val="22"/>
+        </w:rPr>
+        <w:t>196|[医院名称]（盖章）</w:t>
+      </w:r>
+    </w:p>
+    <w:p>
+      <w:r>
+        <w:rPr>
+          <w:rFonts w:ascii="SimSun" w:hAnsi="SimSun" w:eastAsia="SimSun"/>
+          <w:b w:val="0"/>
+          <w:sz w:val="22"/>
+        </w:rPr>
+        <w:t>197|广州圆爱康生物科技有限公司（盖章）</w:t>
+      </w:r>
+    </w:p>
+    <w:p>
+      <w:r>
+        <w:rPr>
+          <w:rFonts w:ascii="SimSun" w:hAnsi="SimSun" w:eastAsia="SimSun"/>
+          <w:b w:val="0"/>
+          <w:sz w:val="22"/>
+        </w:rPr>
+        <w:t>198|*2026年7月14日*</w:t>
+      </w:r>
+    </w:p>
+    <w:p>
+      <w:r>
+        <w:rPr>
+          <w:rFonts w:ascii="SimSun" w:hAnsi="SimSun" w:eastAsia="SimSun"/>
+          <w:b w:val="0"/>
+          <w:sz w:val="22"/>
+        </w:rPr>
+        <w:t>199|</w:t>
       </w:r>
     </w:p>
     <w:sectPr>

--- a/docs/关于子宫复旧治疗项目质疑的回复函.docx
+++ b/docs/关于子宫复旧治疗项目质疑的回复函.docx
@@ -3,1998 +3,2770 @@
 <w:document xmlns:wpc="http://schemas.microsoft.com/office/word/2010/wordprocessingCanvas" xmlns:mo="http://schemas.microsoft.com/office/mac/office/2008/main" xmlns:mc="http://schemas.openxmlformats.org/markup-compatibility/2006" xmlns:mv="urn:schemas-microsoft-com:mac:vml" xmlns:o="urn:schemas-microsoft-com:office:office" xmlns:r="http://schemas.openxmlformats.org/officeDocument/2006/relationships" xmlns:m="http://schemas.openxmlformats.org/officeDocument/2006/math" xmlns:v="urn:schemas-microsoft-com:vml" xmlns:wp14="http://schemas.microsoft.com/office/word/2010/wordprocessingDrawing" xmlns:wp="http://schemas.openxmlformats.org/drawingml/2006/wordprocessingDrawing" xmlns:w10="urn:schemas-microsoft-com:office:word" xmlns:w="http://schemas.openxmlformats.org/wordprocessingml/2006/main" xmlns:w14="http://schemas.microsoft.com/office/word/2010/wordml" xmlns:wpg="http://schemas.microsoft.com/office/word/2010/wordprocessingGroup" xmlns:wpi="http://schemas.microsoft.com/office/word/2010/wordprocessingInk" xmlns:wne="http://schemas.microsoft.com/office/word/2006/wordml" xmlns:wps="http://schemas.microsoft.com/office/word/2010/wordprocessingShape" mc:Ignorable="w14 wp14">
   <w:body>
     <w:p>
+      <w:pPr>
+        <w:spacing w:before="1200" w:after="120"/>
+        <w:jc w:val="center"/>
+      </w:pPr>
       <w:r>
         <w:rPr>
-          <w:rFonts w:ascii="SimSun" w:hAnsi="SimSun" w:eastAsia="SimSun"/>
+          <w:rFonts w:ascii="微软雅黑" w:hAnsi="微软雅黑" w:eastAsia="微软雅黑"/>
+          <w:b/>
+          <w:color w:val="1A477A"/>
+          <w:sz w:val="44"/>
+        </w:rPr>
+        <w:t>关于子宫复旧居家康复治疗项目</w:t>
+      </w:r>
+    </w:p>
+    <w:p>
+      <w:pPr>
+        <w:spacing w:after="80"/>
+        <w:jc w:val="center"/>
+      </w:pPr>
+      <w:r>
+        <w:rPr>
+          <w:rFonts w:ascii="微软雅黑" w:hAnsi="微软雅黑" w:eastAsia="微软雅黑"/>
+          <w:b/>
+          <w:color w:val="1A477A"/>
+          <w:sz w:val="44"/>
+        </w:rPr>
+        <w:t>质疑的正式回复函</w:t>
+      </w:r>
+    </w:p>
+    <w:p>
+      <w:pPr>
+        <w:spacing w:before="240" w:after="240"/>
+      </w:pPr>
+      <w:r>
+        <w:rPr>
+          <w:color w:val="CCCCCC"/>
+          <w:sz w:val="16"/>
+        </w:rPr>
+        <w:t>────────────────────────────────────────────────────────────</w:t>
+      </w:r>
+    </w:p>
+    <w:tbl>
+      <w:tblPr>
+        <w:tblW w:type="auto" w:w="0"/>
+        <w:tblLook w:firstColumn="1" w:firstRow="1" w:lastColumn="0" w:lastRow="0" w:noHBand="0" w:noVBand="1" w:val="04A0"/>
+      </w:tblPr>
+      <w:tblGrid>
+        <w:gridCol w:w="4680"/>
+        <w:gridCol w:w="4680"/>
+      </w:tblGrid>
+      <w:tr>
+        <w:tc>
+          <w:tcPr>
+            <w:tcW w:type="dxa" w:w="4680"/>
+            <w:tcBorders>
+              <w:top w:val="none" w:sz="0" w:space="0" w:color="auto"/>
+              <w:left w:val="none" w:sz="0" w:space="0" w:color="auto"/>
+              <w:bottom w:val="none" w:sz="0" w:space="0" w:color="auto"/>
+              <w:right w:val="none" w:sz="0" w:space="0" w:color="auto"/>
+            </w:tcBorders>
+          </w:tcPr>
+          <w:p>
+            <w:r/>
+            <w:r>
+              <w:rPr>
+                <w:rFonts w:ascii="微软雅黑" w:hAnsi="微软雅黑" w:eastAsia="微软雅黑"/>
+                <w:b/>
+                <w:sz w:val="21"/>
+              </w:rPr>
+              <w:t>编号：</w:t>
+            </w:r>
+          </w:p>
+        </w:tc>
+        <w:tc>
+          <w:tcPr>
+            <w:tcW w:type="dxa" w:w="4680"/>
+            <w:tcBorders>
+              <w:top w:val="none" w:sz="0" w:space="0" w:color="auto"/>
+              <w:left w:val="none" w:sz="0" w:space="0" w:color="auto"/>
+              <w:bottom w:val="none" w:sz="0" w:space="0" w:color="auto"/>
+              <w:right w:val="none" w:sz="0" w:space="0" w:color="auto"/>
+            </w:tcBorders>
+          </w:tcPr>
+          <w:p>
+            <w:r/>
+            <w:r>
+              <w:rPr>
+                <w:rFonts w:ascii="宋体" w:hAnsi="宋体" w:eastAsia="宋体"/>
+                <w:sz w:val="21"/>
+              </w:rPr>
+              <w:t>[待填写]</w:t>
+            </w:r>
+          </w:p>
+        </w:tc>
+      </w:tr>
+      <w:tr>
+        <w:tc>
+          <w:tcPr>
+            <w:tcW w:type="dxa" w:w="4680"/>
+            <w:tcBorders>
+              <w:top w:val="none" w:sz="0" w:space="0" w:color="auto"/>
+              <w:left w:val="none" w:sz="0" w:space="0" w:color="auto"/>
+              <w:bottom w:val="none" w:sz="0" w:space="0" w:color="auto"/>
+              <w:right w:val="none" w:sz="0" w:space="0" w:color="auto"/>
+            </w:tcBorders>
+          </w:tcPr>
+          <w:p>
+            <w:r/>
+            <w:r>
+              <w:rPr>
+                <w:rFonts w:ascii="微软雅黑" w:hAnsi="微软雅黑" w:eastAsia="微软雅黑"/>
+                <w:b/>
+                <w:sz w:val="21"/>
+              </w:rPr>
+              <w:t>致：</w:t>
+            </w:r>
+          </w:p>
+        </w:tc>
+        <w:tc>
+          <w:tcPr>
+            <w:tcW w:type="dxa" w:w="4680"/>
+            <w:tcBorders>
+              <w:top w:val="none" w:sz="0" w:space="0" w:color="auto"/>
+              <w:left w:val="none" w:sz="0" w:space="0" w:color="auto"/>
+              <w:bottom w:val="none" w:sz="0" w:space="0" w:color="auto"/>
+              <w:right w:val="none" w:sz="0" w:space="0" w:color="auto"/>
+            </w:tcBorders>
+          </w:tcPr>
+          <w:p>
+            <w:r/>
+            <w:r>
+              <w:rPr>
+                <w:rFonts w:ascii="宋体" w:hAnsi="宋体" w:eastAsia="宋体"/>
+                <w:sz w:val="21"/>
+              </w:rPr>
+              <w:t>[患者姓名]</w:t>
+            </w:r>
+          </w:p>
+        </w:tc>
+      </w:tr>
+      <w:tr>
+        <w:tc>
+          <w:tcPr>
+            <w:tcW w:type="dxa" w:w="4680"/>
+            <w:tcBorders>
+              <w:top w:val="none" w:sz="0" w:space="0" w:color="auto"/>
+              <w:left w:val="none" w:sz="0" w:space="0" w:color="auto"/>
+              <w:bottom w:val="none" w:sz="0" w:space="0" w:color="auto"/>
+              <w:right w:val="none" w:sz="0" w:space="0" w:color="auto"/>
+            </w:tcBorders>
+          </w:tcPr>
+          <w:p>
+            <w:r/>
+            <w:r>
+              <w:rPr>
+                <w:rFonts w:ascii="微软雅黑" w:hAnsi="微软雅黑" w:eastAsia="微软雅黑"/>
+                <w:b/>
+                <w:sz w:val="21"/>
+              </w:rPr>
+              <w:t>出具方：</w:t>
+            </w:r>
+          </w:p>
+        </w:tc>
+        <w:tc>
+          <w:tcPr>
+            <w:tcW w:type="dxa" w:w="4680"/>
+            <w:tcBorders>
+              <w:top w:val="none" w:sz="0" w:space="0" w:color="auto"/>
+              <w:left w:val="none" w:sz="0" w:space="0" w:color="auto"/>
+              <w:bottom w:val="none" w:sz="0" w:space="0" w:color="auto"/>
+              <w:right w:val="none" w:sz="0" w:space="0" w:color="auto"/>
+            </w:tcBorders>
+          </w:tcPr>
+          <w:p>
+            <w:r/>
+            <w:r>
+              <w:rPr>
+                <w:rFonts w:ascii="宋体" w:hAnsi="宋体" w:eastAsia="宋体"/>
+                <w:sz w:val="21"/>
+              </w:rPr>
+              <w:t>[医院名称] / 广州圆爱康生物科技有限公司</w:t>
+            </w:r>
+          </w:p>
+        </w:tc>
+      </w:tr>
+      <w:tr>
+        <w:tc>
+          <w:tcPr>
+            <w:tcW w:type="dxa" w:w="4680"/>
+            <w:tcBorders>
+              <w:top w:val="none" w:sz="0" w:space="0" w:color="auto"/>
+              <w:left w:val="none" w:sz="0" w:space="0" w:color="auto"/>
+              <w:bottom w:val="none" w:sz="0" w:space="0" w:color="auto"/>
+              <w:right w:val="none" w:sz="0" w:space="0" w:color="auto"/>
+            </w:tcBorders>
+          </w:tcPr>
+          <w:p>
+            <w:r/>
+            <w:r>
+              <w:rPr>
+                <w:rFonts w:ascii="微软雅黑" w:hAnsi="微软雅黑" w:eastAsia="微软雅黑"/>
+                <w:b/>
+                <w:sz w:val="21"/>
+              </w:rPr>
+              <w:t>日期：</w:t>
+            </w:r>
+          </w:p>
+        </w:tc>
+        <w:tc>
+          <w:tcPr>
+            <w:tcW w:type="dxa" w:w="4680"/>
+            <w:tcBorders>
+              <w:top w:val="none" w:sz="0" w:space="0" w:color="auto"/>
+              <w:left w:val="none" w:sz="0" w:space="0" w:color="auto"/>
+              <w:bottom w:val="none" w:sz="0" w:space="0" w:color="auto"/>
+              <w:right w:val="none" w:sz="0" w:space="0" w:color="auto"/>
+            </w:tcBorders>
+          </w:tcPr>
+          <w:p>
+            <w:r/>
+            <w:r>
+              <w:rPr>
+                <w:rFonts w:ascii="宋体" w:hAnsi="宋体" w:eastAsia="宋体"/>
+                <w:sz w:val="21"/>
+              </w:rPr>
+              <w:t>2026年7月14日</w:t>
+            </w:r>
+          </w:p>
+        </w:tc>
+      </w:tr>
+    </w:tbl>
+    <w:p>
+      <w:pPr>
+        <w:pStyle w:val="Heading2"/>
+        <w:spacing w:before="360" w:after="160"/>
+      </w:pPr>
+      <w:r>
+        <w:rPr>
+          <w:rFonts w:ascii="微软雅黑" w:hAnsi="微软雅黑" w:eastAsia="微软雅黑"/>
+          <w:color w:val="1A477A"/>
+          <w:sz w:val="28"/>
+        </w:rPr>
+        <w:t>一、事件基本情况</w:t>
+      </w:r>
+    </w:p>
+    <w:p>
+      <w:pPr>
+        <w:spacing w:line="440" w:lineRule="exact" w:after="120"/>
+        <w:ind w:firstLine="420"/>
+      </w:pPr>
+      <w:r>
+        <w:rPr>
+          <w:rFonts w:ascii="宋体" w:hAnsi="宋体" w:eastAsia="宋体"/>
           <w:b w:val="0"/>
           <w:sz w:val="22"/>
         </w:rPr>
-        <w:t>1|# 关于子宫复旧居家康复治疗项目质疑的正式回复函</w:t>
+        <w:t>[患者姓名]于[日期]在[医院名称]就诊，于人工流产术后，由主治医生根据临床诊疗规范推荐了子宫复旧居家康复治疗项目。该项目由患者家属（患者配偶）通过医院指定线上渠道完成购买。</w:t>
       </w:r>
     </w:p>
     <w:p>
+      <w:pPr>
+        <w:spacing w:line="440" w:lineRule="exact" w:after="120"/>
+        <w:ind w:firstLine="420"/>
+      </w:pPr>
       <w:r>
         <w:rPr>
-          <w:rFonts w:ascii="SimSun" w:hAnsi="SimSun" w:eastAsia="SimSun"/>
+          <w:rFonts w:ascii="宋体" w:hAnsi="宋体" w:eastAsia="宋体"/>
           <w:b w:val="0"/>
           <w:sz w:val="22"/>
         </w:rPr>
-        <w:t>2|</w:t>
+        <w:t>购买后，患者方面提出以下三项质疑：</w:t>
+      </w:r>
+    </w:p>
+    <w:tbl>
+      <w:tblPr>
+        <w:tblStyle w:val="TableGrid"/>
+        <w:tblW w:type="auto" w:w="0"/>
+        <w:jc w:val="center"/>
+        <w:tblLook w:firstColumn="1" w:firstRow="1" w:lastColumn="0" w:lastRow="0" w:noHBand="0" w:noVBand="1" w:val="04A0"/>
+      </w:tblPr>
+      <w:tblGrid>
+        <w:gridCol w:w="3120"/>
+        <w:gridCol w:w="3120"/>
+        <w:gridCol w:w="3120"/>
+      </w:tblGrid>
+      <w:tr>
+        <w:tc>
+          <w:tcPr>
+            <w:tcW w:type="dxa" w:w="3120"/>
+            <w:shd w:fill="2B579A"/>
+          </w:tcPr>
+          <w:p>
+            <w:pPr>
+              <w:jc w:val="center"/>
+            </w:pPr>
+            <w:r/>
+            <w:r>
+              <w:rPr>
+                <w:rFonts w:ascii="微软雅黑" w:hAnsi="微软雅黑" w:eastAsia="微软雅黑"/>
+                <w:b/>
+                <w:color w:val="FFFFFF"/>
+                <w:sz w:val="20"/>
+              </w:rPr>
+              <w:t>序号</w:t>
+            </w:r>
+          </w:p>
+        </w:tc>
+        <w:tc>
+          <w:tcPr>
+            <w:tcW w:type="dxa" w:w="3120"/>
+            <w:shd w:fill="2B579A"/>
+          </w:tcPr>
+          <w:p>
+            <w:pPr>
+              <w:jc w:val="center"/>
+            </w:pPr>
+            <w:r/>
+            <w:r>
+              <w:rPr>
+                <w:rFonts w:ascii="微软雅黑" w:hAnsi="微软雅黑" w:eastAsia="微软雅黑"/>
+                <w:b/>
+                <w:color w:val="FFFFFF"/>
+                <w:sz w:val="20"/>
+              </w:rPr>
+              <w:t>质疑事项</w:t>
+            </w:r>
+          </w:p>
+        </w:tc>
+        <w:tc>
+          <w:tcPr>
+            <w:tcW w:type="dxa" w:w="3120"/>
+            <w:shd w:fill="2B579A"/>
+          </w:tcPr>
+          <w:p>
+            <w:pPr>
+              <w:jc w:val="center"/>
+            </w:pPr>
+            <w:r/>
+            <w:r>
+              <w:rPr>
+                <w:rFonts w:ascii="微软雅黑" w:hAnsi="微软雅黑" w:eastAsia="微软雅黑"/>
+                <w:b/>
+                <w:color w:val="FFFFFF"/>
+                <w:sz w:val="20"/>
+              </w:rPr>
+              <w:t>核心诉求</w:t>
+            </w:r>
+          </w:p>
+        </w:tc>
+      </w:tr>
+      <w:tr>
+        <w:tc>
+          <w:tcPr>
+            <w:tcW w:type="dxa" w:w="3120"/>
+          </w:tcPr>
+          <w:p>
+            <w:pPr>
+              <w:jc w:val="center"/>
+            </w:pPr>
+            <w:r/>
+            <w:r>
+              <w:rPr>
+                <w:rFonts w:ascii="宋体" w:hAnsi="宋体" w:eastAsia="宋体"/>
+                <w:sz w:val="19"/>
+              </w:rPr>
+              <w:t>1</w:t>
+            </w:r>
+          </w:p>
+        </w:tc>
+        <w:tc>
+          <w:tcPr>
+            <w:tcW w:type="dxa" w:w="3120"/>
+          </w:tcPr>
+          <w:p>
+            <w:pPr>
+              <w:jc w:val="center"/>
+            </w:pPr>
+            <w:r/>
+            <w:r>
+              <w:rPr>
+                <w:rFonts w:ascii="宋体" w:hAnsi="宋体" w:eastAsia="宋体"/>
+                <w:sz w:val="19"/>
+              </w:rPr>
+              <w:t>欺诈</w:t>
+            </w:r>
+          </w:p>
+        </w:tc>
+        <w:tc>
+          <w:tcPr>
+            <w:tcW w:type="dxa" w:w="3120"/>
+          </w:tcPr>
+          <w:p>
+            <w:pPr>
+              <w:jc w:val="center"/>
+            </w:pPr>
+            <w:r/>
+            <w:r>
+              <w:rPr>
+                <w:rFonts w:ascii="宋体" w:hAnsi="宋体" w:eastAsia="宋体"/>
+                <w:sz w:val="19"/>
+              </w:rPr>
+              <w:t>认为医院/圆爱康虚假宣传，欺诈消费者</w:t>
+            </w:r>
+          </w:p>
+        </w:tc>
+      </w:tr>
+      <w:tr>
+        <w:tc>
+          <w:tcPr>
+            <w:tcW w:type="dxa" w:w="3120"/>
+            <w:shd w:fill="F2F6FC"/>
+          </w:tcPr>
+          <w:p>
+            <w:pPr>
+              <w:jc w:val="center"/>
+            </w:pPr>
+            <w:r/>
+            <w:r>
+              <w:rPr>
+                <w:rFonts w:ascii="宋体" w:hAnsi="宋体" w:eastAsia="宋体"/>
+                <w:sz w:val="19"/>
+              </w:rPr>
+              <w:t>2</w:t>
+            </w:r>
+          </w:p>
+        </w:tc>
+        <w:tc>
+          <w:tcPr>
+            <w:tcW w:type="dxa" w:w="3120"/>
+            <w:shd w:fill="F2F6FC"/>
+          </w:tcPr>
+          <w:p>
+            <w:pPr>
+              <w:jc w:val="center"/>
+            </w:pPr>
+            <w:r/>
+            <w:r>
+              <w:rPr>
+                <w:rFonts w:ascii="宋体" w:hAnsi="宋体" w:eastAsia="宋体"/>
+                <w:sz w:val="19"/>
+              </w:rPr>
+              <w:t>产品超范围</w:t>
+            </w:r>
+          </w:p>
+        </w:tc>
+        <w:tc>
+          <w:tcPr>
+            <w:tcW w:type="dxa" w:w="3120"/>
+            <w:shd w:fill="F2F6FC"/>
+          </w:tcPr>
+          <w:p>
+            <w:pPr>
+              <w:jc w:val="center"/>
+            </w:pPr>
+            <w:r/>
+            <w:r>
+              <w:rPr>
+                <w:rFonts w:ascii="宋体" w:hAnsi="宋体" w:eastAsia="宋体"/>
+                <w:sz w:val="19"/>
+              </w:rPr>
+              <w:t>认为居家康复产品不具备子宫复旧治疗能力</w:t>
+            </w:r>
+          </w:p>
+        </w:tc>
+      </w:tr>
+      <w:tr>
+        <w:tc>
+          <w:tcPr>
+            <w:tcW w:type="dxa" w:w="3120"/>
+          </w:tcPr>
+          <w:p>
+            <w:pPr>
+              <w:jc w:val="center"/>
+            </w:pPr>
+            <w:r/>
+            <w:r>
+              <w:rPr>
+                <w:rFonts w:ascii="宋体" w:hAnsi="宋体" w:eastAsia="宋体"/>
+                <w:sz w:val="19"/>
+              </w:rPr>
+              <w:t>3</w:t>
+            </w:r>
+          </w:p>
+        </w:tc>
+        <w:tc>
+          <w:tcPr>
+            <w:tcW w:type="dxa" w:w="3120"/>
+          </w:tcPr>
+          <w:p>
+            <w:pPr>
+              <w:jc w:val="center"/>
+            </w:pPr>
+            <w:r/>
+            <w:r>
+              <w:rPr>
+                <w:rFonts w:ascii="宋体" w:hAnsi="宋体" w:eastAsia="宋体"/>
+                <w:sz w:val="19"/>
+              </w:rPr>
+              <w:t>第三方收款违规</w:t>
+            </w:r>
+          </w:p>
+        </w:tc>
+        <w:tc>
+          <w:tcPr>
+            <w:tcW w:type="dxa" w:w="3120"/>
+          </w:tcPr>
+          <w:p>
+            <w:pPr>
+              <w:jc w:val="center"/>
+            </w:pPr>
+            <w:r/>
+            <w:r>
+              <w:rPr>
+                <w:rFonts w:ascii="宋体" w:hAnsi="宋体" w:eastAsia="宋体"/>
+                <w:sz w:val="19"/>
+              </w:rPr>
+              <w:t>认为钱交给第三方（圆爱康）而非医院，质疑合规性</w:t>
+            </w:r>
+          </w:p>
+        </w:tc>
+      </w:tr>
+    </w:tbl>
+    <w:p>
+      <w:pPr>
+        <w:spacing w:before="40"/>
+      </w:pPr>
+    </w:p>
+    <w:p>
+      <w:pPr>
+        <w:spacing w:line="440" w:lineRule="exact" w:after="120"/>
+        <w:ind w:firstLine="420"/>
+      </w:pPr>
+      <w:r>
+        <w:rPr>
+          <w:rFonts w:ascii="宋体" w:hAnsi="宋体" w:eastAsia="宋体"/>
+          <w:b w:val="0"/>
+          <w:sz w:val="22"/>
+        </w:rPr>
+        <w:t>本院及广州圆爱康生物科技有限公司就以上三项质疑，逐条作出正式回复如下。</w:t>
       </w:r>
     </w:p>
     <w:p>
+      <w:pPr>
+        <w:spacing w:before="240" w:after="240"/>
+      </w:pPr>
       <w:r>
         <w:rPr>
-          <w:rFonts w:ascii="SimSun" w:hAnsi="SimSun" w:eastAsia="SimSun"/>
+          <w:color w:val="CCCCCC"/>
+          <w:sz w:val="16"/>
+        </w:rPr>
+        <w:t>────────────────────────────────────────────────────────────</w:t>
+      </w:r>
+    </w:p>
+    <w:p>
+      <w:pPr>
+        <w:pStyle w:val="Heading2"/>
+        <w:spacing w:before="360" w:after="160"/>
+      </w:pPr>
+      <w:r>
+        <w:rPr>
+          <w:rFonts w:ascii="微软雅黑" w:hAnsi="微软雅黑" w:eastAsia="微软雅黑"/>
+          <w:color w:val="1A477A"/>
+          <w:sz w:val="28"/>
+        </w:rPr>
+        <w:t>二、关于"欺诈"问题</w:t>
+      </w:r>
+    </w:p>
+    <w:p>
+      <w:pPr>
+        <w:pStyle w:val="Heading3"/>
+        <w:spacing w:before="360" w:after="160"/>
+      </w:pPr>
+      <w:r>
+        <w:rPr>
+          <w:rFonts w:ascii="微软雅黑" w:hAnsi="微软雅黑" w:eastAsia="微软雅黑"/>
+          <w:color w:val="2B579A"/>
+          <w:sz w:val="24"/>
+        </w:rPr>
+        <w:t>2.1 欺诈的法律定义</w:t>
+      </w:r>
+    </w:p>
+    <w:p>
+      <w:pPr>
+        <w:spacing w:line="440" w:lineRule="exact" w:after="120"/>
+        <w:ind w:firstLine="420"/>
+      </w:pPr>
+      <w:r>
+        <w:rPr>
+          <w:rFonts w:ascii="宋体" w:hAnsi="宋体" w:eastAsia="宋体"/>
           <w:b w:val="0"/>
           <w:sz w:val="22"/>
         </w:rPr>
-        <w:t>3|编号： [待填写]</w:t>
+        <w:t>根据《中华人民共和国消费者权益保护法》第五十五条及《中华人民共和国民法典》第一百四十八条，"欺诈"的构成要件包括：</w:t>
       </w:r>
     </w:p>
     <w:p>
+      <w:pPr>
+        <w:spacing w:line="440" w:lineRule="exact" w:after="60"/>
+        <w:ind w:left="567" w:hanging="283"/>
+      </w:pPr>
       <w:r>
         <w:rPr>
-          <w:rFonts w:ascii="SimSun" w:hAnsi="SimSun" w:eastAsia="SimSun"/>
+          <w:rFonts w:ascii="宋体" w:hAnsi="宋体" w:eastAsia="宋体"/>
+          <w:sz w:val="21"/>
+        </w:rPr>
+        <w:t>• 行为人主观上有欺诈故意</w:t>
+      </w:r>
+    </w:p>
+    <w:p>
+      <w:pPr>
+        <w:spacing w:line="440" w:lineRule="exact" w:after="60"/>
+        <w:ind w:left="567" w:hanging="283"/>
+      </w:pPr>
+      <w:r>
+        <w:rPr>
+          <w:rFonts w:ascii="宋体" w:hAnsi="宋体" w:eastAsia="宋体"/>
+          <w:sz w:val="21"/>
+        </w:rPr>
+        <w:t>• 行为人客观上实施了虚假陈述或隐瞒真相的行为</w:t>
+      </w:r>
+    </w:p>
+    <w:p>
+      <w:pPr>
+        <w:spacing w:line="440" w:lineRule="exact" w:after="60"/>
+        <w:ind w:left="567" w:hanging="283"/>
+      </w:pPr>
+      <w:r>
+        <w:rPr>
+          <w:rFonts w:ascii="宋体" w:hAnsi="宋体" w:eastAsia="宋体"/>
+          <w:sz w:val="21"/>
+        </w:rPr>
+        <w:t>• 相对方因该行为陷入错误认识并作出不真实的意思表示</w:t>
+      </w:r>
+    </w:p>
+    <w:p>
+      <w:pPr>
+        <w:spacing w:line="440" w:lineRule="exact" w:after="120"/>
+        <w:ind w:firstLine="420"/>
+      </w:pPr>
+      <w:r>
+        <w:rPr>
+          <w:rFonts w:ascii="宋体" w:hAnsi="宋体" w:eastAsia="宋体"/>
+          <w:b/>
+          <w:sz w:val="22"/>
+        </w:rPr>
+        <w:t>三个要件缺一不可。</w:t>
+      </w:r>
+    </w:p>
+    <w:p>
+      <w:pPr>
+        <w:pStyle w:val="Heading3"/>
+        <w:spacing w:before="360" w:after="160"/>
+      </w:pPr>
+      <w:r>
+        <w:rPr>
+          <w:rFonts w:ascii="微软雅黑" w:hAnsi="微软雅黑" w:eastAsia="微软雅黑"/>
+          <w:color w:val="2B579A"/>
+          <w:sz w:val="24"/>
+        </w:rPr>
+        <w:t>2.2 本案不存在欺诈</w:t>
+      </w:r>
+    </w:p>
+    <w:p>
+      <w:pPr>
+        <w:spacing w:line="440" w:lineRule="exact" w:after="120"/>
+        <w:ind w:firstLine="420"/>
+      </w:pPr>
+      <w:r>
+        <w:rPr>
+          <w:rFonts w:ascii="宋体" w:hAnsi="宋体" w:eastAsia="宋体"/>
           <w:b w:val="0"/>
           <w:sz w:val="22"/>
         </w:rPr>
-        <w:t>4|致： [患者姓名]</w:t>
+        <w:t>逐一分析本案事实：</w:t>
+      </w:r>
+    </w:p>
+    <w:tbl>
+      <w:tblPr>
+        <w:tblStyle w:val="TableGrid"/>
+        <w:tblW w:type="auto" w:w="0"/>
+        <w:jc w:val="center"/>
+        <w:tblLook w:firstColumn="1" w:firstRow="1" w:lastColumn="0" w:lastRow="0" w:noHBand="0" w:noVBand="1" w:val="04A0"/>
+      </w:tblPr>
+      <w:tblGrid>
+        <w:gridCol w:w="3120"/>
+        <w:gridCol w:w="3120"/>
+        <w:gridCol w:w="3120"/>
+      </w:tblGrid>
+      <w:tr>
+        <w:tc>
+          <w:tcPr>
+            <w:tcW w:type="dxa" w:w="3120"/>
+            <w:shd w:fill="2B579A"/>
+          </w:tcPr>
+          <w:p>
+            <w:pPr>
+              <w:jc w:val="center"/>
+            </w:pPr>
+            <w:r/>
+            <w:r>
+              <w:rPr>
+                <w:rFonts w:ascii="微软雅黑" w:hAnsi="微软雅黑" w:eastAsia="微软雅黑"/>
+                <w:b/>
+                <w:color w:val="FFFFFF"/>
+                <w:sz w:val="20"/>
+              </w:rPr>
+              <w:t>要件</w:t>
+            </w:r>
+          </w:p>
+        </w:tc>
+        <w:tc>
+          <w:tcPr>
+            <w:tcW w:type="dxa" w:w="3120"/>
+            <w:shd w:fill="2B579A"/>
+          </w:tcPr>
+          <w:p>
+            <w:pPr>
+              <w:jc w:val="center"/>
+            </w:pPr>
+            <w:r/>
+            <w:r>
+              <w:rPr>
+                <w:rFonts w:ascii="微软雅黑" w:hAnsi="微软雅黑" w:eastAsia="微软雅黑"/>
+                <w:b/>
+                <w:color w:val="FFFFFF"/>
+                <w:sz w:val="20"/>
+              </w:rPr>
+              <w:t>事实</w:t>
+            </w:r>
+          </w:p>
+        </w:tc>
+        <w:tc>
+          <w:tcPr>
+            <w:tcW w:type="dxa" w:w="3120"/>
+            <w:shd w:fill="2B579A"/>
+          </w:tcPr>
+          <w:p>
+            <w:pPr>
+              <w:jc w:val="center"/>
+            </w:pPr>
+            <w:r/>
+            <w:r>
+              <w:rPr>
+                <w:rFonts w:ascii="微软雅黑" w:hAnsi="微软雅黑" w:eastAsia="微软雅黑"/>
+                <w:b/>
+                <w:color w:val="FFFFFF"/>
+                <w:sz w:val="20"/>
+              </w:rPr>
+              <w:t>认定</w:t>
+            </w:r>
+          </w:p>
+        </w:tc>
+      </w:tr>
+      <w:tr>
+        <w:tc>
+          <w:tcPr>
+            <w:tcW w:type="dxa" w:w="3120"/>
+          </w:tcPr>
+          <w:p>
+            <w:pPr>
+              <w:jc w:val="center"/>
+            </w:pPr>
+            <w:r/>
+            <w:r>
+              <w:rPr>
+                <w:rFonts w:ascii="宋体" w:hAnsi="宋体" w:eastAsia="宋体"/>
+                <w:sz w:val="19"/>
+              </w:rPr>
+              <w:t>主观故意</w:t>
+            </w:r>
+          </w:p>
+        </w:tc>
+        <w:tc>
+          <w:tcPr>
+            <w:tcW w:type="dxa" w:w="3120"/>
+          </w:tcPr>
+          <w:p>
+            <w:pPr>
+              <w:jc w:val="center"/>
+            </w:pPr>
+            <w:r/>
+            <w:r>
+              <w:rPr>
+                <w:rFonts w:ascii="宋体" w:hAnsi="宋体" w:eastAsia="宋体"/>
+                <w:sz w:val="19"/>
+              </w:rPr>
+              <w:t>产品是合法二类医疗器械，治疗基于临床诊疗规范，医院/圆爱康无任何欺骗意图</w:t>
+            </w:r>
+          </w:p>
+        </w:tc>
+        <w:tc>
+          <w:tcPr>
+            <w:tcW w:type="dxa" w:w="3120"/>
+          </w:tcPr>
+          <w:p>
+            <w:pPr>
+              <w:jc w:val="center"/>
+            </w:pPr>
+            <w:r/>
+            <w:r>
+              <w:rPr>
+                <w:rFonts w:ascii="宋体" w:hAnsi="宋体" w:eastAsia="宋体"/>
+                <w:sz w:val="19"/>
+              </w:rPr>
+              <w:t>❌ 不存在</w:t>
+            </w:r>
+          </w:p>
+        </w:tc>
+      </w:tr>
+      <w:tr>
+        <w:tc>
+          <w:tcPr>
+            <w:tcW w:type="dxa" w:w="3120"/>
+            <w:shd w:fill="F2F6FC"/>
+          </w:tcPr>
+          <w:p>
+            <w:pPr>
+              <w:jc w:val="center"/>
+            </w:pPr>
+            <w:r/>
+            <w:r>
+              <w:rPr>
+                <w:rFonts w:ascii="宋体" w:hAnsi="宋体" w:eastAsia="宋体"/>
+                <w:sz w:val="19"/>
+              </w:rPr>
+              <w:t>客观虚假</w:t>
+            </w:r>
+          </w:p>
+        </w:tc>
+        <w:tc>
+          <w:tcPr>
+            <w:tcW w:type="dxa" w:w="3120"/>
+            <w:shd w:fill="F2F6FC"/>
+          </w:tcPr>
+          <w:p>
+            <w:pPr>
+              <w:jc w:val="center"/>
+            </w:pPr>
+            <w:r/>
+            <w:r>
+              <w:rPr>
+                <w:rFonts w:ascii="宋体" w:hAnsi="宋体" w:eastAsia="宋体"/>
+                <w:sz w:val="19"/>
+              </w:rPr>
+              <w:t>产品合法注册（粤械注准20222090876）；子宫复旧在适用范围内；服务真实存在</w:t>
+            </w:r>
+          </w:p>
+        </w:tc>
+        <w:tc>
+          <w:tcPr>
+            <w:tcW w:type="dxa" w:w="3120"/>
+            <w:shd w:fill="F2F6FC"/>
+          </w:tcPr>
+          <w:p>
+            <w:pPr>
+              <w:jc w:val="center"/>
+            </w:pPr>
+            <w:r/>
+            <w:r>
+              <w:rPr>
+                <w:rFonts w:ascii="宋体" w:hAnsi="宋体" w:eastAsia="宋体"/>
+                <w:sz w:val="19"/>
+              </w:rPr>
+              <w:t>❌ 不存在</w:t>
+            </w:r>
+          </w:p>
+        </w:tc>
+      </w:tr>
+      <w:tr>
+        <w:tc>
+          <w:tcPr>
+            <w:tcW w:type="dxa" w:w="3120"/>
+          </w:tcPr>
+          <w:p>
+            <w:pPr>
+              <w:jc w:val="center"/>
+            </w:pPr>
+            <w:r/>
+            <w:r>
+              <w:rPr>
+                <w:rFonts w:ascii="宋体" w:hAnsi="宋体" w:eastAsia="宋体"/>
+                <w:sz w:val="19"/>
+              </w:rPr>
+              <w:t>对方错误认识</w:t>
+            </w:r>
+          </w:p>
+        </w:tc>
+        <w:tc>
+          <w:tcPr>
+            <w:tcW w:type="dxa" w:w="3120"/>
+          </w:tcPr>
+          <w:p>
+            <w:pPr>
+              <w:jc w:val="center"/>
+            </w:pPr>
+            <w:r/>
+            <w:r>
+              <w:rPr>
+                <w:rFonts w:ascii="宋体" w:hAnsi="宋体" w:eastAsia="宋体"/>
+                <w:sz w:val="19"/>
+              </w:rPr>
+              <w:t>患者家属在充分了解项目内容后自愿完成支付，不存在被欺骗导致误解的情形</w:t>
+            </w:r>
+          </w:p>
+        </w:tc>
+        <w:tc>
+          <w:tcPr>
+            <w:tcW w:type="dxa" w:w="3120"/>
+          </w:tcPr>
+          <w:p>
+            <w:pPr>
+              <w:jc w:val="center"/>
+            </w:pPr>
+            <w:r/>
+            <w:r>
+              <w:rPr>
+                <w:rFonts w:ascii="宋体" w:hAnsi="宋体" w:eastAsia="宋体"/>
+                <w:sz w:val="19"/>
+              </w:rPr>
+              <w:t>❌ 不存在</w:t>
+            </w:r>
+          </w:p>
+        </w:tc>
+      </w:tr>
+    </w:tbl>
+    <w:p>
+      <w:pPr>
+        <w:spacing w:before="40"/>
+      </w:pPr>
+    </w:p>
+    <w:p>
+      <w:pPr>
+        <w:spacing w:line="440" w:lineRule="exact" w:after="120"/>
+        <w:ind w:firstLine="420"/>
+      </w:pPr>
+      <w:r>
+        <w:rPr>
+          <w:rFonts w:ascii="宋体" w:hAnsi="宋体" w:eastAsia="宋体"/>
+          <w:b/>
+          <w:sz w:val="22"/>
+        </w:rPr>
+        <w:t>结论：欺诈不成立。</w:t>
       </w:r>
     </w:p>
     <w:p>
+      <w:pPr>
+        <w:pStyle w:val="Heading3"/>
+        <w:spacing w:before="360" w:after="160"/>
+      </w:pPr>
       <w:r>
         <w:rPr>
-          <w:rFonts w:ascii="SimSun" w:hAnsi="SimSun" w:eastAsia="SimSun"/>
+          <w:rFonts w:ascii="微软雅黑" w:hAnsi="微软雅黑" w:eastAsia="微软雅黑"/>
+          <w:color w:val="2B579A"/>
+          <w:sz w:val="24"/>
+        </w:rPr>
+        <w:t>2.3 关于"假一赔三"诉求</w:t>
+      </w:r>
+    </w:p>
+    <w:p>
+      <w:pPr>
+        <w:spacing w:line="440" w:lineRule="exact" w:after="120"/>
+        <w:ind w:firstLine="420"/>
+      </w:pPr>
+      <w:r>
+        <w:rPr>
+          <w:rFonts w:ascii="宋体" w:hAnsi="宋体" w:eastAsia="宋体"/>
           <w:b w:val="0"/>
           <w:sz w:val="22"/>
         </w:rPr>
-        <w:t>5|出具方： [医院名称] / 广州圆爱康生物科技有限公司</w:t>
+        <w:t>《消费者权益保护法》第五十五条规定的"退一赔三"，适用前提是经营者存在欺诈行为。本案中产品合法、治疗合规、服务真实，不存在任何欺诈情节，该诉求没有法律依据。</w:t>
       </w:r>
     </w:p>
     <w:p>
+      <w:pPr>
+        <w:pStyle w:val="Heading3"/>
+        <w:spacing w:before="360" w:after="160"/>
+      </w:pPr>
       <w:r>
         <w:rPr>
-          <w:rFonts w:ascii="SimSun" w:hAnsi="SimSun" w:eastAsia="SimSun"/>
+          <w:rFonts w:ascii="微软雅黑" w:hAnsi="微软雅黑" w:eastAsia="微软雅黑"/>
+          <w:color w:val="2B579A"/>
+          <w:sz w:val="24"/>
+        </w:rPr>
+        <w:t>2.4 关于退款的处理</w:t>
+      </w:r>
+    </w:p>
+    <w:p>
+      <w:pPr>
+        <w:spacing w:line="440" w:lineRule="exact" w:after="120"/>
+        <w:ind w:firstLine="420"/>
+      </w:pPr>
+      <w:r>
+        <w:rPr>
+          <w:rFonts w:ascii="宋体" w:hAnsi="宋体" w:eastAsia="宋体"/>
           <w:b w:val="0"/>
           <w:sz w:val="22"/>
         </w:rPr>
-        <w:t>6|日期： 2026年7月14日</w:t>
+        <w:t>本院已于2026年7月10日前完成全额退款。</w:t>
       </w:r>
     </w:p>
     <w:p>
+      <w:pPr>
+        <w:spacing w:line="440" w:lineRule="exact" w:after="120"/>
+        <w:ind w:left="567"/>
+      </w:pPr>
       <w:r>
         <w:rPr>
-          <w:rFonts w:ascii="SimSun" w:hAnsi="SimSun" w:eastAsia="SimSun"/>
+          <w:rFonts w:ascii="楷体" w:hAnsi="楷体" w:eastAsia="楷体"/>
+          <w:i/>
+          <w:color w:val="555555"/>
+          <w:sz w:val="20"/>
+        </w:rPr>
+        <w:t>退款 ≠ 承认欺诈。退款是基于对患者的人文关怀和息诉止争的良好意愿，不代表认可"欺诈"的指控。在法律上，当事人在无义务情况下主动退款，不构成对过错的自认。</w:t>
+      </w:r>
+    </w:p>
+    <w:p>
+      <w:pPr>
+        <w:spacing w:before="240" w:after="240"/>
+      </w:pPr>
+      <w:r>
+        <w:rPr>
+          <w:color w:val="CCCCCC"/>
+          <w:sz w:val="16"/>
+        </w:rPr>
+        <w:t>────────────────────────────────────────────────────────────</w:t>
+      </w:r>
+    </w:p>
+    <w:p>
+      <w:pPr>
+        <w:pStyle w:val="Heading2"/>
+        <w:spacing w:before="360" w:after="160"/>
+      </w:pPr>
+      <w:r>
+        <w:rPr>
+          <w:rFonts w:ascii="微软雅黑" w:hAnsi="微软雅黑" w:eastAsia="微软雅黑"/>
+          <w:color w:val="1A477A"/>
+          <w:sz w:val="28"/>
+        </w:rPr>
+        <w:t>三、关于"产品超范围治疗"问题</w:t>
+      </w:r>
+    </w:p>
+    <w:p>
+      <w:pPr>
+        <w:pStyle w:val="Heading3"/>
+        <w:spacing w:before="360" w:after="160"/>
+      </w:pPr>
+      <w:r>
+        <w:rPr>
+          <w:rFonts w:ascii="微软雅黑" w:hAnsi="微软雅黑" w:eastAsia="微软雅黑"/>
+          <w:color w:val="2B579A"/>
+          <w:sz w:val="24"/>
+        </w:rPr>
+        <w:t>3.1 产品的注册信息</w:t>
+      </w:r>
+    </w:p>
+    <w:tbl>
+      <w:tblPr>
+        <w:tblStyle w:val="TableGrid"/>
+        <w:tblW w:type="auto" w:w="0"/>
+        <w:jc w:val="center"/>
+        <w:tblLook w:firstColumn="1" w:firstRow="1" w:lastColumn="0" w:lastRow="0" w:noHBand="0" w:noVBand="1" w:val="04A0"/>
+      </w:tblPr>
+      <w:tblGrid>
+        <w:gridCol w:w="4680"/>
+        <w:gridCol w:w="4680"/>
+      </w:tblGrid>
+      <w:tr>
+        <w:tc>
+          <w:tcPr>
+            <w:tcW w:type="dxa" w:w="2268"/>
+            <w:shd w:fill="2B579A"/>
+          </w:tcPr>
+          <w:p>
+            <w:pPr>
+              <w:jc w:val="center"/>
+            </w:pPr>
+            <w:r/>
+            <w:r>
+              <w:rPr>
+                <w:rFonts w:ascii="微软雅黑" w:hAnsi="微软雅黑" w:eastAsia="微软雅黑"/>
+                <w:b/>
+                <w:color w:val="FFFFFF"/>
+                <w:sz w:val="20"/>
+              </w:rPr>
+              <w:t>项目</w:t>
+            </w:r>
+          </w:p>
+        </w:tc>
+        <w:tc>
+          <w:tcPr>
+            <w:tcW w:type="dxa" w:w="6803"/>
+            <w:shd w:fill="2B579A"/>
+          </w:tcPr>
+          <w:p>
+            <w:pPr>
+              <w:jc w:val="center"/>
+            </w:pPr>
+            <w:r/>
+            <w:r>
+              <w:rPr>
+                <w:rFonts w:ascii="微软雅黑" w:hAnsi="微软雅黑" w:eastAsia="微软雅黑"/>
+                <w:b/>
+                <w:color w:val="FFFFFF"/>
+                <w:sz w:val="20"/>
+              </w:rPr>
+              <w:t>内容</w:t>
+            </w:r>
+          </w:p>
+        </w:tc>
+      </w:tr>
+      <w:tr>
+        <w:tc>
+          <w:tcPr>
+            <w:tcW w:type="dxa" w:w="2268"/>
+          </w:tcPr>
+          <w:p>
+            <w:pPr>
+              <w:jc w:val="center"/>
+            </w:pPr>
+            <w:r/>
+            <w:r>
+              <w:rPr>
+                <w:rFonts w:ascii="宋体" w:hAnsi="宋体" w:eastAsia="宋体"/>
+                <w:sz w:val="19"/>
+              </w:rPr>
+              <w:t>产品名称</w:t>
+            </w:r>
+          </w:p>
+        </w:tc>
+        <w:tc>
+          <w:tcPr>
+            <w:tcW w:type="dxa" w:w="6803"/>
+          </w:tcPr>
+          <w:p>
+            <w:pPr>
+              <w:jc w:val="center"/>
+            </w:pPr>
+            <w:r/>
+            <w:r>
+              <w:rPr>
+                <w:rFonts w:ascii="宋体" w:hAnsi="宋体" w:eastAsia="宋体"/>
+                <w:sz w:val="19"/>
+              </w:rPr>
+              <w:t>生物反馈电刺激治疗仪</w:t>
+            </w:r>
+          </w:p>
+        </w:tc>
+      </w:tr>
+      <w:tr>
+        <w:tc>
+          <w:tcPr>
+            <w:tcW w:type="dxa" w:w="2268"/>
+            <w:shd w:fill="F2F6FC"/>
+          </w:tcPr>
+          <w:p>
+            <w:pPr>
+              <w:jc w:val="center"/>
+            </w:pPr>
+            <w:r/>
+            <w:r>
+              <w:rPr>
+                <w:rFonts w:ascii="宋体" w:hAnsi="宋体" w:eastAsia="宋体"/>
+                <w:sz w:val="19"/>
+              </w:rPr>
+              <w:t>注册证编号</w:t>
+            </w:r>
+          </w:p>
+        </w:tc>
+        <w:tc>
+          <w:tcPr>
+            <w:tcW w:type="dxa" w:w="6803"/>
+            <w:shd w:fill="F2F6FC"/>
+          </w:tcPr>
+          <w:p>
+            <w:pPr>
+              <w:jc w:val="center"/>
+            </w:pPr>
+            <w:r/>
+            <w:r>
+              <w:rPr>
+                <w:rFonts w:ascii="宋体" w:hAnsi="宋体" w:eastAsia="宋体"/>
+                <w:sz w:val="19"/>
+              </w:rPr>
+              <w:t>粤械注准20222090876</w:t>
+            </w:r>
+          </w:p>
+        </w:tc>
+      </w:tr>
+      <w:tr>
+        <w:tc>
+          <w:tcPr>
+            <w:tcW w:type="dxa" w:w="2268"/>
+          </w:tcPr>
+          <w:p>
+            <w:pPr>
+              <w:jc w:val="center"/>
+            </w:pPr>
+            <w:r/>
+            <w:r>
+              <w:rPr>
+                <w:rFonts w:ascii="宋体" w:hAnsi="宋体" w:eastAsia="宋体"/>
+                <w:sz w:val="19"/>
+              </w:rPr>
+              <w:t>注册人</w:t>
+            </w:r>
+          </w:p>
+        </w:tc>
+        <w:tc>
+          <w:tcPr>
+            <w:tcW w:type="dxa" w:w="6803"/>
+          </w:tcPr>
+          <w:p>
+            <w:pPr>
+              <w:jc w:val="center"/>
+            </w:pPr>
+            <w:r/>
+            <w:r>
+              <w:rPr>
+                <w:rFonts w:ascii="宋体" w:hAnsi="宋体" w:eastAsia="宋体"/>
+                <w:sz w:val="19"/>
+              </w:rPr>
+              <w:t>广州圆医生物科技有限公司</w:t>
+            </w:r>
+          </w:p>
+        </w:tc>
+      </w:tr>
+      <w:tr>
+        <w:tc>
+          <w:tcPr>
+            <w:tcW w:type="dxa" w:w="2268"/>
+            <w:shd w:fill="F2F6FC"/>
+          </w:tcPr>
+          <w:p>
+            <w:pPr>
+              <w:jc w:val="center"/>
+            </w:pPr>
+            <w:r/>
+            <w:r>
+              <w:rPr>
+                <w:rFonts w:ascii="宋体" w:hAnsi="宋体" w:eastAsia="宋体"/>
+                <w:sz w:val="19"/>
+              </w:rPr>
+              <w:t>审批机关</w:t>
+            </w:r>
+          </w:p>
+        </w:tc>
+        <w:tc>
+          <w:tcPr>
+            <w:tcW w:type="dxa" w:w="6803"/>
+            <w:shd w:fill="F2F6FC"/>
+          </w:tcPr>
+          <w:p>
+            <w:pPr>
+              <w:jc w:val="center"/>
+            </w:pPr>
+            <w:r/>
+            <w:r>
+              <w:rPr>
+                <w:rFonts w:ascii="宋体" w:hAnsi="宋体" w:eastAsia="宋体"/>
+                <w:sz w:val="19"/>
+              </w:rPr>
+              <w:t>广东省药品监督管理局</w:t>
+            </w:r>
+          </w:p>
+        </w:tc>
+      </w:tr>
+      <w:tr>
+        <w:tc>
+          <w:tcPr>
+            <w:tcW w:type="dxa" w:w="2268"/>
+          </w:tcPr>
+          <w:p>
+            <w:pPr>
+              <w:jc w:val="center"/>
+            </w:pPr>
+            <w:r/>
+            <w:r>
+              <w:rPr>
+                <w:rFonts w:ascii="宋体" w:hAnsi="宋体" w:eastAsia="宋体"/>
+                <w:sz w:val="19"/>
+              </w:rPr>
+              <w:t>批准日期</w:t>
+            </w:r>
+          </w:p>
+        </w:tc>
+        <w:tc>
+          <w:tcPr>
+            <w:tcW w:type="dxa" w:w="6803"/>
+          </w:tcPr>
+          <w:p>
+            <w:pPr>
+              <w:jc w:val="center"/>
+            </w:pPr>
+            <w:r/>
+            <w:r>
+              <w:rPr>
+                <w:rFonts w:ascii="宋体" w:hAnsi="宋体" w:eastAsia="宋体"/>
+                <w:sz w:val="19"/>
+              </w:rPr>
+              <w:t>2022年7月6日</w:t>
+            </w:r>
+          </w:p>
+        </w:tc>
+      </w:tr>
+      <w:tr>
+        <w:tc>
+          <w:tcPr>
+            <w:tcW w:type="dxa" w:w="2268"/>
+            <w:shd w:fill="F2F6FC"/>
+          </w:tcPr>
+          <w:p>
+            <w:pPr>
+              <w:jc w:val="center"/>
+            </w:pPr>
+            <w:r/>
+            <w:r>
+              <w:rPr>
+                <w:rFonts w:ascii="宋体" w:hAnsi="宋体" w:eastAsia="宋体"/>
+                <w:sz w:val="19"/>
+              </w:rPr>
+              <w:t>适用范围</w:t>
+            </w:r>
+          </w:p>
+        </w:tc>
+        <w:tc>
+          <w:tcPr>
+            <w:tcW w:type="dxa" w:w="6803"/>
+            <w:shd w:fill="F2F6FC"/>
+          </w:tcPr>
+          <w:p>
+            <w:pPr>
+              <w:jc w:val="center"/>
+            </w:pPr>
+            <w:r/>
+            <w:r>
+              <w:rPr>
+                <w:rFonts w:ascii="宋体" w:hAnsi="宋体" w:eastAsia="宋体"/>
+                <w:sz w:val="19"/>
+              </w:rPr>
+              <w:t>"对患者的体表肌电信号进行采集、分析和反馈训练，可以对患者的肌肉施加电刺激来恢复患者的肌肉功能障碍。"</w:t>
+            </w:r>
+          </w:p>
+        </w:tc>
+      </w:tr>
+    </w:tbl>
+    <w:p>
+      <w:pPr>
+        <w:spacing w:before="40"/>
+      </w:pPr>
+    </w:p>
+    <w:p>
+      <w:pPr>
+        <w:spacing w:line="440" w:lineRule="exact" w:after="120"/>
+        <w:ind w:firstLine="420"/>
+      </w:pPr>
+      <w:r>
+        <w:rPr>
+          <w:rFonts w:ascii="宋体" w:hAnsi="宋体" w:eastAsia="宋体"/>
           <w:b w:val="0"/>
           <w:sz w:val="22"/>
         </w:rPr>
-        <w:t>7|</w:t>
+        <w:t>该注册证为国家药监局审批的合法二类医疗器械注册证，目前处于有效期内。</w:t>
       </w:r>
     </w:p>
     <w:p>
+      <w:pPr>
+        <w:pStyle w:val="Heading3"/>
+        <w:spacing w:before="360" w:after="160"/>
+      </w:pPr>
       <w:r>
         <w:rPr>
-          <w:rFonts w:ascii="SimSun" w:hAnsi="SimSun" w:eastAsia="SimSun"/>
+          <w:rFonts w:ascii="微软雅黑" w:hAnsi="微软雅黑" w:eastAsia="微软雅黑"/>
+          <w:color w:val="2B579A"/>
+          <w:sz w:val="24"/>
+        </w:rPr>
+        <w:t>3.2 子宫复旧在适用范围之内</w:t>
+      </w:r>
+    </w:p>
+    <w:p>
+      <w:pPr>
+        <w:spacing w:line="440" w:lineRule="exact" w:after="120"/>
+        <w:ind w:firstLine="420"/>
+      </w:pPr>
+      <w:r>
+        <w:rPr>
+          <w:rFonts w:ascii="宋体" w:hAnsi="宋体" w:eastAsia="宋体"/>
           <w:b w:val="0"/>
           <w:sz w:val="22"/>
         </w:rPr>
-        <w:t>8|---</w:t>
+        <w:t>从生理学和治疗学角度：</w:t>
       </w:r>
     </w:p>
     <w:p>
+      <w:pPr>
+        <w:spacing w:line="440" w:lineRule="exact" w:after="60"/>
+        <w:ind w:left="567" w:hanging="283"/>
+      </w:pPr>
       <w:r>
         <w:rPr>
-          <w:rFonts w:ascii="SimSun" w:hAnsi="SimSun" w:eastAsia="SimSun"/>
+          <w:rFonts w:ascii="宋体" w:hAnsi="宋体" w:eastAsia="宋体"/>
+          <w:sz w:val="21"/>
+        </w:rPr>
+        <w:t>• 子宫由平滑肌构成</w:t>
+      </w:r>
+    </w:p>
+    <w:p>
+      <w:pPr>
+        <w:spacing w:line="440" w:lineRule="exact" w:after="60"/>
+        <w:ind w:left="567" w:hanging="283"/>
+      </w:pPr>
+      <w:r>
+        <w:rPr>
+          <w:rFonts w:ascii="宋体" w:hAnsi="宋体" w:eastAsia="宋体"/>
+          <w:sz w:val="21"/>
+        </w:rPr>
+        <w:t>• 产后/人工流产后子宫复旧的本质是子宫平滑肌的收缩功能恢复</w:t>
+      </w:r>
+    </w:p>
+    <w:p>
+      <w:pPr>
+        <w:spacing w:line="440" w:lineRule="exact" w:after="60"/>
+        <w:ind w:left="567" w:hanging="283"/>
+      </w:pPr>
+      <w:r>
+        <w:rPr>
+          <w:rFonts w:ascii="宋体" w:hAnsi="宋体" w:eastAsia="宋体"/>
+          <w:sz w:val="21"/>
+        </w:rPr>
+        <w:t>• 生物反馈电刺激治疗仪的作用机理是通过电刺激促进目标肌肉群的收缩训练</w:t>
+      </w:r>
+    </w:p>
+    <w:p>
+      <w:pPr>
+        <w:spacing w:line="440" w:lineRule="exact" w:after="60"/>
+        <w:ind w:left="567" w:hanging="283"/>
+      </w:pPr>
+      <w:r>
+        <w:rPr>
+          <w:rFonts w:ascii="宋体" w:hAnsi="宋体" w:eastAsia="宋体"/>
+          <w:sz w:val="21"/>
+        </w:rPr>
+        <w:t>• 因此，子宫复旧治疗属于"恢复患者的肌肉功能障碍"的范畴</w:t>
+      </w:r>
+    </w:p>
+    <w:p>
+      <w:pPr>
+        <w:spacing w:line="440" w:lineRule="exact" w:after="120"/>
+        <w:ind w:firstLine="420"/>
+      </w:pPr>
+      <w:r>
+        <w:rPr>
+          <w:rFonts w:ascii="宋体" w:hAnsi="宋体" w:eastAsia="宋体"/>
           <w:b w:val="0"/>
           <w:sz w:val="22"/>
         </w:rPr>
-        <w:t>9|</w:t>
+        <w:t>更详细的产品机理和法规论证，请见附件《关于生物刺激反馈仪可用于子宫复旧治疗的说明函》。</w:t>
       </w:r>
     </w:p>
     <w:p>
+      <w:pPr>
+        <w:pStyle w:val="Heading3"/>
+        <w:spacing w:before="360" w:after="160"/>
+      </w:pPr>
       <w:r>
         <w:rPr>
-          <w:rFonts w:ascii="SimSun" w:hAnsi="SimSun" w:eastAsia="SimSun"/>
+          <w:rFonts w:ascii="微软雅黑" w:hAnsi="微软雅黑" w:eastAsia="微软雅黑"/>
+          <w:color w:val="2B579A"/>
+          <w:sz w:val="24"/>
+        </w:rPr>
+        <w:t>3.3 "未列明子宫复旧 ≠ 不能治疗"</w:t>
+      </w:r>
+    </w:p>
+    <w:p>
+      <w:pPr>
+        <w:spacing w:line="440" w:lineRule="exact" w:after="120"/>
+        <w:ind w:firstLine="420"/>
+      </w:pPr>
+      <w:r>
+        <w:rPr>
+          <w:rFonts w:ascii="宋体" w:hAnsi="宋体" w:eastAsia="宋体"/>
           <w:b w:val="0"/>
           <w:sz w:val="22"/>
         </w:rPr>
-        <w:t>10|## 一、事件基本情况</w:t>
+        <w:t>医疗器械注册证的适用范围存在两种合法表述方式：</w:t>
       </w:r>
     </w:p>
     <w:p>
+      <w:pPr>
+        <w:spacing w:line="440" w:lineRule="exact" w:after="60"/>
+        <w:ind w:left="567" w:hanging="283"/>
+      </w:pPr>
       <w:r>
         <w:rPr>
-          <w:rFonts w:ascii="SimSun" w:hAnsi="SimSun" w:eastAsia="SimSun"/>
+          <w:rFonts w:ascii="宋体" w:hAnsi="宋体" w:eastAsia="宋体"/>
+          <w:sz w:val="21"/>
+        </w:rPr>
+        <w:t>• 概括式写法：以产品作用机理为核心，使用涵盖性表述（如"恢复肌肉功能障碍"）</w:t>
+      </w:r>
+    </w:p>
+    <w:p>
+      <w:pPr>
+        <w:spacing w:line="440" w:lineRule="exact" w:after="60"/>
+        <w:ind w:left="567" w:hanging="283"/>
+      </w:pPr>
+      <w:r>
+        <w:rPr>
+          <w:rFonts w:ascii="宋体" w:hAnsi="宋体" w:eastAsia="宋体"/>
+          <w:sz w:val="21"/>
+        </w:rPr>
+        <w:t>• 列举式写法：逐项列明具体适应症（如"产后阴道复旧"）</w:t>
+      </w:r>
+    </w:p>
+    <w:p>
+      <w:pPr>
+        <w:spacing w:line="440" w:lineRule="exact" w:after="120"/>
+        <w:ind w:firstLine="420"/>
+      </w:pPr>
+      <w:r>
+        <w:rPr>
+          <w:rFonts w:ascii="宋体" w:hAnsi="宋体" w:eastAsia="宋体"/>
           <w:b w:val="0"/>
           <w:sz w:val="22"/>
         </w:rPr>
-        <w:t>11|</w:t>
+        <w:t>两种写法均合法有效。概括式写法不意味着产品治疗能力有限，恰恰相反，它说明产品的治疗机理覆盖了更广泛的临床场景。写法宽泛不等于不能治。</w:t>
       </w:r>
     </w:p>
     <w:p>
+      <w:pPr>
+        <w:spacing w:before="240" w:after="240"/>
+      </w:pPr>
       <w:r>
         <w:rPr>
-          <w:rFonts w:ascii="SimSun" w:hAnsi="SimSun" w:eastAsia="SimSun"/>
+          <w:color w:val="CCCCCC"/>
+          <w:sz w:val="16"/>
+        </w:rPr>
+        <w:t>────────────────────────────────────────────────────────────</w:t>
+      </w:r>
+    </w:p>
+    <w:p>
+      <w:pPr>
+        <w:pStyle w:val="Heading2"/>
+        <w:spacing w:before="360" w:after="160"/>
+      </w:pPr>
+      <w:r>
+        <w:rPr>
+          <w:rFonts w:ascii="微软雅黑" w:hAnsi="微软雅黑" w:eastAsia="微软雅黑"/>
+          <w:color w:val="1A477A"/>
+          <w:sz w:val="28"/>
+        </w:rPr>
+        <w:t>四、关于"第三方收款"问题</w:t>
+      </w:r>
+    </w:p>
+    <w:p>
+      <w:pPr>
+        <w:pStyle w:val="Heading3"/>
+        <w:spacing w:before="360" w:after="160"/>
+      </w:pPr>
+      <w:r>
+        <w:rPr>
+          <w:rFonts w:ascii="微软雅黑" w:hAnsi="微软雅黑" w:eastAsia="微软雅黑"/>
+          <w:color w:val="2B579A"/>
+          <w:sz w:val="24"/>
+        </w:rPr>
+        <w:t>4.1 第三方服务商的合法身份</w:t>
+      </w:r>
+    </w:p>
+    <w:p>
+      <w:pPr>
+        <w:spacing w:line="440" w:lineRule="exact" w:after="120"/>
+        <w:ind w:firstLine="420"/>
+      </w:pPr>
+      <w:r>
+        <w:rPr>
+          <w:rFonts w:ascii="宋体" w:hAnsi="宋体" w:eastAsia="宋体"/>
           <w:b w:val="0"/>
           <w:sz w:val="22"/>
         </w:rPr>
-        <w:t>12|[患者姓名]于[日期]在[医院名称]就诊，于人工流产术后，由主治医生根据临床诊疗规范推荐了子宫复旧居家康复治疗项目。该项目由患者家属（患者配偶）通过医院指定线上渠道完成购买。</w:t>
+        <w:t>广州圆爱康生物科技有限公司是[医院名称]通过合法招标程序选定的居家康复服务供应商。</w:t>
+      </w:r>
+    </w:p>
+    <w:tbl>
+      <w:tblPr>
+        <w:tblStyle w:val="TableGrid"/>
+        <w:tblW w:type="auto" w:w="0"/>
+        <w:jc w:val="center"/>
+        <w:tblLook w:firstColumn="1" w:firstRow="1" w:lastColumn="0" w:lastRow="0" w:noHBand="0" w:noVBand="1" w:val="04A0"/>
+      </w:tblPr>
+      <w:tblGrid>
+        <w:gridCol w:w="4680"/>
+        <w:gridCol w:w="4680"/>
+      </w:tblGrid>
+      <w:tr>
+        <w:tc>
+          <w:tcPr>
+            <w:tcW w:type="dxa" w:w="1984"/>
+            <w:shd w:fill="2B579A"/>
+          </w:tcPr>
+          <w:p>
+            <w:pPr>
+              <w:jc w:val="center"/>
+            </w:pPr>
+            <w:r/>
+            <w:r>
+              <w:rPr>
+                <w:rFonts w:ascii="微软雅黑" w:hAnsi="微软雅黑" w:eastAsia="微软雅黑"/>
+                <w:b/>
+                <w:color w:val="FFFFFF"/>
+                <w:sz w:val="20"/>
+              </w:rPr>
+              <w:t>环节</w:t>
+            </w:r>
+          </w:p>
+        </w:tc>
+        <w:tc>
+          <w:tcPr>
+            <w:tcW w:type="dxa" w:w="7087"/>
+            <w:shd w:fill="2B579A"/>
+          </w:tcPr>
+          <w:p>
+            <w:pPr>
+              <w:jc w:val="center"/>
+            </w:pPr>
+            <w:r/>
+            <w:r>
+              <w:rPr>
+                <w:rFonts w:ascii="微软雅黑" w:hAnsi="微软雅黑" w:eastAsia="微软雅黑"/>
+                <w:b/>
+                <w:color w:val="FFFFFF"/>
+                <w:sz w:val="20"/>
+              </w:rPr>
+              <w:t>说明</w:t>
+            </w:r>
+          </w:p>
+        </w:tc>
+      </w:tr>
+      <w:tr>
+        <w:tc>
+          <w:tcPr>
+            <w:tcW w:type="dxa" w:w="1984"/>
+          </w:tcPr>
+          <w:p>
+            <w:pPr>
+              <w:jc w:val="center"/>
+            </w:pPr>
+            <w:r/>
+            <w:r>
+              <w:rPr>
+                <w:rFonts w:ascii="宋体" w:hAnsi="宋体" w:eastAsia="宋体"/>
+                <w:sz w:val="19"/>
+              </w:rPr>
+              <w:t>招标程序</w:t>
+            </w:r>
+          </w:p>
+        </w:tc>
+        <w:tc>
+          <w:tcPr>
+            <w:tcW w:type="dxa" w:w="7087"/>
+          </w:tcPr>
+          <w:p>
+            <w:pPr>
+              <w:jc w:val="center"/>
+            </w:pPr>
+            <w:r/>
+            <w:r>
+              <w:rPr>
+                <w:rFonts w:ascii="宋体" w:hAnsi="宋体" w:eastAsia="宋体"/>
+                <w:sz w:val="19"/>
+              </w:rPr>
+              <w:t>医院按照政府采购或院内采购相关规定，通过公开/邀请招标方式选定</w:t>
+            </w:r>
+          </w:p>
+        </w:tc>
+      </w:tr>
+      <w:tr>
+        <w:tc>
+          <w:tcPr>
+            <w:tcW w:type="dxa" w:w="1984"/>
+            <w:shd w:fill="F2F6FC"/>
+          </w:tcPr>
+          <w:p>
+            <w:pPr>
+              <w:jc w:val="center"/>
+            </w:pPr>
+            <w:r/>
+            <w:r>
+              <w:rPr>
+                <w:rFonts w:ascii="宋体" w:hAnsi="宋体" w:eastAsia="宋体"/>
+                <w:sz w:val="19"/>
+              </w:rPr>
+              <w:t>合同关系</w:t>
+            </w:r>
+          </w:p>
+        </w:tc>
+        <w:tc>
+          <w:tcPr>
+            <w:tcW w:type="dxa" w:w="7087"/>
+            <w:shd w:fill="F2F6FC"/>
+          </w:tcPr>
+          <w:p>
+            <w:pPr>
+              <w:jc w:val="center"/>
+            </w:pPr>
+            <w:r/>
+            <w:r>
+              <w:rPr>
+                <w:rFonts w:ascii="宋体" w:hAnsi="宋体" w:eastAsia="宋体"/>
+                <w:sz w:val="19"/>
+              </w:rPr>
+              <w:t>医院与圆爱康签订正式服务协议，明确双方权利义务</w:t>
+            </w:r>
+          </w:p>
+        </w:tc>
+      </w:tr>
+      <w:tr>
+        <w:tc>
+          <w:tcPr>
+            <w:tcW w:type="dxa" w:w="1984"/>
+          </w:tcPr>
+          <w:p>
+            <w:pPr>
+              <w:jc w:val="center"/>
+            </w:pPr>
+            <w:r/>
+            <w:r>
+              <w:rPr>
+                <w:rFonts w:ascii="宋体" w:hAnsi="宋体" w:eastAsia="宋体"/>
+                <w:sz w:val="19"/>
+              </w:rPr>
+              <w:t>服务内容</w:t>
+            </w:r>
+          </w:p>
+        </w:tc>
+        <w:tc>
+          <w:tcPr>
+            <w:tcW w:type="dxa" w:w="7087"/>
+          </w:tcPr>
+          <w:p>
+            <w:pPr>
+              <w:jc w:val="center"/>
+            </w:pPr>
+            <w:r/>
+            <w:r>
+              <w:rPr>
+                <w:rFonts w:ascii="宋体" w:hAnsi="宋体" w:eastAsia="宋体"/>
+                <w:sz w:val="19"/>
+              </w:rPr>
+              <w:t>设备物流消毒、整体运营服务、六师共管服务、数据平台服务</w:t>
+            </w:r>
+          </w:p>
+        </w:tc>
+      </w:tr>
+      <w:tr>
+        <w:tc>
+          <w:tcPr>
+            <w:tcW w:type="dxa" w:w="1984"/>
+            <w:shd w:fill="F2F6FC"/>
+          </w:tcPr>
+          <w:p>
+            <w:pPr>
+              <w:jc w:val="center"/>
+            </w:pPr>
+            <w:r/>
+            <w:r>
+              <w:rPr>
+                <w:rFonts w:ascii="宋体" w:hAnsi="宋体" w:eastAsia="宋体"/>
+                <w:sz w:val="19"/>
+              </w:rPr>
+              <w:t>准入资质</w:t>
+            </w:r>
+          </w:p>
+        </w:tc>
+        <w:tc>
+          <w:tcPr>
+            <w:tcW w:type="dxa" w:w="7087"/>
+            <w:shd w:fill="F2F6FC"/>
+          </w:tcPr>
+          <w:p>
+            <w:pPr>
+              <w:jc w:val="center"/>
+            </w:pPr>
+            <w:r/>
+            <w:r>
+              <w:rPr>
+                <w:rFonts w:ascii="宋体" w:hAnsi="宋体" w:eastAsia="宋体"/>
+                <w:sz w:val="19"/>
+              </w:rPr>
+              <w:t>圆爱康及关联公司持有合法医疗器械注册证及经营许可</w:t>
+            </w:r>
+          </w:p>
+        </w:tc>
+      </w:tr>
+    </w:tbl>
+    <w:p>
+      <w:pPr>
+        <w:spacing w:before="40"/>
+      </w:pPr>
+    </w:p>
+    <w:p>
+      <w:pPr>
+        <w:spacing w:line="440" w:lineRule="exact" w:after="120"/>
+        <w:ind w:firstLine="420"/>
+      </w:pPr>
+      <w:r>
+        <w:rPr>
+          <w:rFonts w:ascii="宋体" w:hAnsi="宋体" w:eastAsia="宋体"/>
+          <w:b/>
+          <w:sz w:val="22"/>
+        </w:rPr>
+        <w:t>因此，圆爱康不是"不明第三方"，而是医院依法依规引入的合法服务商。</w:t>
       </w:r>
     </w:p>
     <w:p>
+      <w:pPr>
+        <w:pStyle w:val="Heading3"/>
+        <w:spacing w:before="360" w:after="160"/>
+      </w:pPr>
       <w:r>
         <w:rPr>
-          <w:rFonts w:ascii="SimSun" w:hAnsi="SimSun" w:eastAsia="SimSun"/>
+          <w:rFonts w:ascii="微软雅黑" w:hAnsi="微软雅黑" w:eastAsia="微软雅黑"/>
+          <w:color w:val="2B579A"/>
+          <w:sz w:val="24"/>
+        </w:rPr>
+        <w:t>4.2 第三方收款模式的合理性</w:t>
+      </w:r>
+    </w:p>
+    <w:p>
+      <w:pPr>
+        <w:spacing w:line="440" w:lineRule="exact" w:after="120"/>
+        <w:ind w:firstLine="420"/>
+      </w:pPr>
+      <w:r>
+        <w:rPr>
+          <w:rFonts w:ascii="宋体" w:hAnsi="宋体" w:eastAsia="宋体"/>
           <w:b w:val="0"/>
           <w:sz w:val="22"/>
         </w:rPr>
-        <w:t>13|</w:t>
+        <w:t>患者支付的费用中，资金分配如下：</w:t>
+      </w:r>
+    </w:p>
+    <w:tbl>
+      <w:tblPr>
+        <w:tblStyle w:val="TableGrid"/>
+        <w:tblW w:type="auto" w:w="0"/>
+        <w:jc w:val="center"/>
+        <w:tblLook w:firstColumn="1" w:firstRow="1" w:lastColumn="0" w:lastRow="0" w:noHBand="0" w:noVBand="1" w:val="04A0"/>
+      </w:tblPr>
+      <w:tblGrid>
+        <w:gridCol w:w="4680"/>
+        <w:gridCol w:w="4680"/>
+      </w:tblGrid>
+      <w:tr>
+        <w:tc>
+          <w:tcPr>
+            <w:tcW w:type="dxa" w:w="4680"/>
+            <w:shd w:fill="2B579A"/>
+          </w:tcPr>
+          <w:p>
+            <w:pPr>
+              <w:jc w:val="center"/>
+            </w:pPr>
+            <w:r/>
+            <w:r>
+              <w:rPr>
+                <w:rFonts w:ascii="微软雅黑" w:hAnsi="微软雅黑" w:eastAsia="微软雅黑"/>
+                <w:b/>
+                <w:color w:val="FFFFFF"/>
+                <w:sz w:val="20"/>
+              </w:rPr>
+              <w:t>收款方</w:t>
+            </w:r>
+          </w:p>
+        </w:tc>
+        <w:tc>
+          <w:tcPr>
+            <w:tcW w:type="dxa" w:w="4680"/>
+            <w:shd w:fill="2B579A"/>
+          </w:tcPr>
+          <w:p>
+            <w:pPr>
+              <w:jc w:val="center"/>
+            </w:pPr>
+            <w:r/>
+            <w:r>
+              <w:rPr>
+                <w:rFonts w:ascii="微软雅黑" w:hAnsi="微软雅黑" w:eastAsia="微软雅黑"/>
+                <w:b/>
+                <w:color w:val="FFFFFF"/>
+                <w:sz w:val="20"/>
+              </w:rPr>
+              <w:t>用途</w:t>
+            </w:r>
+          </w:p>
+        </w:tc>
+      </w:tr>
+      <w:tr>
+        <w:tc>
+          <w:tcPr>
+            <w:tcW w:type="dxa" w:w="4680"/>
+          </w:tcPr>
+          <w:p>
+            <w:pPr>
+              <w:jc w:val="center"/>
+            </w:pPr>
+            <w:r/>
+            <w:r>
+              <w:rPr>
+                <w:rFonts w:ascii="宋体" w:hAnsi="宋体" w:eastAsia="宋体"/>
+                <w:sz w:val="19"/>
+              </w:rPr>
+              <w:t>圆爱康（第三方服务商）</w:t>
+            </w:r>
+          </w:p>
+        </w:tc>
+        <w:tc>
+          <w:tcPr>
+            <w:tcW w:type="dxa" w:w="4680"/>
+          </w:tcPr>
+          <w:p>
+            <w:pPr>
+              <w:jc w:val="center"/>
+            </w:pPr>
+            <w:r/>
+            <w:r>
+              <w:rPr>
+                <w:rFonts w:ascii="宋体" w:hAnsi="宋体" w:eastAsia="宋体"/>
+                <w:sz w:val="19"/>
+              </w:rPr>
+              <w:t>设备物流消毒 + 运营服务 + 六师共管 + 数据平台</w:t>
+            </w:r>
+          </w:p>
+        </w:tc>
+      </w:tr>
+      <w:tr>
+        <w:tc>
+          <w:tcPr>
+            <w:tcW w:type="dxa" w:w="4680"/>
+            <w:shd w:fill="F2F6FC"/>
+          </w:tcPr>
+          <w:p>
+            <w:pPr>
+              <w:jc w:val="center"/>
+            </w:pPr>
+            <w:r/>
+            <w:r>
+              <w:rPr>
+                <w:rFonts w:ascii="宋体" w:hAnsi="宋体" w:eastAsia="宋体"/>
+                <w:sz w:val="19"/>
+              </w:rPr>
+              <w:t>社区卫生服务站</w:t>
+            </w:r>
+          </w:p>
+        </w:tc>
+        <w:tc>
+          <w:tcPr>
+            <w:tcW w:type="dxa" w:w="4680"/>
+            <w:shd w:fill="F2F6FC"/>
+          </w:tcPr>
+          <w:p>
+            <w:pPr>
+              <w:jc w:val="center"/>
+            </w:pPr>
+            <w:r/>
+            <w:r>
+              <w:rPr>
+                <w:rFonts w:ascii="宋体" w:hAnsi="宋体" w:eastAsia="宋体"/>
+                <w:sz w:val="19"/>
+              </w:rPr>
+              <w:t>治疗操作、场所、医护劳务（含上缴卫健局部分）</w:t>
+            </w:r>
+          </w:p>
+        </w:tc>
+      </w:tr>
+    </w:tbl>
+    <w:p>
+      <w:pPr>
+        <w:spacing w:before="40"/>
+      </w:pPr>
+    </w:p>
+    <w:p>
+      <w:pPr>
+        <w:spacing w:line="440" w:lineRule="exact" w:after="120"/>
+        <w:ind w:firstLine="420"/>
+      </w:pPr>
+      <w:r>
+        <w:rPr>
+          <w:rFonts w:ascii="宋体" w:hAnsi="宋体" w:eastAsia="宋体"/>
+          <w:b w:val="0"/>
+          <w:sz w:val="22"/>
+        </w:rPr>
+        <w:t>医疗机构将非核心业务委托第三方服务商运营并代为收款，是医疗服务领域常见的商业模式：</w:t>
       </w:r>
     </w:p>
     <w:p>
+      <w:pPr>
+        <w:spacing w:line="440" w:lineRule="exact" w:after="60"/>
+        <w:ind w:left="567" w:hanging="283"/>
+      </w:pPr>
       <w:r>
         <w:rPr>
-          <w:rFonts w:ascii="SimSun" w:hAnsi="SimSun" w:eastAsia="SimSun"/>
+          <w:rFonts w:ascii="宋体" w:hAnsi="宋体" w:eastAsia="宋体"/>
+          <w:sz w:val="21"/>
+        </w:rPr>
+        <w:t>• 院内SPD耗材管理：医院委托第三方管理耗材，由第三方直接与供应商结算</w:t>
+      </w:r>
+    </w:p>
+    <w:p>
+      <w:pPr>
+        <w:spacing w:line="440" w:lineRule="exact" w:after="60"/>
+        <w:ind w:left="567" w:hanging="283"/>
+      </w:pPr>
+      <w:r>
+        <w:rPr>
+          <w:rFonts w:ascii="宋体" w:hAnsi="宋体" w:eastAsia="宋体"/>
+          <w:sz w:val="21"/>
+        </w:rPr>
+        <w:t>• 医院食堂/保洁外包：第三方提供服务并直接收费</w:t>
+      </w:r>
+    </w:p>
+    <w:p>
+      <w:pPr>
+        <w:spacing w:line="440" w:lineRule="exact" w:after="60"/>
+        <w:ind w:left="567" w:hanging="283"/>
+      </w:pPr>
+      <w:r>
+        <w:rPr>
+          <w:rFonts w:ascii="宋体" w:hAnsi="宋体" w:eastAsia="宋体"/>
+          <w:sz w:val="21"/>
+        </w:rPr>
+        <w:t>• 互联网医院平台：第三方平台代收诊疗费后与医院结算</w:t>
+      </w:r>
+    </w:p>
+    <w:p>
+      <w:pPr>
+        <w:spacing w:line="440" w:lineRule="exact" w:after="60"/>
+        <w:ind w:left="567" w:hanging="283"/>
+      </w:pPr>
+      <w:r>
+        <w:rPr>
+          <w:rFonts w:ascii="宋体" w:hAnsi="宋体" w:eastAsia="宋体"/>
+          <w:sz w:val="21"/>
+        </w:rPr>
+        <w:t>• 医养结合项目：第三方运营居家护理服务并收取服务费</w:t>
+      </w:r>
+    </w:p>
+    <w:p>
+      <w:pPr>
+        <w:spacing w:line="440" w:lineRule="exact" w:after="120"/>
+        <w:ind w:firstLine="420"/>
+      </w:pPr>
+      <w:r>
+        <w:rPr>
+          <w:rFonts w:ascii="宋体" w:hAnsi="宋体" w:eastAsia="宋体"/>
+          <w:b/>
+          <w:sz w:val="22"/>
+        </w:rPr>
+        <w:t>上述模式均不构成违规。</w:t>
+      </w:r>
+    </w:p>
+    <w:p>
+      <w:pPr>
+        <w:pStyle w:val="Heading3"/>
+        <w:spacing w:before="360" w:after="160"/>
+      </w:pPr>
+      <w:r>
+        <w:rPr>
+          <w:rFonts w:ascii="微软雅黑" w:hAnsi="微软雅黑" w:eastAsia="微软雅黑"/>
+          <w:color w:val="2B579A"/>
+          <w:sz w:val="24"/>
+        </w:rPr>
+        <w:t>4.3 圆爱康向医院支付管理费的说明</w:t>
+      </w:r>
+    </w:p>
+    <w:p>
+      <w:pPr>
+        <w:spacing w:line="440" w:lineRule="exact" w:after="120"/>
+        <w:ind w:firstLine="420"/>
+      </w:pPr>
+      <w:r>
+        <w:rPr>
+          <w:rFonts w:ascii="宋体" w:hAnsi="宋体" w:eastAsia="宋体"/>
           <w:b w:val="0"/>
           <w:sz w:val="22"/>
         </w:rPr>
-        <w:t>14|购买后，患者方面提出以下三项质疑：</w:t>
+        <w:t>圆爱康向医院支付的管理费用，对应的是医院提供的医疗支撑服务，包括但不限于：</w:t>
       </w:r>
     </w:p>
     <w:p>
+      <w:pPr>
+        <w:spacing w:line="440" w:lineRule="exact" w:after="60"/>
+        <w:ind w:left="567" w:hanging="283"/>
+      </w:pPr>
       <w:r>
         <w:rPr>
-          <w:rFonts w:ascii="SimSun" w:hAnsi="SimSun" w:eastAsia="SimSun"/>
+          <w:rFonts w:ascii="宋体" w:hAnsi="宋体" w:eastAsia="宋体"/>
+          <w:sz w:val="21"/>
+        </w:rPr>
+        <w:t>• 医护人员的培训和指导</w:t>
+      </w:r>
+    </w:p>
+    <w:p>
+      <w:pPr>
+        <w:spacing w:line="440" w:lineRule="exact" w:after="60"/>
+        <w:ind w:left="567" w:hanging="283"/>
+      </w:pPr>
+      <w:r>
+        <w:rPr>
+          <w:rFonts w:ascii="宋体" w:hAnsi="宋体" w:eastAsia="宋体"/>
+          <w:sz w:val="21"/>
+        </w:rPr>
+        <w:t>• 治疗方案的医学审核</w:t>
+      </w:r>
+    </w:p>
+    <w:p>
+      <w:pPr>
+        <w:spacing w:line="440" w:lineRule="exact" w:after="60"/>
+        <w:ind w:left="567" w:hanging="283"/>
+      </w:pPr>
+      <w:r>
+        <w:rPr>
+          <w:rFonts w:ascii="宋体" w:hAnsi="宋体" w:eastAsia="宋体"/>
+          <w:sz w:val="21"/>
+        </w:rPr>
+        <w:t>• 患者转诊和紧急情况处理</w:t>
+      </w:r>
+    </w:p>
+    <w:p>
+      <w:pPr>
+        <w:spacing w:line="440" w:lineRule="exact" w:after="60"/>
+        <w:ind w:left="567" w:hanging="283"/>
+      </w:pPr>
+      <w:r>
+        <w:rPr>
+          <w:rFonts w:ascii="宋体" w:hAnsi="宋体" w:eastAsia="宋体"/>
+          <w:sz w:val="21"/>
+        </w:rPr>
+        <w:t>• 医疗质量和安全监督</w:t>
+      </w:r>
+    </w:p>
+    <w:p>
+      <w:pPr>
+        <w:spacing w:line="440" w:lineRule="exact" w:after="60"/>
+        <w:ind w:left="567" w:hanging="283"/>
+      </w:pPr>
+      <w:r>
+        <w:rPr>
+          <w:rFonts w:ascii="宋体" w:hAnsi="宋体" w:eastAsia="宋体"/>
+          <w:sz w:val="21"/>
+        </w:rPr>
+        <w:t>• 医院品牌和信誉背书</w:t>
+      </w:r>
+    </w:p>
+    <w:p>
+      <w:pPr>
+        <w:spacing w:line="440" w:lineRule="exact" w:after="120"/>
+        <w:ind w:left="567"/>
+      </w:pPr>
+      <w:r>
+        <w:rPr>
+          <w:rFonts w:ascii="楷体" w:hAnsi="楷体" w:eastAsia="楷体"/>
+          <w:i/>
+          <w:color w:val="555555"/>
+          <w:sz w:val="20"/>
+        </w:rPr>
+        <w:t>医院收了管理费，不等于患者"被医院卖了"或"医院在骗钱"。这笔管理费对应的是真实的医疗服务支撑，是医院对项目质量负责的体现。</w:t>
+      </w:r>
+    </w:p>
+    <w:p>
+      <w:pPr>
+        <w:pStyle w:val="Heading3"/>
+        <w:spacing w:before="360" w:after="160"/>
+      </w:pPr>
+      <w:r>
+        <w:rPr>
+          <w:rFonts w:ascii="微软雅黑" w:hAnsi="微软雅黑" w:eastAsia="微软雅黑"/>
+          <w:color w:val="2B579A"/>
+          <w:sz w:val="24"/>
+        </w:rPr>
+        <w:t>4.4 关于"不清醒状态下购买"问题</w:t>
+      </w:r>
+    </w:p>
+    <w:p>
+      <w:pPr>
+        <w:spacing w:line="440" w:lineRule="exact" w:after="120"/>
+        <w:ind w:firstLine="420"/>
+      </w:pPr>
+      <w:r>
+        <w:rPr>
+          <w:rFonts w:ascii="宋体" w:hAnsi="宋体" w:eastAsia="宋体"/>
           <w:b w:val="0"/>
           <w:sz w:val="22"/>
         </w:rPr>
-        <w:t>15|</w:t>
+        <w:t>经核实，该项目的支付由患者家属（患者配偶，完全民事行为能力人）在其本人手机上自愿完成。整个过程中不存在任何强迫、诱导或乘人之危的情形。该购买行为符合《中华人民共和国民法典》关于民事法律行为有效性的规定。</w:t>
       </w:r>
     </w:p>
     <w:p>
+      <w:pPr>
+        <w:spacing w:before="240" w:after="240"/>
+      </w:pPr>
       <w:r>
         <w:rPr>
-          <w:rFonts w:ascii="SimSun" w:hAnsi="SimSun" w:eastAsia="SimSun"/>
+          <w:color w:val="CCCCCC"/>
+          <w:sz w:val="16"/>
+        </w:rPr>
+        <w:t>────────────────────────────────────────────────────────────</w:t>
+      </w:r>
+    </w:p>
+    <w:p>
+      <w:pPr>
+        <w:pStyle w:val="Heading2"/>
+        <w:spacing w:before="360" w:after="160"/>
+      </w:pPr>
+      <w:r>
+        <w:rPr>
+          <w:rFonts w:ascii="微软雅黑" w:hAnsi="微软雅黑" w:eastAsia="微软雅黑"/>
+          <w:color w:val="1A477A"/>
+          <w:sz w:val="28"/>
+        </w:rPr>
+        <w:t>五、最终回复意见</w:t>
+      </w:r>
+    </w:p>
+    <w:tbl>
+      <w:tblPr>
+        <w:tblStyle w:val="TableGrid"/>
+        <w:tblW w:type="auto" w:w="0"/>
+        <w:jc w:val="center"/>
+        <w:tblLook w:firstColumn="1" w:firstRow="1" w:lastColumn="0" w:lastRow="0" w:noHBand="0" w:noVBand="1" w:val="04A0"/>
+      </w:tblPr>
+      <w:tblGrid>
+        <w:gridCol w:w="3120"/>
+        <w:gridCol w:w="3120"/>
+        <w:gridCol w:w="3120"/>
+      </w:tblGrid>
+      <w:tr>
+        <w:tc>
+          <w:tcPr>
+            <w:tcW w:type="dxa" w:w="3120"/>
+            <w:shd w:fill="2B579A"/>
+          </w:tcPr>
+          <w:p>
+            <w:pPr>
+              <w:jc w:val="center"/>
+            </w:pPr>
+            <w:r/>
+            <w:r>
+              <w:rPr>
+                <w:rFonts w:ascii="微软雅黑" w:hAnsi="微软雅黑" w:eastAsia="微软雅黑"/>
+                <w:b/>
+                <w:color w:val="FFFFFF"/>
+                <w:sz w:val="20"/>
+              </w:rPr>
+              <w:t>序号</w:t>
+            </w:r>
+          </w:p>
+        </w:tc>
+        <w:tc>
+          <w:tcPr>
+            <w:tcW w:type="dxa" w:w="3120"/>
+            <w:shd w:fill="2B579A"/>
+          </w:tcPr>
+          <w:p>
+            <w:pPr>
+              <w:jc w:val="center"/>
+            </w:pPr>
+            <w:r/>
+            <w:r>
+              <w:rPr>
+                <w:rFonts w:ascii="微软雅黑" w:hAnsi="微软雅黑" w:eastAsia="微软雅黑"/>
+                <w:b/>
+                <w:color w:val="FFFFFF"/>
+                <w:sz w:val="20"/>
+              </w:rPr>
+              <w:t>质疑事项</w:t>
+            </w:r>
+          </w:p>
+        </w:tc>
+        <w:tc>
+          <w:tcPr>
+            <w:tcW w:type="dxa" w:w="3120"/>
+            <w:shd w:fill="2B579A"/>
+          </w:tcPr>
+          <w:p>
+            <w:pPr>
+              <w:jc w:val="center"/>
+            </w:pPr>
+            <w:r/>
+            <w:r>
+              <w:rPr>
+                <w:rFonts w:ascii="微软雅黑" w:hAnsi="微软雅黑" w:eastAsia="微软雅黑"/>
+                <w:b/>
+                <w:color w:val="FFFFFF"/>
+                <w:sz w:val="20"/>
+              </w:rPr>
+              <w:t>回复意见</w:t>
+            </w:r>
+          </w:p>
+        </w:tc>
+      </w:tr>
+      <w:tr>
+        <w:tc>
+          <w:tcPr>
+            <w:tcW w:type="dxa" w:w="3120"/>
+          </w:tcPr>
+          <w:p>
+            <w:pPr>
+              <w:jc w:val="center"/>
+            </w:pPr>
+            <w:r/>
+            <w:r>
+              <w:rPr>
+                <w:rFonts w:ascii="宋体" w:hAnsi="宋体" w:eastAsia="宋体"/>
+                <w:sz w:val="19"/>
+              </w:rPr>
+              <w:t>1</w:t>
+            </w:r>
+          </w:p>
+        </w:tc>
+        <w:tc>
+          <w:tcPr>
+            <w:tcW w:type="dxa" w:w="3120"/>
+          </w:tcPr>
+          <w:p>
+            <w:pPr>
+              <w:jc w:val="center"/>
+            </w:pPr>
+            <w:r/>
+            <w:r>
+              <w:rPr>
+                <w:rFonts w:ascii="宋体" w:hAnsi="宋体" w:eastAsia="宋体"/>
+                <w:sz w:val="19"/>
+              </w:rPr>
+              <w:t>欺诈</w:t>
+            </w:r>
+          </w:p>
+        </w:tc>
+        <w:tc>
+          <w:tcPr>
+            <w:tcW w:type="dxa" w:w="3120"/>
+          </w:tcPr>
+          <w:p>
+            <w:pPr>
+              <w:jc w:val="center"/>
+            </w:pPr>
+            <w:r/>
+            <w:r>
+              <w:rPr>
+                <w:rFonts w:ascii="宋体" w:hAnsi="宋体" w:eastAsia="宋体"/>
+                <w:sz w:val="19"/>
+              </w:rPr>
+              <w:t>❌ 不成立。产品合法、治疗合规、服务真实。"假一赔三"没有法律依据。退款已办，是基于人文关怀，不是承认欺诈。</w:t>
+            </w:r>
+          </w:p>
+        </w:tc>
+      </w:tr>
+      <w:tr>
+        <w:tc>
+          <w:tcPr>
+            <w:tcW w:type="dxa" w:w="3120"/>
+            <w:shd w:fill="F2F6FC"/>
+          </w:tcPr>
+          <w:p>
+            <w:pPr>
+              <w:jc w:val="center"/>
+            </w:pPr>
+            <w:r/>
+            <w:r>
+              <w:rPr>
+                <w:rFonts w:ascii="宋体" w:hAnsi="宋体" w:eastAsia="宋体"/>
+                <w:sz w:val="19"/>
+              </w:rPr>
+              <w:t>2</w:t>
+            </w:r>
+          </w:p>
+        </w:tc>
+        <w:tc>
+          <w:tcPr>
+            <w:tcW w:type="dxa" w:w="3120"/>
+            <w:shd w:fill="F2F6FC"/>
+          </w:tcPr>
+          <w:p>
+            <w:pPr>
+              <w:jc w:val="center"/>
+            </w:pPr>
+            <w:r/>
+            <w:r>
+              <w:rPr>
+                <w:rFonts w:ascii="宋体" w:hAnsi="宋体" w:eastAsia="宋体"/>
+                <w:sz w:val="19"/>
+              </w:rPr>
+              <w:t>产品超范围</w:t>
+            </w:r>
+          </w:p>
+        </w:tc>
+        <w:tc>
+          <w:tcPr>
+            <w:tcW w:type="dxa" w:w="3120"/>
+            <w:shd w:fill="F2F6FC"/>
+          </w:tcPr>
+          <w:p>
+            <w:pPr>
+              <w:jc w:val="center"/>
+            </w:pPr>
+            <w:r/>
+            <w:r>
+              <w:rPr>
+                <w:rFonts w:ascii="宋体" w:hAnsi="宋体" w:eastAsia="宋体"/>
+                <w:sz w:val="19"/>
+              </w:rPr>
+              <w:t>❌ 不成立。子宫复旧属于"恢复肌肉功能障碍"的范畴。详见附件说明函。</w:t>
+            </w:r>
+          </w:p>
+        </w:tc>
+      </w:tr>
+      <w:tr>
+        <w:tc>
+          <w:tcPr>
+            <w:tcW w:type="dxa" w:w="3120"/>
+          </w:tcPr>
+          <w:p>
+            <w:pPr>
+              <w:jc w:val="center"/>
+            </w:pPr>
+            <w:r/>
+            <w:r>
+              <w:rPr>
+                <w:rFonts w:ascii="宋体" w:hAnsi="宋体" w:eastAsia="宋体"/>
+                <w:sz w:val="19"/>
+              </w:rPr>
+              <w:t>3</w:t>
+            </w:r>
+          </w:p>
+        </w:tc>
+        <w:tc>
+          <w:tcPr>
+            <w:tcW w:type="dxa" w:w="3120"/>
+          </w:tcPr>
+          <w:p>
+            <w:pPr>
+              <w:jc w:val="center"/>
+            </w:pPr>
+            <w:r/>
+            <w:r>
+              <w:rPr>
+                <w:rFonts w:ascii="宋体" w:hAnsi="宋体" w:eastAsia="宋体"/>
+                <w:sz w:val="19"/>
+              </w:rPr>
+              <w:t>第三方收款违规</w:t>
+            </w:r>
+          </w:p>
+        </w:tc>
+        <w:tc>
+          <w:tcPr>
+            <w:tcW w:type="dxa" w:w="3120"/>
+          </w:tcPr>
+          <w:p>
+            <w:pPr>
+              <w:jc w:val="center"/>
+            </w:pPr>
+            <w:r/>
+            <w:r>
+              <w:rPr>
+                <w:rFonts w:ascii="宋体" w:hAnsi="宋体" w:eastAsia="宋体"/>
+                <w:sz w:val="19"/>
+              </w:rPr>
+              <w:t>❌ 不成立。圆爱康是医院合法招标引入的服务商。第三方代收结算模式在医疗领域普遍存在。</w:t>
+            </w:r>
+          </w:p>
+        </w:tc>
+      </w:tr>
+    </w:tbl>
+    <w:p>
+      <w:pPr>
+        <w:spacing w:before="40"/>
+      </w:pPr>
+    </w:p>
+    <w:p>
+      <w:pPr>
+        <w:spacing w:line="440" w:lineRule="exact" w:after="120"/>
+        <w:ind w:firstLine="420"/>
+      </w:pPr>
+      <w:r>
+        <w:rPr>
+          <w:rFonts w:ascii="宋体" w:hAnsi="宋体" w:eastAsia="宋体"/>
+          <w:b/>
+          <w:sz w:val="22"/>
+        </w:rPr>
+        <w:t>本院及圆爱康的立场：</w:t>
+      </w:r>
+    </w:p>
+    <w:p>
+      <w:pPr>
+        <w:spacing w:line="440" w:lineRule="exact" w:after="80"/>
+        <w:ind w:left="283"/>
+      </w:pPr>
+      <w:r>
+        <w:rPr>
+          <w:rFonts w:ascii="宋体" w:hAnsi="宋体" w:eastAsia="宋体"/>
+          <w:sz w:val="22"/>
+        </w:rPr>
+        <w:t>✅ 退款已办理——体现人文关怀</w:t>
+      </w:r>
+    </w:p>
+    <w:p>
+      <w:pPr>
+        <w:spacing w:line="440" w:lineRule="exact" w:after="80"/>
+        <w:ind w:left="283"/>
+      </w:pPr>
+      <w:r>
+        <w:rPr>
+          <w:rFonts w:ascii="宋体" w:hAnsi="宋体" w:eastAsia="宋体"/>
+          <w:sz w:val="22"/>
+        </w:rPr>
+        <w:t>❌ 不承认项目虚假——产品合法，治疗合规，服务真实</w:t>
+      </w:r>
+    </w:p>
+    <w:p>
+      <w:pPr>
+        <w:spacing w:line="440" w:lineRule="exact" w:after="80"/>
+        <w:ind w:left="283"/>
+      </w:pPr>
+      <w:r>
+        <w:rPr>
+          <w:rFonts w:ascii="宋体" w:hAnsi="宋体" w:eastAsia="宋体"/>
+          <w:sz w:val="22"/>
+        </w:rPr>
+        <w:t>❌ 不接受"假一赔三"——没有法律依据</w:t>
+      </w:r>
+    </w:p>
+    <w:p>
+      <w:pPr>
+        <w:spacing w:line="440" w:lineRule="exact" w:after="80"/>
+        <w:ind w:left="283"/>
+      </w:pPr>
+      <w:r>
+        <w:rPr>
+          <w:rFonts w:ascii="宋体" w:hAnsi="宋体" w:eastAsia="宋体"/>
+          <w:sz w:val="22"/>
+        </w:rPr>
+        <w:t>✅ 欢迎通过合法途径对产品合法性和服务质量进行监督和检验</w:t>
+      </w:r>
+    </w:p>
+    <w:p>
+      <w:pPr>
+        <w:spacing w:before="240" w:after="240"/>
+      </w:pPr>
+      <w:r>
+        <w:rPr>
+          <w:color w:val="CCCCCC"/>
+          <w:sz w:val="16"/>
+        </w:rPr>
+        <w:t>────────────────────────────────────────────────────────────</w:t>
+      </w:r>
+    </w:p>
+    <w:p>
+      <w:pPr>
+        <w:pStyle w:val="Heading2"/>
+        <w:spacing w:before="360" w:after="160"/>
+      </w:pPr>
+      <w:r>
+        <w:rPr>
+          <w:rFonts w:ascii="微软雅黑" w:hAnsi="微软雅黑" w:eastAsia="微软雅黑"/>
+          <w:color w:val="1A477A"/>
+          <w:sz w:val="28"/>
+        </w:rPr>
+        <w:t>六、法律权利保留</w:t>
+      </w:r>
+    </w:p>
+    <w:p>
+      <w:pPr>
+        <w:spacing w:line="440" w:lineRule="exact" w:after="120"/>
+        <w:ind w:firstLine="420"/>
+      </w:pPr>
+      <w:r>
+        <w:rPr>
+          <w:rFonts w:ascii="宋体" w:hAnsi="宋体" w:eastAsia="宋体"/>
           <w:b w:val="0"/>
           <w:sz w:val="22"/>
         </w:rPr>
-        <w:t>16|| 序号 | 质疑事项 | 核心诉求 |</w:t>
+        <w:t>如患者方面坚持认为存在违法行为，建议通过以下合法途径解决：</w:t>
       </w:r>
     </w:p>
     <w:p>
+      <w:pPr>
+        <w:spacing w:line="440" w:lineRule="exact" w:after="60"/>
+        <w:ind w:left="567" w:hanging="283"/>
+      </w:pPr>
       <w:r>
         <w:rPr>
-          <w:rFonts w:ascii="SimSun" w:hAnsi="SimSun" w:eastAsia="SimSun"/>
+          <w:rFonts w:ascii="宋体" w:hAnsi="宋体" w:eastAsia="宋体"/>
+          <w:sz w:val="21"/>
+        </w:rPr>
+        <w:t>• 向当地卫生健康主管部门投诉——由卫健部门核实医疗行为和收费模式的合规性</w:t>
+      </w:r>
+    </w:p>
+    <w:p>
+      <w:pPr>
+        <w:spacing w:line="440" w:lineRule="exact" w:after="60"/>
+        <w:ind w:left="567" w:hanging="283"/>
+      </w:pPr>
+      <w:r>
+        <w:rPr>
+          <w:rFonts w:ascii="宋体" w:hAnsi="宋体" w:eastAsia="宋体"/>
+          <w:sz w:val="21"/>
+        </w:rPr>
+        <w:t>• 向当地药品监督管理部门投诉——由药监部门核实产品的注册和使用合规性</w:t>
+      </w:r>
+    </w:p>
+    <w:p>
+      <w:pPr>
+        <w:spacing w:line="440" w:lineRule="exact" w:after="60"/>
+        <w:ind w:left="567" w:hanging="283"/>
+      </w:pPr>
+      <w:r>
+        <w:rPr>
+          <w:rFonts w:ascii="宋体" w:hAnsi="宋体" w:eastAsia="宋体"/>
+          <w:sz w:val="21"/>
+        </w:rPr>
+        <w:t>• 向人民法院提起诉讼——由司法机关依法裁判</w:t>
+      </w:r>
+    </w:p>
+    <w:p>
+      <w:pPr>
+        <w:spacing w:line="440" w:lineRule="exact" w:after="120"/>
+        <w:ind w:firstLine="420"/>
+      </w:pPr>
+      <w:r>
+        <w:rPr>
+          <w:rFonts w:ascii="宋体" w:hAnsi="宋体" w:eastAsia="宋体"/>
           <w:b w:val="0"/>
           <w:sz w:val="22"/>
         </w:rPr>
-        <w:t>17||:---:|:---|:---|</w:t>
+        <w:t>我院及圆爱康将积极配合相关部门的调查和司法程序。如果经调查确认我方存在任何违规或违法行为，愿意承担相应的法律责任。但在未经法定程序认定的情况下，我方不接受不实指控和不当诉求。</w:t>
       </w:r>
     </w:p>
     <w:p>
+      <w:pPr>
+        <w:spacing w:before="240" w:after="240"/>
+      </w:pPr>
       <w:r>
         <w:rPr>
-          <w:rFonts w:ascii="SimSun" w:hAnsi="SimSun" w:eastAsia="SimSun"/>
-          <w:b w:val="0"/>
-          <w:sz w:val="22"/>
+          <w:color w:val="CCCCCC"/>
+          <w:sz w:val="16"/>
         </w:rPr>
-        <w:t>18|| 1 | 欺诈 | 认为医院/圆爱康虚假宣传，欺诈消费者 |</w:t>
+        <w:t>────────────────────────────────────────────────────────────</w:t>
       </w:r>
     </w:p>
     <w:p>
+      <w:pPr>
+        <w:pStyle w:val="Heading2"/>
+        <w:spacing w:before="360" w:after="160"/>
+      </w:pPr>
       <w:r>
         <w:rPr>
-          <w:rFonts w:ascii="SimSun" w:hAnsi="SimSun" w:eastAsia="SimSun"/>
-          <w:b w:val="0"/>
-          <w:sz w:val="22"/>
+          <w:rFonts w:ascii="微软雅黑" w:hAnsi="微软雅黑" w:eastAsia="微软雅黑"/>
+          <w:color w:val="1A477A"/>
+          <w:sz w:val="28"/>
         </w:rPr>
-        <w:t>19|| 2 | 产品超范围 | 认为居家康复产品不具备子宫复旧治疗能力 |</w:t>
+        <w:t>附件</w:t>
       </w:r>
     </w:p>
     <w:p>
+      <w:pPr>
+        <w:spacing w:line="440" w:lineRule="exact" w:after="60"/>
+        <w:ind w:left="567" w:hanging="283"/>
+      </w:pPr>
       <w:r>
         <w:rPr>
-          <w:rFonts w:ascii="SimSun" w:hAnsi="SimSun" w:eastAsia="SimSun"/>
-          <w:b w:val="0"/>
-          <w:sz w:val="22"/>
+          <w:rFonts w:ascii="宋体" w:hAnsi="宋体" w:eastAsia="宋体"/>
+          <w:sz w:val="21"/>
         </w:rPr>
-        <w:t>20|| 3 | 第三方收款违规 | 认为钱交给第三方（圆爱康）而非医院，质疑合规性 |</w:t>
+        <w:t>• 《关于生物刺激反馈仪可用于子宫复旧治疗的说明函》</w:t>
       </w:r>
     </w:p>
     <w:p>
+      <w:pPr>
+        <w:spacing w:line="440" w:lineRule="exact" w:after="60"/>
+        <w:ind w:left="567" w:hanging="283"/>
+      </w:pPr>
       <w:r>
         <w:rPr>
-          <w:rFonts w:ascii="SimSun" w:hAnsi="SimSun" w:eastAsia="SimSun"/>
-          <w:b w:val="0"/>
-          <w:sz w:val="22"/>
+          <w:rFonts w:ascii="宋体" w:hAnsi="宋体" w:eastAsia="宋体"/>
+          <w:sz w:val="21"/>
         </w:rPr>
-        <w:t>21|</w:t>
+        <w:t>• 广州圆医生物科技有限公司《医疗器械注册证》复印件</w:t>
       </w:r>
     </w:p>
     <w:p>
+      <w:pPr>
+        <w:spacing w:line="440" w:lineRule="exact" w:after="60"/>
+        <w:ind w:left="567" w:hanging="283"/>
+      </w:pPr>
       <w:r>
         <w:rPr>
-          <w:rFonts w:ascii="SimSun" w:hAnsi="SimSun" w:eastAsia="SimSun"/>
-          <w:b w:val="0"/>
-          <w:sz w:val="22"/>
+          <w:rFonts w:ascii="宋体" w:hAnsi="宋体" w:eastAsia="宋体"/>
+          <w:sz w:val="21"/>
         </w:rPr>
-        <w:t>22|本院及广州圆爱康生物科技有限公司就以上三项质疑，逐条作出正式回复如下。</w:t>
+        <w:t>• 医院与圆爱康服务合作协议（摘要）</w:t>
       </w:r>
     </w:p>
     <w:p>
+      <w:pPr>
+        <w:spacing w:line="440" w:lineRule="exact" w:after="60"/>
+        <w:ind w:left="567" w:hanging="283"/>
+      </w:pPr>
       <w:r>
         <w:rPr>
-          <w:rFonts w:ascii="SimSun" w:hAnsi="SimSun" w:eastAsia="SimSun"/>
-          <w:b w:val="0"/>
-          <w:sz w:val="22"/>
+          <w:rFonts w:ascii="宋体" w:hAnsi="宋体" w:eastAsia="宋体"/>
+          <w:sz w:val="21"/>
         </w:rPr>
-        <w:t>23|</w:t>
+        <w:t>• 招标文件（相关章节）</w:t>
       </w:r>
     </w:p>
     <w:p>
+      <w:pPr>
+        <w:spacing w:before="240" w:after="240"/>
+      </w:pPr>
       <w:r>
         <w:rPr>
-          <w:rFonts w:ascii="SimSun" w:hAnsi="SimSun" w:eastAsia="SimSun"/>
-          <w:b w:val="0"/>
-          <w:sz w:val="22"/>
+          <w:color w:val="CCCCCC"/>
+          <w:sz w:val="16"/>
         </w:rPr>
-        <w:t>24|---</w:t>
+        <w:t>────────────────────────────────────────────────────────────</w:t>
       </w:r>
     </w:p>
     <w:p>
+      <w:pPr>
+        <w:spacing w:before="120"/>
+        <w:jc w:val="right"/>
+      </w:pPr>
       <w:r>
         <w:rPr>
-          <w:rFonts w:ascii="SimSun" w:hAnsi="SimSun" w:eastAsia="SimSun"/>
-          <w:b w:val="0"/>
+          <w:rFonts w:ascii="微软雅黑" w:hAnsi="微软雅黑" w:eastAsia="微软雅黑"/>
           <w:sz w:val="22"/>
         </w:rPr>
-        <w:t>25|</w:t>
+        <w:t>[医院名称]（盖章）</w:t>
       </w:r>
     </w:p>
     <w:p>
+      <w:pPr>
+        <w:jc w:val="right"/>
+      </w:pPr>
       <w:r>
         <w:rPr>
-          <w:rFonts w:ascii="SimSun" w:hAnsi="SimSun" w:eastAsia="SimSun"/>
-          <w:b w:val="0"/>
+          <w:rFonts w:ascii="微软雅黑" w:hAnsi="微软雅黑" w:eastAsia="微软雅黑"/>
           <w:sz w:val="22"/>
         </w:rPr>
-        <w:t>26|## 二、关于"欺诈"问题</w:t>
+        <w:t>广州圆爱康生物科技有限公司（盖章）</w:t>
       </w:r>
     </w:p>
     <w:p>
+      <w:pPr>
+        <w:spacing w:after="120"/>
+        <w:jc w:val="right"/>
+      </w:pPr>
       <w:r>
         <w:rPr>
-          <w:rFonts w:ascii="SimSun" w:hAnsi="SimSun" w:eastAsia="SimSun"/>
-          <w:b w:val="0"/>
+          <w:rFonts w:ascii="宋体" w:hAnsi="宋体" w:eastAsia="宋体"/>
           <w:sz w:val="22"/>
         </w:rPr>
-        <w:t>27|</w:t>
-      </w:r>
-    </w:p>
-    <w:p>
-      <w:r>
-        <w:rPr>
-          <w:rFonts w:ascii="SimSun" w:hAnsi="SimSun" w:eastAsia="SimSun"/>
-          <w:b w:val="0"/>
-          <w:sz w:val="22"/>
-        </w:rPr>
-        <w:t>28|### 2.1 欺诈的法律定义</w:t>
-      </w:r>
-    </w:p>
-    <w:p>
-      <w:r>
-        <w:rPr>
-          <w:rFonts w:ascii="SimSun" w:hAnsi="SimSun" w:eastAsia="SimSun"/>
-          <w:b w:val="0"/>
-          <w:sz w:val="22"/>
-        </w:rPr>
-        <w:t>29|</w:t>
-      </w:r>
-    </w:p>
-    <w:p>
-      <w:r>
-        <w:rPr>
-          <w:rFonts w:ascii="SimSun" w:hAnsi="SimSun" w:eastAsia="SimSun"/>
-          <w:b w:val="0"/>
-          <w:sz w:val="22"/>
-        </w:rPr>
-        <w:t>30|根据《中华人民共和国消费者权益保护法》第五十五条及《中华人民共和国民法典》第一百四十八条，"欺诈"的构成要件包括：</w:t>
-      </w:r>
-    </w:p>
-    <w:p>
-      <w:r>
-        <w:rPr>
-          <w:rFonts w:ascii="SimSun" w:hAnsi="SimSun" w:eastAsia="SimSun"/>
-          <w:b w:val="0"/>
-          <w:sz w:val="22"/>
-        </w:rPr>
-        <w:t>31|</w:t>
-      </w:r>
-    </w:p>
-    <w:p>
-      <w:r>
-        <w:rPr>
-          <w:rFonts w:ascii="SimSun" w:hAnsi="SimSun" w:eastAsia="SimSun"/>
-          <w:b w:val="0"/>
-          <w:sz w:val="22"/>
-        </w:rPr>
-        <w:t>32|1. 行为人主观上有欺诈故意</w:t>
-      </w:r>
-    </w:p>
-    <w:p>
-      <w:r>
-        <w:rPr>
-          <w:rFonts w:ascii="SimSun" w:hAnsi="SimSun" w:eastAsia="SimSun"/>
-          <w:b w:val="0"/>
-          <w:sz w:val="22"/>
-        </w:rPr>
-        <w:t>33|2. 行为人客观上实施了虚假陈述或隐瞒真相的行为</w:t>
-      </w:r>
-    </w:p>
-    <w:p>
-      <w:r>
-        <w:rPr>
-          <w:rFonts w:ascii="SimSun" w:hAnsi="SimSun" w:eastAsia="SimSun"/>
-          <w:b w:val="0"/>
-          <w:sz w:val="22"/>
-        </w:rPr>
-        <w:t>34|3. 相对方因该行为陷入错误认识并作出不真实的意思表示</w:t>
-      </w:r>
-    </w:p>
-    <w:p>
-      <w:r>
-        <w:rPr>
-          <w:rFonts w:ascii="SimSun" w:hAnsi="SimSun" w:eastAsia="SimSun"/>
-          <w:b w:val="0"/>
-          <w:sz w:val="22"/>
-        </w:rPr>
-        <w:t>35|</w:t>
-      </w:r>
-    </w:p>
-    <w:p>
-      <w:r>
-        <w:rPr>
-          <w:rFonts w:ascii="SimSun" w:hAnsi="SimSun" w:eastAsia="SimSun"/>
-          <w:b w:val="0"/>
-          <w:sz w:val="22"/>
-        </w:rPr>
-        <w:t>36|三个要件缺一不可。</w:t>
-      </w:r>
-    </w:p>
-    <w:p>
-      <w:r>
-        <w:rPr>
-          <w:rFonts w:ascii="SimSun" w:hAnsi="SimSun" w:eastAsia="SimSun"/>
-          <w:b w:val="0"/>
-          <w:sz w:val="22"/>
-        </w:rPr>
-        <w:t>37|</w:t>
-      </w:r>
-    </w:p>
-    <w:p>
-      <w:r>
-        <w:rPr>
-          <w:rFonts w:ascii="SimSun" w:hAnsi="SimSun" w:eastAsia="SimSun"/>
-          <w:b w:val="0"/>
-          <w:sz w:val="22"/>
-        </w:rPr>
-        <w:t>38|### 2.2 本案不存在欺诈</w:t>
-      </w:r>
-    </w:p>
-    <w:p>
-      <w:r>
-        <w:rPr>
-          <w:rFonts w:ascii="SimSun" w:hAnsi="SimSun" w:eastAsia="SimSun"/>
-          <w:b w:val="0"/>
-          <w:sz w:val="22"/>
-        </w:rPr>
-        <w:t>39|</w:t>
-      </w:r>
-    </w:p>
-    <w:p>
-      <w:r>
-        <w:rPr>
-          <w:rFonts w:ascii="SimSun" w:hAnsi="SimSun" w:eastAsia="SimSun"/>
-          <w:b w:val="0"/>
-          <w:sz w:val="22"/>
-        </w:rPr>
-        <w:t>40|逐一分析本案事实：</w:t>
-      </w:r>
-    </w:p>
-    <w:p>
-      <w:r>
-        <w:rPr>
-          <w:rFonts w:ascii="SimSun" w:hAnsi="SimSun" w:eastAsia="SimSun"/>
-          <w:b w:val="0"/>
-          <w:sz w:val="22"/>
-        </w:rPr>
-        <w:t>41|</w:t>
-      </w:r>
-    </w:p>
-    <w:p>
-      <w:r>
-        <w:rPr>
-          <w:rFonts w:ascii="SimSun" w:hAnsi="SimSun" w:eastAsia="SimSun"/>
-          <w:b w:val="0"/>
-          <w:sz w:val="22"/>
-        </w:rPr>
-        <w:t>42|| 要件 | 事实 | 认定 |</w:t>
-      </w:r>
-    </w:p>
-    <w:p>
-      <w:r>
-        <w:rPr>
-          <w:rFonts w:ascii="SimSun" w:hAnsi="SimSun" w:eastAsia="SimSun"/>
-          <w:b w:val="0"/>
-          <w:sz w:val="22"/>
-        </w:rPr>
-        <w:t>43||:---|:---|:---:|</w:t>
-      </w:r>
-    </w:p>
-    <w:p>
-      <w:r>
-        <w:rPr>
-          <w:rFonts w:ascii="SimSun" w:hAnsi="SimSun" w:eastAsia="SimSun"/>
-          <w:b w:val="0"/>
-          <w:sz w:val="22"/>
-        </w:rPr>
-        <w:t>44|| 主观故意 | 产品是合法二类医疗器械，治疗基于临床诊疗规范，医院/圆爱康无任何欺骗意图 | ❌ 不存在 |</w:t>
-      </w:r>
-    </w:p>
-    <w:p>
-      <w:r>
-        <w:rPr>
-          <w:rFonts w:ascii="SimSun" w:hAnsi="SimSun" w:eastAsia="SimSun"/>
-          <w:b w:val="0"/>
-          <w:sz w:val="22"/>
-        </w:rPr>
-        <w:t>45|| 客观虚假 | ① 产品合法注册（粤械注准20222090876）② 子宫复旧在适用范围内（见附件说明函）③ 服务真实存在（设备已交付、服务已就绪） | ❌ 不存在 |</w:t>
-      </w:r>
-    </w:p>
-    <w:p>
-      <w:r>
-        <w:rPr>
-          <w:rFonts w:ascii="SimSun" w:hAnsi="SimSun" w:eastAsia="SimSun"/>
-          <w:b w:val="0"/>
-          <w:sz w:val="22"/>
-        </w:rPr>
-        <w:t>46|| 对方错误认识 | 患者家属在充分了解项目内容后自愿完成支付，不存在被欺骗导致误解的情形 | ❌ 不存在 |</w:t>
-      </w:r>
-    </w:p>
-    <w:p>
-      <w:r>
-        <w:rPr>
-          <w:rFonts w:ascii="SimSun" w:hAnsi="SimSun" w:eastAsia="SimSun"/>
-          <w:b w:val="0"/>
-          <w:sz w:val="22"/>
-        </w:rPr>
-        <w:t>47|</w:t>
-      </w:r>
-    </w:p>
-    <w:p>
-      <w:r>
-        <w:rPr>
-          <w:rFonts w:ascii="SimSun" w:hAnsi="SimSun" w:eastAsia="SimSun"/>
-          <w:b w:val="0"/>
-          <w:sz w:val="22"/>
-        </w:rPr>
-        <w:t>48|结论：欺诈不成立。</w:t>
-      </w:r>
-    </w:p>
-    <w:p>
-      <w:r>
-        <w:rPr>
-          <w:rFonts w:ascii="SimSun" w:hAnsi="SimSun" w:eastAsia="SimSun"/>
-          <w:b w:val="0"/>
-          <w:sz w:val="22"/>
-        </w:rPr>
-        <w:t>49|</w:t>
-      </w:r>
-    </w:p>
-    <w:p>
-      <w:r>
-        <w:rPr>
-          <w:rFonts w:ascii="SimSun" w:hAnsi="SimSun" w:eastAsia="SimSun"/>
-          <w:b w:val="0"/>
-          <w:sz w:val="22"/>
-        </w:rPr>
-        <w:t>50|### 2.3 关于"假一赔三"诉求</w:t>
-      </w:r>
-    </w:p>
-    <w:p>
-      <w:r>
-        <w:rPr>
-          <w:rFonts w:ascii="SimSun" w:hAnsi="SimSun" w:eastAsia="SimSun"/>
-          <w:b w:val="0"/>
-          <w:sz w:val="22"/>
-        </w:rPr>
-        <w:t>51|</w:t>
-      </w:r>
-    </w:p>
-    <w:p>
-      <w:r>
-        <w:rPr>
-          <w:rFonts w:ascii="SimSun" w:hAnsi="SimSun" w:eastAsia="SimSun"/>
-          <w:b w:val="0"/>
-          <w:sz w:val="22"/>
-        </w:rPr>
-        <w:t>52|《消费者权益保护法》第五十五条规定的"退一赔三"，适用前提是经营者存在欺诈行为。本案中产品合法、治疗合规、服务真实，不存在任何欺诈情节，该诉求没有法律依据。</w:t>
-      </w:r>
-    </w:p>
-    <w:p>
-      <w:r>
-        <w:rPr>
-          <w:rFonts w:ascii="SimSun" w:hAnsi="SimSun" w:eastAsia="SimSun"/>
-          <w:b w:val="0"/>
-          <w:sz w:val="22"/>
-        </w:rPr>
-        <w:t>53|</w:t>
-      </w:r>
-    </w:p>
-    <w:p>
-      <w:r>
-        <w:rPr>
-          <w:rFonts w:ascii="SimSun" w:hAnsi="SimSun" w:eastAsia="SimSun"/>
-          <w:b w:val="0"/>
-          <w:sz w:val="22"/>
-        </w:rPr>
-        <w:t>54|### 2.4 关于退款的处理</w:t>
-      </w:r>
-    </w:p>
-    <w:p>
-      <w:r>
-        <w:rPr>
-          <w:rFonts w:ascii="SimSun" w:hAnsi="SimSun" w:eastAsia="SimSun"/>
-          <w:b w:val="0"/>
-          <w:sz w:val="22"/>
-        </w:rPr>
-        <w:t>55|</w:t>
-      </w:r>
-    </w:p>
-    <w:p>
-      <w:r>
-        <w:rPr>
-          <w:rFonts w:ascii="SimSun" w:hAnsi="SimSun" w:eastAsia="SimSun"/>
-          <w:b w:val="0"/>
-          <w:sz w:val="22"/>
-        </w:rPr>
-        <w:t>56|本院已于2026年7月10日前完成全额退款。</w:t>
-      </w:r>
-    </w:p>
-    <w:p>
-      <w:r>
-        <w:rPr>
-          <w:rFonts w:ascii="SimSun" w:hAnsi="SimSun" w:eastAsia="SimSun"/>
-          <w:b w:val="0"/>
-          <w:sz w:val="22"/>
-        </w:rPr>
-        <w:t>57|</w:t>
-      </w:r>
-    </w:p>
-    <w:p>
-      <w:r>
-        <w:rPr>
-          <w:rFonts w:ascii="SimSun" w:hAnsi="SimSun" w:eastAsia="SimSun"/>
-          <w:b w:val="0"/>
-          <w:sz w:val="22"/>
-        </w:rPr>
-        <w:t>58|退款≠承认欺诈。 退款是基于对患者的人文关怀和息诉止争的良好意愿，不代表认可"欺诈"的指控。在法律上，当事人在无义务情况下主动退款，不构成对过错的自认。</w:t>
-      </w:r>
-    </w:p>
-    <w:p>
-      <w:r>
-        <w:rPr>
-          <w:rFonts w:ascii="SimSun" w:hAnsi="SimSun" w:eastAsia="SimSun"/>
-          <w:b w:val="0"/>
-          <w:sz w:val="22"/>
-        </w:rPr>
-        <w:t>59|</w:t>
-      </w:r>
-    </w:p>
-    <w:p>
-      <w:r>
-        <w:rPr>
-          <w:rFonts w:ascii="SimSun" w:hAnsi="SimSun" w:eastAsia="SimSun"/>
-          <w:b w:val="0"/>
-          <w:sz w:val="22"/>
-        </w:rPr>
-        <w:t>60|---</w:t>
-      </w:r>
-    </w:p>
-    <w:p>
-      <w:r>
-        <w:rPr>
-          <w:rFonts w:ascii="SimSun" w:hAnsi="SimSun" w:eastAsia="SimSun"/>
-          <w:b w:val="0"/>
-          <w:sz w:val="22"/>
-        </w:rPr>
-        <w:t>61|</w:t>
-      </w:r>
-    </w:p>
-    <w:p>
-      <w:r>
-        <w:rPr>
-          <w:rFonts w:ascii="SimSun" w:hAnsi="SimSun" w:eastAsia="SimSun"/>
-          <w:b w:val="0"/>
-          <w:sz w:val="22"/>
-        </w:rPr>
-        <w:t>62|## 三、关于"产品超范围治疗"问题</w:t>
-      </w:r>
-    </w:p>
-    <w:p>
-      <w:r>
-        <w:rPr>
-          <w:rFonts w:ascii="SimSun" w:hAnsi="SimSun" w:eastAsia="SimSun"/>
-          <w:b w:val="0"/>
-          <w:sz w:val="22"/>
-        </w:rPr>
-        <w:t>63|</w:t>
-      </w:r>
-    </w:p>
-    <w:p>
-      <w:r>
-        <w:rPr>
-          <w:rFonts w:ascii="SimSun" w:hAnsi="SimSun" w:eastAsia="SimSun"/>
-          <w:b w:val="0"/>
-          <w:sz w:val="22"/>
-        </w:rPr>
-        <w:t>64|### 3.1 产品的注册信息</w:t>
-      </w:r>
-    </w:p>
-    <w:p>
-      <w:r>
-        <w:rPr>
-          <w:rFonts w:ascii="SimSun" w:hAnsi="SimSun" w:eastAsia="SimSun"/>
-          <w:b w:val="0"/>
-          <w:sz w:val="22"/>
-        </w:rPr>
-        <w:t>65|</w:t>
-      </w:r>
-    </w:p>
-    <w:p>
-      <w:r>
-        <w:rPr>
-          <w:rFonts w:ascii="SimSun" w:hAnsi="SimSun" w:eastAsia="SimSun"/>
-          <w:b w:val="0"/>
-          <w:sz w:val="22"/>
-        </w:rPr>
-        <w:t>66|| 项目 | 内容 |</w:t>
-      </w:r>
-    </w:p>
-    <w:p>
-      <w:r>
-        <w:rPr>
-          <w:rFonts w:ascii="SimSun" w:hAnsi="SimSun" w:eastAsia="SimSun"/>
-          <w:b w:val="0"/>
-          <w:sz w:val="22"/>
-        </w:rPr>
-        <w:t>67||:---|:---|</w:t>
-      </w:r>
-    </w:p>
-    <w:p>
-      <w:r>
-        <w:rPr>
-          <w:rFonts w:ascii="SimSun" w:hAnsi="SimSun" w:eastAsia="SimSun"/>
-          <w:b w:val="0"/>
-          <w:sz w:val="22"/>
-        </w:rPr>
-        <w:t>68|| 产品名称 | 生物反馈电刺激治疗仪 |</w:t>
-      </w:r>
-    </w:p>
-    <w:p>
-      <w:r>
-        <w:rPr>
-          <w:rFonts w:ascii="SimSun" w:hAnsi="SimSun" w:eastAsia="SimSun"/>
-          <w:b w:val="0"/>
-          <w:sz w:val="22"/>
-        </w:rPr>
-        <w:t>69|| 注册证编号 | 粤械注准20222090876 |</w:t>
-      </w:r>
-    </w:p>
-    <w:p>
-      <w:r>
-        <w:rPr>
-          <w:rFonts w:ascii="SimSun" w:hAnsi="SimSun" w:eastAsia="SimSun"/>
-          <w:b w:val="0"/>
-          <w:sz w:val="22"/>
-        </w:rPr>
-        <w:t>70|| 注册人 | 广州圆医生物科技有限公司 |</w:t>
-      </w:r>
-    </w:p>
-    <w:p>
-      <w:r>
-        <w:rPr>
-          <w:rFonts w:ascii="SimSun" w:hAnsi="SimSun" w:eastAsia="SimSun"/>
-          <w:b w:val="0"/>
-          <w:sz w:val="22"/>
-        </w:rPr>
-        <w:t>71|| 审批机关 | 广东省药品监督管理局 |</w:t>
-      </w:r>
-    </w:p>
-    <w:p>
-      <w:r>
-        <w:rPr>
-          <w:rFonts w:ascii="SimSun" w:hAnsi="SimSun" w:eastAsia="SimSun"/>
-          <w:b w:val="0"/>
-          <w:sz w:val="22"/>
-        </w:rPr>
-        <w:t>72|| 批准日期 | 2022年7月6日 |</w:t>
-      </w:r>
-    </w:p>
-    <w:p>
-      <w:r>
-        <w:rPr>
-          <w:rFonts w:ascii="SimSun" w:hAnsi="SimSun" w:eastAsia="SimSun"/>
-          <w:b w:val="0"/>
-          <w:sz w:val="22"/>
-        </w:rPr>
-        <w:t>73|| 适用范围 | "对患者的体表肌电信号进行采集、分析和反馈训练，可以对患者的肌肉施加电刺激来恢复患者的肌肉功能障碍。" |</w:t>
-      </w:r>
-    </w:p>
-    <w:p>
-      <w:r>
-        <w:rPr>
-          <w:rFonts w:ascii="SimSun" w:hAnsi="SimSun" w:eastAsia="SimSun"/>
-          <w:b w:val="0"/>
-          <w:sz w:val="22"/>
-        </w:rPr>
-        <w:t>74|</w:t>
-      </w:r>
-    </w:p>
-    <w:p>
-      <w:r>
-        <w:rPr>
-          <w:rFonts w:ascii="SimSun" w:hAnsi="SimSun" w:eastAsia="SimSun"/>
-          <w:b w:val="0"/>
-          <w:sz w:val="22"/>
-        </w:rPr>
-        <w:t>75|该注册证为国家药监局审批的合法二类医疗器械注册证，目前处于有效期内。</w:t>
-      </w:r>
-    </w:p>
-    <w:p>
-      <w:r>
-        <w:rPr>
-          <w:rFonts w:ascii="SimSun" w:hAnsi="SimSun" w:eastAsia="SimSun"/>
-          <w:b w:val="0"/>
-          <w:sz w:val="22"/>
-        </w:rPr>
-        <w:t>76|</w:t>
-      </w:r>
-    </w:p>
-    <w:p>
-      <w:r>
-        <w:rPr>
-          <w:rFonts w:ascii="SimSun" w:hAnsi="SimSun" w:eastAsia="SimSun"/>
-          <w:b w:val="0"/>
-          <w:sz w:val="22"/>
-        </w:rPr>
-        <w:t>77|### 3.2 子宫复旧在适用范围之内</w:t>
-      </w:r>
-    </w:p>
-    <w:p>
-      <w:r>
-        <w:rPr>
-          <w:rFonts w:ascii="SimSun" w:hAnsi="SimSun" w:eastAsia="SimSun"/>
-          <w:b w:val="0"/>
-          <w:sz w:val="22"/>
-        </w:rPr>
-        <w:t>78|</w:t>
-      </w:r>
-    </w:p>
-    <w:p>
-      <w:r>
-        <w:rPr>
-          <w:rFonts w:ascii="SimSun" w:hAnsi="SimSun" w:eastAsia="SimSun"/>
-          <w:b w:val="0"/>
-          <w:sz w:val="22"/>
-        </w:rPr>
-        <w:t>79|从生理学和治疗学角度：</w:t>
-      </w:r>
-    </w:p>
-    <w:p>
-      <w:r>
-        <w:rPr>
-          <w:rFonts w:ascii="SimSun" w:hAnsi="SimSun" w:eastAsia="SimSun"/>
-          <w:b w:val="0"/>
-          <w:sz w:val="22"/>
-        </w:rPr>
-        <w:t>80|</w:t>
-      </w:r>
-    </w:p>
-    <w:p>
-      <w:r>
-        <w:rPr>
-          <w:rFonts w:ascii="SimSun" w:hAnsi="SimSun" w:eastAsia="SimSun"/>
-          <w:b w:val="0"/>
-          <w:sz w:val="22"/>
-        </w:rPr>
-        <w:t>81|- 子宫由平滑肌构成</w:t>
-      </w:r>
-    </w:p>
-    <w:p>
-      <w:r>
-        <w:rPr>
-          <w:rFonts w:ascii="SimSun" w:hAnsi="SimSun" w:eastAsia="SimSun"/>
-          <w:b w:val="0"/>
-          <w:sz w:val="22"/>
-        </w:rPr>
-        <w:t>82|- 产后/人工流产后子宫复旧的本质是子宫平滑肌的收缩功能恢复</w:t>
-      </w:r>
-    </w:p>
-    <w:p>
-      <w:r>
-        <w:rPr>
-          <w:rFonts w:ascii="SimSun" w:hAnsi="SimSun" w:eastAsia="SimSun"/>
-          <w:b w:val="0"/>
-          <w:sz w:val="22"/>
-        </w:rPr>
-        <w:t>83|- 生物反馈电刺激治疗仪的作用机理是通过电刺激促进目标肌肉群的收缩训练</w:t>
-      </w:r>
-    </w:p>
-    <w:p>
-      <w:r>
-        <w:rPr>
-          <w:rFonts w:ascii="SimSun" w:hAnsi="SimSun" w:eastAsia="SimSun"/>
-          <w:b w:val="0"/>
-          <w:sz w:val="22"/>
-        </w:rPr>
-        <w:t>84|- 因此，子宫复旧治疗属于"恢复患者的肌肉功能障碍"的范畴</w:t>
-      </w:r>
-    </w:p>
-    <w:p>
-      <w:r>
-        <w:rPr>
-          <w:rFonts w:ascii="SimSun" w:hAnsi="SimSun" w:eastAsia="SimSun"/>
-          <w:b w:val="0"/>
-          <w:sz w:val="22"/>
-        </w:rPr>
-        <w:t>85|</w:t>
-      </w:r>
-    </w:p>
-    <w:p>
-      <w:r>
-        <w:rPr>
-          <w:rFonts w:ascii="SimSun" w:hAnsi="SimSun" w:eastAsia="SimSun"/>
-          <w:b w:val="0"/>
-          <w:sz w:val="22"/>
-        </w:rPr>
-        <w:t>86|更详细的产品机理和法规论证，请见附件《关于生物刺激反馈仪可用于子宫复旧治疗的说明函》。</w:t>
-      </w:r>
-    </w:p>
-    <w:p>
-      <w:r>
-        <w:rPr>
-          <w:rFonts w:ascii="SimSun" w:hAnsi="SimSun" w:eastAsia="SimSun"/>
-          <w:b w:val="0"/>
-          <w:sz w:val="22"/>
-        </w:rPr>
-        <w:t>87|</w:t>
-      </w:r>
-    </w:p>
-    <w:p>
-      <w:r>
-        <w:rPr>
-          <w:rFonts w:ascii="SimSun" w:hAnsi="SimSun" w:eastAsia="SimSun"/>
-          <w:b w:val="0"/>
-          <w:sz w:val="22"/>
-        </w:rPr>
-        <w:t>88|### 3.3 "未列明子宫复旧≠不能治疗"</w:t>
-      </w:r>
-    </w:p>
-    <w:p>
-      <w:r>
-        <w:rPr>
-          <w:rFonts w:ascii="SimSun" w:hAnsi="SimSun" w:eastAsia="SimSun"/>
-          <w:b w:val="0"/>
-          <w:sz w:val="22"/>
-        </w:rPr>
-        <w:t>89|</w:t>
-      </w:r>
-    </w:p>
-    <w:p>
-      <w:r>
-        <w:rPr>
-          <w:rFonts w:ascii="SimSun" w:hAnsi="SimSun" w:eastAsia="SimSun"/>
-          <w:b w:val="0"/>
-          <w:sz w:val="22"/>
-        </w:rPr>
-        <w:t>90|医疗器械注册证的适用范围存在两种合法表述方式：</w:t>
-      </w:r>
-    </w:p>
-    <w:p>
-      <w:r>
-        <w:rPr>
-          <w:rFonts w:ascii="SimSun" w:hAnsi="SimSun" w:eastAsia="SimSun"/>
-          <w:b w:val="0"/>
-          <w:sz w:val="22"/>
-        </w:rPr>
-        <w:t>91|</w:t>
-      </w:r>
-    </w:p>
-    <w:p>
-      <w:r>
-        <w:rPr>
-          <w:rFonts w:ascii="SimSun" w:hAnsi="SimSun" w:eastAsia="SimSun"/>
-          <w:b w:val="0"/>
-          <w:sz w:val="22"/>
-        </w:rPr>
-        <w:t>92|- 概括式写法：以产品作用机理为核心，使用涵盖性表述（如"恢复肌肉功能障碍"）</w:t>
-      </w:r>
-    </w:p>
-    <w:p>
-      <w:r>
-        <w:rPr>
-          <w:rFonts w:ascii="SimSun" w:hAnsi="SimSun" w:eastAsia="SimSun"/>
-          <w:b w:val="0"/>
-          <w:sz w:val="22"/>
-        </w:rPr>
-        <w:t>93|- 列举式写法：逐项列明具体适应症（如"产后阴道复旧"）</w:t>
-      </w:r>
-    </w:p>
-    <w:p>
-      <w:r>
-        <w:rPr>
-          <w:rFonts w:ascii="SimSun" w:hAnsi="SimSun" w:eastAsia="SimSun"/>
-          <w:b w:val="0"/>
-          <w:sz w:val="22"/>
-        </w:rPr>
-        <w:t>94|</w:t>
-      </w:r>
-    </w:p>
-    <w:p>
-      <w:r>
-        <w:rPr>
-          <w:rFonts w:ascii="SimSun" w:hAnsi="SimSun" w:eastAsia="SimSun"/>
-          <w:b w:val="0"/>
-          <w:sz w:val="22"/>
-        </w:rPr>
-        <w:t>95|两种写法均合法有效。概括式写法不意味着产品治疗能力有限，恰恰相反，它说明产品的治疗机理覆盖了更广泛的临床场景。写法宽泛不等于不能治。</w:t>
-      </w:r>
-    </w:p>
-    <w:p>
-      <w:r>
-        <w:rPr>
-          <w:rFonts w:ascii="SimSun" w:hAnsi="SimSun" w:eastAsia="SimSun"/>
-          <w:b w:val="0"/>
-          <w:sz w:val="22"/>
-        </w:rPr>
-        <w:t>96|</w:t>
-      </w:r>
-    </w:p>
-    <w:p>
-      <w:r>
-        <w:rPr>
-          <w:rFonts w:ascii="SimSun" w:hAnsi="SimSun" w:eastAsia="SimSun"/>
-          <w:b w:val="0"/>
-          <w:sz w:val="22"/>
-        </w:rPr>
-        <w:t>97|---</w:t>
-      </w:r>
-    </w:p>
-    <w:p>
-      <w:r>
-        <w:rPr>
-          <w:rFonts w:ascii="SimSun" w:hAnsi="SimSun" w:eastAsia="SimSun"/>
-          <w:b w:val="0"/>
-          <w:sz w:val="22"/>
-        </w:rPr>
-        <w:t>98|</w:t>
-      </w:r>
-    </w:p>
-    <w:p>
-      <w:r>
-        <w:rPr>
-          <w:rFonts w:ascii="SimSun" w:hAnsi="SimSun" w:eastAsia="SimSun"/>
-          <w:b w:val="0"/>
-          <w:sz w:val="22"/>
-        </w:rPr>
-        <w:t>99|## 四、关于"第三方收款"问题</w:t>
-      </w:r>
-    </w:p>
-    <w:p>
-      <w:r>
-        <w:rPr>
-          <w:rFonts w:ascii="SimSun" w:hAnsi="SimSun" w:eastAsia="SimSun"/>
-          <w:b w:val="0"/>
-          <w:sz w:val="22"/>
-        </w:rPr>
-        <w:t>100|</w:t>
-      </w:r>
-    </w:p>
-    <w:p>
-      <w:r>
-        <w:rPr>
-          <w:rFonts w:ascii="SimSun" w:hAnsi="SimSun" w:eastAsia="SimSun"/>
-          <w:b w:val="0"/>
-          <w:sz w:val="22"/>
-        </w:rPr>
-        <w:t>101|### 4.1 第三方服务商的合法身份</w:t>
-      </w:r>
-    </w:p>
-    <w:p>
-      <w:r>
-        <w:rPr>
-          <w:rFonts w:ascii="SimSun" w:hAnsi="SimSun" w:eastAsia="SimSun"/>
-          <w:b w:val="0"/>
-          <w:sz w:val="22"/>
-        </w:rPr>
-        <w:t>102|</w:t>
-      </w:r>
-    </w:p>
-    <w:p>
-      <w:r>
-        <w:rPr>
-          <w:rFonts w:ascii="SimSun" w:hAnsi="SimSun" w:eastAsia="SimSun"/>
-          <w:b w:val="0"/>
-          <w:sz w:val="22"/>
-        </w:rPr>
-        <w:t>103|广州圆爱康生物科技有限公司是[医院名称]通过合法招标程序选定的居家康复服务供应商。</w:t>
-      </w:r>
-    </w:p>
-    <w:p>
-      <w:r>
-        <w:rPr>
-          <w:rFonts w:ascii="SimSun" w:hAnsi="SimSun" w:eastAsia="SimSun"/>
-          <w:b w:val="0"/>
-          <w:sz w:val="22"/>
-        </w:rPr>
-        <w:t>104|</w:t>
-      </w:r>
-    </w:p>
-    <w:p>
-      <w:r>
-        <w:rPr>
-          <w:rFonts w:ascii="SimSun" w:hAnsi="SimSun" w:eastAsia="SimSun"/>
-          <w:b w:val="0"/>
-          <w:sz w:val="22"/>
-        </w:rPr>
-        <w:t>105|| 环节 | 说明 |</w:t>
-      </w:r>
-    </w:p>
-    <w:p>
-      <w:r>
-        <w:rPr>
-          <w:rFonts w:ascii="SimSun" w:hAnsi="SimSun" w:eastAsia="SimSun"/>
-          <w:b w:val="0"/>
-          <w:sz w:val="22"/>
-        </w:rPr>
-        <w:t>106||:---|:---|</w:t>
-      </w:r>
-    </w:p>
-    <w:p>
-      <w:r>
-        <w:rPr>
-          <w:rFonts w:ascii="SimSun" w:hAnsi="SimSun" w:eastAsia="SimSun"/>
-          <w:b w:val="0"/>
-          <w:sz w:val="22"/>
-        </w:rPr>
-        <w:t>107|| 招标程序 | 医院按照政府采购或院内采购相关规定，通过公开/邀请招标方式选定圆爱康为居家康复服务供应商 |</w:t>
-      </w:r>
-    </w:p>
-    <w:p>
-      <w:r>
-        <w:rPr>
-          <w:rFonts w:ascii="SimSun" w:hAnsi="SimSun" w:eastAsia="SimSun"/>
-          <w:b w:val="0"/>
-          <w:sz w:val="22"/>
-        </w:rPr>
-        <w:t>108|| 合同关系 | 医院与圆爱康签订正式服务协议，明确双方权利义务 |</w:t>
-      </w:r>
-    </w:p>
-    <w:p>
-      <w:r>
-        <w:rPr>
-          <w:rFonts w:ascii="SimSun" w:hAnsi="SimSun" w:eastAsia="SimSun"/>
-          <w:b w:val="0"/>
-          <w:sz w:val="22"/>
-        </w:rPr>
-        <w:t>109|| 服务内容 | 圆爱康提供设备物流消毒、整体运营服务、六师共管服务、数据平台服务 |</w:t>
-      </w:r>
-    </w:p>
-    <w:p>
-      <w:r>
-        <w:rPr>
-          <w:rFonts w:ascii="SimSun" w:hAnsi="SimSun" w:eastAsia="SimSun"/>
-          <w:b w:val="0"/>
-          <w:sz w:val="22"/>
-        </w:rPr>
-        <w:t>110|| 准入资质 | 圆爱康及关联公司（广州圆医生物科技有限公司）持有合法医疗器械注册证及经营许可 |</w:t>
-      </w:r>
-    </w:p>
-    <w:p>
-      <w:r>
-        <w:rPr>
-          <w:rFonts w:ascii="SimSun" w:hAnsi="SimSun" w:eastAsia="SimSun"/>
-          <w:b w:val="0"/>
-          <w:sz w:val="22"/>
-        </w:rPr>
-        <w:t>111|</w:t>
-      </w:r>
-    </w:p>
-    <w:p>
-      <w:r>
-        <w:rPr>
-          <w:rFonts w:ascii="SimSun" w:hAnsi="SimSun" w:eastAsia="SimSun"/>
-          <w:b w:val="0"/>
-          <w:sz w:val="22"/>
-        </w:rPr>
-        <w:t>112|因此，圆爱康不是"不明第三方"，而是医院依法依规引入的合法服务商。</w:t>
-      </w:r>
-    </w:p>
-    <w:p>
-      <w:r>
-        <w:rPr>
-          <w:rFonts w:ascii="SimSun" w:hAnsi="SimSun" w:eastAsia="SimSun"/>
-          <w:b w:val="0"/>
-          <w:sz w:val="22"/>
-        </w:rPr>
-        <w:t>113|</w:t>
-      </w:r>
-    </w:p>
-    <w:p>
-      <w:r>
-        <w:rPr>
-          <w:rFonts w:ascii="SimSun" w:hAnsi="SimSun" w:eastAsia="SimSun"/>
-          <w:b w:val="0"/>
-          <w:sz w:val="22"/>
-        </w:rPr>
-        <w:t>114|### 4.2 第三方收款模式的合理性</w:t>
-      </w:r>
-    </w:p>
-    <w:p>
-      <w:r>
-        <w:rPr>
-          <w:rFonts w:ascii="SimSun" w:hAnsi="SimSun" w:eastAsia="SimSun"/>
-          <w:b w:val="0"/>
-          <w:sz w:val="22"/>
-        </w:rPr>
-        <w:t>115|</w:t>
-      </w:r>
-    </w:p>
-    <w:p>
-      <w:r>
-        <w:rPr>
-          <w:rFonts w:ascii="SimSun" w:hAnsi="SimSun" w:eastAsia="SimSun"/>
-          <w:b w:val="0"/>
-          <w:sz w:val="22"/>
-        </w:rPr>
-        <w:t>116|患者支付的2,200元服务费中，资金分配如下：</w:t>
-      </w:r>
-    </w:p>
-    <w:p>
-      <w:r>
-        <w:rPr>
-          <w:rFonts w:ascii="SimSun" w:hAnsi="SimSun" w:eastAsia="SimSun"/>
-          <w:b w:val="0"/>
-          <w:sz w:val="22"/>
-        </w:rPr>
-        <w:t>117|</w:t>
-      </w:r>
-    </w:p>
-    <w:p>
-      <w:r>
-        <w:rPr>
-          <w:rFonts w:ascii="SimSun" w:hAnsi="SimSun" w:eastAsia="SimSun"/>
-          <w:b w:val="0"/>
-          <w:sz w:val="22"/>
-        </w:rPr>
-        <w:t>118|| 收款方 | 金额 | 用途 |</w:t>
-      </w:r>
-    </w:p>
-    <w:p>
-      <w:r>
-        <w:rPr>
-          <w:rFonts w:ascii="SimSun" w:hAnsi="SimSun" w:eastAsia="SimSun"/>
-          <w:b w:val="0"/>
-          <w:sz w:val="22"/>
-        </w:rPr>
-        <w:t>119||:---|:---:|:---|</w:t>
-      </w:r>
-    </w:p>
-    <w:p>
-      <w:r>
-        <w:rPr>
-          <w:rFonts w:ascii="SimSun" w:hAnsi="SimSun" w:eastAsia="SimSun"/>
-          <w:b w:val="0"/>
-          <w:sz w:val="22"/>
-        </w:rPr>
-        <w:t>120|| 圆爱康（第三方服务商） | 1,100元 | 设备物流消毒+运营服务+六师共管+数据平台 |</w:t>
-      </w:r>
-    </w:p>
-    <w:p>
-      <w:r>
-        <w:rPr>
-          <w:rFonts w:ascii="SimSun" w:hAnsi="SimSun" w:eastAsia="SimSun"/>
-          <w:b w:val="0"/>
-          <w:sz w:val="22"/>
-        </w:rPr>
-        <w:t>121|| 社区卫生服务站 | 1,100元 | 治疗操作、场所、医护劳务（含上缴卫健局部分） |</w:t>
-      </w:r>
-    </w:p>
-    <w:p>
-      <w:r>
-        <w:rPr>
-          <w:rFonts w:ascii="SimSun" w:hAnsi="SimSun" w:eastAsia="SimSun"/>
-          <w:b w:val="0"/>
-          <w:sz w:val="22"/>
-        </w:rPr>
-        <w:t>122|</w:t>
-      </w:r>
-    </w:p>
-    <w:p>
-      <w:r>
-        <w:rPr>
-          <w:rFonts w:ascii="SimSun" w:hAnsi="SimSun" w:eastAsia="SimSun"/>
-          <w:b w:val="0"/>
-          <w:sz w:val="22"/>
-        </w:rPr>
-        <w:t>123|医疗机构将非核心业务委托第三方服务商运营并代为收款，是医疗服务领域常见的商业模式：</w:t>
-      </w:r>
-    </w:p>
-    <w:p>
-      <w:r>
-        <w:rPr>
-          <w:rFonts w:ascii="SimSun" w:hAnsi="SimSun" w:eastAsia="SimSun"/>
-          <w:b w:val="0"/>
-          <w:sz w:val="22"/>
-        </w:rPr>
-        <w:t>124|</w:t>
-      </w:r>
-    </w:p>
-    <w:p>
-      <w:r>
-        <w:rPr>
-          <w:rFonts w:ascii="SimSun" w:hAnsi="SimSun" w:eastAsia="SimSun"/>
-          <w:b w:val="0"/>
-          <w:sz w:val="22"/>
-        </w:rPr>
-        <w:t>125|- 院内SPD耗材管理：医院委托第三方管理耗材，由第三方直接与供应商结算</w:t>
-      </w:r>
-    </w:p>
-    <w:p>
-      <w:r>
-        <w:rPr>
-          <w:rFonts w:ascii="SimSun" w:hAnsi="SimSun" w:eastAsia="SimSun"/>
-          <w:b w:val="0"/>
-          <w:sz w:val="22"/>
-        </w:rPr>
-        <w:t>126|- 医院食堂/保洁外包：第三方提供服务并直接收费</w:t>
-      </w:r>
-    </w:p>
-    <w:p>
-      <w:r>
-        <w:rPr>
-          <w:rFonts w:ascii="SimSun" w:hAnsi="SimSun" w:eastAsia="SimSun"/>
-          <w:b w:val="0"/>
-          <w:sz w:val="22"/>
-        </w:rPr>
-        <w:t>127|- 互联网医院平台：第三方平台代收诊疗费后与医院结算</w:t>
-      </w:r>
-    </w:p>
-    <w:p>
-      <w:r>
-        <w:rPr>
-          <w:rFonts w:ascii="SimSun" w:hAnsi="SimSun" w:eastAsia="SimSun"/>
-          <w:b w:val="0"/>
-          <w:sz w:val="22"/>
-        </w:rPr>
-        <w:t>128|- 医养结合项目：第三方运营居家护理服务并收取服务费</w:t>
-      </w:r>
-    </w:p>
-    <w:p>
-      <w:r>
-        <w:rPr>
-          <w:rFonts w:ascii="SimSun" w:hAnsi="SimSun" w:eastAsia="SimSun"/>
-          <w:b w:val="0"/>
-          <w:sz w:val="22"/>
-        </w:rPr>
-        <w:t>129|</w:t>
-      </w:r>
-    </w:p>
-    <w:p>
-      <w:r>
-        <w:rPr>
-          <w:rFonts w:ascii="SimSun" w:hAnsi="SimSun" w:eastAsia="SimSun"/>
-          <w:b w:val="0"/>
-          <w:sz w:val="22"/>
-        </w:rPr>
-        <w:t>130|上述模式均不构成违规。</w:t>
-      </w:r>
-    </w:p>
-    <w:p>
-      <w:r>
-        <w:rPr>
-          <w:rFonts w:ascii="SimSun" w:hAnsi="SimSun" w:eastAsia="SimSun"/>
-          <w:b w:val="0"/>
-          <w:sz w:val="22"/>
-        </w:rPr>
-        <w:t>131|</w:t>
-      </w:r>
-    </w:p>
-    <w:p>
-      <w:r>
-        <w:rPr>
-          <w:rFonts w:ascii="SimSun" w:hAnsi="SimSun" w:eastAsia="SimSun"/>
-          <w:b w:val="0"/>
-          <w:sz w:val="22"/>
-        </w:rPr>
-        <w:t>132|### 4.3 圆爱康向医院支付管理费的说明</w:t>
-      </w:r>
-    </w:p>
-    <w:p>
-      <w:r>
-        <w:rPr>
-          <w:rFonts w:ascii="SimSun" w:hAnsi="SimSun" w:eastAsia="SimSun"/>
-          <w:b w:val="0"/>
-          <w:sz w:val="22"/>
-        </w:rPr>
-        <w:t>133|</w:t>
-      </w:r>
-    </w:p>
-    <w:p>
-      <w:r>
-        <w:rPr>
-          <w:rFonts w:ascii="SimSun" w:hAnsi="SimSun" w:eastAsia="SimSun"/>
-          <w:b w:val="0"/>
-          <w:sz w:val="22"/>
-        </w:rPr>
-        <w:t>134|圆爱康向医院支付的管理费用，对应的是医院提供的医疗支撑服务，包括但不限于：</w:t>
-      </w:r>
-    </w:p>
-    <w:p>
-      <w:r>
-        <w:rPr>
-          <w:rFonts w:ascii="SimSun" w:hAnsi="SimSun" w:eastAsia="SimSun"/>
-          <w:b w:val="0"/>
-          <w:sz w:val="22"/>
-        </w:rPr>
-        <w:t>135|</w:t>
-      </w:r>
-    </w:p>
-    <w:p>
-      <w:r>
-        <w:rPr>
-          <w:rFonts w:ascii="SimSun" w:hAnsi="SimSun" w:eastAsia="SimSun"/>
-          <w:b w:val="0"/>
-          <w:sz w:val="22"/>
-        </w:rPr>
-        <w:t>136|- 医护人员的培训和指导</w:t>
-      </w:r>
-    </w:p>
-    <w:p>
-      <w:r>
-        <w:rPr>
-          <w:rFonts w:ascii="SimSun" w:hAnsi="SimSun" w:eastAsia="SimSun"/>
-          <w:b w:val="0"/>
-          <w:sz w:val="22"/>
-        </w:rPr>
-        <w:t>137|- 治疗方案的医学审核</w:t>
-      </w:r>
-    </w:p>
-    <w:p>
-      <w:r>
-        <w:rPr>
-          <w:rFonts w:ascii="SimSun" w:hAnsi="SimSun" w:eastAsia="SimSun"/>
-          <w:b w:val="0"/>
-          <w:sz w:val="22"/>
-        </w:rPr>
-        <w:t>138|- 患者转诊和紧急情况处理</w:t>
-      </w:r>
-    </w:p>
-    <w:p>
-      <w:r>
-        <w:rPr>
-          <w:rFonts w:ascii="SimSun" w:hAnsi="SimSun" w:eastAsia="SimSun"/>
-          <w:b w:val="0"/>
-          <w:sz w:val="22"/>
-        </w:rPr>
-        <w:t>139|- 医疗质量和安全监督</w:t>
-      </w:r>
-    </w:p>
-    <w:p>
-      <w:r>
-        <w:rPr>
-          <w:rFonts w:ascii="SimSun" w:hAnsi="SimSun" w:eastAsia="SimSun"/>
-          <w:b w:val="0"/>
-          <w:sz w:val="22"/>
-        </w:rPr>
-        <w:t>140|- 医院品牌和信誉背书</w:t>
-      </w:r>
-    </w:p>
-    <w:p>
-      <w:r>
-        <w:rPr>
-          <w:rFonts w:ascii="SimSun" w:hAnsi="SimSun" w:eastAsia="SimSun"/>
-          <w:b w:val="0"/>
-          <w:sz w:val="22"/>
-        </w:rPr>
-        <w:t>141|</w:t>
-      </w:r>
-    </w:p>
-    <w:p>
-      <w:r>
-        <w:rPr>
-          <w:rFonts w:ascii="SimSun" w:hAnsi="SimSun" w:eastAsia="SimSun"/>
-          <w:b w:val="0"/>
-          <w:sz w:val="22"/>
-        </w:rPr>
-        <w:t>142|医院收了管理费，不等于患者"被医院卖了"或"医院在骗钱"。 这笔管理费对应的是真实的医疗服务支撑，是医院对项目质量负责的体现，与患者支付的2,200元服务费是否由圆爱康代收无关。</w:t>
-      </w:r>
-    </w:p>
-    <w:p>
-      <w:r>
-        <w:rPr>
-          <w:rFonts w:ascii="SimSun" w:hAnsi="SimSun" w:eastAsia="SimSun"/>
-          <w:b w:val="0"/>
-          <w:sz w:val="22"/>
-        </w:rPr>
-        <w:t>143|</w:t>
-      </w:r>
-    </w:p>
-    <w:p>
-      <w:r>
-        <w:rPr>
-          <w:rFonts w:ascii="SimSun" w:hAnsi="SimSun" w:eastAsia="SimSun"/>
-          <w:b w:val="0"/>
-          <w:sz w:val="22"/>
-        </w:rPr>
-        <w:t>144|### 4.4 关于"医院让第三方收款"的误区</w:t>
-      </w:r>
-    </w:p>
-    <w:p>
-      <w:r>
-        <w:rPr>
-          <w:rFonts w:ascii="SimSun" w:hAnsi="SimSun" w:eastAsia="SimSun"/>
-          <w:b w:val="0"/>
-          <w:sz w:val="22"/>
-        </w:rPr>
-        <w:t>145|</w:t>
-      </w:r>
-    </w:p>
-    <w:p>
-      <w:r>
-        <w:rPr>
-          <w:rFonts w:ascii="SimSun" w:hAnsi="SimSun" w:eastAsia="SimSun"/>
-          <w:b w:val="0"/>
-          <w:sz w:val="22"/>
-        </w:rPr>
-        <w:t>146|患者的理解误区在于认为"钱交给了第三方 = 医院没提供服务 = 医院在骗钱"。事实上：</w:t>
-      </w:r>
-    </w:p>
-    <w:p>
-      <w:r>
-        <w:rPr>
-          <w:rFonts w:ascii="SimSun" w:hAnsi="SimSun" w:eastAsia="SimSun"/>
-          <w:b w:val="0"/>
-          <w:sz w:val="22"/>
-        </w:rPr>
-        <w:t>147|</w:t>
-      </w:r>
-    </w:p>
-    <w:p>
-      <w:r>
-        <w:rPr>
-          <w:rFonts w:ascii="SimSun" w:hAnsi="SimSun" w:eastAsia="SimSun"/>
-          <w:b w:val="0"/>
-          <w:sz w:val="22"/>
-        </w:rPr>
-        <w:t>148|1. 圆爱康是医院招标进来的合法服务商，不是不明身份方</w:t>
-      </w:r>
-    </w:p>
-    <w:p>
-      <w:r>
-        <w:rPr>
-          <w:rFonts w:ascii="SimSun" w:hAnsi="SimSun" w:eastAsia="SimSun"/>
-          <w:b w:val="0"/>
-          <w:sz w:val="22"/>
-        </w:rPr>
-        <w:t>149|2. 居家康复的治疗方案由医院医生开具，医疗服务由医院医护执行</w:t>
-      </w:r>
-    </w:p>
-    <w:p>
-      <w:r>
-        <w:rPr>
-          <w:rFonts w:ascii="SimSun" w:hAnsi="SimSun" w:eastAsia="SimSun"/>
-          <w:b w:val="0"/>
-          <w:sz w:val="22"/>
-        </w:rPr>
-        <w:t>150|3. 圆爱康提供的是非核心医疗服务外包（设备管理、远程随访、数据跟踪），不替代医院的核心诊疗职能</w:t>
-      </w:r>
-    </w:p>
-    <w:p>
-      <w:r>
-        <w:rPr>
-          <w:rFonts w:ascii="SimSun" w:hAnsi="SimSun" w:eastAsia="SimSun"/>
-          <w:b w:val="0"/>
-          <w:sz w:val="22"/>
-        </w:rPr>
-        <w:t>151|4. 医院收取的管理费用对应的是真实的医疗支撑服务成本</w:t>
-      </w:r>
-    </w:p>
-    <w:p>
-      <w:r>
-        <w:rPr>
-          <w:rFonts w:ascii="SimSun" w:hAnsi="SimSun" w:eastAsia="SimSun"/>
-          <w:b w:val="0"/>
-          <w:sz w:val="22"/>
-        </w:rPr>
-        <w:t>152|</w:t>
-      </w:r>
-    </w:p>
-    <w:p>
-      <w:r>
-        <w:rPr>
-          <w:rFonts w:ascii="SimSun" w:hAnsi="SimSun" w:eastAsia="SimSun"/>
-          <w:b w:val="0"/>
-          <w:sz w:val="22"/>
-        </w:rPr>
-        <w:t>153|收款路径的不同不等于服务不存在。 钱从哪个账户收、经过谁的手，是商业运营的安排，与患者实际获得的服务质量没有直接关系。</w:t>
-      </w:r>
-    </w:p>
-    <w:p>
-      <w:r>
-        <w:rPr>
-          <w:rFonts w:ascii="SimSun" w:hAnsi="SimSun" w:eastAsia="SimSun"/>
-          <w:b w:val="0"/>
-          <w:sz w:val="22"/>
-        </w:rPr>
-        <w:t>154|</w:t>
-      </w:r>
-    </w:p>
-    <w:p>
-      <w:r>
-        <w:rPr>
-          <w:rFonts w:ascii="SimSun" w:hAnsi="SimSun" w:eastAsia="SimSun"/>
-          <w:b w:val="0"/>
-          <w:sz w:val="22"/>
-        </w:rPr>
-        <w:t>155|### 4.5 关于"不清醒状态下购买"问题</w:t>
-      </w:r>
-    </w:p>
-    <w:p>
-      <w:r>
-        <w:rPr>
-          <w:rFonts w:ascii="SimSun" w:hAnsi="SimSun" w:eastAsia="SimSun"/>
-          <w:b w:val="0"/>
-          <w:sz w:val="22"/>
-        </w:rPr>
-        <w:t>156|</w:t>
-      </w:r>
-    </w:p>
-    <w:p>
-      <w:r>
-        <w:rPr>
-          <w:rFonts w:ascii="SimSun" w:hAnsi="SimSun" w:eastAsia="SimSun"/>
-          <w:b w:val="0"/>
-          <w:sz w:val="22"/>
-        </w:rPr>
-        <w:t>157|经核实，该项目的支付由患者家属（患者配偶，完全民事行为能力人） 在其本人手机上自愿完成。整个过程中不存在任何强迫、诱导或乘人之危的情形。该购买行为符合《中华人民共和国民法典》关于民事法律行为有效性的规定。</w:t>
-      </w:r>
-    </w:p>
-    <w:p>
-      <w:r>
-        <w:rPr>
-          <w:rFonts w:ascii="SimSun" w:hAnsi="SimSun" w:eastAsia="SimSun"/>
-          <w:b w:val="0"/>
-          <w:sz w:val="22"/>
-        </w:rPr>
-        <w:t>158|</w:t>
-      </w:r>
-    </w:p>
-    <w:p>
-      <w:r>
-        <w:rPr>
-          <w:rFonts w:ascii="SimSun" w:hAnsi="SimSun" w:eastAsia="SimSun"/>
-          <w:b w:val="0"/>
-          <w:sz w:val="22"/>
-        </w:rPr>
-        <w:t>159|---</w:t>
-      </w:r>
-    </w:p>
-    <w:p>
-      <w:r>
-        <w:rPr>
-          <w:rFonts w:ascii="SimSun" w:hAnsi="SimSun" w:eastAsia="SimSun"/>
-          <w:b w:val="0"/>
-          <w:sz w:val="22"/>
-        </w:rPr>
-        <w:t>160|</w:t>
-      </w:r>
-    </w:p>
-    <w:p>
-      <w:r>
-        <w:rPr>
-          <w:rFonts w:ascii="SimSun" w:hAnsi="SimSun" w:eastAsia="SimSun"/>
-          <w:b w:val="0"/>
-          <w:sz w:val="22"/>
-        </w:rPr>
-        <w:t>161|## 五、最终回复意见</w:t>
-      </w:r>
-    </w:p>
-    <w:p>
-      <w:r>
-        <w:rPr>
-          <w:rFonts w:ascii="SimSun" w:hAnsi="SimSun" w:eastAsia="SimSun"/>
-          <w:b w:val="0"/>
-          <w:sz w:val="22"/>
-        </w:rPr>
-        <w:t>162|</w:t>
-      </w:r>
-    </w:p>
-    <w:p>
-      <w:r>
-        <w:rPr>
-          <w:rFonts w:ascii="SimSun" w:hAnsi="SimSun" w:eastAsia="SimSun"/>
-          <w:b w:val="0"/>
-          <w:sz w:val="22"/>
-        </w:rPr>
-        <w:t>163|| 序号 | 质疑事项 | 回复意见 |</w:t>
-      </w:r>
-    </w:p>
-    <w:p>
-      <w:r>
-        <w:rPr>
-          <w:rFonts w:ascii="SimSun" w:hAnsi="SimSun" w:eastAsia="SimSun"/>
-          <w:b w:val="0"/>
-          <w:sz w:val="22"/>
-        </w:rPr>
-        <w:t>164||:---:|:---|:---|</w:t>
-      </w:r>
-    </w:p>
-    <w:p>
-      <w:r>
-        <w:rPr>
-          <w:rFonts w:ascii="SimSun" w:hAnsi="SimSun" w:eastAsia="SimSun"/>
-          <w:b w:val="0"/>
-          <w:sz w:val="22"/>
-        </w:rPr>
-        <w:t>165|| 1 | 欺诈 | ❌ 不成立。 产品合法、治疗合规、服务真实，不存在欺诈故意和欺诈行为。"假一赔三"没有法律依据。退款已办，是基于人文关怀，不是承认欺诈。 |</w:t>
-      </w:r>
-    </w:p>
-    <w:p>
-      <w:r>
-        <w:rPr>
-          <w:rFonts w:ascii="SimSun" w:hAnsi="SimSun" w:eastAsia="SimSun"/>
-          <w:b w:val="0"/>
-          <w:sz w:val="22"/>
-        </w:rPr>
-        <w:t>166|| 2 | 产品超范围 | ❌ 不成立。 子宫复旧属于"恢复肌肉功能障碍"的适用范围之内。注册证写法的宽泛不代表不能治疗。详见附件说明函。 |</w:t>
-      </w:r>
-    </w:p>
-    <w:p>
-      <w:r>
-        <w:rPr>
-          <w:rFonts w:ascii="SimSun" w:hAnsi="SimSun" w:eastAsia="SimSun"/>
-          <w:b w:val="0"/>
-          <w:sz w:val="22"/>
-        </w:rPr>
-        <w:t>167|| 3 | 第三方收款违规 | ❌ 不成立。 圆爱康是医院合法招标引入的服务商。第三方代收+与医院结算的模式在医疗服务领域普遍存在。医院收取管理费对应的是真实的医疗支撑服务。 |</w:t>
-      </w:r>
-    </w:p>
-    <w:p>
-      <w:r>
-        <w:rPr>
-          <w:rFonts w:ascii="SimSun" w:hAnsi="SimSun" w:eastAsia="SimSun"/>
-          <w:b w:val="0"/>
-          <w:sz w:val="22"/>
-        </w:rPr>
-        <w:t>168|</w:t>
-      </w:r>
-    </w:p>
-    <w:p>
-      <w:r>
-        <w:rPr>
-          <w:rFonts w:ascii="SimSun" w:hAnsi="SimSun" w:eastAsia="SimSun"/>
-          <w:b w:val="0"/>
-          <w:sz w:val="22"/>
-        </w:rPr>
-        <w:t>169|本院及圆爱康的立场：</w:t>
-      </w:r>
-    </w:p>
-    <w:p>
-      <w:r>
-        <w:rPr>
-          <w:rFonts w:ascii="SimSun" w:hAnsi="SimSun" w:eastAsia="SimSun"/>
-          <w:b w:val="0"/>
-          <w:sz w:val="22"/>
-        </w:rPr>
-        <w:t>170|</w:t>
-      </w:r>
-    </w:p>
-    <w:p>
-      <w:r>
-        <w:rPr>
-          <w:rFonts w:ascii="SimSun" w:hAnsi="SimSun" w:eastAsia="SimSun"/>
-          <w:b w:val="0"/>
-          <w:sz w:val="22"/>
-        </w:rPr>
-        <w:t>171|1. ✅ 退款已办理——体现人文关怀</w:t>
-      </w:r>
-    </w:p>
-    <w:p>
-      <w:r>
-        <w:rPr>
-          <w:rFonts w:ascii="SimSun" w:hAnsi="SimSun" w:eastAsia="SimSun"/>
-          <w:b w:val="0"/>
-          <w:sz w:val="22"/>
-        </w:rPr>
-        <w:t>172|2. ❌ 不承认真项目虚假——产品合法，治疗合规，服务真实</w:t>
-      </w:r>
-    </w:p>
-    <w:p>
-      <w:r>
-        <w:rPr>
-          <w:rFonts w:ascii="SimSun" w:hAnsi="SimSun" w:eastAsia="SimSun"/>
-          <w:b w:val="0"/>
-          <w:sz w:val="22"/>
-        </w:rPr>
-        <w:t>173|3. ❌ 不接受"假一赔三"——没有法律依据</w:t>
-      </w:r>
-    </w:p>
-    <w:p>
-      <w:r>
-        <w:rPr>
-          <w:rFonts w:ascii="SimSun" w:hAnsi="SimSun" w:eastAsia="SimSun"/>
-          <w:b w:val="0"/>
-          <w:sz w:val="22"/>
-        </w:rPr>
-        <w:t>174|4. ✅ 欢迎通过合法途径（卫生健康主管部门、药品监督管理部门、人民法院）对产品合法性和服务质量进行监督和检验</w:t>
-      </w:r>
-    </w:p>
-    <w:p>
-      <w:r>
-        <w:rPr>
-          <w:rFonts w:ascii="SimSun" w:hAnsi="SimSun" w:eastAsia="SimSun"/>
-          <w:b w:val="0"/>
-          <w:sz w:val="22"/>
-        </w:rPr>
-        <w:t>175|</w:t>
-      </w:r>
-    </w:p>
-    <w:p>
-      <w:r>
-        <w:rPr>
-          <w:rFonts w:ascii="SimSun" w:hAnsi="SimSun" w:eastAsia="SimSun"/>
-          <w:b w:val="0"/>
-          <w:sz w:val="22"/>
-        </w:rPr>
-        <w:t>176|---</w:t>
-      </w:r>
-    </w:p>
-    <w:p>
-      <w:r>
-        <w:rPr>
-          <w:rFonts w:ascii="SimSun" w:hAnsi="SimSun" w:eastAsia="SimSun"/>
-          <w:b w:val="0"/>
-          <w:sz w:val="22"/>
-        </w:rPr>
-        <w:t>177|</w:t>
-      </w:r>
-    </w:p>
-    <w:p>
-      <w:r>
-        <w:rPr>
-          <w:rFonts w:ascii="SimSun" w:hAnsi="SimSun" w:eastAsia="SimSun"/>
-          <w:b w:val="0"/>
-          <w:sz w:val="22"/>
-        </w:rPr>
-        <w:t>178|## 六、法律权利保留</w:t>
-      </w:r>
-    </w:p>
-    <w:p>
-      <w:r>
-        <w:rPr>
-          <w:rFonts w:ascii="SimSun" w:hAnsi="SimSun" w:eastAsia="SimSun"/>
-          <w:b w:val="0"/>
-          <w:sz w:val="22"/>
-        </w:rPr>
-        <w:t>179|</w:t>
-      </w:r>
-    </w:p>
-    <w:p>
-      <w:r>
-        <w:rPr>
-          <w:rFonts w:ascii="SimSun" w:hAnsi="SimSun" w:eastAsia="SimSun"/>
-          <w:b w:val="0"/>
-          <w:sz w:val="22"/>
-        </w:rPr>
-        <w:t>180|如患者方面坚持认为存在违法行为，建议通过以下合法途径解决：</w:t>
-      </w:r>
-    </w:p>
-    <w:p>
-      <w:r>
-        <w:rPr>
-          <w:rFonts w:ascii="SimSun" w:hAnsi="SimSun" w:eastAsia="SimSun"/>
-          <w:b w:val="0"/>
-          <w:sz w:val="22"/>
-        </w:rPr>
-        <w:t>181|</w:t>
-      </w:r>
-    </w:p>
-    <w:p>
-      <w:r>
-        <w:rPr>
-          <w:rFonts w:ascii="SimSun" w:hAnsi="SimSun" w:eastAsia="SimSun"/>
-          <w:b w:val="0"/>
-          <w:sz w:val="22"/>
-        </w:rPr>
-        <w:t>182|1. 向当地卫生健康主管部门投诉 — 由卫健部门核实医疗行为和收费模式的合规性</w:t>
-      </w:r>
-    </w:p>
-    <w:p>
-      <w:r>
-        <w:rPr>
-          <w:rFonts w:ascii="SimSun" w:hAnsi="SimSun" w:eastAsia="SimSun"/>
-          <w:b w:val="0"/>
-          <w:sz w:val="22"/>
-        </w:rPr>
-        <w:t>183|2. 向当地药品监督管理部门投诉 — 由药监部门核实产品的注册和使用合规性</w:t>
-      </w:r>
-    </w:p>
-    <w:p>
-      <w:r>
-        <w:rPr>
-          <w:rFonts w:ascii="SimSun" w:hAnsi="SimSun" w:eastAsia="SimSun"/>
-          <w:b w:val="0"/>
-          <w:sz w:val="22"/>
-        </w:rPr>
-        <w:t>184|3. 向人民法院提起诉讼 — 由司法机关依法裁判</w:t>
-      </w:r>
-    </w:p>
-    <w:p>
-      <w:r>
-        <w:rPr>
-          <w:rFonts w:ascii="SimSun" w:hAnsi="SimSun" w:eastAsia="SimSun"/>
-          <w:b w:val="0"/>
-          <w:sz w:val="22"/>
-        </w:rPr>
-        <w:t>185|</w:t>
-      </w:r>
-    </w:p>
-    <w:p>
-      <w:r>
-        <w:rPr>
-          <w:rFonts w:ascii="SimSun" w:hAnsi="SimSun" w:eastAsia="SimSun"/>
-          <w:b w:val="0"/>
-          <w:sz w:val="22"/>
-        </w:rPr>
-        <w:t>186|我院及圆爱康将积极配合相关部门的调查和司法程序，并提供所有必要的文件和证据。如果经调查确认我方存在任何违规或违法行为，愿意承担相应的法律责任。但在未经法定程序认定的情况下，我方不接受不实指控和不当诉求。</w:t>
-      </w:r>
-    </w:p>
-    <w:p>
-      <w:r>
-        <w:rPr>
-          <w:rFonts w:ascii="SimSun" w:hAnsi="SimSun" w:eastAsia="SimSun"/>
-          <w:b w:val="0"/>
-          <w:sz w:val="22"/>
-        </w:rPr>
-        <w:t>187|</w:t>
-      </w:r>
-    </w:p>
-    <w:p>
-      <w:r>
-        <w:rPr>
-          <w:rFonts w:ascii="SimSun" w:hAnsi="SimSun" w:eastAsia="SimSun"/>
-          <w:b w:val="0"/>
-          <w:sz w:val="22"/>
-        </w:rPr>
-        <w:t>188|---</w:t>
-      </w:r>
-    </w:p>
-    <w:p>
-      <w:r>
-        <w:rPr>
-          <w:rFonts w:ascii="SimSun" w:hAnsi="SimSun" w:eastAsia="SimSun"/>
-          <w:b w:val="0"/>
-          <w:sz w:val="22"/>
-        </w:rPr>
-        <w:t>189|</w:t>
-      </w:r>
-    </w:p>
-    <w:p>
-      <w:r>
-        <w:rPr>
-          <w:rFonts w:ascii="SimSun" w:hAnsi="SimSun" w:eastAsia="SimSun"/>
-          <w:b w:val="0"/>
-          <w:sz w:val="22"/>
-        </w:rPr>
-        <w:t>190|&gt; 附件：</w:t>
-      </w:r>
-    </w:p>
-    <w:p>
-      <w:r>
-        <w:rPr>
-          <w:rFonts w:ascii="SimSun" w:hAnsi="SimSun" w:eastAsia="SimSun"/>
-          <w:b w:val="0"/>
-          <w:sz w:val="22"/>
-        </w:rPr>
-        <w:t>191|&gt; 1. 《关于生物刺激反馈仪可用于子宫复旧治疗的说明函》</w:t>
-      </w:r>
-    </w:p>
-    <w:p>
-      <w:r>
-        <w:rPr>
-          <w:rFonts w:ascii="SimSun" w:hAnsi="SimSun" w:eastAsia="SimSun"/>
-          <w:b w:val="0"/>
-          <w:sz w:val="22"/>
-        </w:rPr>
-        <w:t>192|&gt; 2. 广州圆医生物科技有限公司《医疗器械注册证》（粤械注准20222090876）复印件</w:t>
-      </w:r>
-    </w:p>
-    <w:p>
-      <w:r>
-        <w:rPr>
-          <w:rFonts w:ascii="SimSun" w:hAnsi="SimSun" w:eastAsia="SimSun"/>
-          <w:b w:val="0"/>
-          <w:sz w:val="22"/>
-        </w:rPr>
-        <w:t>193|&gt; 3. 医院与圆爱康服务合作协议（摘要）</w:t>
-      </w:r>
-    </w:p>
-    <w:p>
-      <w:r>
-        <w:rPr>
-          <w:rFonts w:ascii="SimSun" w:hAnsi="SimSun" w:eastAsia="SimSun"/>
-          <w:b w:val="0"/>
-          <w:sz w:val="22"/>
-        </w:rPr>
-        <w:t>194|&gt; 4. 招标文件（相关章节）</w:t>
-      </w:r>
-    </w:p>
-    <w:p>
-      <w:r>
-        <w:rPr>
-          <w:rFonts w:ascii="SimSun" w:hAnsi="SimSun" w:eastAsia="SimSun"/>
-          <w:b w:val="0"/>
-          <w:sz w:val="22"/>
-        </w:rPr>
-        <w:t>195|</w:t>
-      </w:r>
-    </w:p>
-    <w:p>
-      <w:r>
-        <w:rPr>
-          <w:rFonts w:ascii="SimSun" w:hAnsi="SimSun" w:eastAsia="SimSun"/>
-          <w:b w:val="0"/>
-          <w:sz w:val="22"/>
-        </w:rPr>
-        <w:t>196|[医院名称]（盖章）</w:t>
-      </w:r>
-    </w:p>
-    <w:p>
-      <w:r>
-        <w:rPr>
-          <w:rFonts w:ascii="SimSun" w:hAnsi="SimSun" w:eastAsia="SimSun"/>
-          <w:b w:val="0"/>
-          <w:sz w:val="22"/>
-        </w:rPr>
-        <w:t>197|广州圆爱康生物科技有限公司（盖章）</w:t>
-      </w:r>
-    </w:p>
-    <w:p>
-      <w:r>
-        <w:rPr>
-          <w:rFonts w:ascii="SimSun" w:hAnsi="SimSun" w:eastAsia="SimSun"/>
-          <w:b w:val="0"/>
-          <w:sz w:val="22"/>
-        </w:rPr>
-        <w:t>198|*2026年7月14日*</w:t>
-      </w:r>
-    </w:p>
-    <w:p>
-      <w:r>
-        <w:rPr>
-          <w:rFonts w:ascii="SimSun" w:hAnsi="SimSun" w:eastAsia="SimSun"/>
-          <w:b w:val="0"/>
-          <w:sz w:val="22"/>
-        </w:rPr>
-        <w:t>199|</w:t>
+        <w:t>2026年7月14日</w:t>
       </w:r>
     </w:p>
     <w:sectPr>
       <w:pgSz w:w="12240" w:h="15840"/>
-      <w:pgMar w:top="1440" w:right="1797" w:bottom="1440" w:left="1797" w:header="720" w:footer="720" w:gutter="0"/>
+      <w:pgMar w:top="1440" w:right="1440" w:bottom="1440" w:left="1440" w:header="720" w:footer="720" w:gutter="0"/>
       <w:cols w:space="720"/>
       <w:docGrid w:linePitch="360"/>
     </w:sectPr>
@@ -2366,7 +3138,7 @@
     <w:qFormat/>
     <w:rsid w:val="00FC693F"/>
     <w:rPr>
-      <w:rFonts w:ascii="SimSun" w:hAnsi="SimSun" w:eastAsia="SimSun"/>
+      <w:rFonts w:ascii="宋体" w:hAnsi="宋体" w:eastAsia="宋体"/>
       <w:sz w:val="22"/>
     </w:rPr>
   </w:style>

--- a/docs/关于子宫复旧治疗项目质疑的回复函.docx
+++ b/docs/关于子宫复旧治疗项目质疑的回复函.docx
@@ -4,549 +4,51 @@
   <w:body>
     <w:p>
       <w:pPr>
-        <w:spacing w:before="1200" w:after="120"/>
-        <w:jc w:val="center"/>
+        <w:pStyle w:val="Heading1"/>
       </w:pPr>
       <w:r>
         <w:rPr>
-          <w:rFonts w:ascii="微软雅黑" w:hAnsi="微软雅黑" w:eastAsia="微软雅黑"/>
-          <w:b/>
-          <w:color w:val="1A477A"/>
+          <w:color w:val="1A478A"/>
           <w:sz w:val="44"/>
         </w:rPr>
-        <w:t>关于子宫复旧居家康复治疗项目</w:t>
+        <w:t>关于子宫复旧居家康复治疗项目质疑的正式回复函</w:t>
       </w:r>
     </w:p>
     <w:p>
       <w:pPr>
-        <w:spacing w:after="80"/>
-        <w:jc w:val="center"/>
+        <w:spacing w:after="120" w:line="312" w:lineRule="auto"/>
       </w:pPr>
       <w:r>
-        <w:rPr>
-          <w:rFonts w:ascii="微软雅黑" w:hAnsi="微软雅黑" w:eastAsia="微软雅黑"/>
-          <w:b/>
-          <w:color w:val="1A477A"/>
-          <w:sz w:val="44"/>
-        </w:rPr>
-        <w:t>质疑的正式回复函</w:t>
+        <w:t>编号： [待填写]</w:t>
       </w:r>
     </w:p>
     <w:p>
       <w:pPr>
-        <w:spacing w:before="240" w:after="240"/>
+        <w:spacing w:after="120" w:line="312" w:lineRule="auto"/>
       </w:pPr>
       <w:r>
-        <w:rPr>
-          <w:color w:val="CCCCCC"/>
-          <w:sz w:val="16"/>
-        </w:rPr>
-        <w:t>────────────────────────────────────────────────────────────</w:t>
-      </w:r>
-    </w:p>
-    <w:tbl>
-      <w:tblPr>
-        <w:tblW w:type="auto" w:w="0"/>
-        <w:tblLook w:firstColumn="1" w:firstRow="1" w:lastColumn="0" w:lastRow="0" w:noHBand="0" w:noVBand="1" w:val="04A0"/>
-      </w:tblPr>
-      <w:tblGrid>
-        <w:gridCol w:w="4680"/>
-        <w:gridCol w:w="4680"/>
-      </w:tblGrid>
-      <w:tr>
-        <w:tc>
-          <w:tcPr>
-            <w:tcW w:type="dxa" w:w="4680"/>
-            <w:tcBorders>
-              <w:top w:val="none" w:sz="0" w:space="0" w:color="auto"/>
-              <w:left w:val="none" w:sz="0" w:space="0" w:color="auto"/>
-              <w:bottom w:val="none" w:sz="0" w:space="0" w:color="auto"/>
-              <w:right w:val="none" w:sz="0" w:space="0" w:color="auto"/>
-            </w:tcBorders>
-          </w:tcPr>
-          <w:p>
-            <w:r/>
-            <w:r>
-              <w:rPr>
-                <w:rFonts w:ascii="微软雅黑" w:hAnsi="微软雅黑" w:eastAsia="微软雅黑"/>
-                <w:b/>
-                <w:sz w:val="21"/>
-              </w:rPr>
-              <w:t>编号：</w:t>
-            </w:r>
-          </w:p>
-        </w:tc>
-        <w:tc>
-          <w:tcPr>
-            <w:tcW w:type="dxa" w:w="4680"/>
-            <w:tcBorders>
-              <w:top w:val="none" w:sz="0" w:space="0" w:color="auto"/>
-              <w:left w:val="none" w:sz="0" w:space="0" w:color="auto"/>
-              <w:bottom w:val="none" w:sz="0" w:space="0" w:color="auto"/>
-              <w:right w:val="none" w:sz="0" w:space="0" w:color="auto"/>
-            </w:tcBorders>
-          </w:tcPr>
-          <w:p>
-            <w:r/>
-            <w:r>
-              <w:rPr>
-                <w:rFonts w:ascii="宋体" w:hAnsi="宋体" w:eastAsia="宋体"/>
-                <w:sz w:val="21"/>
-              </w:rPr>
-              <w:t>[待填写]</w:t>
-            </w:r>
-          </w:p>
-        </w:tc>
-      </w:tr>
-      <w:tr>
-        <w:tc>
-          <w:tcPr>
-            <w:tcW w:type="dxa" w:w="4680"/>
-            <w:tcBorders>
-              <w:top w:val="none" w:sz="0" w:space="0" w:color="auto"/>
-              <w:left w:val="none" w:sz="0" w:space="0" w:color="auto"/>
-              <w:bottom w:val="none" w:sz="0" w:space="0" w:color="auto"/>
-              <w:right w:val="none" w:sz="0" w:space="0" w:color="auto"/>
-            </w:tcBorders>
-          </w:tcPr>
-          <w:p>
-            <w:r/>
-            <w:r>
-              <w:rPr>
-                <w:rFonts w:ascii="微软雅黑" w:hAnsi="微软雅黑" w:eastAsia="微软雅黑"/>
-                <w:b/>
-                <w:sz w:val="21"/>
-              </w:rPr>
-              <w:t>致：</w:t>
-            </w:r>
-          </w:p>
-        </w:tc>
-        <w:tc>
-          <w:tcPr>
-            <w:tcW w:type="dxa" w:w="4680"/>
-            <w:tcBorders>
-              <w:top w:val="none" w:sz="0" w:space="0" w:color="auto"/>
-              <w:left w:val="none" w:sz="0" w:space="0" w:color="auto"/>
-              <w:bottom w:val="none" w:sz="0" w:space="0" w:color="auto"/>
-              <w:right w:val="none" w:sz="0" w:space="0" w:color="auto"/>
-            </w:tcBorders>
-          </w:tcPr>
-          <w:p>
-            <w:r/>
-            <w:r>
-              <w:rPr>
-                <w:rFonts w:ascii="宋体" w:hAnsi="宋体" w:eastAsia="宋体"/>
-                <w:sz w:val="21"/>
-              </w:rPr>
-              <w:t>[患者姓名]</w:t>
-            </w:r>
-          </w:p>
-        </w:tc>
-      </w:tr>
-      <w:tr>
-        <w:tc>
-          <w:tcPr>
-            <w:tcW w:type="dxa" w:w="4680"/>
-            <w:tcBorders>
-              <w:top w:val="none" w:sz="0" w:space="0" w:color="auto"/>
-              <w:left w:val="none" w:sz="0" w:space="0" w:color="auto"/>
-              <w:bottom w:val="none" w:sz="0" w:space="0" w:color="auto"/>
-              <w:right w:val="none" w:sz="0" w:space="0" w:color="auto"/>
-            </w:tcBorders>
-          </w:tcPr>
-          <w:p>
-            <w:r/>
-            <w:r>
-              <w:rPr>
-                <w:rFonts w:ascii="微软雅黑" w:hAnsi="微软雅黑" w:eastAsia="微软雅黑"/>
-                <w:b/>
-                <w:sz w:val="21"/>
-              </w:rPr>
-              <w:t>出具方：</w:t>
-            </w:r>
-          </w:p>
-        </w:tc>
-        <w:tc>
-          <w:tcPr>
-            <w:tcW w:type="dxa" w:w="4680"/>
-            <w:tcBorders>
-              <w:top w:val="none" w:sz="0" w:space="0" w:color="auto"/>
-              <w:left w:val="none" w:sz="0" w:space="0" w:color="auto"/>
-              <w:bottom w:val="none" w:sz="0" w:space="0" w:color="auto"/>
-              <w:right w:val="none" w:sz="0" w:space="0" w:color="auto"/>
-            </w:tcBorders>
-          </w:tcPr>
-          <w:p>
-            <w:r/>
-            <w:r>
-              <w:rPr>
-                <w:rFonts w:ascii="宋体" w:hAnsi="宋体" w:eastAsia="宋体"/>
-                <w:sz w:val="21"/>
-              </w:rPr>
-              <w:t>[医院名称] / 广州圆爱康生物科技有限公司</w:t>
-            </w:r>
-          </w:p>
-        </w:tc>
-      </w:tr>
-      <w:tr>
-        <w:tc>
-          <w:tcPr>
-            <w:tcW w:type="dxa" w:w="4680"/>
-            <w:tcBorders>
-              <w:top w:val="none" w:sz="0" w:space="0" w:color="auto"/>
-              <w:left w:val="none" w:sz="0" w:space="0" w:color="auto"/>
-              <w:bottom w:val="none" w:sz="0" w:space="0" w:color="auto"/>
-              <w:right w:val="none" w:sz="0" w:space="0" w:color="auto"/>
-            </w:tcBorders>
-          </w:tcPr>
-          <w:p>
-            <w:r/>
-            <w:r>
-              <w:rPr>
-                <w:rFonts w:ascii="微软雅黑" w:hAnsi="微软雅黑" w:eastAsia="微软雅黑"/>
-                <w:b/>
-                <w:sz w:val="21"/>
-              </w:rPr>
-              <w:t>日期：</w:t>
-            </w:r>
-          </w:p>
-        </w:tc>
-        <w:tc>
-          <w:tcPr>
-            <w:tcW w:type="dxa" w:w="4680"/>
-            <w:tcBorders>
-              <w:top w:val="none" w:sz="0" w:space="0" w:color="auto"/>
-              <w:left w:val="none" w:sz="0" w:space="0" w:color="auto"/>
-              <w:bottom w:val="none" w:sz="0" w:space="0" w:color="auto"/>
-              <w:right w:val="none" w:sz="0" w:space="0" w:color="auto"/>
-            </w:tcBorders>
-          </w:tcPr>
-          <w:p>
-            <w:r/>
-            <w:r>
-              <w:rPr>
-                <w:rFonts w:ascii="宋体" w:hAnsi="宋体" w:eastAsia="宋体"/>
-                <w:sz w:val="21"/>
-              </w:rPr>
-              <w:t>2026年7月14日</w:t>
-            </w:r>
-          </w:p>
-        </w:tc>
-      </w:tr>
-    </w:tbl>
-    <w:p>
-      <w:pPr>
-        <w:pStyle w:val="Heading2"/>
-        <w:spacing w:before="360" w:after="160"/>
-      </w:pPr>
-      <w:r>
-        <w:rPr>
-          <w:rFonts w:ascii="微软雅黑" w:hAnsi="微软雅黑" w:eastAsia="微软雅黑"/>
-          <w:color w:val="1A477A"/>
-          <w:sz w:val="28"/>
-        </w:rPr>
-        <w:t>一、事件基本情况</w:t>
+        <w:t>致： 褚军岩女士</w:t>
       </w:r>
     </w:p>
     <w:p>
       <w:pPr>
-        <w:spacing w:line="440" w:lineRule="exact" w:after="120"/>
-        <w:ind w:firstLine="420"/>
+        <w:spacing w:after="120" w:line="312" w:lineRule="auto"/>
       </w:pPr>
       <w:r>
-        <w:rPr>
-          <w:rFonts w:ascii="宋体" w:hAnsi="宋体" w:eastAsia="宋体"/>
-          <w:b w:val="0"/>
-          <w:sz w:val="22"/>
-        </w:rPr>
-        <w:t>[患者姓名]于[日期]在[医院名称]就诊，于人工流产术后，由主治医生根据临床诊疗规范推荐了子宫复旧居家康复治疗项目。该项目由患者家属（患者配偶）通过医院指定线上渠道完成购买。</w:t>
+        <w:t>出具方： [医院名称] / 广州圆爱康生物科技有限公司</w:t>
       </w:r>
     </w:p>
     <w:p>
       <w:pPr>
-        <w:spacing w:line="440" w:lineRule="exact" w:after="120"/>
-        <w:ind w:firstLine="420"/>
+        <w:spacing w:after="120" w:line="312" w:lineRule="auto"/>
       </w:pPr>
       <w:r>
-        <w:rPr>
-          <w:rFonts w:ascii="宋体" w:hAnsi="宋体" w:eastAsia="宋体"/>
-          <w:b w:val="0"/>
-          <w:sz w:val="22"/>
-        </w:rPr>
-        <w:t>购买后，患者方面提出以下三项质疑：</w:t>
-      </w:r>
-    </w:p>
-    <w:tbl>
-      <w:tblPr>
-        <w:tblStyle w:val="TableGrid"/>
-        <w:tblW w:type="auto" w:w="0"/>
-        <w:jc w:val="center"/>
-        <w:tblLook w:firstColumn="1" w:firstRow="1" w:lastColumn="0" w:lastRow="0" w:noHBand="0" w:noVBand="1" w:val="04A0"/>
-      </w:tblPr>
-      <w:tblGrid>
-        <w:gridCol w:w="3120"/>
-        <w:gridCol w:w="3120"/>
-        <w:gridCol w:w="3120"/>
-      </w:tblGrid>
-      <w:tr>
-        <w:tc>
-          <w:tcPr>
-            <w:tcW w:type="dxa" w:w="3120"/>
-            <w:shd w:fill="2B579A"/>
-          </w:tcPr>
-          <w:p>
-            <w:pPr>
-              <w:jc w:val="center"/>
-            </w:pPr>
-            <w:r/>
-            <w:r>
-              <w:rPr>
-                <w:rFonts w:ascii="微软雅黑" w:hAnsi="微软雅黑" w:eastAsia="微软雅黑"/>
-                <w:b/>
-                <w:color w:val="FFFFFF"/>
-                <w:sz w:val="20"/>
-              </w:rPr>
-              <w:t>序号</w:t>
-            </w:r>
-          </w:p>
-        </w:tc>
-        <w:tc>
-          <w:tcPr>
-            <w:tcW w:type="dxa" w:w="3120"/>
-            <w:shd w:fill="2B579A"/>
-          </w:tcPr>
-          <w:p>
-            <w:pPr>
-              <w:jc w:val="center"/>
-            </w:pPr>
-            <w:r/>
-            <w:r>
-              <w:rPr>
-                <w:rFonts w:ascii="微软雅黑" w:hAnsi="微软雅黑" w:eastAsia="微软雅黑"/>
-                <w:b/>
-                <w:color w:val="FFFFFF"/>
-                <w:sz w:val="20"/>
-              </w:rPr>
-              <w:t>质疑事项</w:t>
-            </w:r>
-          </w:p>
-        </w:tc>
-        <w:tc>
-          <w:tcPr>
-            <w:tcW w:type="dxa" w:w="3120"/>
-            <w:shd w:fill="2B579A"/>
-          </w:tcPr>
-          <w:p>
-            <w:pPr>
-              <w:jc w:val="center"/>
-            </w:pPr>
-            <w:r/>
-            <w:r>
-              <w:rPr>
-                <w:rFonts w:ascii="微软雅黑" w:hAnsi="微软雅黑" w:eastAsia="微软雅黑"/>
-                <w:b/>
-                <w:color w:val="FFFFFF"/>
-                <w:sz w:val="20"/>
-              </w:rPr>
-              <w:t>核心诉求</w:t>
-            </w:r>
-          </w:p>
-        </w:tc>
-      </w:tr>
-      <w:tr>
-        <w:tc>
-          <w:tcPr>
-            <w:tcW w:type="dxa" w:w="3120"/>
-          </w:tcPr>
-          <w:p>
-            <w:pPr>
-              <w:jc w:val="center"/>
-            </w:pPr>
-            <w:r/>
-            <w:r>
-              <w:rPr>
-                <w:rFonts w:ascii="宋体" w:hAnsi="宋体" w:eastAsia="宋体"/>
-                <w:sz w:val="19"/>
-              </w:rPr>
-              <w:t>1</w:t>
-            </w:r>
-          </w:p>
-        </w:tc>
-        <w:tc>
-          <w:tcPr>
-            <w:tcW w:type="dxa" w:w="3120"/>
-          </w:tcPr>
-          <w:p>
-            <w:pPr>
-              <w:jc w:val="center"/>
-            </w:pPr>
-            <w:r/>
-            <w:r>
-              <w:rPr>
-                <w:rFonts w:ascii="宋体" w:hAnsi="宋体" w:eastAsia="宋体"/>
-                <w:sz w:val="19"/>
-              </w:rPr>
-              <w:t>欺诈</w:t>
-            </w:r>
-          </w:p>
-        </w:tc>
-        <w:tc>
-          <w:tcPr>
-            <w:tcW w:type="dxa" w:w="3120"/>
-          </w:tcPr>
-          <w:p>
-            <w:pPr>
-              <w:jc w:val="center"/>
-            </w:pPr>
-            <w:r/>
-            <w:r>
-              <w:rPr>
-                <w:rFonts w:ascii="宋体" w:hAnsi="宋体" w:eastAsia="宋体"/>
-                <w:sz w:val="19"/>
-              </w:rPr>
-              <w:t>认为医院/圆爱康虚假宣传，欺诈消费者</w:t>
-            </w:r>
-          </w:p>
-        </w:tc>
-      </w:tr>
-      <w:tr>
-        <w:tc>
-          <w:tcPr>
-            <w:tcW w:type="dxa" w:w="3120"/>
-            <w:shd w:fill="F2F6FC"/>
-          </w:tcPr>
-          <w:p>
-            <w:pPr>
-              <w:jc w:val="center"/>
-            </w:pPr>
-            <w:r/>
-            <w:r>
-              <w:rPr>
-                <w:rFonts w:ascii="宋体" w:hAnsi="宋体" w:eastAsia="宋体"/>
-                <w:sz w:val="19"/>
-              </w:rPr>
-              <w:t>2</w:t>
-            </w:r>
-          </w:p>
-        </w:tc>
-        <w:tc>
-          <w:tcPr>
-            <w:tcW w:type="dxa" w:w="3120"/>
-            <w:shd w:fill="F2F6FC"/>
-          </w:tcPr>
-          <w:p>
-            <w:pPr>
-              <w:jc w:val="center"/>
-            </w:pPr>
-            <w:r/>
-            <w:r>
-              <w:rPr>
-                <w:rFonts w:ascii="宋体" w:hAnsi="宋体" w:eastAsia="宋体"/>
-                <w:sz w:val="19"/>
-              </w:rPr>
-              <w:t>产品超范围</w:t>
-            </w:r>
-          </w:p>
-        </w:tc>
-        <w:tc>
-          <w:tcPr>
-            <w:tcW w:type="dxa" w:w="3120"/>
-            <w:shd w:fill="F2F6FC"/>
-          </w:tcPr>
-          <w:p>
-            <w:pPr>
-              <w:jc w:val="center"/>
-            </w:pPr>
-            <w:r/>
-            <w:r>
-              <w:rPr>
-                <w:rFonts w:ascii="宋体" w:hAnsi="宋体" w:eastAsia="宋体"/>
-                <w:sz w:val="19"/>
-              </w:rPr>
-              <w:t>认为居家康复产品不具备子宫复旧治疗能力</w:t>
-            </w:r>
-          </w:p>
-        </w:tc>
-      </w:tr>
-      <w:tr>
-        <w:tc>
-          <w:tcPr>
-            <w:tcW w:type="dxa" w:w="3120"/>
-          </w:tcPr>
-          <w:p>
-            <w:pPr>
-              <w:jc w:val="center"/>
-            </w:pPr>
-            <w:r/>
-            <w:r>
-              <w:rPr>
-                <w:rFonts w:ascii="宋体" w:hAnsi="宋体" w:eastAsia="宋体"/>
-                <w:sz w:val="19"/>
-              </w:rPr>
-              <w:t>3</w:t>
-            </w:r>
-          </w:p>
-        </w:tc>
-        <w:tc>
-          <w:tcPr>
-            <w:tcW w:type="dxa" w:w="3120"/>
-          </w:tcPr>
-          <w:p>
-            <w:pPr>
-              <w:jc w:val="center"/>
-            </w:pPr>
-            <w:r/>
-            <w:r>
-              <w:rPr>
-                <w:rFonts w:ascii="宋体" w:hAnsi="宋体" w:eastAsia="宋体"/>
-                <w:sz w:val="19"/>
-              </w:rPr>
-              <w:t>第三方收款违规</w:t>
-            </w:r>
-          </w:p>
-        </w:tc>
-        <w:tc>
-          <w:tcPr>
-            <w:tcW w:type="dxa" w:w="3120"/>
-          </w:tcPr>
-          <w:p>
-            <w:pPr>
-              <w:jc w:val="center"/>
-            </w:pPr>
-            <w:r/>
-            <w:r>
-              <w:rPr>
-                <w:rFonts w:ascii="宋体" w:hAnsi="宋体" w:eastAsia="宋体"/>
-                <w:sz w:val="19"/>
-              </w:rPr>
-              <w:t>认为钱交给第三方（圆爱康）而非医院，质疑合规性</w:t>
-            </w:r>
-          </w:p>
-        </w:tc>
-      </w:tr>
-    </w:tbl>
-    <w:p>
-      <w:pPr>
-        <w:spacing w:before="40"/>
-      </w:pPr>
-    </w:p>
-    <w:p>
-      <w:pPr>
-        <w:spacing w:line="440" w:lineRule="exact" w:after="120"/>
-        <w:ind w:firstLine="420"/>
-      </w:pPr>
-      <w:r>
-        <w:rPr>
-          <w:rFonts w:ascii="宋体" w:hAnsi="宋体" w:eastAsia="宋体"/>
-          <w:b w:val="0"/>
-          <w:sz w:val="22"/>
-        </w:rPr>
-        <w:t>本院及广州圆爱康生物科技有限公司就以上三项质疑，逐条作出正式回复如下。</w:t>
+        <w:t>日期： 2026年7月14日</w:t>
       </w:r>
     </w:p>
     <w:p>
       <w:pPr>
-        <w:spacing w:before="240" w:after="240"/>
+        <w:spacing w:before="120" w:after="120"/>
       </w:pPr>
       <w:r>
         <w:rPr>
@@ -559,13 +61,95 @@
     <w:p>
       <w:pPr>
         <w:pStyle w:val="Heading2"/>
-        <w:spacing w:before="360" w:after="160"/>
       </w:pPr>
       <w:r>
         <w:rPr>
-          <w:rFonts w:ascii="微软雅黑" w:hAnsi="微软雅黑" w:eastAsia="微软雅黑"/>
-          <w:color w:val="1A477A"/>
-          <w:sz w:val="28"/>
+          <w:color w:val="1A478A"/>
+          <w:sz w:val="32"/>
+        </w:rPr>
+        <w:t>一、事件基本情况</w:t>
+      </w:r>
+    </w:p>
+    <w:p>
+      <w:pPr>
+        <w:spacing w:after="120" w:line="312" w:lineRule="auto"/>
+      </w:pPr>
+      <w:r>
+        <w:t>褚军岩女士于[日期]在[医院名称]就诊，于人工流产术后，由主治医生根据临床诊疗规范推荐了子宫复旧居家康复治疗项目。该项目由患者家属（配偶Sean.P先生）通过医院指定线上渠道完成购买。</w:t>
+      </w:r>
+    </w:p>
+    <w:p>
+      <w:pPr>
+        <w:spacing w:after="120" w:line="312" w:lineRule="auto"/>
+      </w:pPr>
+      <w:r>
+        <w:t>项目交付后，客服人员按流程联系褚女士安排首次治疗。随后，Sean.P先生进入服务群并提出质疑。双方在服务群内进行了沟通，客服已明确向患者方提出全额退费方案。根据聊天记录中的事实，现就患者方提出的质疑逐条作出正式回复。</w:t>
+      </w:r>
+    </w:p>
+    <w:p>
+      <w:pPr>
+        <w:spacing w:after="120" w:line="312" w:lineRule="auto"/>
+      </w:pPr>
+      <w:r>
+        <w:t>核心事实澄清：</w:t>
+      </w:r>
+    </w:p>
+    <w:p>
+      <w:pPr>
+        <w:spacing w:after="60"/>
+        <w:ind w:left="454"/>
+      </w:pPr>
+      <w:r>
+        <w:t>患者尚未开始使用产品及服务（客服确认："您还没有进行理疗"）</w:t>
+      </w:r>
+    </w:p>
+    <w:p>
+      <w:pPr>
+        <w:spacing w:after="60"/>
+        <w:ind w:left="454"/>
+      </w:pPr>
+      <w:r>
+        <w:t>客服已主动提出全额退费并承担退货运费</w:t>
+      </w:r>
+    </w:p>
+    <w:p>
+      <w:pPr>
+        <w:spacing w:after="60"/>
+        <w:ind w:left="454"/>
+      </w:pPr>
+      <w:r>
+        <w:t>治疗项目基于合法二类医疗器械，治疗机理符合临床规范</w:t>
+      </w:r>
+    </w:p>
+    <w:p>
+      <w:pPr>
+        <w:spacing w:after="60"/>
+        <w:ind w:left="454"/>
+      </w:pPr>
+      <w:r>
+        <w:t>服务包由医疗收费与非医疗收费两部分组成，收费路径合规</w:t>
+      </w:r>
+    </w:p>
+    <w:p>
+      <w:pPr>
+        <w:spacing w:before="120" w:after="120"/>
+      </w:pPr>
+      <w:r>
+        <w:rPr>
+          <w:color w:val="CCCCCC"/>
+          <w:sz w:val="16"/>
+        </w:rPr>
+        <w:t>────────────────────────────────────────────────────────────</w:t>
+      </w:r>
+    </w:p>
+    <w:p>
+      <w:pPr>
+        <w:pStyle w:val="Heading2"/>
+      </w:pPr>
+      <w:r>
+        <w:rPr>
+          <w:color w:val="1A478A"/>
+          <w:sz w:val="32"/>
         </w:rPr>
         <w:t>二、关于"欺诈"问题</w:t>
       </w:r>
@@ -573,109 +157,75 @@
     <w:p>
       <w:pPr>
         <w:pStyle w:val="Heading3"/>
-        <w:spacing w:before="360" w:after="160"/>
       </w:pPr>
       <w:r>
         <w:rPr>
-          <w:rFonts w:ascii="微软雅黑" w:hAnsi="微软雅黑" w:eastAsia="微软雅黑"/>
-          <w:color w:val="2B579A"/>
-          <w:sz w:val="24"/>
+          <w:color w:val="2D5F9E"/>
+          <w:sz w:val="26"/>
         </w:rPr>
         <w:t>2.1 欺诈的法律定义</w:t>
       </w:r>
     </w:p>
     <w:p>
       <w:pPr>
-        <w:spacing w:line="440" w:lineRule="exact" w:after="120"/>
-        <w:ind w:firstLine="420"/>
+        <w:spacing w:after="120" w:line="312" w:lineRule="auto"/>
       </w:pPr>
       <w:r>
-        <w:rPr>
-          <w:rFonts w:ascii="宋体" w:hAnsi="宋体" w:eastAsia="宋体"/>
-          <w:b w:val="0"/>
-          <w:sz w:val="22"/>
-        </w:rPr>
         <w:t>根据《中华人民共和国消费者权益保护法》第五十五条及《中华人民共和国民法典》第一百四十八条，"欺诈"的构成要件包括：</w:t>
       </w:r>
     </w:p>
     <w:p>
       <w:pPr>
-        <w:spacing w:line="440" w:lineRule="exact" w:after="60"/>
-        <w:ind w:left="567" w:hanging="283"/>
+        <w:spacing w:after="60"/>
+        <w:ind w:left="454"/>
       </w:pPr>
       <w:r>
-        <w:rPr>
-          <w:rFonts w:ascii="宋体" w:hAnsi="宋体" w:eastAsia="宋体"/>
-          <w:sz w:val="21"/>
-        </w:rPr>
-        <w:t>• 行为人主观上有欺诈故意</w:t>
+        <w:t>行为人主观上有欺诈故意</w:t>
       </w:r>
     </w:p>
     <w:p>
       <w:pPr>
-        <w:spacing w:line="440" w:lineRule="exact" w:after="60"/>
-        <w:ind w:left="567" w:hanging="283"/>
+        <w:spacing w:after="60"/>
+        <w:ind w:left="454"/>
       </w:pPr>
       <w:r>
-        <w:rPr>
-          <w:rFonts w:ascii="宋体" w:hAnsi="宋体" w:eastAsia="宋体"/>
-          <w:sz w:val="21"/>
-        </w:rPr>
-        <w:t>• 行为人客观上实施了虚假陈述或隐瞒真相的行为</w:t>
+        <w:t>行为人客观上实施了虚假陈述或隐瞒真相的行为</w:t>
       </w:r>
     </w:p>
     <w:p>
       <w:pPr>
-        <w:spacing w:line="440" w:lineRule="exact" w:after="60"/>
-        <w:ind w:left="567" w:hanging="283"/>
+        <w:spacing w:after="60"/>
+        <w:ind w:left="454"/>
       </w:pPr>
       <w:r>
-        <w:rPr>
-          <w:rFonts w:ascii="宋体" w:hAnsi="宋体" w:eastAsia="宋体"/>
-          <w:sz w:val="21"/>
-        </w:rPr>
-        <w:t>• 相对方因该行为陷入错误认识并作出不真实的意思表示</w:t>
+        <w:t>相对方因该行为陷入错误认识并作出不真实的意思表示</w:t>
       </w:r>
     </w:p>
     <w:p>
       <w:pPr>
-        <w:spacing w:line="440" w:lineRule="exact" w:after="120"/>
-        <w:ind w:firstLine="420"/>
+        <w:spacing w:after="120" w:line="312" w:lineRule="auto"/>
       </w:pPr>
       <w:r>
-        <w:rPr>
-          <w:rFonts w:ascii="宋体" w:hAnsi="宋体" w:eastAsia="宋体"/>
-          <w:b/>
-          <w:sz w:val="22"/>
-        </w:rPr>
         <w:t>三个要件缺一不可。</w:t>
       </w:r>
     </w:p>
     <w:p>
       <w:pPr>
         <w:pStyle w:val="Heading3"/>
-        <w:spacing w:before="360" w:after="160"/>
       </w:pPr>
       <w:r>
         <w:rPr>
-          <w:rFonts w:ascii="微软雅黑" w:hAnsi="微软雅黑" w:eastAsia="微软雅黑"/>
-          <w:color w:val="2B579A"/>
-          <w:sz w:val="24"/>
+          <w:color w:val="2D5F9E"/>
+          <w:sz w:val="26"/>
         </w:rPr>
         <w:t>2.2 本案不存在欺诈</w:t>
       </w:r>
     </w:p>
     <w:p>
       <w:pPr>
-        <w:spacing w:line="440" w:lineRule="exact" w:after="120"/>
-        <w:ind w:firstLine="420"/>
+        <w:spacing w:after="120" w:line="312" w:lineRule="auto"/>
       </w:pPr>
       <w:r>
-        <w:rPr>
-          <w:rFonts w:ascii="宋体" w:hAnsi="宋体" w:eastAsia="宋体"/>
-          <w:b w:val="0"/>
-          <w:sz w:val="22"/>
-        </w:rPr>
         <w:t>逐一分析本案事实：</w:t>
       </w:r>
     </w:p>
@@ -687,24 +237,20 @@
         <w:tblLook w:firstColumn="1" w:firstRow="1" w:lastColumn="0" w:lastRow="0" w:noHBand="0" w:noVBand="1" w:val="04A0"/>
       </w:tblPr>
       <w:tblGrid>
-        <w:gridCol w:w="3120"/>
-        <w:gridCol w:w="3120"/>
-        <w:gridCol w:w="3120"/>
+        <w:gridCol w:w="2880"/>
+        <w:gridCol w:w="2880"/>
+        <w:gridCol w:w="2880"/>
       </w:tblGrid>
       <w:tr>
         <w:tc>
           <w:tcPr>
-            <w:tcW w:type="dxa" w:w="3120"/>
-            <w:shd w:fill="2B579A"/>
+            <w:tcW w:type="dxa" w:w="2880"/>
+            <w:shd w:fill="1A478A" w:val="clear"/>
           </w:tcPr>
           <w:p>
-            <w:pPr>
-              <w:jc w:val="center"/>
-            </w:pPr>
             <w:r/>
             <w:r>
               <w:rPr>
-                <w:rFonts w:ascii="微软雅黑" w:hAnsi="微软雅黑" w:eastAsia="微软雅黑"/>
                 <w:b/>
                 <w:color w:val="FFFFFF"/>
                 <w:sz w:val="20"/>
@@ -715,17 +261,13 @@
         </w:tc>
         <w:tc>
           <w:tcPr>
-            <w:tcW w:type="dxa" w:w="3120"/>
-            <w:shd w:fill="2B579A"/>
+            <w:tcW w:type="dxa" w:w="2880"/>
+            <w:shd w:fill="1A478A" w:val="clear"/>
           </w:tcPr>
           <w:p>
-            <w:pPr>
-              <w:jc w:val="center"/>
-            </w:pPr>
             <w:r/>
             <w:r>
               <w:rPr>
-                <w:rFonts w:ascii="微软雅黑" w:hAnsi="微软雅黑" w:eastAsia="微软雅黑"/>
                 <w:b/>
                 <w:color w:val="FFFFFF"/>
                 <w:sz w:val="20"/>
@@ -736,17 +278,13 @@
         </w:tc>
         <w:tc>
           <w:tcPr>
-            <w:tcW w:type="dxa" w:w="3120"/>
-            <w:shd w:fill="2B579A"/>
+            <w:tcW w:type="dxa" w:w="2880"/>
+            <w:shd w:fill="1A478A" w:val="clear"/>
           </w:tcPr>
           <w:p>
-            <w:pPr>
-              <w:jc w:val="center"/>
-            </w:pPr>
             <w:r/>
             <w:r>
               <w:rPr>
-                <w:rFonts w:ascii="微软雅黑" w:hAnsi="微软雅黑" w:eastAsia="微软雅黑"/>
                 <w:b/>
                 <w:color w:val="FFFFFF"/>
                 <w:sz w:val="20"/>
@@ -759,54 +297,33 @@
       <w:tr>
         <w:tc>
           <w:tcPr>
-            <w:tcW w:type="dxa" w:w="3120"/>
+            <w:tcW w:type="dxa" w:w="2880"/>
           </w:tcPr>
           <w:p>
-            <w:pPr>
-              <w:jc w:val="center"/>
-            </w:pPr>
             <w:r/>
             <w:r>
-              <w:rPr>
-                <w:rFonts w:ascii="宋体" w:hAnsi="宋体" w:eastAsia="宋体"/>
-                <w:sz w:val="19"/>
-              </w:rPr>
               <w:t>主观故意</w:t>
             </w:r>
           </w:p>
         </w:tc>
         <w:tc>
           <w:tcPr>
-            <w:tcW w:type="dxa" w:w="3120"/>
+            <w:tcW w:type="dxa" w:w="2880"/>
           </w:tcPr>
           <w:p>
-            <w:pPr>
-              <w:jc w:val="center"/>
-            </w:pPr>
             <w:r/>
             <w:r>
-              <w:rPr>
-                <w:rFonts w:ascii="宋体" w:hAnsi="宋体" w:eastAsia="宋体"/>
-                <w:sz w:val="19"/>
-              </w:rPr>
               <w:t>产品是合法二类医疗器械，治疗基于临床诊疗规范，医院/圆爱康无任何欺骗意图</w:t>
             </w:r>
           </w:p>
         </w:tc>
         <w:tc>
           <w:tcPr>
-            <w:tcW w:type="dxa" w:w="3120"/>
+            <w:tcW w:type="dxa" w:w="2880"/>
           </w:tcPr>
           <w:p>
-            <w:pPr>
-              <w:jc w:val="center"/>
-            </w:pPr>
             <w:r/>
             <w:r>
-              <w:rPr>
-                <w:rFonts w:ascii="宋体" w:hAnsi="宋体" w:eastAsia="宋体"/>
-                <w:sz w:val="19"/>
-              </w:rPr>
               <w:t>❌ 不存在</w:t>
             </w:r>
           </w:p>
@@ -815,57 +332,36 @@
       <w:tr>
         <w:tc>
           <w:tcPr>
-            <w:tcW w:type="dxa" w:w="3120"/>
-            <w:shd w:fill="F2F6FC"/>
+            <w:tcW w:type="dxa" w:w="2880"/>
+            <w:shd w:fill="F5F7FA" w:val="clear"/>
           </w:tcPr>
           <w:p>
-            <w:pPr>
-              <w:jc w:val="center"/>
-            </w:pPr>
             <w:r/>
             <w:r>
-              <w:rPr>
-                <w:rFonts w:ascii="宋体" w:hAnsi="宋体" w:eastAsia="宋体"/>
-                <w:sz w:val="19"/>
-              </w:rPr>
               <w:t>客观虚假</w:t>
             </w:r>
           </w:p>
         </w:tc>
         <w:tc>
           <w:tcPr>
-            <w:tcW w:type="dxa" w:w="3120"/>
-            <w:shd w:fill="F2F6FC"/>
+            <w:tcW w:type="dxa" w:w="2880"/>
+            <w:shd w:fill="F5F7FA" w:val="clear"/>
           </w:tcPr>
           <w:p>
-            <w:pPr>
-              <w:jc w:val="center"/>
-            </w:pPr>
             <w:r/>
             <w:r>
-              <w:rPr>
-                <w:rFonts w:ascii="宋体" w:hAnsi="宋体" w:eastAsia="宋体"/>
-                <w:sz w:val="19"/>
-              </w:rPr>
-              <w:t>产品合法注册（粤械注准20222090876）；子宫复旧在适用范围内；服务真实存在</w:t>
+              <w:t>① 产品合法注册（粤械注准20222090876）② 子宫复旧在适用范围内（见附件说明函）③ 服务真实存在（设备已交付、服务已就绪）</w:t>
             </w:r>
           </w:p>
         </w:tc>
         <w:tc>
           <w:tcPr>
-            <w:tcW w:type="dxa" w:w="3120"/>
-            <w:shd w:fill="F2F6FC"/>
+            <w:tcW w:type="dxa" w:w="2880"/>
+            <w:shd w:fill="F5F7FA" w:val="clear"/>
           </w:tcPr>
           <w:p>
-            <w:pPr>
-              <w:jc w:val="center"/>
-            </w:pPr>
             <w:r/>
             <w:r>
-              <w:rPr>
-                <w:rFonts w:ascii="宋体" w:hAnsi="宋体" w:eastAsia="宋体"/>
-                <w:sz w:val="19"/>
-              </w:rPr>
               <w:t>❌ 不存在</w:t>
             </w:r>
           </w:p>
@@ -874,153 +370,119 @@
       <w:tr>
         <w:tc>
           <w:tcPr>
-            <w:tcW w:type="dxa" w:w="3120"/>
+            <w:tcW w:type="dxa" w:w="2880"/>
           </w:tcPr>
           <w:p>
-            <w:pPr>
-              <w:jc w:val="center"/>
-            </w:pPr>
             <w:r/>
             <w:r>
-              <w:rPr>
-                <w:rFonts w:ascii="宋体" w:hAnsi="宋体" w:eastAsia="宋体"/>
-                <w:sz w:val="19"/>
-              </w:rPr>
               <w:t>对方错误认识</w:t>
             </w:r>
           </w:p>
         </w:tc>
         <w:tc>
           <w:tcPr>
-            <w:tcW w:type="dxa" w:w="3120"/>
+            <w:tcW w:type="dxa" w:w="2880"/>
           </w:tcPr>
           <w:p>
-            <w:pPr>
-              <w:jc w:val="center"/>
-            </w:pPr>
             <w:r/>
             <w:r>
-              <w:rPr>
-                <w:rFonts w:ascii="宋体" w:hAnsi="宋体" w:eastAsia="宋体"/>
-                <w:sz w:val="19"/>
-              </w:rPr>
               <w:t>患者家属在充分了解项目内容后自愿完成支付，不存在被欺骗导致误解的情形</w:t>
             </w:r>
           </w:p>
         </w:tc>
         <w:tc>
           <w:tcPr>
-            <w:tcW w:type="dxa" w:w="3120"/>
+            <w:tcW w:type="dxa" w:w="2880"/>
           </w:tcPr>
           <w:p>
-            <w:pPr>
-              <w:jc w:val="center"/>
-            </w:pPr>
             <w:r/>
             <w:r>
-              <w:rPr>
-                <w:rFonts w:ascii="宋体" w:hAnsi="宋体" w:eastAsia="宋体"/>
-                <w:sz w:val="19"/>
-              </w:rPr>
               <w:t>❌ 不存在</w:t>
             </w:r>
           </w:p>
         </w:tc>
       </w:tr>
     </w:tbl>
+    <w:p/>
     <w:p>
       <w:pPr>
-        <w:spacing w:before="40"/>
-      </w:pPr>
-    </w:p>
-    <w:p>
-      <w:pPr>
-        <w:spacing w:line="440" w:lineRule="exact" w:after="120"/>
-        <w:ind w:firstLine="420"/>
+        <w:spacing w:after="120" w:line="312" w:lineRule="auto"/>
       </w:pPr>
       <w:r>
-        <w:rPr>
-          <w:rFonts w:ascii="宋体" w:hAnsi="宋体" w:eastAsia="宋体"/>
-          <w:b/>
-          <w:sz w:val="22"/>
-        </w:rPr>
         <w:t>结论：欺诈不成立。</w:t>
       </w:r>
     </w:p>
     <w:p>
       <w:pPr>
         <w:pStyle w:val="Heading3"/>
-        <w:spacing w:before="360" w:after="160"/>
       </w:pPr>
       <w:r>
         <w:rPr>
-          <w:rFonts w:ascii="微软雅黑" w:hAnsi="微软雅黑" w:eastAsia="微软雅黑"/>
-          <w:color w:val="2B579A"/>
-          <w:sz w:val="24"/>
+          <w:color w:val="2D5F9E"/>
+          <w:sz w:val="26"/>
         </w:rPr>
-        <w:t>2.3 关于"假一赔三"诉求</w:t>
+        <w:t>2.3 关于"退一赔三"诉求</w:t>
       </w:r>
     </w:p>
     <w:p>
       <w:pPr>
-        <w:spacing w:line="440" w:lineRule="exact" w:after="120"/>
-        <w:ind w:firstLine="420"/>
+        <w:spacing w:after="120" w:line="312" w:lineRule="auto"/>
       </w:pPr>
       <w:r>
-        <w:rPr>
-          <w:rFonts w:ascii="宋体" w:hAnsi="宋体" w:eastAsia="宋体"/>
-          <w:b w:val="0"/>
-          <w:sz w:val="22"/>
-        </w:rPr>
         <w:t>《消费者权益保护法》第五十五条规定的"退一赔三"，适用前提是经营者存在欺诈行为。本案中产品合法、治疗合规、服务真实，不存在任何欺诈情节，该诉求没有法律依据。</w:t>
       </w:r>
     </w:p>
     <w:p>
       <w:pPr>
         <w:pStyle w:val="Heading3"/>
-        <w:spacing w:before="360" w:after="160"/>
       </w:pPr>
       <w:r>
         <w:rPr>
-          <w:rFonts w:ascii="微软雅黑" w:hAnsi="微软雅黑" w:eastAsia="微软雅黑"/>
-          <w:color w:val="2B579A"/>
-          <w:sz w:val="24"/>
+          <w:color w:val="2D5F9E"/>
+          <w:sz w:val="26"/>
         </w:rPr>
         <w:t>2.4 关于退款的处理</w:t>
       </w:r>
     </w:p>
     <w:p>
       <w:pPr>
-        <w:spacing w:line="440" w:lineRule="exact" w:after="120"/>
-        <w:ind w:firstLine="420"/>
+        <w:spacing w:after="120" w:line="312" w:lineRule="auto"/>
       </w:pPr>
       <w:r>
-        <w:rPr>
-          <w:rFonts w:ascii="宋体" w:hAnsi="宋体" w:eastAsia="宋体"/>
-          <w:b w:val="0"/>
-          <w:sz w:val="22"/>
-        </w:rPr>
-        <w:t>本院已于2026年7月10日前完成全额退款。</w:t>
+        <w:t>2026年6月22日，我方客服在服务群对话中已明确向患者方提出全额退费方案（含承担退货运费）。</w:t>
       </w:r>
     </w:p>
     <w:p>
       <w:pPr>
-        <w:spacing w:line="440" w:lineRule="exact" w:after="120"/>
-        <w:ind w:left="567"/>
+        <w:spacing w:after="120" w:line="312" w:lineRule="auto"/>
       </w:pPr>
       <w:r>
-        <w:rPr>
-          <w:rFonts w:ascii="楷体" w:hAnsi="楷体" w:eastAsia="楷体"/>
-          <w:i/>
-          <w:color w:val="555555"/>
-          <w:sz w:val="20"/>
-        </w:rPr>
-        <w:t>退款 ≠ 承认欺诈。退款是基于对患者的人文关怀和息诉止争的良好意愿，不代表认可"欺诈"的指控。在法律上，当事人在无义务情况下主动退款，不构成对过错的自认。</w:t>
+        <w:t>需特别说明：</w:t>
       </w:r>
     </w:p>
     <w:p>
       <w:pPr>
-        <w:spacing w:before="240" w:after="240"/>
+        <w:pStyle w:val="ListBullet"/>
+        <w:spacing w:after="60"/>
+        <w:ind w:left="567"/>
+      </w:pPr>
+      <w:r>
+        <w:t>退款≠承认欺诈。退款是基于对患者的人文关怀和息诉止争的良好意愿，不代表认可"欺诈"的指控。在法律上，当事人主动提出退款，不构成对过错的自认。</w:t>
+      </w:r>
+    </w:p>
+    <w:p>
+      <w:pPr>
+        <w:pStyle w:val="ListBullet"/>
+        <w:spacing w:after="60"/>
+        <w:ind w:left="567"/>
+      </w:pPr>
+      <w:r>
+        <w:t>患者方尚未接受退款方案。截至本函发出之日，患者方未就是否接受退费作出明确答复。本回复函亦再次确认：全额退费方案仍然有效，患者方可随时联系我方办理。</w:t>
+      </w:r>
+    </w:p>
+    <w:p>
+      <w:pPr>
+        <w:spacing w:before="120" w:after="120"/>
       </w:pPr>
       <w:r>
         <w:rPr>
@@ -1033,13 +495,11 @@
     <w:p>
       <w:pPr>
         <w:pStyle w:val="Heading2"/>
-        <w:spacing w:before="360" w:after="160"/>
       </w:pPr>
       <w:r>
         <w:rPr>
-          <w:rFonts w:ascii="微软雅黑" w:hAnsi="微软雅黑" w:eastAsia="微软雅黑"/>
-          <w:color w:val="1A477A"/>
-          <w:sz w:val="28"/>
+          <w:color w:val="1A478A"/>
+          <w:sz w:val="32"/>
         </w:rPr>
         <w:t>三、关于"产品超范围治疗"问题</w:t>
       </w:r>
@@ -1047,13 +507,11 @@
     <w:p>
       <w:pPr>
         <w:pStyle w:val="Heading3"/>
-        <w:spacing w:before="360" w:after="160"/>
       </w:pPr>
       <w:r>
         <w:rPr>
-          <w:rFonts w:ascii="微软雅黑" w:hAnsi="微软雅黑" w:eastAsia="微软雅黑"/>
-          <w:color w:val="2B579A"/>
-          <w:sz w:val="24"/>
+          <w:color w:val="2D5F9E"/>
+          <w:sz w:val="26"/>
         </w:rPr>
         <w:t>3.1 产品的注册信息</w:t>
       </w:r>
@@ -1066,23 +524,19 @@
         <w:tblLook w:firstColumn="1" w:firstRow="1" w:lastColumn="0" w:lastRow="0" w:noHBand="0" w:noVBand="1" w:val="04A0"/>
       </w:tblPr>
       <w:tblGrid>
-        <w:gridCol w:w="4680"/>
-        <w:gridCol w:w="4680"/>
+        <w:gridCol w:w="4320"/>
+        <w:gridCol w:w="4320"/>
       </w:tblGrid>
       <w:tr>
         <w:tc>
           <w:tcPr>
-            <w:tcW w:type="dxa" w:w="2268"/>
-            <w:shd w:fill="2B579A"/>
+            <w:tcW w:type="dxa" w:w="4320"/>
+            <w:shd w:fill="1A478A" w:val="clear"/>
           </w:tcPr>
           <w:p>
-            <w:pPr>
-              <w:jc w:val="center"/>
-            </w:pPr>
             <w:r/>
             <w:r>
               <w:rPr>
-                <w:rFonts w:ascii="微软雅黑" w:hAnsi="微软雅黑" w:eastAsia="微软雅黑"/>
                 <w:b/>
                 <w:color w:val="FFFFFF"/>
                 <w:sz w:val="20"/>
@@ -1093,17 +547,13 @@
         </w:tc>
         <w:tc>
           <w:tcPr>
-            <w:tcW w:type="dxa" w:w="6803"/>
-            <w:shd w:fill="2B579A"/>
+            <w:tcW w:type="dxa" w:w="4320"/>
+            <w:shd w:fill="1A478A" w:val="clear"/>
           </w:tcPr>
           <w:p>
-            <w:pPr>
-              <w:jc w:val="center"/>
-            </w:pPr>
             <w:r/>
             <w:r>
               <w:rPr>
-                <w:rFonts w:ascii="微软雅黑" w:hAnsi="微软雅黑" w:eastAsia="微软雅黑"/>
                 <w:b/>
                 <w:color w:val="FFFFFF"/>
                 <w:sz w:val="20"/>
@@ -1116,36 +566,22 @@
       <w:tr>
         <w:tc>
           <w:tcPr>
-            <w:tcW w:type="dxa" w:w="2268"/>
+            <w:tcW w:type="dxa" w:w="4320"/>
           </w:tcPr>
           <w:p>
-            <w:pPr>
-              <w:jc w:val="center"/>
-            </w:pPr>
             <w:r/>
             <w:r>
-              <w:rPr>
-                <w:rFonts w:ascii="宋体" w:hAnsi="宋体" w:eastAsia="宋体"/>
-                <w:sz w:val="19"/>
-              </w:rPr>
               <w:t>产品名称</w:t>
             </w:r>
           </w:p>
         </w:tc>
         <w:tc>
           <w:tcPr>
-            <w:tcW w:type="dxa" w:w="6803"/>
+            <w:tcW w:type="dxa" w:w="4320"/>
           </w:tcPr>
           <w:p>
-            <w:pPr>
-              <w:jc w:val="center"/>
-            </w:pPr>
             <w:r/>
             <w:r>
-              <w:rPr>
-                <w:rFonts w:ascii="宋体" w:hAnsi="宋体" w:eastAsia="宋体"/>
-                <w:sz w:val="19"/>
-              </w:rPr>
               <w:t>生物反馈电刺激治疗仪</w:t>
             </w:r>
           </w:p>
@@ -1154,38 +590,24 @@
       <w:tr>
         <w:tc>
           <w:tcPr>
-            <w:tcW w:type="dxa" w:w="2268"/>
-            <w:shd w:fill="F2F6FC"/>
+            <w:tcW w:type="dxa" w:w="4320"/>
+            <w:shd w:fill="F5F7FA" w:val="clear"/>
           </w:tcPr>
           <w:p>
-            <w:pPr>
-              <w:jc w:val="center"/>
-            </w:pPr>
             <w:r/>
             <w:r>
-              <w:rPr>
-                <w:rFonts w:ascii="宋体" w:hAnsi="宋体" w:eastAsia="宋体"/>
-                <w:sz w:val="19"/>
-              </w:rPr>
               <w:t>注册证编号</w:t>
             </w:r>
           </w:p>
         </w:tc>
         <w:tc>
           <w:tcPr>
-            <w:tcW w:type="dxa" w:w="6803"/>
-            <w:shd w:fill="F2F6FC"/>
+            <w:tcW w:type="dxa" w:w="4320"/>
+            <w:shd w:fill="F5F7FA" w:val="clear"/>
           </w:tcPr>
           <w:p>
-            <w:pPr>
-              <w:jc w:val="center"/>
-            </w:pPr>
             <w:r/>
             <w:r>
-              <w:rPr>
-                <w:rFonts w:ascii="宋体" w:hAnsi="宋体" w:eastAsia="宋体"/>
-                <w:sz w:val="19"/>
-              </w:rPr>
               <w:t>粤械注准20222090876</w:t>
             </w:r>
           </w:p>
@@ -1194,36 +616,22 @@
       <w:tr>
         <w:tc>
           <w:tcPr>
-            <w:tcW w:type="dxa" w:w="2268"/>
+            <w:tcW w:type="dxa" w:w="4320"/>
           </w:tcPr>
           <w:p>
-            <w:pPr>
-              <w:jc w:val="center"/>
-            </w:pPr>
             <w:r/>
             <w:r>
-              <w:rPr>
-                <w:rFonts w:ascii="宋体" w:hAnsi="宋体" w:eastAsia="宋体"/>
-                <w:sz w:val="19"/>
-              </w:rPr>
               <w:t>注册人</w:t>
             </w:r>
           </w:p>
         </w:tc>
         <w:tc>
           <w:tcPr>
-            <w:tcW w:type="dxa" w:w="6803"/>
+            <w:tcW w:type="dxa" w:w="4320"/>
           </w:tcPr>
           <w:p>
-            <w:pPr>
-              <w:jc w:val="center"/>
-            </w:pPr>
             <w:r/>
             <w:r>
-              <w:rPr>
-                <w:rFonts w:ascii="宋体" w:hAnsi="宋体" w:eastAsia="宋体"/>
-                <w:sz w:val="19"/>
-              </w:rPr>
               <w:t>广州圆医生物科技有限公司</w:t>
             </w:r>
           </w:p>
@@ -1232,38 +640,24 @@
       <w:tr>
         <w:tc>
           <w:tcPr>
-            <w:tcW w:type="dxa" w:w="2268"/>
-            <w:shd w:fill="F2F6FC"/>
+            <w:tcW w:type="dxa" w:w="4320"/>
+            <w:shd w:fill="F5F7FA" w:val="clear"/>
           </w:tcPr>
           <w:p>
-            <w:pPr>
-              <w:jc w:val="center"/>
-            </w:pPr>
             <w:r/>
             <w:r>
-              <w:rPr>
-                <w:rFonts w:ascii="宋体" w:hAnsi="宋体" w:eastAsia="宋体"/>
-                <w:sz w:val="19"/>
-              </w:rPr>
               <w:t>审批机关</w:t>
             </w:r>
           </w:p>
         </w:tc>
         <w:tc>
           <w:tcPr>
-            <w:tcW w:type="dxa" w:w="6803"/>
-            <w:shd w:fill="F2F6FC"/>
+            <w:tcW w:type="dxa" w:w="4320"/>
+            <w:shd w:fill="F5F7FA" w:val="clear"/>
           </w:tcPr>
           <w:p>
-            <w:pPr>
-              <w:jc w:val="center"/>
-            </w:pPr>
             <w:r/>
             <w:r>
-              <w:rPr>
-                <w:rFonts w:ascii="宋体" w:hAnsi="宋体" w:eastAsia="宋体"/>
-                <w:sz w:val="19"/>
-              </w:rPr>
               <w:t>广东省药品监督管理局</w:t>
             </w:r>
           </w:p>
@@ -1272,36 +666,22 @@
       <w:tr>
         <w:tc>
           <w:tcPr>
-            <w:tcW w:type="dxa" w:w="2268"/>
+            <w:tcW w:type="dxa" w:w="4320"/>
           </w:tcPr>
           <w:p>
-            <w:pPr>
-              <w:jc w:val="center"/>
-            </w:pPr>
             <w:r/>
             <w:r>
-              <w:rPr>
-                <w:rFonts w:ascii="宋体" w:hAnsi="宋体" w:eastAsia="宋体"/>
-                <w:sz w:val="19"/>
-              </w:rPr>
               <w:t>批准日期</w:t>
             </w:r>
           </w:p>
         </w:tc>
         <w:tc>
           <w:tcPr>
-            <w:tcW w:type="dxa" w:w="6803"/>
+            <w:tcW w:type="dxa" w:w="4320"/>
           </w:tcPr>
           <w:p>
-            <w:pPr>
-              <w:jc w:val="center"/>
-            </w:pPr>
             <w:r/>
             <w:r>
-              <w:rPr>
-                <w:rFonts w:ascii="宋体" w:hAnsi="宋体" w:eastAsia="宋体"/>
-                <w:sz w:val="19"/>
-              </w:rPr>
               <w:t>2022年7月6日</w:t>
             </w:r>
           </w:p>
@@ -1310,228 +690,174 @@
       <w:tr>
         <w:tc>
           <w:tcPr>
-            <w:tcW w:type="dxa" w:w="2268"/>
-            <w:shd w:fill="F2F6FC"/>
+            <w:tcW w:type="dxa" w:w="4320"/>
+            <w:shd w:fill="F5F7FA" w:val="clear"/>
           </w:tcPr>
           <w:p>
-            <w:pPr>
-              <w:jc w:val="center"/>
-            </w:pPr>
             <w:r/>
             <w:r>
-              <w:rPr>
-                <w:rFonts w:ascii="宋体" w:hAnsi="宋体" w:eastAsia="宋体"/>
-                <w:sz w:val="19"/>
-              </w:rPr>
               <w:t>适用范围</w:t>
             </w:r>
           </w:p>
         </w:tc>
         <w:tc>
           <w:tcPr>
-            <w:tcW w:type="dxa" w:w="6803"/>
-            <w:shd w:fill="F2F6FC"/>
+            <w:tcW w:type="dxa" w:w="4320"/>
+            <w:shd w:fill="F5F7FA" w:val="clear"/>
           </w:tcPr>
           <w:p>
-            <w:pPr>
-              <w:jc w:val="center"/>
-            </w:pPr>
             <w:r/>
             <w:r>
-              <w:rPr>
-                <w:rFonts w:ascii="宋体" w:hAnsi="宋体" w:eastAsia="宋体"/>
-                <w:sz w:val="19"/>
-              </w:rPr>
               <w:t>"对患者的体表肌电信号进行采集、分析和反馈训练，可以对患者的肌肉施加电刺激来恢复患者的肌肉功能障碍。"</w:t>
             </w:r>
           </w:p>
         </w:tc>
       </w:tr>
     </w:tbl>
+    <w:p/>
     <w:p>
       <w:pPr>
-        <w:spacing w:before="40"/>
-      </w:pPr>
-    </w:p>
-    <w:p>
-      <w:pPr>
-        <w:spacing w:line="440" w:lineRule="exact" w:after="120"/>
-        <w:ind w:firstLine="420"/>
+        <w:spacing w:after="120" w:line="312" w:lineRule="auto"/>
       </w:pPr>
       <w:r>
-        <w:rPr>
-          <w:rFonts w:ascii="宋体" w:hAnsi="宋体" w:eastAsia="宋体"/>
-          <w:b w:val="0"/>
-          <w:sz w:val="22"/>
-        </w:rPr>
         <w:t>该注册证为国家药监局审批的合法二类医疗器械注册证，目前处于有效期内。</w:t>
       </w:r>
     </w:p>
     <w:p>
       <w:pPr>
         <w:pStyle w:val="Heading3"/>
-        <w:spacing w:before="360" w:after="160"/>
       </w:pPr>
       <w:r>
         <w:rPr>
-          <w:rFonts w:ascii="微软雅黑" w:hAnsi="微软雅黑" w:eastAsia="微软雅黑"/>
-          <w:color w:val="2B579A"/>
-          <w:sz w:val="24"/>
+          <w:color w:val="2D5F9E"/>
+          <w:sz w:val="26"/>
         </w:rPr>
-        <w:t>3.2 子宫复旧在适用范围之内</w:t>
+        <w:t>3.2 子宫复旧在适用范围之内——生理学论证</w:t>
       </w:r>
     </w:p>
     <w:p>
       <w:pPr>
-        <w:spacing w:line="440" w:lineRule="exact" w:after="120"/>
-        <w:ind w:firstLine="420"/>
+        <w:spacing w:after="120" w:line="312" w:lineRule="auto"/>
       </w:pPr>
       <w:r>
-        <w:rPr>
-          <w:rFonts w:ascii="宋体" w:hAnsi="宋体" w:eastAsia="宋体"/>
-          <w:b w:val="0"/>
-          <w:sz w:val="22"/>
-        </w:rPr>
         <w:t>从生理学和治疗学角度：</w:t>
       </w:r>
     </w:p>
     <w:p>
       <w:pPr>
-        <w:spacing w:line="440" w:lineRule="exact" w:after="60"/>
-        <w:ind w:left="567" w:hanging="283"/>
+        <w:pStyle w:val="ListBullet"/>
+        <w:spacing w:after="60"/>
+        <w:ind w:left="567"/>
       </w:pPr>
       <w:r>
-        <w:rPr>
-          <w:rFonts w:ascii="宋体" w:hAnsi="宋体" w:eastAsia="宋体"/>
-          <w:sz w:val="21"/>
-        </w:rPr>
-        <w:t>• 子宫由平滑肌构成</w:t>
+        <w:t>子宫由平滑肌构成</w:t>
       </w:r>
     </w:p>
     <w:p>
       <w:pPr>
-        <w:spacing w:line="440" w:lineRule="exact" w:after="60"/>
-        <w:ind w:left="567" w:hanging="283"/>
+        <w:pStyle w:val="ListBullet"/>
+        <w:spacing w:after="60"/>
+        <w:ind w:left="567"/>
       </w:pPr>
       <w:r>
-        <w:rPr>
-          <w:rFonts w:ascii="宋体" w:hAnsi="宋体" w:eastAsia="宋体"/>
-          <w:sz w:val="21"/>
-        </w:rPr>
-        <w:t>• 产后/人工流产后子宫复旧的本质是子宫平滑肌的收缩功能恢复</w:t>
+        <w:t>产后/人工流产后子宫复旧的本质是子宫平滑肌的收缩功能恢复</w:t>
       </w:r>
     </w:p>
     <w:p>
       <w:pPr>
-        <w:spacing w:line="440" w:lineRule="exact" w:after="60"/>
-        <w:ind w:left="567" w:hanging="283"/>
+        <w:pStyle w:val="ListBullet"/>
+        <w:spacing w:after="60"/>
+        <w:ind w:left="567"/>
       </w:pPr>
       <w:r>
-        <w:rPr>
-          <w:rFonts w:ascii="宋体" w:hAnsi="宋体" w:eastAsia="宋体"/>
-          <w:sz w:val="21"/>
-        </w:rPr>
-        <w:t>• 生物反馈电刺激治疗仪的作用机理是通过电刺激促进目标肌肉群的收缩训练</w:t>
+        <w:t>生物反馈电刺激治疗仪的作用机理是通过电刺激促进目标肌肉群的收缩训练</w:t>
       </w:r>
     </w:p>
     <w:p>
       <w:pPr>
-        <w:spacing w:line="440" w:lineRule="exact" w:after="60"/>
-        <w:ind w:left="567" w:hanging="283"/>
+        <w:pStyle w:val="ListBullet"/>
+        <w:spacing w:after="60"/>
+        <w:ind w:left="567"/>
       </w:pPr>
       <w:r>
-        <w:rPr>
-          <w:rFonts w:ascii="宋体" w:hAnsi="宋体" w:eastAsia="宋体"/>
-          <w:sz w:val="21"/>
-        </w:rPr>
-        <w:t>• 因此，子宫复旧治疗属于"恢复患者的肌肉功能障碍"的范畴</w:t>
+        <w:t>因此，子宫复旧治疗属于"恢复患者的肌肉功能障碍"的范畴</w:t>
       </w:r>
     </w:p>
     <w:p>
       <w:pPr>
-        <w:spacing w:line="440" w:lineRule="exact" w:after="120"/>
-        <w:ind w:firstLine="420"/>
+        <w:spacing w:after="120" w:line="312" w:lineRule="auto"/>
       </w:pPr>
       <w:r>
-        <w:rPr>
-          <w:rFonts w:ascii="宋体" w:hAnsi="宋体" w:eastAsia="宋体"/>
-          <w:b w:val="0"/>
-          <w:sz w:val="22"/>
-        </w:rPr>
+        <w:t>正如客服在对话中所言："注册证上没有只限定盆底肌肉，证书标注……文字是通用描述。"</w:t>
+      </w:r>
+    </w:p>
+    <w:p>
+      <w:pPr>
+        <w:spacing w:after="120" w:line="312" w:lineRule="auto"/>
+      </w:pPr>
+      <w:r>
         <w:t>更详细的产品机理和法规论证，请见附件《关于生物刺激反馈仪可用于子宫复旧治疗的说明函》。</w:t>
       </w:r>
     </w:p>
     <w:p>
       <w:pPr>
         <w:pStyle w:val="Heading3"/>
-        <w:spacing w:before="360" w:after="160"/>
       </w:pPr>
       <w:r>
         <w:rPr>
-          <w:rFonts w:ascii="微软雅黑" w:hAnsi="微软雅黑" w:eastAsia="微软雅黑"/>
-          <w:color w:val="2B579A"/>
-          <w:sz w:val="24"/>
+          <w:color w:val="2D5F9E"/>
+          <w:sz w:val="26"/>
         </w:rPr>
-        <w:t>3.3 "未列明子宫复旧 ≠ 不能治疗"</w:t>
+        <w:t>3.3 "未列明子宫复旧≠不能治疗"</w:t>
       </w:r>
     </w:p>
     <w:p>
       <w:pPr>
-        <w:spacing w:line="440" w:lineRule="exact" w:after="120"/>
-        <w:ind w:firstLine="420"/>
+        <w:spacing w:after="120" w:line="312" w:lineRule="auto"/>
       </w:pPr>
       <w:r>
-        <w:rPr>
-          <w:rFonts w:ascii="宋体" w:hAnsi="宋体" w:eastAsia="宋体"/>
-          <w:b w:val="0"/>
-          <w:sz w:val="22"/>
-        </w:rPr>
         <w:t>医疗器械注册证的适用范围存在两种合法表述方式：</w:t>
       </w:r>
     </w:p>
     <w:p>
       <w:pPr>
-        <w:spacing w:line="440" w:lineRule="exact" w:after="60"/>
-        <w:ind w:left="567" w:hanging="283"/>
+        <w:pStyle w:val="ListBullet"/>
+        <w:spacing w:after="60"/>
+        <w:ind w:left="567"/>
       </w:pPr>
       <w:r>
-        <w:rPr>
-          <w:rFonts w:ascii="宋体" w:hAnsi="宋体" w:eastAsia="宋体"/>
-          <w:sz w:val="21"/>
-        </w:rPr>
-        <w:t>• 概括式写法：以产品作用机理为核心，使用涵盖性表述（如"恢复肌肉功能障碍"）</w:t>
+        <w:t>概括式写法：以产品作用机理为核心，使用涵盖性表述（如"恢复肌肉功能障碍"）</w:t>
       </w:r>
     </w:p>
     <w:p>
       <w:pPr>
-        <w:spacing w:line="440" w:lineRule="exact" w:after="60"/>
-        <w:ind w:left="567" w:hanging="283"/>
+        <w:pStyle w:val="ListBullet"/>
+        <w:spacing w:after="60"/>
+        <w:ind w:left="567"/>
       </w:pPr>
       <w:r>
-        <w:rPr>
-          <w:rFonts w:ascii="宋体" w:hAnsi="宋体" w:eastAsia="宋体"/>
-          <w:sz w:val="21"/>
-        </w:rPr>
-        <w:t>• 列举式写法：逐项列明具体适应症（如"产后阴道复旧"）</w:t>
+        <w:t>列举式写法：逐项列明具体适应症（如"产后阴道复旧"）</w:t>
       </w:r>
     </w:p>
     <w:p>
       <w:pPr>
-        <w:spacing w:line="440" w:lineRule="exact" w:after="120"/>
-        <w:ind w:firstLine="420"/>
+        <w:spacing w:after="120" w:line="312" w:lineRule="auto"/>
       </w:pPr>
       <w:r>
-        <w:rPr>
-          <w:rFonts w:ascii="宋体" w:hAnsi="宋体" w:eastAsia="宋体"/>
-          <w:b w:val="0"/>
-          <w:sz w:val="22"/>
-        </w:rPr>
-        <w:t>两种写法均合法有效。概括式写法不意味着产品治疗能力有限，恰恰相反，它说明产品的治疗机理覆盖了更广泛的临床场景。写法宽泛不等于不能治。</w:t>
+        <w:t>两种写法均合法有效，国家药监局对此没有强制性要求。概括式写法不意味着产品治疗能力有限，恰恰相反，它说明产品的治疗机理覆盖了更广泛的临床场景。写法宽泛不等于不能治。</w:t>
       </w:r>
     </w:p>
     <w:p>
       <w:pPr>
-        <w:spacing w:before="240" w:after="240"/>
+        <w:spacing w:after="120" w:line="312" w:lineRule="auto"/>
+      </w:pPr>
+      <w:r>
+        <w:t>患者方在对话中表现出了对医疗器械注册制度的了解，这一点值得肯定。但同时需要指出：了解注册证制度 ≠ 理解全部临床适用逻辑。注册证的范围是药监部门对产品安全有效性的认可，而具体的临床应用方案是医疗机构根据临床诊疗规范和患者个体情况制定的。两者属于不同的制度层面，不能简单以注册证上写了什么来否定临床可用的治疗范围。</w:t>
+      </w:r>
+    </w:p>
+    <w:p>
+      <w:pPr>
+        <w:spacing w:before="120" w:after="120"/>
       </w:pPr>
       <w:r>
         <w:rPr>
@@ -1544,13 +870,11 @@
     <w:p>
       <w:pPr>
         <w:pStyle w:val="Heading2"/>
-        <w:spacing w:before="360" w:after="160"/>
       </w:pPr>
       <w:r>
         <w:rPr>
-          <w:rFonts w:ascii="微软雅黑" w:hAnsi="微软雅黑" w:eastAsia="微软雅黑"/>
-          <w:color w:val="1A477A"/>
-          <w:sz w:val="28"/>
+          <w:color w:val="1A478A"/>
+          <w:sz w:val="32"/>
         </w:rPr>
         <w:t>四、关于"第三方收款"问题</w:t>
       </w:r>
@@ -1558,29 +882,21 @@
     <w:p>
       <w:pPr>
         <w:pStyle w:val="Heading3"/>
-        <w:spacing w:before="360" w:after="160"/>
       </w:pPr>
       <w:r>
         <w:rPr>
-          <w:rFonts w:ascii="微软雅黑" w:hAnsi="微软雅黑" w:eastAsia="微软雅黑"/>
-          <w:color w:val="2B579A"/>
-          <w:sz w:val="24"/>
+          <w:color w:val="2D5F9E"/>
+          <w:sz w:val="26"/>
         </w:rPr>
         <w:t>4.1 第三方服务商的合法身份</w:t>
       </w:r>
     </w:p>
     <w:p>
       <w:pPr>
-        <w:spacing w:line="440" w:lineRule="exact" w:after="120"/>
-        <w:ind w:firstLine="420"/>
+        <w:spacing w:after="120" w:line="312" w:lineRule="auto"/>
       </w:pPr>
       <w:r>
-        <w:rPr>
-          <w:rFonts w:ascii="宋体" w:hAnsi="宋体" w:eastAsia="宋体"/>
-          <w:b w:val="0"/>
-          <w:sz w:val="22"/>
-        </w:rPr>
-        <w:t>广州圆爱康生物科技有限公司是[医院名称]通过合法招标程序选定的居家康复服务供应商。</w:t>
+        <w:t>广州圆爱康生物科技有限公司是[医院名称]通过合法程序选定的居家康复服务供应商。</w:t>
       </w:r>
     </w:p>
     <w:tbl>
@@ -1591,23 +907,19 @@
         <w:tblLook w:firstColumn="1" w:firstRow="1" w:lastColumn="0" w:lastRow="0" w:noHBand="0" w:noVBand="1" w:val="04A0"/>
       </w:tblPr>
       <w:tblGrid>
-        <w:gridCol w:w="4680"/>
-        <w:gridCol w:w="4680"/>
+        <w:gridCol w:w="4320"/>
+        <w:gridCol w:w="4320"/>
       </w:tblGrid>
       <w:tr>
         <w:tc>
           <w:tcPr>
-            <w:tcW w:type="dxa" w:w="1984"/>
-            <w:shd w:fill="2B579A"/>
+            <w:tcW w:type="dxa" w:w="4320"/>
+            <w:shd w:fill="1A478A" w:val="clear"/>
           </w:tcPr>
           <w:p>
-            <w:pPr>
-              <w:jc w:val="center"/>
-            </w:pPr>
             <w:r/>
             <w:r>
               <w:rPr>
-                <w:rFonts w:ascii="微软雅黑" w:hAnsi="微软雅黑" w:eastAsia="微软雅黑"/>
                 <w:b/>
                 <w:color w:val="FFFFFF"/>
                 <w:sz w:val="20"/>
@@ -1618,17 +930,13 @@
         </w:tc>
         <w:tc>
           <w:tcPr>
-            <w:tcW w:type="dxa" w:w="7087"/>
-            <w:shd w:fill="2B579A"/>
+            <w:tcW w:type="dxa" w:w="4320"/>
+            <w:shd w:fill="1A478A" w:val="clear"/>
           </w:tcPr>
           <w:p>
-            <w:pPr>
-              <w:jc w:val="center"/>
-            </w:pPr>
             <w:r/>
             <w:r>
               <w:rPr>
-                <w:rFonts w:ascii="微软雅黑" w:hAnsi="微软雅黑" w:eastAsia="微软雅黑"/>
                 <w:b/>
                 <w:color w:val="FFFFFF"/>
                 <w:sz w:val="20"/>
@@ -1641,37 +949,23 @@
       <w:tr>
         <w:tc>
           <w:tcPr>
-            <w:tcW w:type="dxa" w:w="1984"/>
+            <w:tcW w:type="dxa" w:w="4320"/>
           </w:tcPr>
           <w:p>
-            <w:pPr>
-              <w:jc w:val="center"/>
-            </w:pPr>
             <w:r/>
             <w:r>
-              <w:rPr>
-                <w:rFonts w:ascii="宋体" w:hAnsi="宋体" w:eastAsia="宋体"/>
-                <w:sz w:val="19"/>
-              </w:rPr>
-              <w:t>招标程序</w:t>
+              <w:t>合作程序</w:t>
             </w:r>
           </w:p>
         </w:tc>
         <w:tc>
           <w:tcPr>
-            <w:tcW w:type="dxa" w:w="7087"/>
+            <w:tcW w:type="dxa" w:w="4320"/>
           </w:tcPr>
           <w:p>
-            <w:pPr>
-              <w:jc w:val="center"/>
-            </w:pPr>
             <w:r/>
             <w:r>
-              <w:rPr>
-                <w:rFonts w:ascii="宋体" w:hAnsi="宋体" w:eastAsia="宋体"/>
-                <w:sz w:val="19"/>
-              </w:rPr>
-              <w:t>医院按照政府采购或院内采购相关规定，通过公开/邀请招标方式选定</w:t>
+              <w:t>医院按照相关规定，通过合法程序选定圆爱康为居家康复服务供应商</w:t>
             </w:r>
           </w:p>
         </w:tc>
@@ -1679,38 +973,24 @@
       <w:tr>
         <w:tc>
           <w:tcPr>
-            <w:tcW w:type="dxa" w:w="1984"/>
-            <w:shd w:fill="F2F6FC"/>
+            <w:tcW w:type="dxa" w:w="4320"/>
+            <w:shd w:fill="F5F7FA" w:val="clear"/>
           </w:tcPr>
           <w:p>
-            <w:pPr>
-              <w:jc w:val="center"/>
-            </w:pPr>
             <w:r/>
             <w:r>
-              <w:rPr>
-                <w:rFonts w:ascii="宋体" w:hAnsi="宋体" w:eastAsia="宋体"/>
-                <w:sz w:val="19"/>
-              </w:rPr>
               <w:t>合同关系</w:t>
             </w:r>
           </w:p>
         </w:tc>
         <w:tc>
           <w:tcPr>
-            <w:tcW w:type="dxa" w:w="7087"/>
-            <w:shd w:fill="F2F6FC"/>
+            <w:tcW w:type="dxa" w:w="4320"/>
+            <w:shd w:fill="F5F7FA" w:val="clear"/>
           </w:tcPr>
           <w:p>
-            <w:pPr>
-              <w:jc w:val="center"/>
-            </w:pPr>
             <w:r/>
             <w:r>
-              <w:rPr>
-                <w:rFonts w:ascii="宋体" w:hAnsi="宋体" w:eastAsia="宋体"/>
-                <w:sz w:val="19"/>
-              </w:rPr>
               <w:t>医院与圆爱康签订正式服务协议，明确双方权利义务</w:t>
             </w:r>
           </w:p>
@@ -1719,37 +999,23 @@
       <w:tr>
         <w:tc>
           <w:tcPr>
-            <w:tcW w:type="dxa" w:w="1984"/>
+            <w:tcW w:type="dxa" w:w="4320"/>
           </w:tcPr>
           <w:p>
-            <w:pPr>
-              <w:jc w:val="center"/>
-            </w:pPr>
             <w:r/>
             <w:r>
-              <w:rPr>
-                <w:rFonts w:ascii="宋体" w:hAnsi="宋体" w:eastAsia="宋体"/>
-                <w:sz w:val="19"/>
-              </w:rPr>
               <w:t>服务内容</w:t>
             </w:r>
           </w:p>
         </w:tc>
         <w:tc>
           <w:tcPr>
-            <w:tcW w:type="dxa" w:w="7087"/>
+            <w:tcW w:type="dxa" w:w="4320"/>
           </w:tcPr>
           <w:p>
-            <w:pPr>
-              <w:jc w:val="center"/>
-            </w:pPr>
             <w:r/>
             <w:r>
-              <w:rPr>
-                <w:rFonts w:ascii="宋体" w:hAnsi="宋体" w:eastAsia="宋体"/>
-                <w:sz w:val="19"/>
-              </w:rPr>
-              <w:t>设备物流消毒、整体运营服务、六师共管服务、数据平台服务</w:t>
+              <w:t>圆爱康提供设备物流消毒、整体运营服务、六师共管服务、数据平台服务</w:t>
             </w:r>
           </w:p>
         </w:tc>
@@ -1757,89 +1023,57 @@
       <w:tr>
         <w:tc>
           <w:tcPr>
-            <w:tcW w:type="dxa" w:w="1984"/>
-            <w:shd w:fill="F2F6FC"/>
+            <w:tcW w:type="dxa" w:w="4320"/>
+            <w:shd w:fill="F5F7FA" w:val="clear"/>
           </w:tcPr>
           <w:p>
-            <w:pPr>
-              <w:jc w:val="center"/>
-            </w:pPr>
             <w:r/>
             <w:r>
-              <w:rPr>
-                <w:rFonts w:ascii="宋体" w:hAnsi="宋体" w:eastAsia="宋体"/>
-                <w:sz w:val="19"/>
-              </w:rPr>
               <w:t>准入资质</w:t>
             </w:r>
           </w:p>
         </w:tc>
         <w:tc>
           <w:tcPr>
-            <w:tcW w:type="dxa" w:w="7087"/>
-            <w:shd w:fill="F2F6FC"/>
+            <w:tcW w:type="dxa" w:w="4320"/>
+            <w:shd w:fill="F5F7FA" w:val="clear"/>
           </w:tcPr>
           <w:p>
-            <w:pPr>
-              <w:jc w:val="center"/>
-            </w:pPr>
             <w:r/>
             <w:r>
-              <w:rPr>
-                <w:rFonts w:ascii="宋体" w:hAnsi="宋体" w:eastAsia="宋体"/>
-                <w:sz w:val="19"/>
-              </w:rPr>
-              <w:t>圆爱康及关联公司持有合法医疗器械注册证及经营许可</w:t>
+              <w:t>圆爱康及关联公司（广州圆医生物科技有限公司）持有合法医疗器械注册证及经营许可</w:t>
             </w:r>
           </w:p>
         </w:tc>
       </w:tr>
     </w:tbl>
+    <w:p/>
     <w:p>
       <w:pPr>
-        <w:spacing w:before="40"/>
-      </w:pPr>
-    </w:p>
-    <w:p>
-      <w:pPr>
-        <w:spacing w:line="440" w:lineRule="exact" w:after="120"/>
-        <w:ind w:firstLine="420"/>
+        <w:spacing w:after="120" w:line="312" w:lineRule="auto"/>
       </w:pPr>
       <w:r>
-        <w:rPr>
-          <w:rFonts w:ascii="宋体" w:hAnsi="宋体" w:eastAsia="宋体"/>
-          <w:b/>
-          <w:sz w:val="22"/>
-        </w:rPr>
         <w:t>因此，圆爱康不是"不明第三方"，而是医院依法依规引入的合法服务商。</w:t>
       </w:r>
     </w:p>
     <w:p>
       <w:pPr>
         <w:pStyle w:val="Heading3"/>
-        <w:spacing w:before="360" w:after="160"/>
       </w:pPr>
       <w:r>
         <w:rPr>
-          <w:rFonts w:ascii="微软雅黑" w:hAnsi="微软雅黑" w:eastAsia="微软雅黑"/>
-          <w:color w:val="2B579A"/>
-          <w:sz w:val="24"/>
+          <w:color w:val="2D5F9E"/>
+          <w:sz w:val="26"/>
         </w:rPr>
-        <w:t>4.2 第三方收款模式的合理性</w:t>
+        <w:t>4.2 服务包的组成——医疗收费与非医疗收费</w:t>
       </w:r>
     </w:p>
     <w:p>
       <w:pPr>
-        <w:spacing w:line="440" w:lineRule="exact" w:after="120"/>
-        <w:ind w:firstLine="420"/>
+        <w:spacing w:after="120" w:line="312" w:lineRule="auto"/>
       </w:pPr>
       <w:r>
-        <w:rPr>
-          <w:rFonts w:ascii="宋体" w:hAnsi="宋体" w:eastAsia="宋体"/>
-          <w:b w:val="0"/>
-          <w:sz w:val="22"/>
-        </w:rPr>
-        <w:t>患者支付的费用中，资金分配如下：</w:t>
+        <w:t>患者购买的子宫复旧居家康复服务是一个完整的子宫妇幼居家康复服务包。这个服务包由两部分构成：</w:t>
       </w:r>
     </w:p>
     <w:tbl>
@@ -1850,49 +1084,77 @@
         <w:tblLook w:firstColumn="1" w:firstRow="1" w:lastColumn="0" w:lastRow="0" w:noHBand="0" w:noVBand="1" w:val="04A0"/>
       </w:tblPr>
       <w:tblGrid>
-        <w:gridCol w:w="4680"/>
-        <w:gridCol w:w="4680"/>
+        <w:gridCol w:w="2160"/>
+        <w:gridCol w:w="2160"/>
+        <w:gridCol w:w="2160"/>
+        <w:gridCol w:w="2160"/>
       </w:tblGrid>
       <w:tr>
         <w:tc>
           <w:tcPr>
-            <w:tcW w:type="dxa" w:w="4680"/>
-            <w:shd w:fill="2B579A"/>
+            <w:tcW w:type="dxa" w:w="2160"/>
+            <w:shd w:fill="1A478A" w:val="clear"/>
           </w:tcPr>
           <w:p>
-            <w:pPr>
-              <w:jc w:val="center"/>
-            </w:pPr>
             <w:r/>
             <w:r>
               <w:rPr>
-                <w:rFonts w:ascii="微软雅黑" w:hAnsi="微软雅黑" w:eastAsia="微软雅黑"/>
                 <w:b/>
                 <w:color w:val="FFFFFF"/>
                 <w:sz w:val="20"/>
               </w:rPr>
-              <w:t>收款方</w:t>
+              <w:t>组成部分</w:t>
             </w:r>
           </w:p>
         </w:tc>
         <w:tc>
           <w:tcPr>
-            <w:tcW w:type="dxa" w:w="4680"/>
-            <w:shd w:fill="2B579A"/>
+            <w:tcW w:type="dxa" w:w="2160"/>
+            <w:shd w:fill="1A478A" w:val="clear"/>
           </w:tcPr>
           <w:p>
-            <w:pPr>
-              <w:jc w:val="center"/>
-            </w:pPr>
             <w:r/>
             <w:r>
               <w:rPr>
-                <w:rFonts w:ascii="微软雅黑" w:hAnsi="微软雅黑" w:eastAsia="微软雅黑"/>
                 <w:b/>
                 <w:color w:val="FFFFFF"/>
                 <w:sz w:val="20"/>
               </w:rPr>
-              <w:t>用途</w:t>
+              <w:t>收费方</w:t>
+            </w:r>
+          </w:p>
+        </w:tc>
+        <w:tc>
+          <w:tcPr>
+            <w:tcW w:type="dxa" w:w="2160"/>
+            <w:shd w:fill="1A478A" w:val="clear"/>
+          </w:tcPr>
+          <w:p>
+            <w:r/>
+            <w:r>
+              <w:rPr>
+                <w:b/>
+                <w:color w:val="FFFFFF"/>
+                <w:sz w:val="20"/>
+              </w:rPr>
+              <w:t>包含内容</w:t>
+            </w:r>
+          </w:p>
+        </w:tc>
+        <w:tc>
+          <w:tcPr>
+            <w:tcW w:type="dxa" w:w="2160"/>
+            <w:shd w:fill="1A478A" w:val="clear"/>
+          </w:tcPr>
+          <w:p>
+            <w:r/>
+            <w:r>
+              <w:rPr>
+                <w:b/>
+                <w:color w:val="FFFFFF"/>
+                <w:sz w:val="20"/>
+              </w:rPr>
+              <w:t>性质</w:t>
             </w:r>
           </w:p>
         </w:tc>
@@ -1900,37 +1162,45 @@
       <w:tr>
         <w:tc>
           <w:tcPr>
-            <w:tcW w:type="dxa" w:w="4680"/>
+            <w:tcW w:type="dxa" w:w="2160"/>
           </w:tcPr>
           <w:p>
-            <w:pPr>
-              <w:jc w:val="center"/>
-            </w:pPr>
             <w:r/>
             <w:r>
-              <w:rPr>
-                <w:rFonts w:ascii="宋体" w:hAnsi="宋体" w:eastAsia="宋体"/>
-                <w:sz w:val="19"/>
-              </w:rPr>
-              <w:t>圆爱康（第三方服务商）</w:t>
+              <w:t>医疗收费</w:t>
             </w:r>
           </w:p>
         </w:tc>
         <w:tc>
           <w:tcPr>
-            <w:tcW w:type="dxa" w:w="4680"/>
+            <w:tcW w:type="dxa" w:w="2160"/>
           </w:tcPr>
           <w:p>
-            <w:pPr>
-              <w:jc w:val="center"/>
-            </w:pPr>
             <w:r/>
             <w:r>
-              <w:rPr>
-                <w:rFonts w:ascii="宋体" w:hAnsi="宋体" w:eastAsia="宋体"/>
-                <w:sz w:val="19"/>
-              </w:rPr>
-              <w:t>设备物流消毒 + 运营服务 + 六师共管 + 数据平台</w:t>
+              <w:t>医院（社区卫生服务站）</w:t>
+            </w:r>
+          </w:p>
+        </w:tc>
+        <w:tc>
+          <w:tcPr>
+            <w:tcW w:type="dxa" w:w="2160"/>
+          </w:tcPr>
+          <w:p>
+            <w:r/>
+            <w:r>
+              <w:t>医生诊疗、护士操作、治疗方案制定、医疗质量监督、患者安全管控</w:t>
+            </w:r>
+          </w:p>
+        </w:tc>
+        <w:tc>
+          <w:tcPr>
+            <w:tcW w:type="dxa" w:w="2160"/>
+          </w:tcPr>
+          <w:p>
+            <w:r/>
+            <w:r>
+              <w:t>医疗服务</w:t>
             </w:r>
           </w:p>
         </w:tc>
@@ -1938,268 +1208,319 @@
       <w:tr>
         <w:tc>
           <w:tcPr>
-            <w:tcW w:type="dxa" w:w="4680"/>
-            <w:shd w:fill="F2F6FC"/>
+            <w:tcW w:type="dxa" w:w="2160"/>
+            <w:shd w:fill="F5F7FA" w:val="clear"/>
           </w:tcPr>
           <w:p>
-            <w:pPr>
-              <w:jc w:val="center"/>
-            </w:pPr>
             <w:r/>
             <w:r>
-              <w:rPr>
-                <w:rFonts w:ascii="宋体" w:hAnsi="宋体" w:eastAsia="宋体"/>
-                <w:sz w:val="19"/>
-              </w:rPr>
-              <w:t>社区卫生服务站</w:t>
+              <w:t>非医疗收费</w:t>
             </w:r>
           </w:p>
         </w:tc>
         <w:tc>
           <w:tcPr>
-            <w:tcW w:type="dxa" w:w="4680"/>
-            <w:shd w:fill="F2F6FC"/>
+            <w:tcW w:type="dxa" w:w="2160"/>
+            <w:shd w:fill="F5F7FA" w:val="clear"/>
           </w:tcPr>
           <w:p>
-            <w:pPr>
-              <w:jc w:val="center"/>
-            </w:pPr>
             <w:r/>
             <w:r>
-              <w:rPr>
-                <w:rFonts w:ascii="宋体" w:hAnsi="宋体" w:eastAsia="宋体"/>
-                <w:sz w:val="19"/>
-              </w:rPr>
-              <w:t>治疗操作、场所、医护劳务（含上缴卫健局部分）</w:t>
+              <w:t>圆爱康（第三方服务商）</w:t>
+            </w:r>
+          </w:p>
+        </w:tc>
+        <w:tc>
+          <w:tcPr>
+            <w:tcW w:type="dxa" w:w="2160"/>
+            <w:shd w:fill="F5F7FA" w:val="clear"/>
+          </w:tcPr>
+          <w:p>
+            <w:r/>
+            <w:r>
+              <w:t>设备物流消毒、整体运营服务、六师共管、数据平台服务</w:t>
+            </w:r>
+          </w:p>
+        </w:tc>
+        <w:tc>
+          <w:tcPr>
+            <w:tcW w:type="dxa" w:w="2160"/>
+            <w:shd w:fill="F5F7FA" w:val="clear"/>
+          </w:tcPr>
+          <w:p>
+            <w:r/>
+            <w:r>
+              <w:t>非医疗服务</w:t>
             </w:r>
           </w:p>
         </w:tc>
       </w:tr>
     </w:tbl>
+    <w:p/>
     <w:p>
       <w:pPr>
-        <w:spacing w:before="40"/>
-      </w:pPr>
-    </w:p>
-    <w:p>
-      <w:pPr>
-        <w:spacing w:line="440" w:lineRule="exact" w:after="120"/>
-        <w:ind w:firstLine="420"/>
+        <w:spacing w:after="120" w:line="312" w:lineRule="auto"/>
       </w:pPr>
       <w:r>
-        <w:rPr>
-          <w:rFonts w:ascii="宋体" w:hAnsi="宋体" w:eastAsia="宋体"/>
-          <w:b w:val="0"/>
-          <w:sz w:val="22"/>
-        </w:rPr>
-        <w:t>医疗机构将非核心业务委托第三方服务商运营并代为收款，是医疗服务领域常见的商业模式：</w:t>
+        <w:t>患者的2,200元支付的是一个完整的服务包，不是"圆爱康收一半、医院收一半"。医院和圆爱康各自收取的是自己提供服务的对价——医院收医疗部分的费用，圆爱康收非医疗部分的费用。两部分服务共同构成完整的子宫复旧居家康复服务。</w:t>
       </w:r>
     </w:p>
     <w:p>
       <w:pPr>
-        <w:spacing w:line="440" w:lineRule="exact" w:after="60"/>
-        <w:ind w:left="567" w:hanging="283"/>
+        <w:spacing w:after="120" w:line="312" w:lineRule="auto"/>
       </w:pPr>
       <w:r>
-        <w:rPr>
-          <w:rFonts w:ascii="宋体" w:hAnsi="宋体" w:eastAsia="宋体"/>
-          <w:sz w:val="21"/>
-        </w:rPr>
-        <w:t>• 院内SPD耗材管理：医院委托第三方管理耗材，由第三方直接与供应商结算</w:t>
+        <w:t>将非核心业务（设备管理、远程随访、数据跟踪）委托给专业第三方，并由第三方收取对应费用，是医疗服务领域常见且合规的商业模式：</w:t>
       </w:r>
     </w:p>
     <w:p>
       <w:pPr>
-        <w:spacing w:line="440" w:lineRule="exact" w:after="60"/>
-        <w:ind w:left="567" w:hanging="283"/>
+        <w:pStyle w:val="ListBullet"/>
+        <w:spacing w:after="60"/>
+        <w:ind w:left="567"/>
       </w:pPr>
       <w:r>
-        <w:rPr>
-          <w:rFonts w:ascii="宋体" w:hAnsi="宋体" w:eastAsia="宋体"/>
-          <w:sz w:val="21"/>
-        </w:rPr>
-        <w:t>• 医院食堂/保洁外包：第三方提供服务并直接收费</w:t>
+        <w:t>院内SPD耗材管理：医院委托第三方管理耗材，由第三方直接与供应商结算</w:t>
       </w:r>
     </w:p>
     <w:p>
       <w:pPr>
-        <w:spacing w:line="440" w:lineRule="exact" w:after="60"/>
-        <w:ind w:left="567" w:hanging="283"/>
+        <w:pStyle w:val="ListBullet"/>
+        <w:spacing w:after="60"/>
+        <w:ind w:left="567"/>
       </w:pPr>
       <w:r>
-        <w:rPr>
-          <w:rFonts w:ascii="宋体" w:hAnsi="宋体" w:eastAsia="宋体"/>
-          <w:sz w:val="21"/>
-        </w:rPr>
-        <w:t>• 互联网医院平台：第三方平台代收诊疗费后与医院结算</w:t>
+        <w:t>医院食堂/保洁外包：第三方提供服务并直接收费</w:t>
       </w:r>
     </w:p>
     <w:p>
       <w:pPr>
-        <w:spacing w:line="440" w:lineRule="exact" w:after="60"/>
-        <w:ind w:left="567" w:hanging="283"/>
+        <w:pStyle w:val="ListBullet"/>
+        <w:spacing w:after="60"/>
+        <w:ind w:left="567"/>
       </w:pPr>
       <w:r>
-        <w:rPr>
-          <w:rFonts w:ascii="宋体" w:hAnsi="宋体" w:eastAsia="宋体"/>
-          <w:sz w:val="21"/>
-        </w:rPr>
-        <w:t>• 医养结合项目：第三方运营居家护理服务并收取服务费</w:t>
+        <w:t>互联网医院平台：第三方平台代收诊疗费后与医院结算</w:t>
       </w:r>
     </w:p>
     <w:p>
       <w:pPr>
-        <w:spacing w:line="440" w:lineRule="exact" w:after="120"/>
-        <w:ind w:firstLine="420"/>
+        <w:pStyle w:val="ListBullet"/>
+        <w:spacing w:after="60"/>
+        <w:ind w:left="567"/>
       </w:pPr>
       <w:r>
-        <w:rPr>
-          <w:rFonts w:ascii="宋体" w:hAnsi="宋体" w:eastAsia="宋体"/>
-          <w:b/>
-          <w:sz w:val="22"/>
-        </w:rPr>
+        <w:t>医养结合项目：第三方运营居家护理服务并收取服务费</w:t>
+      </w:r>
+    </w:p>
+    <w:p>
+      <w:pPr>
+        <w:spacing w:after="120" w:line="312" w:lineRule="auto"/>
+      </w:pPr>
+      <w:r>
         <w:t>上述模式均不构成违规。</w:t>
       </w:r>
     </w:p>
     <w:p>
       <w:pPr>
         <w:pStyle w:val="Heading3"/>
-        <w:spacing w:before="360" w:after="160"/>
       </w:pPr>
       <w:r>
         <w:rPr>
-          <w:rFonts w:ascii="微软雅黑" w:hAnsi="微软雅黑" w:eastAsia="微软雅黑"/>
-          <w:color w:val="2B579A"/>
-          <w:sz w:val="24"/>
+          <w:color w:val="2D5F9E"/>
+          <w:sz w:val="26"/>
         </w:rPr>
         <w:t>4.3 圆爱康向医院支付管理费的说明</w:t>
       </w:r>
     </w:p>
     <w:p>
       <w:pPr>
-        <w:spacing w:line="440" w:lineRule="exact" w:after="120"/>
-        <w:ind w:firstLine="420"/>
+        <w:spacing w:after="120" w:line="312" w:lineRule="auto"/>
       </w:pPr>
       <w:r>
-        <w:rPr>
-          <w:rFonts w:ascii="宋体" w:hAnsi="宋体" w:eastAsia="宋体"/>
-          <w:b w:val="0"/>
-          <w:sz w:val="22"/>
-        </w:rPr>
         <w:t>圆爱康向医院支付的管理费用，对应的是医院提供的医疗支撑服务，包括但不限于：</w:t>
       </w:r>
     </w:p>
     <w:p>
       <w:pPr>
-        <w:spacing w:line="440" w:lineRule="exact" w:after="60"/>
-        <w:ind w:left="567" w:hanging="283"/>
+        <w:pStyle w:val="ListBullet"/>
+        <w:spacing w:after="60"/>
+        <w:ind w:left="567"/>
       </w:pPr>
       <w:r>
-        <w:rPr>
-          <w:rFonts w:ascii="宋体" w:hAnsi="宋体" w:eastAsia="宋体"/>
-          <w:sz w:val="21"/>
-        </w:rPr>
-        <w:t>• 医护人员的培训和指导</w:t>
+        <w:t>医护人员的培训和指导</w:t>
       </w:r>
     </w:p>
     <w:p>
       <w:pPr>
-        <w:spacing w:line="440" w:lineRule="exact" w:after="60"/>
-        <w:ind w:left="567" w:hanging="283"/>
+        <w:pStyle w:val="ListBullet"/>
+        <w:spacing w:after="60"/>
+        <w:ind w:left="567"/>
       </w:pPr>
       <w:r>
-        <w:rPr>
-          <w:rFonts w:ascii="宋体" w:hAnsi="宋体" w:eastAsia="宋体"/>
-          <w:sz w:val="21"/>
-        </w:rPr>
-        <w:t>• 治疗方案的医学审核</w:t>
+        <w:t>治疗方案的医学审核</w:t>
       </w:r>
     </w:p>
     <w:p>
       <w:pPr>
-        <w:spacing w:line="440" w:lineRule="exact" w:after="60"/>
-        <w:ind w:left="567" w:hanging="283"/>
+        <w:pStyle w:val="ListBullet"/>
+        <w:spacing w:after="60"/>
+        <w:ind w:left="567"/>
       </w:pPr>
       <w:r>
-        <w:rPr>
-          <w:rFonts w:ascii="宋体" w:hAnsi="宋体" w:eastAsia="宋体"/>
-          <w:sz w:val="21"/>
-        </w:rPr>
-        <w:t>• 患者转诊和紧急情况处理</w:t>
+        <w:t>患者转诊和紧急情况处理</w:t>
       </w:r>
     </w:p>
     <w:p>
       <w:pPr>
-        <w:spacing w:line="440" w:lineRule="exact" w:after="60"/>
-        <w:ind w:left="567" w:hanging="283"/>
+        <w:pStyle w:val="ListBullet"/>
+        <w:spacing w:after="60"/>
+        <w:ind w:left="567"/>
       </w:pPr>
       <w:r>
-        <w:rPr>
-          <w:rFonts w:ascii="宋体" w:hAnsi="宋体" w:eastAsia="宋体"/>
-          <w:sz w:val="21"/>
-        </w:rPr>
-        <w:t>• 医疗质量和安全监督</w:t>
+        <w:t>医疗质量和安全监督</w:t>
       </w:r>
     </w:p>
     <w:p>
       <w:pPr>
-        <w:spacing w:line="440" w:lineRule="exact" w:after="60"/>
-        <w:ind w:left="567" w:hanging="283"/>
+        <w:pStyle w:val="ListBullet"/>
+        <w:spacing w:after="60"/>
+        <w:ind w:left="567"/>
       </w:pPr>
       <w:r>
-        <w:rPr>
-          <w:rFonts w:ascii="宋体" w:hAnsi="宋体" w:eastAsia="宋体"/>
-          <w:sz w:val="21"/>
-        </w:rPr>
-        <w:t>• 医院品牌和信誉背书</w:t>
+        <w:t>医院品牌和信誉背书</w:t>
       </w:r>
     </w:p>
     <w:p>
       <w:pPr>
-        <w:spacing w:line="440" w:lineRule="exact" w:after="120"/>
-        <w:ind w:left="567"/>
+        <w:spacing w:after="120" w:line="312" w:lineRule="auto"/>
       </w:pPr>
       <w:r>
-        <w:rPr>
-          <w:rFonts w:ascii="楷体" w:hAnsi="楷体" w:eastAsia="楷体"/>
-          <w:i/>
-          <w:color w:val="555555"/>
-          <w:sz w:val="20"/>
-        </w:rPr>
-        <w:t>医院收了管理费，不等于患者"被医院卖了"或"医院在骗钱"。这笔管理费对应的是真实的医疗服务支撑，是医院对项目质量负责的体现。</w:t>
+        <w:t>医院收取管理费，对应的是真实的医疗服务支撑，是医院对项目质量负责的体现。</w:t>
       </w:r>
     </w:p>
     <w:p>
       <w:pPr>
         <w:pStyle w:val="Heading3"/>
-        <w:spacing w:before="360" w:after="160"/>
       </w:pPr>
       <w:r>
         <w:rPr>
-          <w:rFonts w:ascii="微软雅黑" w:hAnsi="微软雅黑" w:eastAsia="微软雅黑"/>
-          <w:color w:val="2B579A"/>
-          <w:sz w:val="24"/>
+          <w:color w:val="2D5F9E"/>
+          <w:sz w:val="26"/>
         </w:rPr>
-        <w:t>4.4 关于"不清醒状态下购买"问题</w:t>
+        <w:t>4.4 关于"医院让第三方收款"的误区</w:t>
       </w:r>
     </w:p>
     <w:p>
       <w:pPr>
-        <w:spacing w:line="440" w:lineRule="exact" w:after="120"/>
-        <w:ind w:firstLine="420"/>
+        <w:spacing w:after="120" w:line="312" w:lineRule="auto"/>
       </w:pPr>
       <w:r>
-        <w:rPr>
-          <w:rFonts w:ascii="宋体" w:hAnsi="宋体" w:eastAsia="宋体"/>
-          <w:b w:val="0"/>
-          <w:sz w:val="22"/>
-        </w:rPr>
-        <w:t>经核实，该项目的支付由患者家属（患者配偶，完全民事行为能力人）在其本人手机上自愿完成。整个过程中不存在任何强迫、诱导或乘人之危的情形。该购买行为符合《中华人民共和国民法典》关于民事法律行为有效性的规定。</w:t>
+        <w:t>患者的理解误区在于认为"钱交给了第三方 = 医院没提供服务 = 医院在骗钱"。事实上：</w:t>
       </w:r>
     </w:p>
     <w:p>
       <w:pPr>
-        <w:spacing w:before="240" w:after="240"/>
+        <w:spacing w:after="60"/>
+        <w:ind w:left="454"/>
+      </w:pPr>
+      <w:r>
+        <w:t>圆爱康是医院通过合法程序引入的服务商，不是不明身份方</w:t>
+      </w:r>
+    </w:p>
+    <w:p>
+      <w:pPr>
+        <w:spacing w:after="60"/>
+        <w:ind w:left="454"/>
+      </w:pPr>
+      <w:r>
+        <w:t>居家康复的治疗方案由医院医生开具，医疗服务由医院医护执行</w:t>
+      </w:r>
+    </w:p>
+    <w:p>
+      <w:pPr>
+        <w:spacing w:after="60"/>
+        <w:ind w:left="454"/>
+      </w:pPr>
+      <w:r>
+        <w:t>圆爱康提供的是非核心医疗服务外包（设备管理、远程随访、数据跟踪），不替代医院的核心诊疗职能</w:t>
+      </w:r>
+    </w:p>
+    <w:p>
+      <w:pPr>
+        <w:spacing w:after="60"/>
+        <w:ind w:left="454"/>
+      </w:pPr>
+      <w:r>
+        <w:t>医院收取的管理费用对应的是真实的医疗支撑服务成本</w:t>
+      </w:r>
+    </w:p>
+    <w:p>
+      <w:pPr>
+        <w:spacing w:after="120" w:line="312" w:lineRule="auto"/>
+      </w:pPr>
+      <w:r>
+        <w:t>收款路径的不同不等于服务不存在。钱从哪个账户收、经过谁的手，是商业运营的安排，与患者实际获得的服务质量没有直接关系。</w:t>
+      </w:r>
+    </w:p>
+    <w:p>
+      <w:pPr>
+        <w:pStyle w:val="Heading3"/>
+      </w:pPr>
+      <w:r>
+        <w:rPr>
+          <w:color w:val="2D5F9E"/>
+          <w:sz w:val="26"/>
+        </w:rPr>
+        <w:t>4.5 关于"麻醉后不清醒状态下购买"问题</w:t>
+      </w:r>
+    </w:p>
+    <w:p>
+      <w:pPr>
+        <w:spacing w:after="120" w:line="312" w:lineRule="auto"/>
+      </w:pPr>
+      <w:r>
+        <w:t>根据服务群聊天记录及后台数据的事实还原：</w:t>
+      </w:r>
+    </w:p>
+    <w:p>
+      <w:pPr>
+        <w:spacing w:after="60"/>
+        <w:ind w:left="454"/>
+      </w:pPr>
+      <w:r>
+        <w:t>购买行为由家属完成：该项目由患者配偶（Sean.P先生，完全民事行为能力人）在其本人手机上自愿完成支付。患者当时处于手术后恢复期（麻醉后），但购买决定由家属作出，而非患者本人。</w:t>
+      </w:r>
+    </w:p>
+    <w:p>
+      <w:pPr>
+        <w:spacing w:after="60"/>
+        <w:ind w:left="454"/>
+      </w:pPr>
+      <w:r>
+        <w:t>患者/家属购买后仍有理性判断能力：购买后，患者家属Sean.P先生在服务群中主动提出了多项质疑（涉及注册证范围、虚假宣传、收费合规性等专业问题），并表达了"我也懂医疗业务"、"今天不处理，明天会有卫健和纪委去医院找你们"等主张。这一系列行为表明，患者家属在购买后具有充分的理性判断能力和行动能力，不存在"不清醒状态下被诱导购买"的情形。</w:t>
+      </w:r>
+    </w:p>
+    <w:p>
+      <w:pPr>
+        <w:spacing w:after="60"/>
+        <w:ind w:left="454"/>
+      </w:pPr>
+      <w:r>
+        <w:t>购买并非本次服务争议的核心前提：更重要的是，我方客服已主动提出全额退费方案，患者方若认为购买行为存在问题，可随时接受退款，无需继续进行争议。</w:t>
+      </w:r>
+    </w:p>
+    <w:p>
+      <w:pPr>
+        <w:spacing w:after="120" w:line="312" w:lineRule="auto"/>
+      </w:pPr>
+      <w:r>
+        <w:t>综上，"患者在麻醉后不清醒状态下被诱导购买"的说法与事实不符。</w:t>
+      </w:r>
+    </w:p>
+    <w:p>
+      <w:pPr>
+        <w:spacing w:before="120" w:after="120"/>
       </w:pPr>
       <w:r>
         <w:rPr>
@@ -2212,15 +1533,97 @@
     <w:p>
       <w:pPr>
         <w:pStyle w:val="Heading2"/>
-        <w:spacing w:before="360" w:after="160"/>
       </w:pPr>
       <w:r>
         <w:rPr>
-          <w:rFonts w:ascii="微软雅黑" w:hAnsi="微软雅黑" w:eastAsia="微软雅黑"/>
-          <w:color w:val="1A477A"/>
-          <w:sz w:val="28"/>
+          <w:color w:val="1A478A"/>
+          <w:sz w:val="32"/>
         </w:rPr>
-        <w:t>五、最终回复意见</w:t>
+        <w:t>五、关于"投诉至卫健局/纪委"的回应</w:t>
+      </w:r>
+    </w:p>
+    <w:p>
+      <w:pPr>
+        <w:spacing w:after="120" w:line="312" w:lineRule="auto"/>
+      </w:pPr>
+      <w:r>
+        <w:t>我方理解患者方在遇到消费争议时寻求外部监督的意愿，也尊重患者方的维权权利。</w:t>
+      </w:r>
+    </w:p>
+    <w:p>
+      <w:pPr>
+        <w:spacing w:after="120" w:line="312" w:lineRule="auto"/>
+      </w:pPr>
+      <w:r>
+        <w:t>我方在此郑重声明：</w:t>
+      </w:r>
+    </w:p>
+    <w:p>
+      <w:pPr>
+        <w:spacing w:after="60"/>
+        <w:ind w:left="454"/>
+      </w:pPr>
+      <w:r>
+        <w:t>产品的合法性经得起审查——医疗器械注册证真实有效，治疗机理有充分的生理学和临床依据</w:t>
+      </w:r>
+    </w:p>
+    <w:p>
+      <w:pPr>
+        <w:spacing w:after="60"/>
+        <w:ind w:left="454"/>
+      </w:pPr>
+      <w:r>
+        <w:t>服务的合规性经得起检验——服务包构成清晰，医疗收费与非医疗收费分列合理，符合医疗服务领域通行做法</w:t>
+      </w:r>
+    </w:p>
+    <w:p>
+      <w:pPr>
+        <w:spacing w:after="60"/>
+        <w:ind w:left="454"/>
+      </w:pPr>
+      <w:r>
+        <w:t>客户服务经得起复盘——客服在群对话中做到了耐心解释、专业回应，并主动提出全额退费方案</w:t>
+      </w:r>
+    </w:p>
+    <w:p>
+      <w:pPr>
+        <w:spacing w:after="60"/>
+        <w:ind w:left="454"/>
+      </w:pPr>
+      <w:r>
+        <w:t>我方绝不回避监督——欢迎卫生健康主管部门、药品监督管理部门对我方的产品和服务进行监督检查</w:t>
+      </w:r>
+    </w:p>
+    <w:p>
+      <w:pPr>
+        <w:spacing w:after="120" w:line="312" w:lineRule="auto"/>
+      </w:pPr>
+      <w:r>
+        <w:t>如果经过法定程序认定我方存在任何违规或违法行为，我方愿意承担相应的法律责任。但在未经法定程序认定的情况下，我方不接受不实指控。</w:t>
+      </w:r>
+    </w:p>
+    <w:p>
+      <w:pPr>
+        <w:spacing w:before="120" w:after="120"/>
+      </w:pPr>
+      <w:r>
+        <w:rPr>
+          <w:color w:val="CCCCCC"/>
+          <w:sz w:val="16"/>
+        </w:rPr>
+        <w:t>────────────────────────────────────────────────────────────</w:t>
+      </w:r>
+    </w:p>
+    <w:p>
+      <w:pPr>
+        <w:pStyle w:val="Heading2"/>
+      </w:pPr>
+      <w:r>
+        <w:rPr>
+          <w:color w:val="1A478A"/>
+          <w:sz w:val="32"/>
+        </w:rPr>
+        <w:t>六、最终回复意见</w:t>
       </w:r>
     </w:p>
     <w:tbl>
@@ -2231,24 +1634,20 @@
         <w:tblLook w:firstColumn="1" w:firstRow="1" w:lastColumn="0" w:lastRow="0" w:noHBand="0" w:noVBand="1" w:val="04A0"/>
       </w:tblPr>
       <w:tblGrid>
-        <w:gridCol w:w="3120"/>
-        <w:gridCol w:w="3120"/>
-        <w:gridCol w:w="3120"/>
+        <w:gridCol w:w="2880"/>
+        <w:gridCol w:w="2880"/>
+        <w:gridCol w:w="2880"/>
       </w:tblGrid>
       <w:tr>
         <w:tc>
           <w:tcPr>
-            <w:tcW w:type="dxa" w:w="3120"/>
-            <w:shd w:fill="2B579A"/>
+            <w:tcW w:type="dxa" w:w="2880"/>
+            <w:shd w:fill="1A478A" w:val="clear"/>
           </w:tcPr>
           <w:p>
-            <w:pPr>
-              <w:jc w:val="center"/>
-            </w:pPr>
             <w:r/>
             <w:r>
               <w:rPr>
-                <w:rFonts w:ascii="微软雅黑" w:hAnsi="微软雅黑" w:eastAsia="微软雅黑"/>
                 <w:b/>
                 <w:color w:val="FFFFFF"/>
                 <w:sz w:val="20"/>
@@ -2259,17 +1658,13 @@
         </w:tc>
         <w:tc>
           <w:tcPr>
-            <w:tcW w:type="dxa" w:w="3120"/>
-            <w:shd w:fill="2B579A"/>
+            <w:tcW w:type="dxa" w:w="2880"/>
+            <w:shd w:fill="1A478A" w:val="clear"/>
           </w:tcPr>
           <w:p>
-            <w:pPr>
-              <w:jc w:val="center"/>
-            </w:pPr>
             <w:r/>
             <w:r>
               <w:rPr>
-                <w:rFonts w:ascii="微软雅黑" w:hAnsi="微软雅黑" w:eastAsia="微软雅黑"/>
                 <w:b/>
                 <w:color w:val="FFFFFF"/>
                 <w:sz w:val="20"/>
@@ -2280,17 +1675,13 @@
         </w:tc>
         <w:tc>
           <w:tcPr>
-            <w:tcW w:type="dxa" w:w="3120"/>
-            <w:shd w:fill="2B579A"/>
+            <w:tcW w:type="dxa" w:w="2880"/>
+            <w:shd w:fill="1A478A" w:val="clear"/>
           </w:tcPr>
           <w:p>
-            <w:pPr>
-              <w:jc w:val="center"/>
-            </w:pPr>
             <w:r/>
             <w:r>
               <w:rPr>
-                <w:rFonts w:ascii="微软雅黑" w:hAnsi="微软雅黑" w:eastAsia="微软雅黑"/>
                 <w:b/>
                 <w:color w:val="FFFFFF"/>
                 <w:sz w:val="20"/>
@@ -2303,55 +1694,34 @@
       <w:tr>
         <w:tc>
           <w:tcPr>
-            <w:tcW w:type="dxa" w:w="3120"/>
+            <w:tcW w:type="dxa" w:w="2880"/>
           </w:tcPr>
           <w:p>
-            <w:pPr>
-              <w:jc w:val="center"/>
-            </w:pPr>
             <w:r/>
             <w:r>
-              <w:rPr>
-                <w:rFonts w:ascii="宋体" w:hAnsi="宋体" w:eastAsia="宋体"/>
-                <w:sz w:val="19"/>
-              </w:rPr>
               <w:t>1</w:t>
             </w:r>
           </w:p>
         </w:tc>
         <w:tc>
           <w:tcPr>
-            <w:tcW w:type="dxa" w:w="3120"/>
+            <w:tcW w:type="dxa" w:w="2880"/>
           </w:tcPr>
           <w:p>
-            <w:pPr>
-              <w:jc w:val="center"/>
-            </w:pPr>
             <w:r/>
             <w:r>
-              <w:rPr>
-                <w:rFonts w:ascii="宋体" w:hAnsi="宋体" w:eastAsia="宋体"/>
-                <w:sz w:val="19"/>
-              </w:rPr>
-              <w:t>欺诈</w:t>
+              <w:t>欺诈 / 退一赔三</w:t>
             </w:r>
           </w:p>
         </w:tc>
         <w:tc>
           <w:tcPr>
-            <w:tcW w:type="dxa" w:w="3120"/>
+            <w:tcW w:type="dxa" w:w="2880"/>
           </w:tcPr>
           <w:p>
-            <w:pPr>
-              <w:jc w:val="center"/>
-            </w:pPr>
             <w:r/>
             <w:r>
-              <w:rPr>
-                <w:rFonts w:ascii="宋体" w:hAnsi="宋体" w:eastAsia="宋体"/>
-                <w:sz w:val="19"/>
-              </w:rPr>
-              <w:t>❌ 不成立。产品合法、治疗合规、服务真实。"假一赔三"没有法律依据。退款已办，是基于人文关怀，不是承认欺诈。</w:t>
+              <w:t>❌ 不成立。产品合法、治疗合规、服务真实，不存在欺诈故意和欺诈行为。"退一赔三"没有法律依据。退款已提出，是基于人文关怀，不是承认欺诈。</w:t>
             </w:r>
           </w:p>
         </w:tc>
@@ -2359,58 +1729,37 @@
       <w:tr>
         <w:tc>
           <w:tcPr>
-            <w:tcW w:type="dxa" w:w="3120"/>
-            <w:shd w:fill="F2F6FC"/>
+            <w:tcW w:type="dxa" w:w="2880"/>
+            <w:shd w:fill="F5F7FA" w:val="clear"/>
           </w:tcPr>
           <w:p>
-            <w:pPr>
-              <w:jc w:val="center"/>
-            </w:pPr>
             <w:r/>
             <w:r>
-              <w:rPr>
-                <w:rFonts w:ascii="宋体" w:hAnsi="宋体" w:eastAsia="宋体"/>
-                <w:sz w:val="19"/>
-              </w:rPr>
               <w:t>2</w:t>
             </w:r>
           </w:p>
         </w:tc>
         <w:tc>
           <w:tcPr>
-            <w:tcW w:type="dxa" w:w="3120"/>
-            <w:shd w:fill="F2F6FC"/>
+            <w:tcW w:type="dxa" w:w="2880"/>
+            <w:shd w:fill="F5F7FA" w:val="clear"/>
           </w:tcPr>
           <w:p>
-            <w:pPr>
-              <w:jc w:val="center"/>
-            </w:pPr>
             <w:r/>
             <w:r>
-              <w:rPr>
-                <w:rFonts w:ascii="宋体" w:hAnsi="宋体" w:eastAsia="宋体"/>
-                <w:sz w:val="19"/>
-              </w:rPr>
-              <w:t>产品超范围</w:t>
+              <w:t>产品超范围治疗</w:t>
             </w:r>
           </w:p>
         </w:tc>
         <w:tc>
           <w:tcPr>
-            <w:tcW w:type="dxa" w:w="3120"/>
-            <w:shd w:fill="F2F6FC"/>
+            <w:tcW w:type="dxa" w:w="2880"/>
+            <w:shd w:fill="F5F7FA" w:val="clear"/>
           </w:tcPr>
           <w:p>
-            <w:pPr>
-              <w:jc w:val="center"/>
-            </w:pPr>
             <w:r/>
             <w:r>
-              <w:rPr>
-                <w:rFonts w:ascii="宋体" w:hAnsi="宋体" w:eastAsia="宋体"/>
-                <w:sz w:val="19"/>
-              </w:rPr>
-              <w:t>❌ 不成立。子宫复旧属于"恢复肌肉功能障碍"的范畴。详见附件说明函。</w:t>
+              <w:t>❌ 不成立。子宫复旧属于"恢复肌肉功能障碍"的适用范围之内。注册证写法的宽泛不代表不能治疗。详见附件说明函。</w:t>
             </w:r>
           </w:p>
         </w:tc>
@@ -2418,134 +1767,125 @@
       <w:tr>
         <w:tc>
           <w:tcPr>
-            <w:tcW w:type="dxa" w:w="3120"/>
+            <w:tcW w:type="dxa" w:w="2880"/>
           </w:tcPr>
           <w:p>
-            <w:pPr>
-              <w:jc w:val="center"/>
-            </w:pPr>
             <w:r/>
             <w:r>
-              <w:rPr>
-                <w:rFonts w:ascii="宋体" w:hAnsi="宋体" w:eastAsia="宋体"/>
-                <w:sz w:val="19"/>
-              </w:rPr>
               <w:t>3</w:t>
             </w:r>
           </w:p>
         </w:tc>
         <w:tc>
           <w:tcPr>
-            <w:tcW w:type="dxa" w:w="3120"/>
+            <w:tcW w:type="dxa" w:w="2880"/>
           </w:tcPr>
           <w:p>
-            <w:pPr>
-              <w:jc w:val="center"/>
-            </w:pPr>
             <w:r/>
             <w:r>
-              <w:rPr>
-                <w:rFonts w:ascii="宋体" w:hAnsi="宋体" w:eastAsia="宋体"/>
-                <w:sz w:val="19"/>
-              </w:rPr>
               <w:t>第三方收款违规</w:t>
             </w:r>
           </w:p>
         </w:tc>
         <w:tc>
           <w:tcPr>
-            <w:tcW w:type="dxa" w:w="3120"/>
+            <w:tcW w:type="dxa" w:w="2880"/>
           </w:tcPr>
           <w:p>
-            <w:pPr>
-              <w:jc w:val="center"/>
-            </w:pPr>
             <w:r/>
             <w:r>
-              <w:rPr>
-                <w:rFonts w:ascii="宋体" w:hAnsi="宋体" w:eastAsia="宋体"/>
-                <w:sz w:val="19"/>
-              </w:rPr>
-              <w:t>❌ 不成立。圆爱康是医院合法招标引入的服务商。第三方代收结算模式在医疗领域普遍存在。</w:t>
+              <w:t>❌ 不成立。圆爱康是医院合法引入的服务商。服务包=医疗收费+非医疗收费。第三方服务模式在医疗领域普遍存在。</w:t>
+            </w:r>
+          </w:p>
+        </w:tc>
+      </w:tr>
+      <w:tr>
+        <w:tc>
+          <w:tcPr>
+            <w:tcW w:type="dxa" w:w="2880"/>
+            <w:shd w:fill="F5F7FA" w:val="clear"/>
+          </w:tcPr>
+          <w:p>
+            <w:r/>
+            <w:r>
+              <w:t>4</w:t>
+            </w:r>
+          </w:p>
+        </w:tc>
+        <w:tc>
+          <w:tcPr>
+            <w:tcW w:type="dxa" w:w="2880"/>
+            <w:shd w:fill="F5F7FA" w:val="clear"/>
+          </w:tcPr>
+          <w:p>
+            <w:r/>
+            <w:r>
+              <w:t>麻醉后不清醒购买</w:t>
+            </w:r>
+          </w:p>
+        </w:tc>
+        <w:tc>
+          <w:tcPr>
+            <w:tcW w:type="dxa" w:w="2880"/>
+            <w:shd w:fill="F5F7FA" w:val="clear"/>
+          </w:tcPr>
+          <w:p>
+            <w:r/>
+            <w:r>
+              <w:t>❌ 不成立。由家属（配偶）自愿完成支付。购买后家属具备充分的理性判断能力。客服已提出全额退费，患者可随时接受。</w:t>
             </w:r>
           </w:p>
         </w:tc>
       </w:tr>
     </w:tbl>
+    <w:p/>
     <w:p>
       <w:pPr>
-        <w:spacing w:before="40"/>
-      </w:pPr>
-    </w:p>
-    <w:p>
-      <w:pPr>
-        <w:spacing w:line="440" w:lineRule="exact" w:after="120"/>
-        <w:ind w:firstLine="420"/>
+        <w:spacing w:after="120" w:line="312" w:lineRule="auto"/>
       </w:pPr>
       <w:r>
-        <w:rPr>
-          <w:rFonts w:ascii="宋体" w:hAnsi="宋体" w:eastAsia="宋体"/>
-          <w:b/>
-          <w:sz w:val="22"/>
-        </w:rPr>
-        <w:t>本院及圆爱康的立场：</w:t>
+        <w:t>我方立场：</w:t>
       </w:r>
     </w:p>
     <w:p>
       <w:pPr>
-        <w:spacing w:line="440" w:lineRule="exact" w:after="80"/>
-        <w:ind w:left="283"/>
+        <w:spacing w:after="60"/>
+        <w:ind w:left="454"/>
       </w:pPr>
       <w:r>
-        <w:rPr>
-          <w:rFonts w:ascii="宋体" w:hAnsi="宋体" w:eastAsia="宋体"/>
-          <w:sz w:val="22"/>
-        </w:rPr>
-        <w:t>✅ 退款已办理——体现人文关怀</w:t>
+        <w:t>✅ 全额退费方案已提出，随时可办理——体现人文关怀</w:t>
       </w:r>
     </w:p>
     <w:p>
       <w:pPr>
-        <w:spacing w:line="440" w:lineRule="exact" w:after="80"/>
-        <w:ind w:left="283"/>
+        <w:spacing w:after="60"/>
+        <w:ind w:left="454"/>
       </w:pPr>
       <w:r>
-        <w:rPr>
-          <w:rFonts w:ascii="宋体" w:hAnsi="宋体" w:eastAsia="宋体"/>
-          <w:sz w:val="22"/>
-        </w:rPr>
         <w:t>❌ 不承认项目虚假——产品合法，治疗合规，服务真实</w:t>
       </w:r>
     </w:p>
     <w:p>
       <w:pPr>
-        <w:spacing w:line="440" w:lineRule="exact" w:after="80"/>
-        <w:ind w:left="283"/>
+        <w:spacing w:after="60"/>
+        <w:ind w:left="454"/>
       </w:pPr>
       <w:r>
-        <w:rPr>
-          <w:rFonts w:ascii="宋体" w:hAnsi="宋体" w:eastAsia="宋体"/>
-          <w:sz w:val="22"/>
-        </w:rPr>
-        <w:t>❌ 不接受"假一赔三"——没有法律依据</w:t>
+        <w:t>❌ 不接受"退一赔三"——没有法律依据</w:t>
       </w:r>
     </w:p>
     <w:p>
       <w:pPr>
-        <w:spacing w:line="440" w:lineRule="exact" w:after="80"/>
-        <w:ind w:left="283"/>
+        <w:spacing w:after="60"/>
+        <w:ind w:left="454"/>
       </w:pPr>
       <w:r>
-        <w:rPr>
-          <w:rFonts w:ascii="宋体" w:hAnsi="宋体" w:eastAsia="宋体"/>
-          <w:sz w:val="22"/>
-        </w:rPr>
-        <w:t>✅ 欢迎通过合法途径对产品合法性和服务质量进行监督和检验</w:t>
+        <w:t>✅ 欢迎通过合法途径（卫生健康主管部门、药品监督管理部门、人民法院）对产品合法性和服务质量进行监督和检验</w:t>
       </w:r>
     </w:p>
     <w:p>
       <w:pPr>
-        <w:spacing w:before="240" w:after="240"/>
+        <w:spacing w:before="120" w:after="120"/>
       </w:pPr>
       <w:r>
         <w:rPr>
@@ -2558,87 +1898,61 @@
     <w:p>
       <w:pPr>
         <w:pStyle w:val="Heading2"/>
-        <w:spacing w:before="360" w:after="160"/>
       </w:pPr>
       <w:r>
         <w:rPr>
-          <w:rFonts w:ascii="微软雅黑" w:hAnsi="微软雅黑" w:eastAsia="微软雅黑"/>
-          <w:color w:val="1A477A"/>
-          <w:sz w:val="28"/>
+          <w:color w:val="1A478A"/>
+          <w:sz w:val="32"/>
         </w:rPr>
-        <w:t>六、法律权利保留</w:t>
+        <w:t>七、法律权利保留</w:t>
       </w:r>
     </w:p>
     <w:p>
       <w:pPr>
-        <w:spacing w:line="440" w:lineRule="exact" w:after="120"/>
-        <w:ind w:firstLine="420"/>
+        <w:spacing w:after="120" w:line="312" w:lineRule="auto"/>
       </w:pPr>
       <w:r>
-        <w:rPr>
-          <w:rFonts w:ascii="宋体" w:hAnsi="宋体" w:eastAsia="宋体"/>
-          <w:b w:val="0"/>
-          <w:sz w:val="22"/>
-        </w:rPr>
-        <w:t>如患者方面坚持认为存在违法行为，建议通过以下合法途径解决：</w:t>
+        <w:t>如患者方坚持认为存在违法行为，建议通过以下合法途径解决：</w:t>
       </w:r>
     </w:p>
     <w:p>
       <w:pPr>
-        <w:spacing w:line="440" w:lineRule="exact" w:after="60"/>
-        <w:ind w:left="567" w:hanging="283"/>
+        <w:spacing w:after="60"/>
+        <w:ind w:left="454"/>
       </w:pPr>
       <w:r>
-        <w:rPr>
-          <w:rFonts w:ascii="宋体" w:hAnsi="宋体" w:eastAsia="宋体"/>
-          <w:sz w:val="21"/>
-        </w:rPr>
-        <w:t>• 向当地卫生健康主管部门投诉——由卫健部门核实医疗行为和收费模式的合规性</w:t>
+        <w:t>向当地卫生健康主管部门投诉——由卫健部门核实医疗行为和收费模式的合规性</w:t>
       </w:r>
     </w:p>
     <w:p>
       <w:pPr>
-        <w:spacing w:line="440" w:lineRule="exact" w:after="60"/>
-        <w:ind w:left="567" w:hanging="283"/>
+        <w:spacing w:after="60"/>
+        <w:ind w:left="454"/>
       </w:pPr>
       <w:r>
-        <w:rPr>
-          <w:rFonts w:ascii="宋体" w:hAnsi="宋体" w:eastAsia="宋体"/>
-          <w:sz w:val="21"/>
-        </w:rPr>
-        <w:t>• 向当地药品监督管理部门投诉——由药监部门核实产品的注册和使用合规性</w:t>
+        <w:t>向当地药品监督管理部门投诉——由药监部门核实产品的注册和使用合规性</w:t>
       </w:r>
     </w:p>
     <w:p>
       <w:pPr>
-        <w:spacing w:line="440" w:lineRule="exact" w:after="60"/>
-        <w:ind w:left="567" w:hanging="283"/>
+        <w:spacing w:after="60"/>
+        <w:ind w:left="454"/>
       </w:pPr>
       <w:r>
-        <w:rPr>
-          <w:rFonts w:ascii="宋体" w:hAnsi="宋体" w:eastAsia="宋体"/>
-          <w:sz w:val="21"/>
-        </w:rPr>
-        <w:t>• 向人民法院提起诉讼——由司法机关依法裁判</w:t>
+        <w:t>向人民法院提起诉讼——由司法机关依法裁判</w:t>
       </w:r>
     </w:p>
     <w:p>
       <w:pPr>
-        <w:spacing w:line="440" w:lineRule="exact" w:after="120"/>
-        <w:ind w:firstLine="420"/>
+        <w:spacing w:after="120" w:line="312" w:lineRule="auto"/>
       </w:pPr>
       <w:r>
-        <w:rPr>
-          <w:rFonts w:ascii="宋体" w:hAnsi="宋体" w:eastAsia="宋体"/>
-          <w:b w:val="0"/>
-          <w:sz w:val="22"/>
-        </w:rPr>
-        <w:t>我院及圆爱康将积极配合相关部门的调查和司法程序。如果经调查确认我方存在任何违规或违法行为，愿意承担相应的法律责任。但在未经法定程序认定的情况下，我方不接受不实指控和不当诉求。</w:t>
+        <w:t>我院及圆爱康将积极配合相关部门的调查和司法程序，并提供所有必要的文件和证据。</w:t>
       </w:r>
     </w:p>
     <w:p>
       <w:pPr>
-        <w:spacing w:before="240" w:after="240"/>
+        <w:spacing w:before="120" w:after="120"/>
       </w:pPr>
       <w:r>
         <w:rPr>
@@ -2651,72 +1965,416 @@
     <w:p>
       <w:pPr>
         <w:pStyle w:val="Heading2"/>
-        <w:spacing w:before="360" w:after="160"/>
       </w:pPr>
       <w:r>
         <w:rPr>
-          <w:rFonts w:ascii="微软雅黑" w:hAnsi="微软雅黑" w:eastAsia="微软雅黑"/>
-          <w:color w:val="1A477A"/>
-          <w:sz w:val="28"/>
+          <w:color w:val="1A478A"/>
+          <w:sz w:val="32"/>
         </w:rPr>
-        <w:t>附件</w:t>
+        <w:t>附录：服务群聊天记录（摘要）</w:t>
       </w:r>
     </w:p>
     <w:p>
       <w:pPr>
-        <w:spacing w:line="440" w:lineRule="exact" w:after="60"/>
-        <w:ind w:left="567" w:hanging="283"/>
+        <w:spacing w:after="120" w:line="312" w:lineRule="auto"/>
       </w:pPr>
       <w:r>
-        <w:rPr>
-          <w:rFonts w:ascii="宋体" w:hAnsi="宋体" w:eastAsia="宋体"/>
-          <w:sz w:val="21"/>
-        </w:rPr>
-        <w:t>• 《关于生物刺激反馈仪可用于子宫复旧治疗的说明函》</w:t>
+        <w:t>时间：2026年6月22日</w:t>
       </w:r>
     </w:p>
     <w:p>
       <w:pPr>
-        <w:spacing w:line="440" w:lineRule="exact" w:after="60"/>
-        <w:ind w:left="567" w:hanging="283"/>
+        <w:spacing w:after="120" w:line="312" w:lineRule="auto"/>
       </w:pPr>
       <w:r>
-        <w:rPr>
-          <w:rFonts w:ascii="宋体" w:hAnsi="宋体" w:eastAsia="宋体"/>
-          <w:sz w:val="21"/>
-        </w:rPr>
-        <w:t>• 广州圆医生物科技有限公司《医疗器械注册证》复印件</w:t>
+        <w:t>参与人：客服耀耀（圆爱康）、香香（医院护士）、Sean.P（患者配偶）、褚军岩（患者，未发言）</w:t>
       </w:r>
     </w:p>
     <w:p>
       <w:pPr>
-        <w:spacing w:line="440" w:lineRule="exact" w:after="60"/>
-        <w:ind w:left="567" w:hanging="283"/>
+        <w:spacing w:after="120" w:line="312" w:lineRule="auto"/>
       </w:pPr>
       <w:r>
-        <w:rPr>
-          <w:rFonts w:ascii="宋体" w:hAnsi="宋体" w:eastAsia="宋体"/>
-          <w:sz w:val="21"/>
-        </w:rPr>
-        <w:t>• 医院与圆爱康服务合作协议（摘要）</w:t>
+        <w:t>16:01:40 | 客服耀耀：</w:t>
       </w:r>
     </w:p>
     <w:p>
       <w:pPr>
-        <w:spacing w:line="440" w:lineRule="exact" w:after="60"/>
-        <w:ind w:left="567" w:hanging="283"/>
+        <w:spacing w:before="80" w:after="80"/>
+        <w:ind w:left="567"/>
+        <w:pBdr>
+          <w:left w:val="single" w:sz="12" w:space="8" w:color="1A478A"/>
+        </w:pBdr>
       </w:pPr>
       <w:r>
         <w:rPr>
-          <w:rFonts w:ascii="宋体" w:hAnsi="宋体" w:eastAsia="宋体"/>
-          <w:sz w:val="21"/>
+          <w:i/>
+          <w:color w:val="666666"/>
         </w:rPr>
-        <w:t>• 招标文件（相关章节）</w:t>
+        <w:t>亲您好，若无特殊情况，今日可以抽空开始首次治疗哦，治疗请在方便且舒适环境下进行🌱</w:t>
       </w:r>
     </w:p>
     <w:p>
       <w:pPr>
-        <w:spacing w:before="240" w:after="240"/>
+        <w:spacing w:before="80" w:after="80"/>
+        <w:ind w:left="567"/>
+        <w:pBdr>
+          <w:left w:val="single" w:sz="12" w:space="8" w:color="1A478A"/>
+        </w:pBdr>
+      </w:pPr>
+      <w:r>
+        <w:rPr>
+          <w:i/>
+          <w:color w:val="666666"/>
+        </w:rPr>
+      </w:r>
+    </w:p>
+    <w:p>
+      <w:pPr>
+        <w:spacing w:before="80" w:after="80"/>
+        <w:ind w:left="567"/>
+        <w:pBdr>
+          <w:left w:val="single" w:sz="12" w:space="8" w:color="1A478A"/>
+        </w:pBdr>
+      </w:pPr>
+      <w:r>
+        <w:rPr>
+          <w:i/>
+          <w:color w:val="666666"/>
+        </w:rPr>
+        <w:t>电流强度是1-100mA可以调节的，比较多用户是在25-80调整……请您根据治疗当天的感觉，慢慢往上加，加到有酥酥麻麻的感觉就可以，不会痛就行哈~</w:t>
+      </w:r>
+    </w:p>
+    <w:p>
+      <w:pPr>
+        <w:spacing w:after="120" w:line="312" w:lineRule="auto"/>
+      </w:pPr>
+      <w:r>
+        <w:t>16:15:50 | 香香（医院护士）：</w:t>
+      </w:r>
+    </w:p>
+    <w:p>
+      <w:pPr>
+        <w:spacing w:before="80" w:after="80"/>
+        <w:ind w:left="567"/>
+        <w:pBdr>
+          <w:left w:val="single" w:sz="12" w:space="8" w:color="1A478A"/>
+        </w:pBdr>
+      </w:pPr>
+      <w:r>
+        <w:rPr>
+          <w:i/>
+          <w:color w:val="666666"/>
+        </w:rPr>
+        <w:t>褚女士，您好！手术后感觉怎么样？有子宫收缩痛吗？还有阴道流血吗？这两天注意休息，适当活动活动有利于子宫收缩。饮食方面可参照我们发给您的注意事项，多吃蛋白质食物如鸡鸭鱼肉蛋等促进身体恢复，每天坚持做子宫复旧治疗哈！</w:t>
+      </w:r>
+    </w:p>
+    <w:p>
+      <w:pPr>
+        <w:spacing w:after="120" w:line="312" w:lineRule="auto"/>
+      </w:pPr>
+      <w:r>
+        <w:t>16:35:25 | Sean.P：</w:t>
+      </w:r>
+    </w:p>
+    <w:p>
+      <w:pPr>
+        <w:spacing w:before="80" w:after="80"/>
+        <w:ind w:left="567"/>
+        <w:pBdr>
+          <w:left w:val="single" w:sz="12" w:space="8" w:color="1A478A"/>
+        </w:pBdr>
+      </w:pPr>
+      <w:r>
+        <w:rPr>
+          <w:i/>
+          <w:color w:val="666666"/>
+        </w:rPr>
+        <w:t>谁是负责人？</w:t>
+      </w:r>
+    </w:p>
+    <w:p>
+      <w:pPr>
+        <w:spacing w:after="120" w:line="312" w:lineRule="auto"/>
+      </w:pPr>
+      <w:r>
+        <w:t>16:36:42 | Sean.P：</w:t>
+      </w:r>
+    </w:p>
+    <w:p>
+      <w:pPr>
+        <w:spacing w:before="80" w:after="80"/>
+        <w:ind w:left="567"/>
+        <w:pBdr>
+          <w:left w:val="single" w:sz="12" w:space="8" w:color="1A478A"/>
+        </w:pBdr>
+      </w:pPr>
+      <w:r>
+        <w:rPr>
+          <w:i/>
+          <w:color w:val="666666"/>
+        </w:rPr>
+        <w:t>你们虚假宣传，诱导患者在麻醉后购买服务，我要求退一赔三。</w:t>
+      </w:r>
+    </w:p>
+    <w:p>
+      <w:pPr>
+        <w:spacing w:before="80" w:after="80"/>
+        <w:ind w:left="567"/>
+        <w:pBdr>
+          <w:left w:val="single" w:sz="12" w:space="8" w:color="1A478A"/>
+        </w:pBdr>
+      </w:pPr>
+      <w:r>
+        <w:rPr>
+          <w:i/>
+          <w:color w:val="666666"/>
+        </w:rPr>
+        <w:t>你们的设备不具备子宫修复功能。</w:t>
+      </w:r>
+    </w:p>
+    <w:p>
+      <w:pPr>
+        <w:spacing w:before="80" w:after="80"/>
+        <w:ind w:left="567"/>
+        <w:pBdr>
+          <w:left w:val="single" w:sz="12" w:space="8" w:color="1A478A"/>
+        </w:pBdr>
+      </w:pPr>
+      <w:r>
+        <w:rPr>
+          <w:i/>
+          <w:color w:val="666666"/>
+        </w:rPr>
+        <w:t>对应的二类医疗证完全不包含子宫修复等功能，当消费者不懂吗？</w:t>
+      </w:r>
+    </w:p>
+    <w:p>
+      <w:pPr>
+        <w:spacing w:after="120" w:line="312" w:lineRule="auto"/>
+      </w:pPr>
+      <w:r>
+        <w:t>16:41:36 | 客服耀耀（发送注册证图片）</w:t>
+      </w:r>
+    </w:p>
+    <w:p>
+      <w:pPr>
+        <w:spacing w:after="120" w:line="312" w:lineRule="auto"/>
+      </w:pPr>
+      <w:r>
+        <w:t>16:42:58 | Sean.P：</w:t>
+      </w:r>
+    </w:p>
+    <w:p>
+      <w:pPr>
+        <w:spacing w:before="80" w:after="80"/>
+        <w:ind w:left="567"/>
+        <w:pBdr>
+          <w:left w:val="single" w:sz="12" w:space="8" w:color="1A478A"/>
+        </w:pBdr>
+      </w:pPr>
+      <w:r>
+        <w:rPr>
+          <w:i/>
+          <w:color w:val="666666"/>
+        </w:rPr>
+        <w:t>适用范围看清楚，不包括子宫复旧和子宫修复，仅盆底肌而已</w:t>
+      </w:r>
+    </w:p>
+    <w:p>
+      <w:pPr>
+        <w:spacing w:after="120" w:line="312" w:lineRule="auto"/>
+      </w:pPr>
+      <w:r>
+        <w:t>16:45:31 | 客服耀耀（发送说明图）</w:t>
+      </w:r>
+    </w:p>
+    <w:p>
+      <w:pPr>
+        <w:spacing w:after="120" w:line="312" w:lineRule="auto"/>
+      </w:pPr>
+      <w:r>
+        <w:t>16:45:47 | Sean.P：</w:t>
+      </w:r>
+    </w:p>
+    <w:p>
+      <w:pPr>
+        <w:spacing w:before="80" w:after="80"/>
+        <w:ind w:left="567"/>
+        <w:pBdr>
+          <w:left w:val="single" w:sz="12" w:space="8" w:color="1A478A"/>
+        </w:pBdr>
+      </w:pPr>
+      <w:r>
+        <w:rPr>
+          <w:i/>
+          <w:color w:val="666666"/>
+        </w:rPr>
+        <w:t>那你们和卫健去解释吧</w:t>
+      </w:r>
+    </w:p>
+    <w:p>
+      <w:pPr>
+        <w:spacing w:after="120" w:line="312" w:lineRule="auto"/>
+      </w:pPr>
+      <w:r>
+        <w:t>16:46:19 | Sean.P：</w:t>
+      </w:r>
+    </w:p>
+    <w:p>
+      <w:pPr>
+        <w:spacing w:before="80" w:after="80"/>
+        <w:ind w:left="567"/>
+        <w:pBdr>
+          <w:left w:val="single" w:sz="12" w:space="8" w:color="1A478A"/>
+        </w:pBdr>
+      </w:pPr>
+      <w:r>
+        <w:rPr>
+          <w:i/>
+          <w:color w:val="666666"/>
+        </w:rPr>
+        <w:t>今天不处理，明天会有卫健和纪委去医院找你们</w:t>
+      </w:r>
+    </w:p>
+    <w:p>
+      <w:pPr>
+        <w:spacing w:after="120" w:line="312" w:lineRule="auto"/>
+      </w:pPr>
+      <w:r>
+        <w:t>16:46:22 | 客服耀耀：</w:t>
+      </w:r>
+    </w:p>
+    <w:p>
+      <w:pPr>
+        <w:spacing w:before="80" w:after="80"/>
+        <w:ind w:left="567"/>
+        <w:pBdr>
+          <w:left w:val="single" w:sz="12" w:space="8" w:color="1A478A"/>
+        </w:pBdr>
+      </w:pPr>
+      <w:r>
+        <w:rPr>
+          <w:i/>
+          <w:color w:val="666666"/>
+        </w:rPr>
+        <w:t>亲，注册证上没有只限定盆底肌肉，证书标注：采集体表肌电、反馈训练，对患者各类肌肉施加电刺激，恢复肌肉功能障碍，文字是通用描述😊</w:t>
+      </w:r>
+    </w:p>
+    <w:p>
+      <w:pPr>
+        <w:spacing w:before="80" w:after="80"/>
+        <w:ind w:left="567"/>
+        <w:pBdr>
+          <w:left w:val="single" w:sz="12" w:space="8" w:color="1A478A"/>
+        </w:pBdr>
+      </w:pPr>
+      <w:r>
+        <w:rPr>
+          <w:i/>
+          <w:color w:val="666666"/>
+        </w:rPr>
+      </w:r>
+    </w:p>
+    <w:p>
+      <w:pPr>
+        <w:spacing w:before="80" w:after="80"/>
+        <w:ind w:left="567"/>
+        <w:pBdr>
+          <w:left w:val="single" w:sz="12" w:space="8" w:color="1A478A"/>
+        </w:pBdr>
+      </w:pPr>
+      <w:r>
+        <w:rPr>
+          <w:i/>
+          <w:color w:val="666666"/>
+        </w:rPr>
+        <w:t>仪器在推向临床使用前，历经多次标准化临床试验，各项性能与治疗效果均经过严谨验证，临床使用安全可靠</w:t>
+      </w:r>
+    </w:p>
+    <w:p>
+      <w:pPr>
+        <w:spacing w:after="120" w:line="312" w:lineRule="auto"/>
+      </w:pPr>
+      <w:r>
+        <w:t>16:46:46 | Sean.P：</w:t>
+      </w:r>
+    </w:p>
+    <w:p>
+      <w:pPr>
+        <w:spacing w:before="80" w:after="80"/>
+        <w:ind w:left="567"/>
+        <w:pBdr>
+          <w:left w:val="single" w:sz="12" w:space="8" w:color="1A478A"/>
+        </w:pBdr>
+      </w:pPr>
+      <w:r>
+        <w:rPr>
+          <w:i/>
+          <w:color w:val="666666"/>
+        </w:rPr>
+        <w:t>不需要和我说这些，我也懂医疗业务</w:t>
+      </w:r>
+    </w:p>
+    <w:p>
+      <w:pPr>
+        <w:spacing w:after="120" w:line="312" w:lineRule="auto"/>
+      </w:pPr>
+      <w:r>
+        <w:t>16:49:09 | Sean.P：</w:t>
+      </w:r>
+    </w:p>
+    <w:p>
+      <w:pPr>
+        <w:spacing w:before="80" w:after="80"/>
+        <w:ind w:left="567"/>
+        <w:pBdr>
+          <w:left w:val="single" w:sz="12" w:space="8" w:color="1A478A"/>
+        </w:pBdr>
+      </w:pPr>
+      <w:r>
+        <w:rPr>
+          <w:i/>
+          <w:color w:val="666666"/>
+        </w:rPr>
+        <w:t>在患者麻醉后没有完全苏醒，精神模糊状态，你们的医院医疗人员推荐院外的这种服务本身就是违规的，而且存在虚假诱导购买的服务本身也是不合法的。而且你们的二类医疗器械证根本不包含子宫修复等功能。</w:t>
+      </w:r>
+    </w:p>
+    <w:p>
+      <w:pPr>
+        <w:spacing w:after="120" w:line="312" w:lineRule="auto"/>
+      </w:pPr>
+      <w:r>
+        <w:t>17:01:51 | 客服耀耀：</w:t>
+      </w:r>
+    </w:p>
+    <w:p>
+      <w:pPr>
+        <w:spacing w:before="80" w:after="80"/>
+        <w:ind w:left="567"/>
+        <w:pBdr>
+          <w:left w:val="single" w:sz="12" w:space="8" w:color="1A478A"/>
+        </w:pBdr>
+      </w:pPr>
+      <w:r>
+        <w:rPr>
+          <w:i/>
+          <w:color w:val="666666"/>
+        </w:rPr>
+        <w:t>亲，我看了一下您的后台数据，您还没有进行理疗，如果您觉得这款设备不太适配您的自身情况，如果您近期还会到医院的话，可以现场归还设备，若不方便，也可以寄回指定地址（我们出运费），我和公司能申请到的最大权限，就是给您全额退费处理😊</w:t>
+      </w:r>
+    </w:p>
+    <w:p>
+      <w:pPr>
+        <w:spacing w:after="120" w:line="312" w:lineRule="auto"/>
+      </w:pPr>
+      <w:r>
+        <w:t>（以上为服务群内公开对话记录，由系统自动留存。完整原始记录可随时提供。）</w:t>
+      </w:r>
+    </w:p>
+    <w:p>
+      <w:pPr>
+        <w:spacing w:before="120" w:after="120"/>
       </w:pPr>
       <w:r>
         <w:rPr>
@@ -2728,45 +2386,111 @@
     </w:p>
     <w:p>
       <w:pPr>
-        <w:spacing w:before="120"/>
-        <w:jc w:val="right"/>
+        <w:spacing w:before="80" w:after="80"/>
+        <w:ind w:left="567"/>
+        <w:pBdr>
+          <w:left w:val="single" w:sz="12" w:space="8" w:color="1A478A"/>
+        </w:pBdr>
       </w:pPr>
       <w:r>
         <w:rPr>
-          <w:rFonts w:ascii="微软雅黑" w:hAnsi="微软雅黑" w:eastAsia="微软雅黑"/>
-          <w:sz w:val="22"/>
+          <w:i/>
+          <w:color w:val="666666"/>
         </w:rPr>
+        <w:t>附件：</w:t>
+      </w:r>
+    </w:p>
+    <w:p>
+      <w:pPr>
+        <w:spacing w:before="80" w:after="80"/>
+        <w:ind w:left="567"/>
+        <w:pBdr>
+          <w:left w:val="single" w:sz="12" w:space="8" w:color="1A478A"/>
+        </w:pBdr>
+      </w:pPr>
+      <w:r>
+        <w:rPr>
+          <w:i/>
+          <w:color w:val="666666"/>
+        </w:rPr>
+        <w:t>1. 《关于生物刺激反馈仪可用于子宫复旧治疗的说明函》</w:t>
+      </w:r>
+    </w:p>
+    <w:p>
+      <w:pPr>
+        <w:spacing w:before="80" w:after="80"/>
+        <w:ind w:left="567"/>
+        <w:pBdr>
+          <w:left w:val="single" w:sz="12" w:space="8" w:color="1A478A"/>
+        </w:pBdr>
+      </w:pPr>
+      <w:r>
+        <w:rPr>
+          <w:i/>
+          <w:color w:val="666666"/>
+        </w:rPr>
+        <w:t>2. 广州圆医生物科技有限公司《医疗器械注册证》（粤械注准20222090876）复印件</w:t>
+      </w:r>
+    </w:p>
+    <w:p>
+      <w:pPr>
+        <w:spacing w:before="80" w:after="80"/>
+        <w:ind w:left="567"/>
+        <w:pBdr>
+          <w:left w:val="single" w:sz="12" w:space="8" w:color="1A478A"/>
+        </w:pBdr>
+      </w:pPr>
+      <w:r>
+        <w:rPr>
+          <w:i/>
+          <w:color w:val="666666"/>
+        </w:rPr>
+        <w:t>3. 医院与圆爱康服务合作协议（摘要）</w:t>
+      </w:r>
+    </w:p>
+    <w:p>
+      <w:pPr>
+        <w:spacing w:before="80" w:after="80"/>
+        <w:ind w:left="567"/>
+        <w:pBdr>
+          <w:left w:val="single" w:sz="12" w:space="8" w:color="1A478A"/>
+        </w:pBdr>
+      </w:pPr>
+      <w:r>
+        <w:rPr>
+          <w:i/>
+          <w:color w:val="666666"/>
+        </w:rPr>
+        <w:t>4. 服务群聊天记录完整截图</w:t>
+      </w:r>
+    </w:p>
+    <w:p>
+      <w:pPr>
+        <w:spacing w:after="120" w:line="312" w:lineRule="auto"/>
+      </w:pPr>
+      <w:r>
         <w:t>[医院名称]（盖章）</w:t>
       </w:r>
     </w:p>
     <w:p>
       <w:pPr>
-        <w:jc w:val="right"/>
+        <w:spacing w:after="120" w:line="312" w:lineRule="auto"/>
       </w:pPr>
       <w:r>
-        <w:rPr>
-          <w:rFonts w:ascii="微软雅黑" w:hAnsi="微软雅黑" w:eastAsia="微软雅黑"/>
-          <w:sz w:val="22"/>
-        </w:rPr>
         <w:t>广州圆爱康生物科技有限公司（盖章）</w:t>
       </w:r>
     </w:p>
     <w:p>
       <w:pPr>
-        <w:spacing w:after="120"/>
-        <w:jc w:val="right"/>
+        <w:spacing w:after="120" w:line="312" w:lineRule="auto"/>
       </w:pPr>
       <w:r>
-        <w:rPr>
-          <w:rFonts w:ascii="宋体" w:hAnsi="宋体" w:eastAsia="宋体"/>
-          <w:sz w:val="22"/>
-        </w:rPr>
-        <w:t>2026年7月14日</w:t>
+        <w:t>*2026年7月14日*</w:t>
       </w:r>
     </w:p>
     <w:sectPr>
       <w:pgSz w:w="12240" w:h="15840"/>
-      <w:pgMar w:top="1440" w:right="1440" w:bottom="1440" w:left="1440" w:header="720" w:footer="720" w:gutter="0"/>
+      <w:pgMar w:top="1440" w:right="1800" w:bottom="1440" w:left="1800" w:header="720" w:footer="720" w:gutter="0"/>
       <w:cols w:space="720"/>
       <w:docGrid w:linePitch="360"/>
     </w:sectPr>
@@ -3138,7 +2862,7 @@
     <w:qFormat/>
     <w:rsid w:val="00FC693F"/>
     <w:rPr>
-      <w:rFonts w:ascii="宋体" w:hAnsi="宋体" w:eastAsia="宋体"/>
+      <w:rFonts w:ascii="微软雅黑" w:hAnsi="微软雅黑" w:eastAsia="微软雅黑"/>
       <w:sz w:val="22"/>
     </w:rPr>
   </w:style>
@@ -3201,7 +2925,7 @@
       <w:outlineLvl w:val="0"/>
     </w:pPr>
     <w:rPr>
-      <w:rFonts w:asciiTheme="majorHAnsi" w:eastAsiaTheme="majorEastAsia" w:hAnsiTheme="majorHAnsi" w:cstheme="majorBidi"/>
+      <w:rFonts w:asciiTheme="majorHAnsi" w:eastAsiaTheme="majorEastAsia" w:hAnsiTheme="majorHAnsi" w:cstheme="majorBidi" w:eastAsia="微软雅黑"/>
       <w:b/>
       <w:bCs/>
       <w:color w:val="365F91" w:themeColor="accent1" w:themeShade="BF"/>
@@ -3225,7 +2949,7 @@
       <w:outlineLvl w:val="1"/>
     </w:pPr>
     <w:rPr>
-      <w:rFonts w:asciiTheme="majorHAnsi" w:eastAsiaTheme="majorEastAsia" w:hAnsiTheme="majorHAnsi" w:cstheme="majorBidi"/>
+      <w:rFonts w:asciiTheme="majorHAnsi" w:eastAsiaTheme="majorEastAsia" w:hAnsiTheme="majorHAnsi" w:cstheme="majorBidi" w:eastAsia="微软雅黑"/>
       <w:b/>
       <w:bCs/>
       <w:color w:val="4F81BD" w:themeColor="accent1"/>
@@ -3249,7 +2973,7 @@
       <w:outlineLvl w:val="2"/>
     </w:pPr>
     <w:rPr>
-      <w:rFonts w:asciiTheme="majorHAnsi" w:eastAsiaTheme="majorEastAsia" w:hAnsiTheme="majorHAnsi" w:cstheme="majorBidi"/>
+      <w:rFonts w:asciiTheme="majorHAnsi" w:eastAsiaTheme="majorEastAsia" w:hAnsiTheme="majorHAnsi" w:cstheme="majorBidi" w:eastAsia="微软雅黑"/>
       <w:b/>
       <w:bCs/>
       <w:color w:val="4F81BD" w:themeColor="accent1"/>
@@ -3272,7 +2996,7 @@
       <w:outlineLvl w:val="3"/>
     </w:pPr>
     <w:rPr>
-      <w:rFonts w:asciiTheme="majorHAnsi" w:eastAsiaTheme="majorEastAsia" w:hAnsiTheme="majorHAnsi" w:cstheme="majorBidi"/>
+      <w:rFonts w:asciiTheme="majorHAnsi" w:eastAsiaTheme="majorEastAsia" w:hAnsiTheme="majorHAnsi" w:cstheme="majorBidi" w:eastAsia="微软雅黑"/>
       <w:b/>
       <w:bCs/>
       <w:i/>
